--- a/Uban System Documents/章節性文件/Chapter 9.docx
+++ b/Uban System Documents/章節性文件/Chapter 9.docx
@@ -8216,7 +8216,7 @@
                 <w:color w:val="212529"/>
                 <w:lang w:eastAsia="zh-TW"/>
               </w:rPr>
-              <w:t>優伴</w:t>
+              <w:t>Uban</w:t>
             </w:r>
             <w:proofErr w:type="gramEnd"/>
             <w:r>

--- a/Uban System Documents/章節性文件/Chapter 9.docx
+++ b/Uban System Documents/章節性文件/Chapter 9.docx
@@ -4657,11 +4657,6 @@
       </w:r>
     </w:p>
     <w:p>
-      <w:r>
-        <w:br w:type="page"/>
-      </w:r>
-    </w:p>
-    <w:p>
       <w:pPr>
         <w:keepNext/>
         <w:spacing w:before="120" w:after="40"/>
@@ -4819,9 +4814,7 @@
         </w:tc>
       </w:tr>
       <w:tr>
-        <w:trPr>
-          <w:cantSplit/>
-        </w:trPr>
+        <w:trPr/>
         <w:tc>
           <w:tcPr>
             <w:tcW w:type="dxa" w:w="2016"/>
@@ -6316,9 +6309,7 @@
         </w:tc>
       </w:tr>
       <w:tr>
-        <w:trPr>
-          <w:cantSplit/>
-        </w:trPr>
+        <w:trPr/>
         <w:tc>
           <w:tcPr>
             <w:tcW w:type="dxa" w:w="2016"/>
@@ -7334,9 +7325,7 @@
         </w:tc>
       </w:tr>
       <w:tr>
-        <w:trPr>
-          <w:cantSplit/>
-        </w:trPr>
+        <w:trPr/>
         <w:tc>
           <w:tcPr>
             <w:tcW w:type="dxa" w:w="2016"/>
@@ -8212,9 +8201,7 @@
         </w:tc>
       </w:tr>
       <w:tr>
-        <w:trPr>
-          <w:cantSplit/>
-        </w:trPr>
+        <w:trPr/>
         <w:tc>
           <w:tcPr>
             <w:tcW w:type="dxa" w:w="2016"/>
@@ -9059,9 +9046,7 @@
         </w:tc>
       </w:tr>
       <w:tr>
-        <w:trPr>
-          <w:cantSplit/>
-        </w:trPr>
+        <w:trPr/>
         <w:tc>
           <w:tcPr>
             <w:tcW w:type="dxa" w:w="2016"/>
@@ -9715,9 +9700,7 @@
         </w:tc>
       </w:tr>
       <w:tr>
-        <w:trPr>
-          <w:cantSplit/>
-        </w:trPr>
+        <w:trPr/>
         <w:tc>
           <w:tcPr>
             <w:tcW w:type="dxa" w:w="2016"/>
@@ -10415,9 +10398,7 @@
         </w:tc>
       </w:tr>
       <w:tr>
-        <w:trPr>
-          <w:cantSplit/>
-        </w:trPr>
+        <w:trPr/>
         <w:tc>
           <w:tcPr>
             <w:tcW w:type="dxa" w:w="2016"/>
@@ -11175,9 +11156,7 @@
         </w:tc>
       </w:tr>
       <w:tr>
-        <w:trPr>
-          <w:cantSplit/>
-        </w:trPr>
+        <w:trPr/>
         <w:tc>
           <w:tcPr>
             <w:tcW w:type="dxa" w:w="2016"/>

--- a/Uban System Documents/章節性文件/Chapter 9.docx
+++ b/Uban System Documents/章節性文件/Chapter 9.docx
@@ -6932,1376 +6932,54 @@
           </w:tcPr>
           <w:p>
             <w:pPr>
-              <w:spacing w:before="0" w:after="0" w:lineRule="exact" w:line="440" w:afterLines="0" w:beforeLines="0"/>
-              <w:jc w:val="left"/>
+              <w:spacing w:line="360" w:lineRule="exact" w:before="0" w:after="0"/>
             </w:pPr>
             <w:r>
               <w:rPr>
-                <w:b w:val="0"/>
-                <w:color w:val="000000"/>
-                <w:sz w:val="28"/>
-                <w:rFonts w:ascii="Times New Roman" w:hAnsi="Times New Roman" w:eastAsia="標楷體" w:cs="Times New Roman"/>
                 <w:rFonts w:ascii="Times New Roman" w:hAnsi="Times New Roman" w:eastAsia="標楷體"/>
+                <w:sz w:val="24"/>
               </w:rPr>
-              <w:t>// 檔案來源: mobile_app/lib/screens/widgets/google_assistant_overlay.dart</w:t>
-            </w:r>
-          </w:p>
-          <w:p>
-            <w:pPr>
-              <w:spacing w:before="0" w:after="0" w:lineRule="exact" w:line="440" w:afterLines="0" w:beforeLines="0"/>
-              <w:jc w:val="left"/>
-            </w:pPr>
-            <w:r>
-              <w:rPr>
-                <w:b w:val="0"/>
-                <w:color w:val="000000"/>
-                <w:sz w:val="28"/>
-                <w:rFonts w:ascii="Times New Roman" w:hAnsi="Times New Roman" w:eastAsia="標楷體" w:cs="Times New Roman"/>
-                <w:rFonts w:ascii="Times New Roman" w:hAnsi="Times New Roman" w:eastAsia="標楷體"/>
-              </w:rPr>
-              <w:t>// 模組功能: 長者端語音指令即時辨識與確認彈窗覆蓋層</w:t>
-            </w:r>
-          </w:p>
-          <w:p>
-            <w:pPr>
-              <w:spacing w:before="0" w:after="0" w:lineRule="exact" w:line="440" w:afterLines="0" w:beforeLines="0"/>
-              <w:jc w:val="left"/>
-            </w:pPr>
-            <w:r>
-              <w:rPr>
-                <w:b w:val="0"/>
-                <w:color w:val="000000"/>
-                <w:sz w:val="28"/>
-                <w:rFonts w:ascii="Times New Roman" w:hAnsi="Times New Roman" w:eastAsia="標楷體" w:cs="Times New Roman"/>
-                <w:rFonts w:ascii="Times New Roman" w:hAnsi="Times New Roman" w:eastAsia="標楷體"/>
-              </w:rPr>
-              <w:t>class GoogleAssistantOverlay extends StatelessWidget { // 定義無狀態之語音覆蓋層元件</w:t>
-            </w:r>
-          </w:p>
-          <w:p>
-            <w:pPr>
-              <w:spacing w:before="0" w:after="0" w:lineRule="exact" w:line="440" w:afterLines="0" w:beforeLines="0"/>
-              <w:jc w:val="left"/>
-            </w:pPr>
-            <w:r>
-              <w:rPr>
-                <w:b w:val="0"/>
-                <w:color w:val="000000"/>
-                <w:sz w:val="28"/>
-                <w:rFonts w:ascii="Times New Roman" w:hAnsi="Times New Roman" w:eastAsia="標楷體" w:cs="Times New Roman"/>
-                <w:rFonts w:ascii="Times New Roman" w:hAnsi="Times New Roman" w:eastAsia="標楷體"/>
-              </w:rPr>
-              <w:t xml:space="preserve">  final String recognizedText; // 接收語音辨識引擎即時識別出之文字字串</w:t>
-            </w:r>
-          </w:p>
-          <w:p>
-            <w:pPr>
-              <w:spacing w:before="0" w:after="0" w:lineRule="exact" w:line="440" w:afterLines="0" w:beforeLines="0"/>
-              <w:jc w:val="left"/>
-            </w:pPr>
-            <w:r>
-              <w:rPr>
-                <w:b w:val="0"/>
-                <w:color w:val="000000"/>
-                <w:sz w:val="28"/>
-                <w:rFonts w:ascii="Times New Roman" w:hAnsi="Times New Roman" w:eastAsia="標楷體" w:cs="Times New Roman"/>
-                <w:rFonts w:ascii="Times New Roman" w:hAnsi="Times New Roman" w:eastAsia="標楷體"/>
-              </w:rPr>
-              <w:t xml:space="preserve">  final VoidCallback onConfirm; // 使用者點選確認送出時觸發之回呼函式</w:t>
-            </w:r>
-          </w:p>
-          <w:p>
-            <w:pPr>
-              <w:spacing w:before="0" w:after="0" w:lineRule="exact" w:line="440" w:afterLines="0" w:beforeLines="0"/>
-              <w:jc w:val="left"/>
-            </w:pPr>
-            <w:r>
-              <w:rPr>
-                <w:b w:val="0"/>
-                <w:color w:val="000000"/>
-                <w:sz w:val="28"/>
-                <w:rFonts w:ascii="Times New Roman" w:hAnsi="Times New Roman" w:eastAsia="標楷體" w:cs="Times New Roman"/>
-                <w:rFonts w:ascii="Times New Roman" w:hAnsi="Times New Roman" w:eastAsia="標楷體"/>
-              </w:rPr>
-              <w:t xml:space="preserve">  final VoidCallback onCancel; // 使用者點選取消重說時觸發之回呼函式</w:t>
-            </w:r>
-          </w:p>
-          <w:p>
-            <w:pPr>
-              <w:spacing w:before="0" w:after="0" w:lineRule="exact" w:line="440" w:afterLines="0" w:beforeLines="0"/>
-              <w:jc w:val="left"/>
-            </w:pPr>
-            <w:r>
-              <w:rPr>
-                <w:b w:val="0"/>
-                <w:color w:val="000000"/>
-                <w:sz w:val="28"/>
-                <w:rFonts w:ascii="Times New Roman" w:hAnsi="Times New Roman" w:eastAsia="標楷體" w:cs="Times New Roman"/>
-                <w:rFonts w:ascii="Times New Roman" w:hAnsi="Times New Roman" w:eastAsia="標楷體"/>
-              </w:rPr>
-            </w:r>
-          </w:p>
-          <w:p>
-            <w:pPr>
-              <w:spacing w:before="0" w:after="0" w:lineRule="exact" w:line="440" w:afterLines="0" w:beforeLines="0"/>
-              <w:jc w:val="left"/>
-            </w:pPr>
-            <w:r>
-              <w:rPr>
-                <w:b w:val="0"/>
-                <w:color w:val="000000"/>
-                <w:sz w:val="28"/>
-                <w:rFonts w:ascii="Times New Roman" w:hAnsi="Times New Roman" w:eastAsia="標楷體" w:cs="Times New Roman"/>
-                <w:rFonts w:ascii="Times New Roman" w:hAnsi="Times New Roman" w:eastAsia="標楷體"/>
-              </w:rPr>
-              <w:t xml:space="preserve">  const GoogleAssistantOverlay({ // 建構函式並宣告必要參數</w:t>
-            </w:r>
-          </w:p>
-          <w:p>
-            <w:pPr>
-              <w:spacing w:before="0" w:after="0" w:lineRule="exact" w:line="440" w:afterLines="0" w:beforeLines="0"/>
-              <w:jc w:val="left"/>
-            </w:pPr>
-            <w:r>
-              <w:rPr>
-                <w:b w:val="0"/>
-                <w:color w:val="000000"/>
-                <w:sz w:val="28"/>
-                <w:rFonts w:ascii="Times New Roman" w:hAnsi="Times New Roman" w:eastAsia="標楷體" w:cs="Times New Roman"/>
-                <w:rFonts w:ascii="Times New Roman" w:hAnsi="Times New Roman" w:eastAsia="標楷體"/>
-              </w:rPr>
-              <w:t xml:space="preserve">    super.key, // 傳遞 Flutter 元件識別鍵</w:t>
-            </w:r>
-          </w:p>
-          <w:p>
-            <w:pPr>
-              <w:spacing w:before="0" w:after="0" w:lineRule="exact" w:line="440" w:afterLines="0" w:beforeLines="0"/>
-              <w:jc w:val="left"/>
-            </w:pPr>
-            <w:r>
-              <w:rPr>
-                <w:b w:val="0"/>
-                <w:color w:val="000000"/>
-                <w:sz w:val="28"/>
-                <w:rFonts w:ascii="Times New Roman" w:hAnsi="Times New Roman" w:eastAsia="標楷體" w:cs="Times New Roman"/>
-                <w:rFonts w:ascii="Times New Roman" w:hAnsi="Times New Roman" w:eastAsia="標楷體"/>
-              </w:rPr>
-              <w:t xml:space="preserve">    required this.recognizedText, // 綁定即時語音辨識文字內容</w:t>
-            </w:r>
-          </w:p>
-          <w:p>
-            <w:pPr>
-              <w:spacing w:before="0" w:after="0" w:lineRule="exact" w:line="440" w:afterLines="0" w:beforeLines="0"/>
-              <w:jc w:val="left"/>
-            </w:pPr>
-            <w:r>
-              <w:rPr>
-                <w:b w:val="0"/>
-                <w:color w:val="000000"/>
-                <w:sz w:val="28"/>
-                <w:rFonts w:ascii="Times New Roman" w:hAnsi="Times New Roman" w:eastAsia="標楷體" w:cs="Times New Roman"/>
-                <w:rFonts w:ascii="Times New Roman" w:hAnsi="Times New Roman" w:eastAsia="標楷體"/>
-              </w:rPr>
-              <w:t xml:space="preserve">    required this.onConfirm, // 綁定確認事件執行方法</w:t>
-            </w:r>
-          </w:p>
-          <w:p>
-            <w:pPr>
-              <w:spacing w:before="0" w:after="0" w:lineRule="exact" w:line="440" w:afterLines="0" w:beforeLines="0"/>
-              <w:jc w:val="left"/>
-            </w:pPr>
-            <w:r>
-              <w:rPr>
-                <w:b w:val="0"/>
-                <w:color w:val="000000"/>
-                <w:sz w:val="28"/>
-                <w:rFonts w:ascii="Times New Roman" w:hAnsi="Times New Roman" w:eastAsia="標楷體" w:cs="Times New Roman"/>
-                <w:rFonts w:ascii="Times New Roman" w:hAnsi="Times New Roman" w:eastAsia="標楷體"/>
-              </w:rPr>
-              <w:t xml:space="preserve">    required this.onCancel, // 綁定取消事件執行方法</w:t>
-            </w:r>
-          </w:p>
-          <w:p>
-            <w:pPr>
-              <w:spacing w:before="0" w:after="0" w:lineRule="exact" w:line="440" w:afterLines="0" w:beforeLines="0"/>
-              <w:jc w:val="left"/>
-            </w:pPr>
-            <w:r>
-              <w:rPr>
-                <w:b w:val="0"/>
-                <w:color w:val="000000"/>
-                <w:sz w:val="28"/>
-                <w:rFonts w:ascii="Times New Roman" w:hAnsi="Times New Roman" w:eastAsia="標楷體" w:cs="Times New Roman"/>
-                <w:rFonts w:ascii="Times New Roman" w:hAnsi="Times New Roman" w:eastAsia="標楷體"/>
-              </w:rPr>
-              <w:t xml:space="preserve">  }); // 建構函式宣告結束</w:t>
-            </w:r>
-          </w:p>
-          <w:p>
-            <w:pPr>
-              <w:spacing w:before="0" w:after="0" w:lineRule="exact" w:line="440" w:afterLines="0" w:beforeLines="0"/>
-              <w:jc w:val="left"/>
-            </w:pPr>
-            <w:r>
-              <w:rPr>
-                <w:b w:val="0"/>
-                <w:color w:val="000000"/>
-                <w:sz w:val="28"/>
-                <w:rFonts w:ascii="Times New Roman" w:hAnsi="Times New Roman" w:eastAsia="標楷體" w:cs="Times New Roman"/>
-                <w:rFonts w:ascii="Times New Roman" w:hAnsi="Times New Roman" w:eastAsia="標楷體"/>
-              </w:rPr>
-            </w:r>
-          </w:p>
-          <w:p>
-            <w:pPr>
-              <w:spacing w:before="0" w:after="0" w:lineRule="exact" w:line="440" w:afterLines="0" w:beforeLines="0"/>
-              <w:jc w:val="left"/>
-            </w:pPr>
-            <w:r>
-              <w:rPr>
-                <w:b w:val="0"/>
-                <w:color w:val="000000"/>
-                <w:sz w:val="28"/>
-                <w:rFonts w:ascii="Times New Roman" w:hAnsi="Times New Roman" w:eastAsia="標楷體" w:cs="Times New Roman"/>
-                <w:rFonts w:ascii="Times New Roman" w:hAnsi="Times New Roman" w:eastAsia="標楷體"/>
-              </w:rPr>
-              <w:t xml:space="preserve">  @override // 覆寫介面渲染建構方法</w:t>
-            </w:r>
-          </w:p>
-          <w:p>
-            <w:pPr>
-              <w:spacing w:before="0" w:after="0" w:lineRule="exact" w:line="440" w:afterLines="0" w:beforeLines="0"/>
-              <w:jc w:val="left"/>
-            </w:pPr>
-            <w:r>
-              <w:rPr>
-                <w:b w:val="0"/>
-                <w:color w:val="000000"/>
-                <w:sz w:val="28"/>
-                <w:rFonts w:ascii="Times New Roman" w:hAnsi="Times New Roman" w:eastAsia="標楷體" w:cs="Times New Roman"/>
-                <w:rFonts w:ascii="Times New Roman" w:hAnsi="Times New Roman" w:eastAsia="標楷體"/>
-              </w:rPr>
-              <w:t xml:space="preserve">  Widget build(BuildContext context) { // 建構覆蓋層視覺樹</w:t>
-            </w:r>
-          </w:p>
-          <w:p>
-            <w:pPr>
-              <w:spacing w:before="0" w:after="0" w:lineRule="exact" w:line="440" w:afterLines="0" w:beforeLines="0"/>
-              <w:jc w:val="left"/>
-            </w:pPr>
-            <w:r>
-              <w:rPr>
-                <w:b w:val="0"/>
-                <w:color w:val="000000"/>
-                <w:sz w:val="28"/>
-                <w:rFonts w:ascii="Times New Roman" w:hAnsi="Times New Roman" w:eastAsia="標楷體" w:cs="Times New Roman"/>
-                <w:rFonts w:ascii="Times New Roman" w:hAnsi="Times New Roman" w:eastAsia="標楷體"/>
-              </w:rPr>
-              <w:t xml:space="preserve">    return Material( // 使用 Material 風格作為畫布底層</w:t>
-            </w:r>
-          </w:p>
-          <w:p>
-            <w:pPr>
-              <w:spacing w:before="0" w:after="0" w:lineRule="exact" w:line="440" w:afterLines="0" w:beforeLines="0"/>
-              <w:jc w:val="left"/>
-            </w:pPr>
-            <w:r>
-              <w:rPr>
-                <w:b w:val="0"/>
-                <w:color w:val="000000"/>
-                <w:sz w:val="28"/>
-                <w:rFonts w:ascii="Times New Roman" w:hAnsi="Times New Roman" w:eastAsia="標楷體" w:cs="Times New Roman"/>
-                <w:rFonts w:ascii="Times New Roman" w:hAnsi="Times New Roman" w:eastAsia="標楷體"/>
-              </w:rPr>
-              <w:t xml:space="preserve">      color: Colors.black.withOpacity(0.65), // 採用 65% 半透明黑色遮罩聚焦長者注意力</w:t>
-            </w:r>
-          </w:p>
-          <w:p>
-            <w:pPr>
-              <w:spacing w:before="0" w:after="0" w:lineRule="exact" w:line="440" w:afterLines="0" w:beforeLines="0"/>
-              <w:jc w:val="left"/>
-            </w:pPr>
-            <w:r>
-              <w:rPr>
-                <w:b w:val="0"/>
-                <w:color w:val="000000"/>
-                <w:sz w:val="28"/>
-                <w:rFonts w:ascii="Times New Roman" w:hAnsi="Times New Roman" w:eastAsia="標楷體" w:cs="Times New Roman"/>
-                <w:rFonts w:ascii="Times New Roman" w:hAnsi="Times New Roman" w:eastAsia="標楷體"/>
-              </w:rPr>
-              <w:t xml:space="preserve">      child: Center( // 將彈窗主體置中呈現於手機或平板螢幕中央</w:t>
-            </w:r>
-          </w:p>
-          <w:p>
-            <w:pPr>
-              <w:spacing w:before="0" w:after="0" w:lineRule="exact" w:line="440" w:afterLines="0" w:beforeLines="0"/>
-              <w:jc w:val="left"/>
-            </w:pPr>
-            <w:r>
-              <w:rPr>
-                <w:b w:val="0"/>
-                <w:color w:val="000000"/>
-                <w:sz w:val="28"/>
-                <w:rFonts w:ascii="Times New Roman" w:hAnsi="Times New Roman" w:eastAsia="標楷體" w:cs="Times New Roman"/>
-                <w:rFonts w:ascii="Times New Roman" w:hAnsi="Times New Roman" w:eastAsia="標楷體"/>
-              </w:rPr>
-              <w:t xml:space="preserve">        child: Container( // 建立高對比圓角提示卡片容器</w:t>
-            </w:r>
-          </w:p>
-          <w:p>
-            <w:pPr>
-              <w:spacing w:before="0" w:after="0" w:lineRule="exact" w:line="440" w:afterLines="0" w:beforeLines="0"/>
-              <w:jc w:val="left"/>
-            </w:pPr>
-            <w:r>
-              <w:rPr>
-                <w:b w:val="0"/>
-                <w:color w:val="000000"/>
-                <w:sz w:val="28"/>
-                <w:rFonts w:ascii="Times New Roman" w:hAnsi="Times New Roman" w:eastAsia="標楷體" w:cs="Times New Roman"/>
-                <w:rFonts w:ascii="Times New Roman" w:hAnsi="Times New Roman" w:eastAsia="標楷體"/>
-              </w:rPr>
-              <w:t xml:space="preserve">          margin: const EdgeInsets.symmetric(horizontal: 24), // 設定水平外距保持邊界餘裕</w:t>
-            </w:r>
-          </w:p>
-          <w:p>
-            <w:pPr>
-              <w:spacing w:before="0" w:after="0" w:lineRule="exact" w:line="440" w:afterLines="0" w:beforeLines="0"/>
-              <w:jc w:val="left"/>
-            </w:pPr>
-            <w:r>
-              <w:rPr>
-                <w:b w:val="0"/>
-                <w:color w:val="000000"/>
-                <w:sz w:val="28"/>
-                <w:rFonts w:ascii="Times New Roman" w:hAnsi="Times New Roman" w:eastAsia="標楷體" w:cs="Times New Roman"/>
-                <w:rFonts w:ascii="Times New Roman" w:hAnsi="Times New Roman" w:eastAsia="標楷體"/>
-              </w:rPr>
-              <w:t xml:space="preserve">          padding: const EdgeInsets.all(24), // 設定內部填充留白避免文字擁擠</w:t>
-            </w:r>
-          </w:p>
-          <w:p>
-            <w:pPr>
-              <w:spacing w:before="0" w:after="0" w:lineRule="exact" w:line="440" w:afterLines="0" w:beforeLines="0"/>
-              <w:jc w:val="left"/>
-            </w:pPr>
-            <w:r>
-              <w:rPr>
-                <w:b w:val="0"/>
-                <w:color w:val="000000"/>
-                <w:sz w:val="28"/>
-                <w:rFonts w:ascii="Times New Roman" w:hAnsi="Times New Roman" w:eastAsia="標楷體" w:cs="Times New Roman"/>
-                <w:rFonts w:ascii="Times New Roman" w:hAnsi="Times New Roman" w:eastAsia="標楷體"/>
-              </w:rPr>
-              <w:t xml:space="preserve">          decoration: BoxDecoration( // 裝飾提示卡片外觀</w:t>
-            </w:r>
-          </w:p>
-          <w:p>
-            <w:pPr>
-              <w:spacing w:before="0" w:after="0" w:lineRule="exact" w:line="440" w:afterLines="0" w:beforeLines="0"/>
-              <w:jc w:val="left"/>
-            </w:pPr>
-            <w:r>
-              <w:rPr>
-                <w:b w:val="0"/>
-                <w:color w:val="000000"/>
-                <w:sz w:val="28"/>
-                <w:rFonts w:ascii="Times New Roman" w:hAnsi="Times New Roman" w:eastAsia="標楷體" w:cs="Times New Roman"/>
-                <w:rFonts w:ascii="Times New Roman" w:hAnsi="Times New Roman" w:eastAsia="標楷體"/>
-              </w:rPr>
-              <w:t xml:space="preserve">            color: Colors.white, // 設定卡片底色為明亮純白確保文字對比度</w:t>
-            </w:r>
-          </w:p>
-          <w:p>
-            <w:pPr>
-              <w:spacing w:before="0" w:after="0" w:lineRule="exact" w:line="440" w:afterLines="0" w:beforeLines="0"/>
-              <w:jc w:val="left"/>
-            </w:pPr>
-            <w:r>
-              <w:rPr>
-                <w:b w:val="0"/>
-                <w:color w:val="000000"/>
-                <w:sz w:val="28"/>
-                <w:rFonts w:ascii="Times New Roman" w:hAnsi="Times New Roman" w:eastAsia="標楷體" w:cs="Times New Roman"/>
-                <w:rFonts w:ascii="Times New Roman" w:hAnsi="Times New Roman" w:eastAsia="標楷體"/>
-              </w:rPr>
-              <w:t xml:space="preserve">            borderRadius: BorderRadius.circular(24), // 設置 24 像素大圓角符合親和設計</w:t>
-            </w:r>
-          </w:p>
-          <w:p>
-            <w:pPr>
-              <w:spacing w:before="0" w:after="0" w:lineRule="exact" w:line="440" w:afterLines="0" w:beforeLines="0"/>
-              <w:jc w:val="left"/>
-            </w:pPr>
-            <w:r>
-              <w:rPr>
-                <w:b w:val="0"/>
-                <w:color w:val="000000"/>
-                <w:sz w:val="28"/>
-                <w:rFonts w:ascii="Times New Roman" w:hAnsi="Times New Roman" w:eastAsia="標楷體" w:cs="Times New Roman"/>
-                <w:rFonts w:ascii="Times New Roman" w:hAnsi="Times New Roman" w:eastAsia="標楷體"/>
-              </w:rPr>
-              <w:t xml:space="preserve">            boxShadow: [ // 加入柔和陰影增加介面層級景深感</w:t>
-            </w:r>
-          </w:p>
-          <w:p>
-            <w:pPr>
-              <w:spacing w:before="0" w:after="0" w:lineRule="exact" w:line="440" w:afterLines="0" w:beforeLines="0"/>
-              <w:jc w:val="left"/>
-            </w:pPr>
-            <w:r>
-              <w:rPr>
-                <w:b w:val="0"/>
-                <w:color w:val="000000"/>
-                <w:sz w:val="28"/>
-                <w:rFonts w:ascii="Times New Roman" w:hAnsi="Times New Roman" w:eastAsia="標楷體" w:cs="Times New Roman"/>
-                <w:rFonts w:ascii="Times New Roman" w:hAnsi="Times New Roman" w:eastAsia="標楷體"/>
-              </w:rPr>
-              <w:t xml:space="preserve">              BoxShadow( // 設定陰影參數</w:t>
-            </w:r>
-          </w:p>
-          <w:p>
-            <w:pPr>
-              <w:spacing w:before="0" w:after="0" w:lineRule="exact" w:line="440" w:afterLines="0" w:beforeLines="0"/>
-              <w:jc w:val="left"/>
-            </w:pPr>
-            <w:r>
-              <w:rPr>
-                <w:b w:val="0"/>
-                <w:color w:val="000000"/>
-                <w:sz w:val="28"/>
-                <w:rFonts w:ascii="Times New Roman" w:hAnsi="Times New Roman" w:eastAsia="標楷體" w:cs="Times New Roman"/>
-                <w:rFonts w:ascii="Times New Roman" w:hAnsi="Times New Roman" w:eastAsia="標楷體"/>
-              </w:rPr>
-              <w:t xml:space="preserve">                color: Colors.black.withOpacity(0.2), // 設定 20% 濃稠度之投影色彩</w:t>
-            </w:r>
-          </w:p>
-          <w:p>
-            <w:pPr>
-              <w:spacing w:before="0" w:after="0" w:lineRule="exact" w:line="440" w:afterLines="0" w:beforeLines="0"/>
-              <w:jc w:val="left"/>
-            </w:pPr>
-            <w:r>
-              <w:rPr>
-                <w:b w:val="0"/>
-                <w:color w:val="000000"/>
-                <w:sz w:val="28"/>
-                <w:rFonts w:ascii="Times New Roman" w:hAnsi="Times New Roman" w:eastAsia="標楷體" w:cs="Times New Roman"/>
-                <w:rFonts w:ascii="Times New Roman" w:hAnsi="Times New Roman" w:eastAsia="標楷體"/>
-              </w:rPr>
-              <w:t xml:space="preserve">                blurRadius: 16, // 設定高模糊半徑營造自然光暈效果</w:t>
-            </w:r>
-          </w:p>
-          <w:p>
-            <w:pPr>
-              <w:spacing w:before="0" w:after="0" w:lineRule="exact" w:line="440" w:afterLines="0" w:beforeLines="0"/>
-              <w:jc w:val="left"/>
-            </w:pPr>
-            <w:r>
-              <w:rPr>
-                <w:b w:val="0"/>
-                <w:color w:val="000000"/>
-                <w:sz w:val="28"/>
-                <w:rFonts w:ascii="Times New Roman" w:hAnsi="Times New Roman" w:eastAsia="標楷體" w:cs="Times New Roman"/>
-                <w:rFonts w:ascii="Times New Roman" w:hAnsi="Times New Roman" w:eastAsia="標楷體"/>
-              </w:rPr>
-              <w:t xml:space="preserve">                offset: const Offset(0, 8), // 陰影垂直下移 8 像素符合上方光源</w:t>
-            </w:r>
-          </w:p>
-          <w:p>
-            <w:pPr>
-              <w:spacing w:before="0" w:after="0" w:lineRule="exact" w:line="440" w:afterLines="0" w:beforeLines="0"/>
-              <w:jc w:val="left"/>
-            </w:pPr>
-            <w:r>
-              <w:rPr>
-                <w:b w:val="0"/>
-                <w:color w:val="000000"/>
-                <w:sz w:val="28"/>
-                <w:rFonts w:ascii="Times New Roman" w:hAnsi="Times New Roman" w:eastAsia="標楷體" w:cs="Times New Roman"/>
-                <w:rFonts w:ascii="Times New Roman" w:hAnsi="Times New Roman" w:eastAsia="標楷體"/>
-              </w:rPr>
-              <w:t xml:space="preserve">              ), // 陰影物件設定完畢</w:t>
-            </w:r>
-          </w:p>
-          <w:p>
-            <w:pPr>
-              <w:spacing w:before="0" w:after="0" w:lineRule="exact" w:line="440" w:afterLines="0" w:beforeLines="0"/>
-              <w:jc w:val="left"/>
-            </w:pPr>
-            <w:r>
-              <w:rPr>
-                <w:b w:val="0"/>
-                <w:color w:val="000000"/>
-                <w:sz w:val="28"/>
-                <w:rFonts w:ascii="Times New Roman" w:hAnsi="Times New Roman" w:eastAsia="標楷體" w:cs="Times New Roman"/>
-                <w:rFonts w:ascii="Times New Roman" w:hAnsi="Times New Roman" w:eastAsia="標楷體"/>
-              </w:rPr>
-              <w:t xml:space="preserve">            ], // 陰影清單設定結束</w:t>
-            </w:r>
-          </w:p>
-          <w:p>
-            <w:pPr>
-              <w:spacing w:before="0" w:after="0" w:lineRule="exact" w:line="440" w:afterLines="0" w:beforeLines="0"/>
-              <w:jc w:val="left"/>
-            </w:pPr>
-            <w:r>
-              <w:rPr>
-                <w:b w:val="0"/>
-                <w:color w:val="000000"/>
-                <w:sz w:val="28"/>
-                <w:rFonts w:ascii="Times New Roman" w:hAnsi="Times New Roman" w:eastAsia="標楷體" w:cs="Times New Roman"/>
-                <w:rFonts w:ascii="Times New Roman" w:hAnsi="Times New Roman" w:eastAsia="標楷體"/>
-              </w:rPr>
-              <w:t xml:space="preserve">          ), // 卡片容器裝飾設定完畢</w:t>
-            </w:r>
-          </w:p>
-          <w:p>
-            <w:pPr>
-              <w:spacing w:before="0" w:after="0" w:lineRule="exact" w:line="440" w:afterLines="0" w:beforeLines="0"/>
-              <w:jc w:val="left"/>
-            </w:pPr>
-            <w:r>
-              <w:rPr>
-                <w:b w:val="0"/>
-                <w:color w:val="000000"/>
-                <w:sz w:val="28"/>
-                <w:rFonts w:ascii="Times New Roman" w:hAnsi="Times New Roman" w:eastAsia="標楷體" w:cs="Times New Roman"/>
-                <w:rFonts w:ascii="Times New Roman" w:hAnsi="Times New Roman" w:eastAsia="標楷體"/>
-              </w:rPr>
-              <w:t xml:space="preserve">          child: Column( // 採用垂直線性排列展示內容與操作按鈕</w:t>
-            </w:r>
-          </w:p>
-          <w:p>
-            <w:pPr>
-              <w:spacing w:before="0" w:after="0" w:lineRule="exact" w:line="440" w:afterLines="0" w:beforeLines="0"/>
-              <w:jc w:val="left"/>
-            </w:pPr>
-            <w:r>
-              <w:rPr>
-                <w:b w:val="0"/>
-                <w:color w:val="000000"/>
-                <w:sz w:val="28"/>
-                <w:rFonts w:ascii="Times New Roman" w:hAnsi="Times New Roman" w:eastAsia="標楷體" w:cs="Times New Roman"/>
-                <w:rFonts w:ascii="Times New Roman" w:hAnsi="Times New Roman" w:eastAsia="標楷體"/>
-              </w:rPr>
-              <w:t xml:space="preserve">            mainAxisSize: MainAxisSize.min, // 依據內部元件大小自適應高度避免浪費空間</w:t>
-            </w:r>
-          </w:p>
-          <w:p>
-            <w:pPr>
-              <w:spacing w:before="0" w:after="0" w:lineRule="exact" w:line="440" w:afterLines="0" w:beforeLines="0"/>
-              <w:jc w:val="left"/>
-            </w:pPr>
-            <w:r>
-              <w:rPr>
-                <w:b w:val="0"/>
-                <w:color w:val="000000"/>
-                <w:sz w:val="28"/>
-                <w:rFonts w:ascii="Times New Roman" w:hAnsi="Times New Roman" w:eastAsia="標楷體" w:cs="Times New Roman"/>
-                <w:rFonts w:ascii="Times New Roman" w:hAnsi="Times New Roman" w:eastAsia="標楷體"/>
-              </w:rPr>
-              <w:t xml:space="preserve">            children: [ // 子元件清單</w:t>
-            </w:r>
-          </w:p>
-          <w:p>
-            <w:pPr>
-              <w:spacing w:before="0" w:after="0" w:lineRule="exact" w:line="440" w:afterLines="0" w:beforeLines="0"/>
-              <w:jc w:val="left"/>
-            </w:pPr>
-            <w:r>
-              <w:rPr>
-                <w:b w:val="0"/>
-                <w:color w:val="000000"/>
-                <w:sz w:val="28"/>
-                <w:rFonts w:ascii="Times New Roman" w:hAnsi="Times New Roman" w:eastAsia="標楷體" w:cs="Times New Roman"/>
-                <w:rFonts w:ascii="Times New Roman" w:hAnsi="Times New Roman" w:eastAsia="標楷體"/>
-              </w:rPr>
-              <w:t xml:space="preserve">              const Icon(Icons.mic, size: 56, color: Color(0xFF10B981)), // 展示 56 像素綠色麥克風圖示</w:t>
-            </w:r>
-          </w:p>
-          <w:p>
-            <w:pPr>
-              <w:spacing w:before="0" w:after="0" w:lineRule="exact" w:line="440" w:afterLines="0" w:beforeLines="0"/>
-              <w:jc w:val="left"/>
-            </w:pPr>
-            <w:r>
-              <w:rPr>
-                <w:b w:val="0"/>
-                <w:color w:val="000000"/>
-                <w:sz w:val="28"/>
-                <w:rFonts w:ascii="Times New Roman" w:hAnsi="Times New Roman" w:eastAsia="標楷體" w:cs="Times New Roman"/>
-                <w:rFonts w:ascii="Times New Roman" w:hAnsi="Times New Roman" w:eastAsia="標楷體"/>
-              </w:rPr>
-              <w:t xml:space="preserve">              const SizedBox(height: 16), // 垂直間隔 16 像素</w:t>
-            </w:r>
-          </w:p>
-          <w:p>
-            <w:pPr>
-              <w:spacing w:before="0" w:after="0" w:lineRule="exact" w:line="440" w:afterLines="0" w:beforeLines="0"/>
-              <w:jc w:val="left"/>
-            </w:pPr>
-            <w:r>
-              <w:rPr>
-                <w:b w:val="0"/>
-                <w:color w:val="000000"/>
-                <w:sz w:val="28"/>
-                <w:rFonts w:ascii="Times New Roman" w:hAnsi="Times New Roman" w:eastAsia="標楷體" w:cs="Times New Roman"/>
-                <w:rFonts w:ascii="Times New Roman" w:hAnsi="Times New Roman" w:eastAsia="標楷體"/>
-              </w:rPr>
-              <w:t xml:space="preserve">              const Text( // 展示標題提示文字</w:t>
-            </w:r>
-          </w:p>
-          <w:p>
-            <w:pPr>
-              <w:spacing w:before="0" w:after="0" w:lineRule="exact" w:line="440" w:afterLines="0" w:beforeLines="0"/>
-              <w:jc w:val="left"/>
-            </w:pPr>
-            <w:r>
-              <w:rPr>
-                <w:b w:val="0"/>
-                <w:color w:val="000000"/>
-                <w:sz w:val="28"/>
-                <w:rFonts w:ascii="Times New Roman" w:hAnsi="Times New Roman" w:eastAsia="標楷體" w:cs="Times New Roman"/>
-                <w:rFonts w:ascii="Times New Roman" w:hAnsi="Times New Roman" w:eastAsia="標楷體"/>
-              </w:rPr>
-              <w:t xml:space="preserve">                '我聽到的內容是：', // 提示標題字樣</w:t>
-            </w:r>
-          </w:p>
-          <w:p>
-            <w:pPr>
-              <w:spacing w:before="0" w:after="0" w:lineRule="exact" w:line="440" w:afterLines="0" w:beforeLines="0"/>
-              <w:jc w:val="left"/>
-            </w:pPr>
-            <w:r>
-              <w:rPr>
-                <w:b w:val="0"/>
-                <w:color w:val="000000"/>
-                <w:sz w:val="28"/>
-                <w:rFonts w:ascii="Times New Roman" w:hAnsi="Times New Roman" w:eastAsia="標楷體" w:cs="Times New Roman"/>
-                <w:rFonts w:ascii="Times New Roman" w:hAnsi="Times New Roman" w:eastAsia="標楷體"/>
-              </w:rPr>
-              <w:t xml:space="preserve">                style: TextStyle(fontSize: 20, color: Color(0xFF6B7280)), // 採用 20 點字體與中灰色調</w:t>
-            </w:r>
-          </w:p>
-          <w:p>
-            <w:pPr>
-              <w:spacing w:before="0" w:after="0" w:lineRule="exact" w:line="440" w:afterLines="0" w:beforeLines="0"/>
-              <w:jc w:val="left"/>
-            </w:pPr>
-            <w:r>
-              <w:rPr>
-                <w:b w:val="0"/>
-                <w:color w:val="000000"/>
-                <w:sz w:val="28"/>
-                <w:rFonts w:ascii="Times New Roman" w:hAnsi="Times New Roman" w:eastAsia="標楷體" w:cs="Times New Roman"/>
-                <w:rFonts w:ascii="Times New Roman" w:hAnsi="Times New Roman" w:eastAsia="標楷體"/>
-              </w:rPr>
-              <w:t xml:space="preserve">              ), // 提示文字結束</w:t>
-            </w:r>
-          </w:p>
-          <w:p>
-            <w:pPr>
-              <w:spacing w:before="0" w:after="0" w:lineRule="exact" w:line="440" w:afterLines="0" w:beforeLines="0"/>
-              <w:jc w:val="left"/>
-            </w:pPr>
-            <w:r>
-              <w:rPr>
-                <w:b w:val="0"/>
-                <w:color w:val="000000"/>
-                <w:sz w:val="28"/>
-                <w:rFonts w:ascii="Times New Roman" w:hAnsi="Times New Roman" w:eastAsia="標楷體" w:cs="Times New Roman"/>
-                <w:rFonts w:ascii="Times New Roman" w:hAnsi="Times New Roman" w:eastAsia="標楷體"/>
-              </w:rPr>
-              <w:t xml:space="preserve">              const SizedBox(height: 12), // 垂直間隔 12 像素</w:t>
-            </w:r>
-          </w:p>
-          <w:p>
-            <w:pPr>
-              <w:spacing w:before="0" w:after="0" w:lineRule="exact" w:line="440" w:afterLines="0" w:beforeLines="0"/>
-              <w:jc w:val="left"/>
-            </w:pPr>
-            <w:r>
-              <w:rPr>
-                <w:b w:val="0"/>
-                <w:color w:val="000000"/>
-                <w:sz w:val="28"/>
-                <w:rFonts w:ascii="Times New Roman" w:hAnsi="Times New Roman" w:eastAsia="標楷體" w:cs="Times New Roman"/>
-                <w:rFonts w:ascii="Times New Roman" w:hAnsi="Times New Roman" w:eastAsia="標楷體"/>
-              </w:rPr>
-              <w:t xml:space="preserve">              Text( // 展示辨識出之真實語音語句</w:t>
-            </w:r>
-          </w:p>
-          <w:p>
-            <w:pPr>
-              <w:spacing w:before="0" w:after="0" w:lineRule="exact" w:line="440" w:afterLines="0" w:beforeLines="0"/>
-              <w:jc w:val="left"/>
-            </w:pPr>
-            <w:r>
-              <w:rPr>
-                <w:b w:val="0"/>
-                <w:color w:val="000000"/>
-                <w:sz w:val="28"/>
-                <w:rFonts w:ascii="Times New Roman" w:hAnsi="Times New Roman" w:eastAsia="標楷體" w:cs="Times New Roman"/>
-                <w:rFonts w:ascii="Times New Roman" w:hAnsi="Times New Roman" w:eastAsia="標楷體"/>
-              </w:rPr>
-              <w:t xml:space="preserve">                recognizedText.isEmpty ? '正在聆聽您的聲音...' : recognizedText, // 若無文字顯示聆聽中提示</w:t>
-            </w:r>
-          </w:p>
-          <w:p>
-            <w:pPr>
-              <w:spacing w:before="0" w:after="0" w:lineRule="exact" w:line="440" w:afterLines="0" w:beforeLines="0"/>
-              <w:jc w:val="left"/>
-            </w:pPr>
-            <w:r>
-              <w:rPr>
-                <w:b w:val="0"/>
-                <w:color w:val="000000"/>
-                <w:sz w:val="28"/>
-                <w:rFonts w:ascii="Times New Roman" w:hAnsi="Times New Roman" w:eastAsia="標楷體" w:cs="Times New Roman"/>
-                <w:rFonts w:ascii="Times New Roman" w:hAnsi="Times New Roman" w:eastAsia="標楷體"/>
-              </w:rPr>
-              <w:t xml:space="preserve">                textAlign: TextAlign.center, // 文字水平置中對齊便於長者閱讀</w:t>
-            </w:r>
-          </w:p>
-          <w:p>
-            <w:pPr>
-              <w:spacing w:before="0" w:after="0" w:lineRule="exact" w:line="440" w:afterLines="0" w:beforeLines="0"/>
-              <w:jc w:val="left"/>
-            </w:pPr>
-            <w:r>
-              <w:rPr>
-                <w:b w:val="0"/>
-                <w:color w:val="000000"/>
-                <w:sz w:val="28"/>
-                <w:rFonts w:ascii="Times New Roman" w:hAnsi="Times New Roman" w:eastAsia="標楷體" w:cs="Times New Roman"/>
-                <w:rFonts w:ascii="Times New Roman" w:hAnsi="Times New Roman" w:eastAsia="標楷體"/>
-              </w:rPr>
-              <w:t xml:space="preserve">                style: const TextStyle( // 設置大字體辨識內容樣式</w:t>
-            </w:r>
-          </w:p>
-          <w:p>
-            <w:pPr>
-              <w:spacing w:before="0" w:after="0" w:lineRule="exact" w:line="440" w:afterLines="0" w:beforeLines="0"/>
-              <w:jc w:val="left"/>
-            </w:pPr>
-            <w:r>
-              <w:rPr>
-                <w:b w:val="0"/>
-                <w:color w:val="000000"/>
-                <w:sz w:val="28"/>
-                <w:rFonts w:ascii="Times New Roman" w:hAnsi="Times New Roman" w:eastAsia="標楷體" w:cs="Times New Roman"/>
-                <w:rFonts w:ascii="Times New Roman" w:hAnsi="Times New Roman" w:eastAsia="標楷體"/>
-              </w:rPr>
-              <w:t xml:space="preserve">                  fontSize: 26, // 採用 26 點特大字級提升銀髮閱讀舒適度</w:t>
-            </w:r>
-          </w:p>
-          <w:p>
-            <w:pPr>
-              <w:spacing w:before="0" w:after="0" w:lineRule="exact" w:line="440" w:afterLines="0" w:beforeLines="0"/>
-              <w:jc w:val="left"/>
-            </w:pPr>
-            <w:r>
-              <w:rPr>
-                <w:b w:val="0"/>
-                <w:color w:val="000000"/>
-                <w:sz w:val="28"/>
-                <w:rFonts w:ascii="Times New Roman" w:hAnsi="Times New Roman" w:eastAsia="標楷體" w:cs="Times New Roman"/>
-                <w:rFonts w:ascii="Times New Roman" w:hAnsi="Times New Roman" w:eastAsia="標楷體"/>
-              </w:rPr>
-              <w:t xml:space="preserve">                  fontWeight: FontWeight.bold, // 粗體強調重點字句</w:t>
-            </w:r>
-          </w:p>
-          <w:p>
-            <w:pPr>
-              <w:spacing w:before="0" w:after="0" w:lineRule="exact" w:line="440" w:afterLines="0" w:beforeLines="0"/>
-              <w:jc w:val="left"/>
-            </w:pPr>
-            <w:r>
-              <w:rPr>
-                <w:b w:val="0"/>
-                <w:color w:val="000000"/>
-                <w:sz w:val="28"/>
-                <w:rFonts w:ascii="Times New Roman" w:hAnsi="Times New Roman" w:eastAsia="標楷體" w:cs="Times New Roman"/>
-                <w:rFonts w:ascii="Times New Roman" w:hAnsi="Times New Roman" w:eastAsia="標楷體"/>
-              </w:rPr>
-              <w:t xml:space="preserve">                  color: Color(0xFF111827), // 採用深灰黑文字保證最大閱讀對比</w:t>
-            </w:r>
-          </w:p>
-          <w:p>
-            <w:pPr>
-              <w:spacing w:before="0" w:after="0" w:lineRule="exact" w:line="440" w:afterLines="0" w:beforeLines="0"/>
-              <w:jc w:val="left"/>
-            </w:pPr>
-            <w:r>
-              <w:rPr>
-                <w:b w:val="0"/>
-                <w:color w:val="000000"/>
-                <w:sz w:val="28"/>
-                <w:rFonts w:ascii="Times New Roman" w:hAnsi="Times New Roman" w:eastAsia="標楷體" w:cs="Times New Roman"/>
-                <w:rFonts w:ascii="Times New Roman" w:hAnsi="Times New Roman" w:eastAsia="標楷體"/>
-              </w:rPr>
-              <w:t xml:space="preserve">                ), // 文字樣式結束</w:t>
-            </w:r>
-          </w:p>
-          <w:p>
-            <w:pPr>
-              <w:spacing w:before="0" w:after="0" w:lineRule="exact" w:line="440" w:afterLines="0" w:beforeLines="0"/>
-              <w:jc w:val="left"/>
-            </w:pPr>
-            <w:r>
-              <w:rPr>
-                <w:b w:val="0"/>
-                <w:color w:val="000000"/>
-                <w:sz w:val="28"/>
-                <w:rFonts w:ascii="Times New Roman" w:hAnsi="Times New Roman" w:eastAsia="標楷體" w:cs="Times New Roman"/>
-                <w:rFonts w:ascii="Times New Roman" w:hAnsi="Times New Roman" w:eastAsia="標楷體"/>
-              </w:rPr>
-              <w:t xml:space="preserve">              ), // 內容文字展示結束</w:t>
-            </w:r>
-          </w:p>
-          <w:p>
-            <w:pPr>
-              <w:spacing w:before="0" w:after="0" w:lineRule="exact" w:line="440" w:afterLines="0" w:beforeLines="0"/>
-              <w:jc w:val="left"/>
-            </w:pPr>
-            <w:r>
-              <w:rPr>
-                <w:b w:val="0"/>
-                <w:color w:val="000000"/>
-                <w:sz w:val="28"/>
-                <w:rFonts w:ascii="Times New Roman" w:hAnsi="Times New Roman" w:eastAsia="標楷體" w:cs="Times New Roman"/>
-                <w:rFonts w:ascii="Times New Roman" w:hAnsi="Times New Roman" w:eastAsia="標楷體"/>
-              </w:rPr>
-              <w:t xml:space="preserve">              const SizedBox(height: 28), // 垂直間隔 28 像素分隔操作區塊</w:t>
-            </w:r>
-          </w:p>
-          <w:p>
-            <w:pPr>
-              <w:spacing w:before="0" w:after="0" w:lineRule="exact" w:line="440" w:afterLines="0" w:beforeLines="0"/>
-              <w:jc w:val="left"/>
-            </w:pPr>
-            <w:r>
-              <w:rPr>
-                <w:b w:val="0"/>
-                <w:color w:val="000000"/>
-                <w:sz w:val="28"/>
-                <w:rFonts w:ascii="Times New Roman" w:hAnsi="Times New Roman" w:eastAsia="標楷體" w:cs="Times New Roman"/>
-                <w:rFonts w:ascii="Times New Roman" w:hAnsi="Times New Roman" w:eastAsia="標楷體"/>
-              </w:rPr>
-              <w:t xml:space="preserve">              Row( // 水平排列雙按鈕操作列</w:t>
-            </w:r>
-          </w:p>
-          <w:p>
-            <w:pPr>
-              <w:spacing w:before="0" w:after="0" w:lineRule="exact" w:line="440" w:afterLines="0" w:beforeLines="0"/>
-              <w:jc w:val="left"/>
-            </w:pPr>
-            <w:r>
-              <w:rPr>
-                <w:b w:val="0"/>
-                <w:color w:val="000000"/>
-                <w:sz w:val="28"/>
-                <w:rFonts w:ascii="Times New Roman" w:hAnsi="Times New Roman" w:eastAsia="標楷體" w:cs="Times New Roman"/>
-                <w:rFonts w:ascii="Times New Roman" w:hAnsi="Times New Roman" w:eastAsia="標楷體"/>
-              </w:rPr>
-              <w:t xml:space="preserve">                children: [ // 按鈕列子項目</w:t>
-            </w:r>
-          </w:p>
-          <w:p>
-            <w:pPr>
-              <w:spacing w:before="0" w:after="0" w:lineRule="exact" w:line="440" w:afterLines="0" w:beforeLines="0"/>
-              <w:jc w:val="left"/>
-            </w:pPr>
-            <w:r>
-              <w:rPr>
-                <w:b w:val="0"/>
-                <w:color w:val="000000"/>
-                <w:sz w:val="28"/>
-                <w:rFonts w:ascii="Times New Roman" w:hAnsi="Times New Roman" w:eastAsia="標楷體" w:cs="Times New Roman"/>
-                <w:rFonts w:ascii="Times New Roman" w:hAnsi="Times New Roman" w:eastAsia="標楷體"/>
-              </w:rPr>
-              <w:t xml:space="preserve">                  Expanded( // 左側取消按鈕均分寬度</w:t>
-            </w:r>
-          </w:p>
-          <w:p>
-            <w:pPr>
-              <w:spacing w:before="0" w:after="0" w:lineRule="exact" w:line="440" w:afterLines="0" w:beforeLines="0"/>
-              <w:jc w:val="left"/>
-            </w:pPr>
-            <w:r>
-              <w:rPr>
-                <w:b w:val="0"/>
-                <w:color w:val="000000"/>
-                <w:sz w:val="28"/>
-                <w:rFonts w:ascii="Times New Roman" w:hAnsi="Times New Roman" w:eastAsia="標楷體" w:cs="Times New Roman"/>
-                <w:rFonts w:ascii="Times New Roman" w:hAnsi="Times New Roman" w:eastAsia="標楷體"/>
-              </w:rPr>
-              <w:t xml:space="preserve">                    child: OutlinedButton( // 採用外框線風格表示次要動作</w:t>
-            </w:r>
-          </w:p>
-          <w:p>
-            <w:pPr>
-              <w:spacing w:before="0" w:after="0" w:lineRule="exact" w:line="440" w:afterLines="0" w:beforeLines="0"/>
-              <w:jc w:val="left"/>
-            </w:pPr>
-            <w:r>
-              <w:rPr>
-                <w:b w:val="0"/>
-                <w:color w:val="000000"/>
-                <w:sz w:val="28"/>
-                <w:rFonts w:ascii="Times New Roman" w:hAnsi="Times New Roman" w:eastAsia="標楷體" w:cs="Times New Roman"/>
-                <w:rFonts w:ascii="Times New Roman" w:hAnsi="Times New Roman" w:eastAsia="標楷體"/>
-              </w:rPr>
-              <w:t xml:space="preserve">                      onPressed: onCancel, // 點擊綁定取消回呼方法</w:t>
-            </w:r>
-          </w:p>
-          <w:p>
-            <w:pPr>
-              <w:spacing w:before="0" w:after="0" w:lineRule="exact" w:line="440" w:afterLines="0" w:beforeLines="0"/>
-              <w:jc w:val="left"/>
-            </w:pPr>
-            <w:r>
-              <w:rPr>
-                <w:b w:val="0"/>
-                <w:color w:val="000000"/>
-                <w:sz w:val="28"/>
-                <w:rFonts w:ascii="Times New Roman" w:hAnsi="Times New Roman" w:eastAsia="標楷體" w:cs="Times New Roman"/>
-                <w:rFonts w:ascii="Times New Roman" w:hAnsi="Times New Roman" w:eastAsia="標楷體"/>
-              </w:rPr>
-              <w:t xml:space="preserve">                      style: OutlinedButton.styleFrom( // 設置外框按鈕樣式</w:t>
-            </w:r>
-          </w:p>
-          <w:p>
-            <w:pPr>
-              <w:spacing w:before="0" w:after="0" w:lineRule="exact" w:line="440" w:afterLines="0" w:beforeLines="0"/>
-              <w:jc w:val="left"/>
-            </w:pPr>
-            <w:r>
-              <w:rPr>
-                <w:b w:val="0"/>
-                <w:color w:val="000000"/>
-                <w:sz w:val="28"/>
-                <w:rFonts w:ascii="Times New Roman" w:hAnsi="Times New Roman" w:eastAsia="標楷體" w:cs="Times New Roman"/>
-                <w:rFonts w:ascii="Times New Roman" w:hAnsi="Times New Roman" w:eastAsia="標楷體"/>
-              </w:rPr>
-              <w:t xml:space="preserve">                        padding: const EdgeInsets.symmetric(vertical: 14), // 垂直高度 14 像素便於點擊</w:t>
-            </w:r>
-          </w:p>
-          <w:p>
-            <w:pPr>
-              <w:spacing w:before="0" w:after="0" w:lineRule="exact" w:line="440" w:afterLines="0" w:beforeLines="0"/>
-              <w:jc w:val="left"/>
-            </w:pPr>
-            <w:r>
-              <w:rPr>
-                <w:b w:val="0"/>
-                <w:color w:val="000000"/>
-                <w:sz w:val="28"/>
-                <w:rFonts w:ascii="Times New Roman" w:hAnsi="Times New Roman" w:eastAsia="標楷體" w:cs="Times New Roman"/>
-                <w:rFonts w:ascii="Times New Roman" w:hAnsi="Times New Roman" w:eastAsia="標楷體"/>
-              </w:rPr>
-              <w:t xml:space="preserve">                        shape: RoundedRectangleBorder(borderRadius: BorderRadius.circular(16)), // 圓角外框</w:t>
-            </w:r>
-          </w:p>
-          <w:p>
-            <w:pPr>
-              <w:spacing w:before="0" w:after="0" w:lineRule="exact" w:line="440" w:afterLines="0" w:beforeLines="0"/>
-              <w:jc w:val="left"/>
-            </w:pPr>
-            <w:r>
-              <w:rPr>
-                <w:b w:val="0"/>
-                <w:color w:val="000000"/>
-                <w:sz w:val="28"/>
-                <w:rFonts w:ascii="Times New Roman" w:hAnsi="Times New Roman" w:eastAsia="標楷體" w:cs="Times New Roman"/>
-                <w:rFonts w:ascii="Times New Roman" w:hAnsi="Times New Roman" w:eastAsia="標楷體"/>
-              </w:rPr>
-              <w:t xml:space="preserve">                      ), // 按鈕樣式結束</w:t>
-            </w:r>
-          </w:p>
-          <w:p>
-            <w:pPr>
-              <w:spacing w:before="0" w:after="0" w:lineRule="exact" w:line="440" w:afterLines="0" w:beforeLines="0"/>
-              <w:jc w:val="left"/>
-            </w:pPr>
-            <w:r>
-              <w:rPr>
-                <w:b w:val="0"/>
-                <w:color w:val="000000"/>
-                <w:sz w:val="28"/>
-                <w:rFonts w:ascii="Times New Roman" w:hAnsi="Times New Roman" w:eastAsia="標楷體" w:cs="Times New Roman"/>
-                <w:rFonts w:ascii="Times New Roman" w:hAnsi="Times New Roman" w:eastAsia="標楷體"/>
-              </w:rPr>
-              <w:t xml:space="preserve">                      child: const Text('重說一次', style: TextStyle(fontSize: 18, color: Colors.grey)), // 按鈕標籤</w:t>
-            </w:r>
-          </w:p>
-          <w:p>
-            <w:pPr>
-              <w:spacing w:before="0" w:after="0" w:lineRule="exact" w:line="440" w:afterLines="0" w:beforeLines="0"/>
-              <w:jc w:val="left"/>
-            </w:pPr>
-            <w:r>
-              <w:rPr>
-                <w:b w:val="0"/>
-                <w:color w:val="000000"/>
-                <w:sz w:val="28"/>
-                <w:rFonts w:ascii="Times New Roman" w:hAnsi="Times New Roman" w:eastAsia="標楷體" w:cs="Times New Roman"/>
-                <w:rFonts w:ascii="Times New Roman" w:hAnsi="Times New Roman" w:eastAsia="標楷體"/>
-              </w:rPr>
-              <w:t xml:space="preserve">                    ), // 外框按鈕結束</w:t>
-            </w:r>
-          </w:p>
-          <w:p>
-            <w:pPr>
-              <w:spacing w:before="0" w:after="0" w:lineRule="exact" w:line="440" w:afterLines="0" w:beforeLines="0"/>
-              <w:jc w:val="left"/>
-            </w:pPr>
-            <w:r>
-              <w:rPr>
-                <w:b w:val="0"/>
-                <w:color w:val="000000"/>
-                <w:sz w:val="28"/>
-                <w:rFonts w:ascii="Times New Roman" w:hAnsi="Times New Roman" w:eastAsia="標楷體" w:cs="Times New Roman"/>
-                <w:rFonts w:ascii="Times New Roman" w:hAnsi="Times New Roman" w:eastAsia="標楷體"/>
-              </w:rPr>
-              <w:t xml:space="preserve">                  ), // 左側按鈕配置結束</w:t>
-            </w:r>
-          </w:p>
-          <w:p>
-            <w:pPr>
-              <w:spacing w:before="0" w:after="0" w:lineRule="exact" w:line="440" w:afterLines="0" w:beforeLines="0"/>
-              <w:jc w:val="left"/>
-            </w:pPr>
-            <w:r>
-              <w:rPr>
-                <w:b w:val="0"/>
-                <w:color w:val="000000"/>
-                <w:sz w:val="28"/>
-                <w:rFonts w:ascii="Times New Roman" w:hAnsi="Times New Roman" w:eastAsia="標楷體" w:cs="Times New Roman"/>
-                <w:rFonts w:ascii="Times New Roman" w:hAnsi="Times New Roman" w:eastAsia="標楷體"/>
-              </w:rPr>
-              <w:t xml:space="preserve">                  const SizedBox(width: 16), // 雙按鈕水平間距 16 像素防止長者誤觸</w:t>
-            </w:r>
-          </w:p>
-          <w:p>
-            <w:pPr>
-              <w:spacing w:before="0" w:after="0" w:lineRule="exact" w:line="440" w:afterLines="0" w:beforeLines="0"/>
-              <w:jc w:val="left"/>
-            </w:pPr>
-            <w:r>
-              <w:rPr>
-                <w:b w:val="0"/>
-                <w:color w:val="000000"/>
-                <w:sz w:val="28"/>
-                <w:rFonts w:ascii="Times New Roman" w:hAnsi="Times New Roman" w:eastAsia="標楷體" w:cs="Times New Roman"/>
-                <w:rFonts w:ascii="Times New Roman" w:hAnsi="Times New Roman" w:eastAsia="標楷體"/>
-              </w:rPr>
-              <w:t xml:space="preserve">                  Expanded( // 右側確認按鈕均分寬度</w:t>
-            </w:r>
-          </w:p>
-          <w:p>
-            <w:pPr>
-              <w:spacing w:before="0" w:after="0" w:lineRule="exact" w:line="440" w:afterLines="0" w:beforeLines="0"/>
-              <w:jc w:val="left"/>
-            </w:pPr>
-            <w:r>
-              <w:rPr>
-                <w:b w:val="0"/>
-                <w:color w:val="000000"/>
-                <w:sz w:val="28"/>
-                <w:rFonts w:ascii="Times New Roman" w:hAnsi="Times New Roman" w:eastAsia="標楷體" w:cs="Times New Roman"/>
-                <w:rFonts w:ascii="Times New Roman" w:hAnsi="Times New Roman" w:eastAsia="標楷體"/>
-              </w:rPr>
-              <w:t xml:space="preserve">                    child: ElevatedButton( // 採用實心按鈕表示主要送出動作</w:t>
-            </w:r>
-          </w:p>
-          <w:p>
-            <w:pPr>
-              <w:spacing w:before="0" w:after="0" w:lineRule="exact" w:line="440" w:afterLines="0" w:beforeLines="0"/>
-              <w:jc w:val="left"/>
-            </w:pPr>
-            <w:r>
-              <w:rPr>
-                <w:b w:val="0"/>
-                <w:color w:val="000000"/>
-                <w:sz w:val="28"/>
-                <w:rFonts w:ascii="Times New Roman" w:hAnsi="Times New Roman" w:eastAsia="標楷體" w:cs="Times New Roman"/>
-                <w:rFonts w:ascii="Times New Roman" w:hAnsi="Times New Roman" w:eastAsia="標楷體"/>
-              </w:rPr>
-              <w:t xml:space="preserve">                      onPressed: onConfirm, // 點擊綁定確認回呼方法</w:t>
-            </w:r>
-          </w:p>
-          <w:p>
-            <w:pPr>
-              <w:spacing w:before="0" w:after="0" w:lineRule="exact" w:line="440" w:afterLines="0" w:beforeLines="0"/>
-              <w:jc w:val="left"/>
-            </w:pPr>
-            <w:r>
-              <w:rPr>
-                <w:b w:val="0"/>
-                <w:color w:val="000000"/>
-                <w:sz w:val="28"/>
-                <w:rFonts w:ascii="Times New Roman" w:hAnsi="Times New Roman" w:eastAsia="標楷體" w:cs="Times New Roman"/>
-                <w:rFonts w:ascii="Times New Roman" w:hAnsi="Times New Roman" w:eastAsia="標楷體"/>
-              </w:rPr>
-              <w:t xml:space="preserve">                      style: ElevatedButton.styleFrom( // 設置實心按鈕樣式</w:t>
-            </w:r>
-          </w:p>
-          <w:p>
-            <w:pPr>
-              <w:spacing w:before="0" w:after="0" w:lineRule="exact" w:line="440" w:afterLines="0" w:beforeLines="0"/>
-              <w:jc w:val="left"/>
-            </w:pPr>
-            <w:r>
-              <w:rPr>
-                <w:b w:val="0"/>
-                <w:color w:val="000000"/>
-                <w:sz w:val="28"/>
-                <w:rFonts w:ascii="Times New Roman" w:hAnsi="Times New Roman" w:eastAsia="標楷體" w:cs="Times New Roman"/>
-                <w:rFonts w:ascii="Times New Roman" w:hAnsi="Times New Roman" w:eastAsia="標楷體"/>
-              </w:rPr>
-              <w:t xml:space="preserve">                        backgroundColor: const Color(0xFF10B981), // 設定清新守護綠為主色調</w:t>
-            </w:r>
-          </w:p>
-          <w:p>
-            <w:pPr>
-              <w:spacing w:before="0" w:after="0" w:lineRule="exact" w:line="440" w:afterLines="0" w:beforeLines="0"/>
-              <w:jc w:val="left"/>
-            </w:pPr>
-            <w:r>
-              <w:rPr>
-                <w:b w:val="0"/>
-                <w:color w:val="000000"/>
-                <w:sz w:val="28"/>
-                <w:rFonts w:ascii="Times New Roman" w:hAnsi="Times New Roman" w:eastAsia="標楷體" w:cs="Times New Roman"/>
-                <w:rFonts w:ascii="Times New Roman" w:hAnsi="Times New Roman" w:eastAsia="標楷體"/>
-              </w:rPr>
-              <w:t xml:space="preserve">                        padding: const EdgeInsets.symmetric(vertical: 14), // 垂直高度 14 像素便於長者大拇指操作</w:t>
-            </w:r>
-          </w:p>
-          <w:p>
-            <w:pPr>
-              <w:spacing w:before="0" w:after="0" w:lineRule="exact" w:line="440" w:afterLines="0" w:beforeLines="0"/>
-              <w:jc w:val="left"/>
-            </w:pPr>
-            <w:r>
-              <w:rPr>
-                <w:b w:val="0"/>
-                <w:color w:val="000000"/>
-                <w:sz w:val="28"/>
-                <w:rFonts w:ascii="Times New Roman" w:hAnsi="Times New Roman" w:eastAsia="標楷體" w:cs="Times New Roman"/>
-                <w:rFonts w:ascii="Times New Roman" w:hAnsi="Times New Roman" w:eastAsia="標楷體"/>
-              </w:rPr>
-              <w:t xml:space="preserve">                        shape: RoundedRectangleBorder(borderRadius: BorderRadius.circular(16)), // 圓角外形</w:t>
-            </w:r>
-          </w:p>
-          <w:p>
-            <w:pPr>
-              <w:spacing w:before="0" w:after="0" w:lineRule="exact" w:line="440" w:afterLines="0" w:beforeLines="0"/>
-              <w:jc w:val="left"/>
-            </w:pPr>
-            <w:r>
-              <w:rPr>
-                <w:b w:val="0"/>
-                <w:color w:val="000000"/>
-                <w:sz w:val="28"/>
-                <w:rFonts w:ascii="Times New Roman" w:hAnsi="Times New Roman" w:eastAsia="標楷體" w:cs="Times New Roman"/>
-                <w:rFonts w:ascii="Times New Roman" w:hAnsi="Times New Roman" w:eastAsia="標楷體"/>
-              </w:rPr>
-              <w:t xml:space="preserve">                      ), // 按鈕樣式結束</w:t>
-            </w:r>
-          </w:p>
-          <w:p>
-            <w:pPr>
-              <w:spacing w:before="0" w:after="0" w:lineRule="exact" w:line="440" w:afterLines="0" w:beforeLines="0"/>
-              <w:jc w:val="left"/>
-            </w:pPr>
-            <w:r>
-              <w:rPr>
-                <w:b w:val="0"/>
-                <w:color w:val="000000"/>
-                <w:sz w:val="28"/>
-                <w:rFonts w:ascii="Times New Roman" w:hAnsi="Times New Roman" w:eastAsia="標楷體" w:cs="Times New Roman"/>
-                <w:rFonts w:ascii="Times New Roman" w:hAnsi="Times New Roman" w:eastAsia="標楷體"/>
-              </w:rPr>
-              <w:t xml:space="preserve">                      child: const Text('沒錯，送出', style: TextStyle(fontSize: 18, color: Colors.white)), // 標籤字樣</w:t>
-            </w:r>
-          </w:p>
-          <w:p>
-            <w:pPr>
-              <w:spacing w:before="0" w:after="0" w:lineRule="exact" w:line="440" w:afterLines="0" w:beforeLines="0"/>
-              <w:jc w:val="left"/>
-            </w:pPr>
-            <w:r>
-              <w:rPr>
-                <w:b w:val="0"/>
-                <w:color w:val="000000"/>
-                <w:sz w:val="28"/>
-                <w:rFonts w:ascii="Times New Roman" w:hAnsi="Times New Roman" w:eastAsia="標楷體" w:cs="Times New Roman"/>
-                <w:rFonts w:ascii="Times New Roman" w:hAnsi="Times New Roman" w:eastAsia="標楷體"/>
-              </w:rPr>
-              <w:t xml:space="preserve">                    ), // 實心按鈕結束</w:t>
-            </w:r>
-          </w:p>
-          <w:p>
-            <w:pPr>
-              <w:spacing w:before="0" w:after="0" w:lineRule="exact" w:line="440" w:afterLines="0" w:beforeLines="0"/>
-              <w:jc w:val="left"/>
-            </w:pPr>
-            <w:r>
-              <w:rPr>
-                <w:b w:val="0"/>
-                <w:color w:val="000000"/>
-                <w:sz w:val="28"/>
-                <w:rFonts w:ascii="Times New Roman" w:hAnsi="Times New Roman" w:eastAsia="標楷體" w:cs="Times New Roman"/>
-                <w:rFonts w:ascii="Times New Roman" w:hAnsi="Times New Roman" w:eastAsia="標楷體"/>
-              </w:rPr>
-              <w:t xml:space="preserve">                  ), // 右側按鈕配置結束</w:t>
-            </w:r>
-          </w:p>
-          <w:p>
-            <w:pPr>
-              <w:spacing w:before="0" w:after="0" w:lineRule="exact" w:line="440" w:afterLines="0" w:beforeLines="0"/>
-              <w:jc w:val="left"/>
-            </w:pPr>
-            <w:r>
-              <w:rPr>
-                <w:b w:val="0"/>
-                <w:color w:val="000000"/>
-                <w:sz w:val="28"/>
-                <w:rFonts w:ascii="Times New Roman" w:hAnsi="Times New Roman" w:eastAsia="標楷體" w:cs="Times New Roman"/>
-                <w:rFonts w:ascii="Times New Roman" w:hAnsi="Times New Roman" w:eastAsia="標楷體"/>
-              </w:rPr>
-              <w:t xml:space="preserve">                ], // 按鈕列清單結束</w:t>
-            </w:r>
-          </w:p>
-          <w:p>
-            <w:pPr>
-              <w:spacing w:before="0" w:after="0" w:lineRule="exact" w:line="440" w:afterLines="0" w:beforeLines="0"/>
-              <w:jc w:val="left"/>
-            </w:pPr>
-            <w:r>
-              <w:rPr>
-                <w:b w:val="0"/>
-                <w:color w:val="000000"/>
-                <w:sz w:val="28"/>
-                <w:rFonts w:ascii="Times New Roman" w:hAnsi="Times New Roman" w:eastAsia="標楷體" w:cs="Times New Roman"/>
-                <w:rFonts w:ascii="Times New Roman" w:hAnsi="Times New Roman" w:eastAsia="標楷體"/>
-              </w:rPr>
-              <w:t xml:space="preserve">              ), // 水平操作列結束</w:t>
-            </w:r>
-          </w:p>
-          <w:p>
-            <w:pPr>
-              <w:spacing w:before="0" w:after="0" w:lineRule="exact" w:line="440" w:afterLines="0" w:beforeLines="0"/>
-              <w:jc w:val="left"/>
-            </w:pPr>
-            <w:r>
-              <w:rPr>
-                <w:b w:val="0"/>
-                <w:color w:val="000000"/>
-                <w:sz w:val="28"/>
-                <w:rFonts w:ascii="Times New Roman" w:hAnsi="Times New Roman" w:eastAsia="標楷體" w:cs="Times New Roman"/>
-                <w:rFonts w:ascii="Times New Roman" w:hAnsi="Times New Roman" w:eastAsia="標楷體"/>
-              </w:rPr>
-              <w:t xml:space="preserve">            ], // 卡片內部元件結束</w:t>
-            </w:r>
-          </w:p>
-          <w:p>
-            <w:pPr>
-              <w:spacing w:before="0" w:after="0" w:lineRule="exact" w:line="440" w:afterLines="0" w:beforeLines="0"/>
-              <w:jc w:val="left"/>
-            </w:pPr>
-            <w:r>
-              <w:rPr>
-                <w:b w:val="0"/>
-                <w:color w:val="000000"/>
-                <w:sz w:val="28"/>
-                <w:rFonts w:ascii="Times New Roman" w:hAnsi="Times New Roman" w:eastAsia="標楷體" w:cs="Times New Roman"/>
-                <w:rFonts w:ascii="Times New Roman" w:hAnsi="Times New Roman" w:eastAsia="標楷體"/>
-              </w:rPr>
-              <w:t xml:space="preserve">          ), // 垂直排列排版結束</w:t>
-            </w:r>
-          </w:p>
-          <w:p>
-            <w:pPr>
-              <w:spacing w:before="0" w:after="0" w:lineRule="exact" w:line="440" w:afterLines="0" w:beforeLines="0"/>
-              <w:jc w:val="left"/>
-            </w:pPr>
-            <w:r>
-              <w:rPr>
-                <w:b w:val="0"/>
-                <w:color w:val="000000"/>
-                <w:sz w:val="28"/>
-                <w:rFonts w:ascii="Times New Roman" w:hAnsi="Times New Roman" w:eastAsia="標楷體" w:cs="Times New Roman"/>
-                <w:rFonts w:ascii="Times New Roman" w:hAnsi="Times New Roman" w:eastAsia="標楷體"/>
-              </w:rPr>
-              <w:t xml:space="preserve">        ), // 卡片容器結束</w:t>
-            </w:r>
-          </w:p>
-          <w:p>
-            <w:pPr>
-              <w:spacing w:before="0" w:after="0" w:lineRule="exact" w:line="440" w:afterLines="0" w:beforeLines="0"/>
-              <w:jc w:val="left"/>
-            </w:pPr>
-            <w:r>
-              <w:rPr>
-                <w:b w:val="0"/>
-                <w:color w:val="000000"/>
-                <w:sz w:val="28"/>
-                <w:rFonts w:ascii="Times New Roman" w:hAnsi="Times New Roman" w:eastAsia="標楷體" w:cs="Times New Roman"/>
-                <w:rFonts w:ascii="Times New Roman" w:hAnsi="Times New Roman" w:eastAsia="標楷體"/>
-              </w:rPr>
-              <w:t xml:space="preserve">      ), // 置中配置結束</w:t>
-            </w:r>
-          </w:p>
-          <w:p>
-            <w:pPr>
-              <w:spacing w:before="0" w:after="0" w:lineRule="exact" w:line="440" w:afterLines="0" w:beforeLines="0"/>
-              <w:jc w:val="left"/>
-            </w:pPr>
-            <w:r>
-              <w:rPr>
-                <w:b w:val="0"/>
-                <w:color w:val="000000"/>
-                <w:sz w:val="28"/>
-                <w:rFonts w:ascii="Times New Roman" w:hAnsi="Times New Roman" w:eastAsia="標楷體" w:cs="Times New Roman"/>
-                <w:rFonts w:ascii="Times New Roman" w:hAnsi="Times New Roman" w:eastAsia="標楷體"/>
-              </w:rPr>
-              <w:t xml:space="preserve">    ); // Material 畫布回傳結束</w:t>
-            </w:r>
-          </w:p>
-          <w:p>
-            <w:pPr>
-              <w:spacing w:before="0" w:after="0" w:lineRule="exact" w:line="440" w:afterLines="0" w:beforeLines="0"/>
-              <w:jc w:val="left"/>
-            </w:pPr>
-            <w:r>
-              <w:rPr>
-                <w:b w:val="0"/>
-                <w:color w:val="000000"/>
-                <w:sz w:val="28"/>
-                <w:rFonts w:ascii="Times New Roman" w:hAnsi="Times New Roman" w:eastAsia="標楷體" w:cs="Times New Roman"/>
-                <w:rFonts w:ascii="Times New Roman" w:hAnsi="Times New Roman" w:eastAsia="標楷體"/>
-              </w:rPr>
-              <w:t xml:space="preserve">  } // build 方法實作結束</w:t>
-            </w:r>
-          </w:p>
-          <w:p>
-            <w:pPr>
-              <w:spacing w:before="0" w:after="0" w:lineRule="exact" w:line="440" w:afterLines="0" w:beforeLines="0"/>
-              <w:jc w:val="left"/>
-            </w:pPr>
-            <w:r>
-              <w:rPr>
-                <w:b w:val="0"/>
-                <w:color w:val="000000"/>
-                <w:sz w:val="28"/>
-                <w:rFonts w:ascii="Times New Roman" w:hAnsi="Times New Roman" w:eastAsia="標楷體" w:cs="Times New Roman"/>
-                <w:rFonts w:ascii="Times New Roman" w:hAnsi="Times New Roman" w:eastAsia="標楷體"/>
-              </w:rPr>
-              <w:t>} // 元件類別定義結束</w:t>
+              <w:t>// [核心演算法片段] 語音即時收音狀態機與對話確認回呼控制</w:t>
+              <w:br/>
+              <w:t>Future&lt;void&gt; _handleVoiceInputPipeline() async {</w:t>
+              <w:br/>
+              <w:t xml:space="preserve">  if (!_speechToText.isAvailable) return;</w:t>
+              <w:br/>
+              <w:t xml:space="preserve">  </w:t>
+              <w:br/>
+              <w:t xml:space="preserve">  setState(() =&gt; _isListening = true);</w:t>
+              <w:br/>
+              <w:t xml:space="preserve">  await _speechToText.listen(</w:t>
+              <w:br/>
+              <w:t xml:space="preserve">    onResult: (result) {</w:t>
+              <w:br/>
+              <w:t xml:space="preserve">      setState(() {</w:t>
+              <w:br/>
+              <w:t xml:space="preserve">        _lastWords = result.recognizedWords;</w:t>
+              <w:br/>
+              <w:t xml:space="preserve">        _confidenceLevel = result.confidence;</w:t>
+              <w:br/>
+              <w:t xml:space="preserve">      });</w:t>
+              <w:br/>
+              <w:t xml:space="preserve">      // 辨識信心度高於門檻且為最終語意時觸發確認</w:t>
+              <w:br/>
+              <w:t xml:space="preserve">      if (result.finalResult &amp;&amp; _confidenceLevel &gt;= 0.75) {</w:t>
+              <w:br/>
+              <w:t xml:space="preserve">        _dispatchAssistantPrompt(_lastWords);</w:t>
+              <w:br/>
+              <w:t xml:space="preserve">      }</w:t>
+              <w:br/>
+              <w:t xml:space="preserve">    },</w:t>
+              <w:br/>
+              <w:t xml:space="preserve">    listenFor: const Duration(seconds: 15),</w:t>
+              <w:br/>
+              <w:t xml:space="preserve">    pauseFor: const Duration(seconds: 3),</w:t>
+              <w:br/>
+              <w:t xml:space="preserve">    localeId: "zh_TW",</w:t>
+              <w:br/>
+              <w:t xml:space="preserve">  );</w:t>
+              <w:br/>
+              <w:t>}</w:t>
             </w:r>
           </w:p>
         </w:tc>
@@ -8607,865 +7285,56 @@
           </w:tcPr>
           <w:p>
             <w:pPr>
-              <w:spacing w:before="0" w:after="0" w:lineRule="exact" w:line="440" w:afterLines="0" w:beforeLines="0"/>
-              <w:jc w:val="left"/>
+              <w:spacing w:line="360" w:lineRule="exact" w:before="0" w:after="0"/>
             </w:pPr>
             <w:r>
               <w:rPr>
-                <w:b w:val="0"/>
-                <w:color w:val="000000"/>
-                <w:sz w:val="28"/>
-                <w:rFonts w:ascii="Times New Roman" w:hAnsi="Times New Roman" w:eastAsia="標楷體" w:cs="Times New Roman"/>
                 <w:rFonts w:ascii="Times New Roman" w:hAnsi="Times New Roman" w:eastAsia="標楷體"/>
+                <w:sz w:val="24"/>
               </w:rPr>
-              <w:t>// 檔案來源: mobile_app/lib/screens/family/elder_location_map_screen.dart</w:t>
-            </w:r>
-          </w:p>
-          <w:p>
-            <w:pPr>
-              <w:spacing w:before="0" w:after="0" w:lineRule="exact" w:line="440" w:afterLines="0" w:beforeLines="0"/>
-              <w:jc w:val="left"/>
-            </w:pPr>
-            <w:r>
-              <w:rPr>
-                <w:b w:val="0"/>
-                <w:color w:val="000000"/>
-                <w:sz w:val="28"/>
-                <w:rFonts w:ascii="Times New Roman" w:hAnsi="Times New Roman" w:eastAsia="標楷體" w:cs="Times New Roman"/>
-                <w:rFonts w:ascii="Times New Roman" w:hAnsi="Times New Roman" w:eastAsia="標楷體"/>
-              </w:rPr>
-              <w:t>// 模組功能: 家屬端長者戶外 GPS 移動軌跡回溯與停留點標記渲染邏輯</w:t>
-            </w:r>
-          </w:p>
-          <w:p>
-            <w:pPr>
-              <w:spacing w:before="0" w:after="0" w:lineRule="exact" w:line="440" w:afterLines="0" w:beforeLines="0"/>
-              <w:jc w:val="left"/>
-            </w:pPr>
-            <w:r>
-              <w:rPr>
-                <w:b w:val="0"/>
-                <w:color w:val="000000"/>
-                <w:sz w:val="28"/>
-                <w:rFonts w:ascii="Times New Roman" w:hAnsi="Times New Roman" w:eastAsia="標楷體" w:cs="Times New Roman"/>
-                <w:rFonts w:ascii="Times New Roman" w:hAnsi="Times New Roman" w:eastAsia="標楷體"/>
-              </w:rPr>
-              <w:t>List&lt;Marker&gt; _buildStayMarkers(List&lt;Map&lt;String, dynamic&gt;&gt; stays) { // 建立停留點地圖標記清單函式</w:t>
-            </w:r>
-          </w:p>
-          <w:p>
-            <w:pPr>
-              <w:spacing w:before="0" w:after="0" w:lineRule="exact" w:line="440" w:afterLines="0" w:beforeLines="0"/>
-              <w:jc w:val="left"/>
-            </w:pPr>
-            <w:r>
-              <w:rPr>
-                <w:b w:val="0"/>
-                <w:color w:val="000000"/>
-                <w:sz w:val="28"/>
-                <w:rFonts w:ascii="Times New Roman" w:hAnsi="Times New Roman" w:eastAsia="標楷體" w:cs="Times New Roman"/>
-                <w:rFonts w:ascii="Times New Roman" w:hAnsi="Times New Roman" w:eastAsia="標楷體"/>
-              </w:rPr>
-              <w:t xml:space="preserve">  return stays.map((stay) { // 逐筆迭代由後端分析產出之停留點聚類物件</w:t>
-            </w:r>
-          </w:p>
-          <w:p>
-            <w:pPr>
-              <w:spacing w:before="0" w:after="0" w:lineRule="exact" w:line="440" w:afterLines="0" w:beforeLines="0"/>
-              <w:jc w:val="left"/>
-            </w:pPr>
-            <w:r>
-              <w:rPr>
-                <w:b w:val="0"/>
-                <w:color w:val="000000"/>
-                <w:sz w:val="28"/>
-                <w:rFonts w:ascii="Times New Roman" w:hAnsi="Times New Roman" w:eastAsia="標楷體" w:cs="Times New Roman"/>
-                <w:rFonts w:ascii="Times New Roman" w:hAnsi="Times New Roman" w:eastAsia="標楷體"/>
-              </w:rPr>
-              <w:t xml:space="preserve">    final lat = (stay['latitude'] as num).toDouble(); // 解析停留中心點之緯度數值</w:t>
-            </w:r>
-          </w:p>
-          <w:p>
-            <w:pPr>
-              <w:spacing w:before="0" w:after="0" w:lineRule="exact" w:line="440" w:afterLines="0" w:beforeLines="0"/>
-              <w:jc w:val="left"/>
-            </w:pPr>
-            <w:r>
-              <w:rPr>
-                <w:b w:val="0"/>
-                <w:color w:val="000000"/>
-                <w:sz w:val="28"/>
-                <w:rFonts w:ascii="Times New Roman" w:hAnsi="Times New Roman" w:eastAsia="標楷體" w:cs="Times New Roman"/>
-                <w:rFonts w:ascii="Times New Roman" w:hAnsi="Times New Roman" w:eastAsia="標楷體"/>
-              </w:rPr>
-              <w:t xml:space="preserve">    final lng = (stay['longitude'] as num).toDouble(); // 解析停留中心點之經度數值</w:t>
-            </w:r>
-          </w:p>
-          <w:p>
-            <w:pPr>
-              <w:spacing w:before="0" w:after="0" w:lineRule="exact" w:line="440" w:afterLines="0" w:beforeLines="0"/>
-              <w:jc w:val="left"/>
-            </w:pPr>
-            <w:r>
-              <w:rPr>
-                <w:b w:val="0"/>
-                <w:color w:val="000000"/>
-                <w:sz w:val="28"/>
-                <w:rFonts w:ascii="Times New Roman" w:hAnsi="Times New Roman" w:eastAsia="標楷體" w:cs="Times New Roman"/>
-                <w:rFonts w:ascii="Times New Roman" w:hAnsi="Times New Roman" w:eastAsia="標楷體"/>
-              </w:rPr>
-              <w:t xml:space="preserve">    final durationMin = stay['duration_minutes'] as int? ?? 0; // 取得在該地點之累積停留分鐘數</w:t>
-            </w:r>
-          </w:p>
-          <w:p>
-            <w:pPr>
-              <w:spacing w:before="0" w:after="0" w:lineRule="exact" w:line="440" w:afterLines="0" w:beforeLines="0"/>
-              <w:jc w:val="left"/>
-            </w:pPr>
-            <w:r>
-              <w:rPr>
-                <w:b w:val="0"/>
-                <w:color w:val="000000"/>
-                <w:sz w:val="28"/>
-                <w:rFonts w:ascii="Times New Roman" w:hAnsi="Times New Roman" w:eastAsia="標楷體" w:cs="Times New Roman"/>
-                <w:rFonts w:ascii="Times New Roman" w:hAnsi="Times New Roman" w:eastAsia="標楷體"/>
-              </w:rPr>
-              <w:t xml:space="preserve">    final placeName = stay['place_name'] as String? ?? '停留點'; // 取得逆地理編碼之地標名稱</w:t>
-            </w:r>
-          </w:p>
-          <w:p>
-            <w:pPr>
-              <w:spacing w:before="0" w:after="0" w:lineRule="exact" w:line="440" w:afterLines="0" w:beforeLines="0"/>
-              <w:jc w:val="left"/>
-            </w:pPr>
-            <w:r>
-              <w:rPr>
-                <w:b w:val="0"/>
-                <w:color w:val="000000"/>
-                <w:sz w:val="28"/>
-                <w:rFonts w:ascii="Times New Roman" w:hAnsi="Times New Roman" w:eastAsia="標楷體" w:cs="Times New Roman"/>
-                <w:rFonts w:ascii="Times New Roman" w:hAnsi="Times New Roman" w:eastAsia="標楷體"/>
-              </w:rPr>
-            </w:r>
-          </w:p>
-          <w:p>
-            <w:pPr>
-              <w:spacing w:before="0" w:after="0" w:lineRule="exact" w:line="440" w:afterLines="0" w:beforeLines="0"/>
-              <w:jc w:val="left"/>
-            </w:pPr>
-            <w:r>
-              <w:rPr>
-                <w:b w:val="0"/>
-                <w:color w:val="000000"/>
-                <w:sz w:val="28"/>
-                <w:rFonts w:ascii="Times New Roman" w:hAnsi="Times New Roman" w:eastAsia="標楷體" w:cs="Times New Roman"/>
-                <w:rFonts w:ascii="Times New Roman" w:hAnsi="Times New Roman" w:eastAsia="標楷體"/>
-              </w:rPr>
-              <w:t xml:space="preserve">    return Marker( // 建立 OpenStreetMap 對應之地圖標記物件</w:t>
-            </w:r>
-          </w:p>
-          <w:p>
-            <w:pPr>
-              <w:spacing w:before="0" w:after="0" w:lineRule="exact" w:line="440" w:afterLines="0" w:beforeLines="0"/>
-              <w:jc w:val="left"/>
-            </w:pPr>
-            <w:r>
-              <w:rPr>
-                <w:b w:val="0"/>
-                <w:color w:val="000000"/>
-                <w:sz w:val="28"/>
-                <w:rFonts w:ascii="Times New Roman" w:hAnsi="Times New Roman" w:eastAsia="標楷體" w:cs="Times New Roman"/>
-                <w:rFonts w:ascii="Times New Roman" w:hAnsi="Times New Roman" w:eastAsia="標楷體"/>
-              </w:rPr>
-              <w:t xml:space="preserve">      point: LatLng(lat, lng), // 設定標記於地圖圖層之精確經緯度座標</w:t>
-            </w:r>
-          </w:p>
-          <w:p>
-            <w:pPr>
-              <w:spacing w:before="0" w:after="0" w:lineRule="exact" w:line="440" w:afterLines="0" w:beforeLines="0"/>
-              <w:jc w:val="left"/>
-            </w:pPr>
-            <w:r>
-              <w:rPr>
-                <w:b w:val="0"/>
-                <w:color w:val="000000"/>
-                <w:sz w:val="28"/>
-                <w:rFonts w:ascii="Times New Roman" w:hAnsi="Times New Roman" w:eastAsia="標楷體" w:cs="Times New Roman"/>
-                <w:rFonts w:ascii="Times New Roman" w:hAnsi="Times New Roman" w:eastAsia="標楷體"/>
-              </w:rPr>
-              <w:t xml:space="preserve">      width: 44.0, // 設定地圖圖示寬度為 44 像素確保點擊熱區充足</w:t>
-            </w:r>
-          </w:p>
-          <w:p>
-            <w:pPr>
-              <w:spacing w:before="0" w:after="0" w:lineRule="exact" w:line="440" w:afterLines="0" w:beforeLines="0"/>
-              <w:jc w:val="left"/>
-            </w:pPr>
-            <w:r>
-              <w:rPr>
-                <w:b w:val="0"/>
-                <w:color w:val="000000"/>
-                <w:sz w:val="28"/>
-                <w:rFonts w:ascii="Times New Roman" w:hAnsi="Times New Roman" w:eastAsia="標楷體" w:cs="Times New Roman"/>
-                <w:rFonts w:ascii="Times New Roman" w:hAnsi="Times New Roman" w:eastAsia="標楷體"/>
-              </w:rPr>
-              <w:t xml:space="preserve">      height: 44.0, // 設定地圖圖示高度為 44 像素維持正圓比例</w:t>
-            </w:r>
-          </w:p>
-          <w:p>
-            <w:pPr>
-              <w:spacing w:before="0" w:after="0" w:lineRule="exact" w:line="440" w:afterLines="0" w:beforeLines="0"/>
-              <w:jc w:val="left"/>
-            </w:pPr>
-            <w:r>
-              <w:rPr>
-                <w:b w:val="0"/>
-                <w:color w:val="000000"/>
-                <w:sz w:val="28"/>
-                <w:rFonts w:ascii="Times New Roman" w:hAnsi="Times New Roman" w:eastAsia="標楷體" w:cs="Times New Roman"/>
-                <w:rFonts w:ascii="Times New Roman" w:hAnsi="Times New Roman" w:eastAsia="標楷體"/>
-              </w:rPr>
-              <w:t xml:space="preserve">      child: GestureDetector( // 綁定手勢偵測器以支援點擊彈出說明</w:t>
-            </w:r>
-          </w:p>
-          <w:p>
-            <w:pPr>
-              <w:spacing w:before="0" w:after="0" w:lineRule="exact" w:line="440" w:afterLines="0" w:beforeLines="0"/>
-              <w:jc w:val="left"/>
-            </w:pPr>
-            <w:r>
-              <w:rPr>
-                <w:b w:val="0"/>
-                <w:color w:val="000000"/>
-                <w:sz w:val="28"/>
-                <w:rFonts w:ascii="Times New Roman" w:hAnsi="Times New Roman" w:eastAsia="標楷體" w:cs="Times New Roman"/>
-                <w:rFonts w:ascii="Times New Roman" w:hAnsi="Times New Roman" w:eastAsia="標楷體"/>
-              </w:rPr>
-              <w:t xml:space="preserve">        onTap: () { // 當家屬點擊該停留點圓標時觸發回呼</w:t>
-            </w:r>
-          </w:p>
-          <w:p>
-            <w:pPr>
-              <w:spacing w:before="0" w:after="0" w:lineRule="exact" w:line="440" w:afterLines="0" w:beforeLines="0"/>
-              <w:jc w:val="left"/>
-            </w:pPr>
-            <w:r>
-              <w:rPr>
-                <w:b w:val="0"/>
-                <w:color w:val="000000"/>
-                <w:sz w:val="28"/>
-                <w:rFonts w:ascii="Times New Roman" w:hAnsi="Times New Roman" w:eastAsia="標楷體" w:cs="Times New Roman"/>
-                <w:rFonts w:ascii="Times New Roman" w:hAnsi="Times New Roman" w:eastAsia="標楷體"/>
-              </w:rPr>
-              <w:t xml:space="preserve">          showDialog( // 彈出停留詳細資訊對話視窗</w:t>
-            </w:r>
-          </w:p>
-          <w:p>
-            <w:pPr>
-              <w:spacing w:before="0" w:after="0" w:lineRule="exact" w:line="440" w:afterLines="0" w:beforeLines="0"/>
-              <w:jc w:val="left"/>
-            </w:pPr>
-            <w:r>
-              <w:rPr>
-                <w:b w:val="0"/>
-                <w:color w:val="000000"/>
-                <w:sz w:val="28"/>
-                <w:rFonts w:ascii="Times New Roman" w:hAnsi="Times New Roman" w:eastAsia="標楷體" w:cs="Times New Roman"/>
-                <w:rFonts w:ascii="Times New Roman" w:hAnsi="Times New Roman" w:eastAsia="標楷體"/>
-              </w:rPr>
-              <w:t xml:space="preserve">            context: context, // 傳入當前介面建構上下文</w:t>
-            </w:r>
-          </w:p>
-          <w:p>
-            <w:pPr>
-              <w:spacing w:before="0" w:after="0" w:lineRule="exact" w:line="440" w:afterLines="0" w:beforeLines="0"/>
-              <w:jc w:val="left"/>
-            </w:pPr>
-            <w:r>
-              <w:rPr>
-                <w:b w:val="0"/>
-                <w:color w:val="000000"/>
-                <w:sz w:val="28"/>
-                <w:rFonts w:ascii="Times New Roman" w:hAnsi="Times New Roman" w:eastAsia="標楷體" w:cs="Times New Roman"/>
-                <w:rFonts w:ascii="Times New Roman" w:hAnsi="Times New Roman" w:eastAsia="標楷體"/>
-              </w:rPr>
-              <w:t xml:space="preserve">            builder: (_) =&gt; AlertDialog( // 建構對話視窗主體</w:t>
-            </w:r>
-          </w:p>
-          <w:p>
-            <w:pPr>
-              <w:spacing w:before="0" w:after="0" w:lineRule="exact" w:line="440" w:afterLines="0" w:beforeLines="0"/>
-              <w:jc w:val="left"/>
-            </w:pPr>
-            <w:r>
-              <w:rPr>
-                <w:b w:val="0"/>
-                <w:color w:val="000000"/>
-                <w:sz w:val="28"/>
-                <w:rFonts w:ascii="Times New Roman" w:hAnsi="Times New Roman" w:eastAsia="標楷體" w:cs="Times New Roman"/>
-                <w:rFonts w:ascii="Times New Roman" w:hAnsi="Times New Roman" w:eastAsia="標楷體"/>
-              </w:rPr>
-              <w:t xml:space="preserve">              shape: RoundedRectangleBorder(borderRadius: BorderRadius.circular(16)), // 16 像素圓角視窗</w:t>
-            </w:r>
-          </w:p>
-          <w:p>
-            <w:pPr>
-              <w:spacing w:before="0" w:after="0" w:lineRule="exact" w:line="440" w:afterLines="0" w:beforeLines="0"/>
-              <w:jc w:val="left"/>
-            </w:pPr>
-            <w:r>
-              <w:rPr>
-                <w:b w:val="0"/>
-                <w:color w:val="000000"/>
-                <w:sz w:val="28"/>
-                <w:rFonts w:ascii="Times New Roman" w:hAnsi="Times New Roman" w:eastAsia="標楷體" w:cs="Times New Roman"/>
-                <w:rFonts w:ascii="Times New Roman" w:hAnsi="Times New Roman" w:eastAsia="標楷體"/>
-              </w:rPr>
-              <w:t xml:space="preserve">              title: Text(placeName, style: const TextStyle(fontWeight: FontWeight.bold)), // 視窗標題</w:t>
-            </w:r>
-          </w:p>
-          <w:p>
-            <w:pPr>
-              <w:spacing w:before="0" w:after="0" w:lineRule="exact" w:line="440" w:afterLines="0" w:beforeLines="0"/>
-              <w:jc w:val="left"/>
-            </w:pPr>
-            <w:r>
-              <w:rPr>
-                <w:b w:val="0"/>
-                <w:color w:val="000000"/>
-                <w:sz w:val="28"/>
-                <w:rFonts w:ascii="Times New Roman" w:hAnsi="Times New Roman" w:eastAsia="標楷體" w:cs="Times New Roman"/>
-                <w:rFonts w:ascii="Times New Roman" w:hAnsi="Times New Roman" w:eastAsia="標楷體"/>
-              </w:rPr>
-              <w:t xml:space="preserve">              content: Text('長輩在此處停留約 $durationMin 分鐘。\n抵達時間：${stay['arrival_time'] ?? "未知"}'), // 內文</w:t>
-            </w:r>
-          </w:p>
-          <w:p>
-            <w:pPr>
-              <w:spacing w:before="0" w:after="0" w:lineRule="exact" w:line="440" w:afterLines="0" w:beforeLines="0"/>
-              <w:jc w:val="left"/>
-            </w:pPr>
-            <w:r>
-              <w:rPr>
-                <w:b w:val="0"/>
-                <w:color w:val="000000"/>
-                <w:sz w:val="28"/>
-                <w:rFonts w:ascii="Times New Roman" w:hAnsi="Times New Roman" w:eastAsia="標楷體" w:cs="Times New Roman"/>
-                <w:rFonts w:ascii="Times New Roman" w:hAnsi="Times New Roman" w:eastAsia="標楷體"/>
-              </w:rPr>
-              <w:t xml:space="preserve">              actions: [ // 視窗操作按鈕列</w:t>
-            </w:r>
-          </w:p>
-          <w:p>
-            <w:pPr>
-              <w:spacing w:before="0" w:after="0" w:lineRule="exact" w:line="440" w:afterLines="0" w:beforeLines="0"/>
-              <w:jc w:val="left"/>
-            </w:pPr>
-            <w:r>
-              <w:rPr>
-                <w:b w:val="0"/>
-                <w:color w:val="000000"/>
-                <w:sz w:val="28"/>
-                <w:rFonts w:ascii="Times New Roman" w:hAnsi="Times New Roman" w:eastAsia="標楷體" w:cs="Times New Roman"/>
-                <w:rFonts w:ascii="Times New Roman" w:hAnsi="Times New Roman" w:eastAsia="標楷體"/>
-              </w:rPr>
-              <w:t xml:space="preserve">                TextButton( // 建立關閉按鈕</w:t>
-            </w:r>
-          </w:p>
-          <w:p>
-            <w:pPr>
-              <w:spacing w:before="0" w:after="0" w:lineRule="exact" w:line="440" w:afterLines="0" w:beforeLines="0"/>
-              <w:jc w:val="left"/>
-            </w:pPr>
-            <w:r>
-              <w:rPr>
-                <w:b w:val="0"/>
-                <w:color w:val="000000"/>
-                <w:sz w:val="28"/>
-                <w:rFonts w:ascii="Times New Roman" w:hAnsi="Times New Roman" w:eastAsia="標楷體" w:cs="Times New Roman"/>
-                <w:rFonts w:ascii="Times New Roman" w:hAnsi="Times New Roman" w:eastAsia="標楷體"/>
-              </w:rPr>
-              <w:t xml:space="preserve">                  onPressed: () =&gt; Navigator.pop(context), // 點擊關閉彈窗</w:t>
-            </w:r>
-          </w:p>
-          <w:p>
-            <w:pPr>
-              <w:spacing w:before="0" w:after="0" w:lineRule="exact" w:line="440" w:afterLines="0" w:beforeLines="0"/>
-              <w:jc w:val="left"/>
-            </w:pPr>
-            <w:r>
-              <w:rPr>
-                <w:b w:val="0"/>
-                <w:color w:val="000000"/>
-                <w:sz w:val="28"/>
-                <w:rFonts w:ascii="Times New Roman" w:hAnsi="Times New Roman" w:eastAsia="標楷體" w:cs="Times New Roman"/>
-                <w:rFonts w:ascii="Times New Roman" w:hAnsi="Times New Roman" w:eastAsia="標楷體"/>
-              </w:rPr>
-              <w:t xml:space="preserve">                  child: const Text('我知道了'), // 按鈕字樣</w:t>
-            </w:r>
-          </w:p>
-          <w:p>
-            <w:pPr>
-              <w:spacing w:before="0" w:after="0" w:lineRule="exact" w:line="440" w:afterLines="0" w:beforeLines="0"/>
-              <w:jc w:val="left"/>
-            </w:pPr>
-            <w:r>
-              <w:rPr>
-                <w:b w:val="0"/>
-                <w:color w:val="000000"/>
-                <w:sz w:val="28"/>
-                <w:rFonts w:ascii="Times New Roman" w:hAnsi="Times New Roman" w:eastAsia="標楷體" w:cs="Times New Roman"/>
-                <w:rFonts w:ascii="Times New Roman" w:hAnsi="Times New Roman" w:eastAsia="標楷體"/>
-              </w:rPr>
-              <w:t xml:space="preserve">                ), // 按鈕結束</w:t>
-            </w:r>
-          </w:p>
-          <w:p>
-            <w:pPr>
-              <w:spacing w:before="0" w:after="0" w:lineRule="exact" w:line="440" w:afterLines="0" w:beforeLines="0"/>
-              <w:jc w:val="left"/>
-            </w:pPr>
-            <w:r>
-              <w:rPr>
-                <w:b w:val="0"/>
-                <w:color w:val="000000"/>
-                <w:sz w:val="28"/>
-                <w:rFonts w:ascii="Times New Roman" w:hAnsi="Times New Roman" w:eastAsia="標楷體" w:cs="Times New Roman"/>
-                <w:rFonts w:ascii="Times New Roman" w:hAnsi="Times New Roman" w:eastAsia="標楷體"/>
-              </w:rPr>
-              <w:t xml:space="preserve">              ], // 操作清單結束</w:t>
-            </w:r>
-          </w:p>
-          <w:p>
-            <w:pPr>
-              <w:spacing w:before="0" w:after="0" w:lineRule="exact" w:line="440" w:afterLines="0" w:beforeLines="0"/>
-              <w:jc w:val="left"/>
-            </w:pPr>
-            <w:r>
-              <w:rPr>
-                <w:b w:val="0"/>
-                <w:color w:val="000000"/>
-                <w:sz w:val="28"/>
-                <w:rFonts w:ascii="Times New Roman" w:hAnsi="Times New Roman" w:eastAsia="標楷體" w:cs="Times New Roman"/>
-                <w:rFonts w:ascii="Times New Roman" w:hAnsi="Times New Roman" w:eastAsia="標楷體"/>
-              </w:rPr>
-              <w:t xml:space="preserve">            ), // 對話視窗建構結束</w:t>
-            </w:r>
-          </w:p>
-          <w:p>
-            <w:pPr>
-              <w:spacing w:before="0" w:after="0" w:lineRule="exact" w:line="440" w:afterLines="0" w:beforeLines="0"/>
-              <w:jc w:val="left"/>
-            </w:pPr>
-            <w:r>
-              <w:rPr>
-                <w:b w:val="0"/>
-                <w:color w:val="000000"/>
-                <w:sz w:val="28"/>
-                <w:rFonts w:ascii="Times New Roman" w:hAnsi="Times New Roman" w:eastAsia="標楷體" w:cs="Times New Roman"/>
-                <w:rFonts w:ascii="Times New Roman" w:hAnsi="Times New Roman" w:eastAsia="標楷體"/>
-              </w:rPr>
-              <w:t xml:space="preserve">          ); // showDialog 調用結束</w:t>
-            </w:r>
-          </w:p>
-          <w:p>
-            <w:pPr>
-              <w:spacing w:before="0" w:after="0" w:lineRule="exact" w:line="440" w:afterLines="0" w:beforeLines="0"/>
-              <w:jc w:val="left"/>
-            </w:pPr>
-            <w:r>
-              <w:rPr>
-                <w:b w:val="0"/>
-                <w:color w:val="000000"/>
-                <w:sz w:val="28"/>
-                <w:rFonts w:ascii="Times New Roman" w:hAnsi="Times New Roman" w:eastAsia="標楷體" w:cs="Times New Roman"/>
-                <w:rFonts w:ascii="Times New Roman" w:hAnsi="Times New Roman" w:eastAsia="標楷體"/>
-              </w:rPr>
-              <w:t xml:space="preserve">        }, // onTap 手勢處理完畢</w:t>
-            </w:r>
-          </w:p>
-          <w:p>
-            <w:pPr>
-              <w:spacing w:before="0" w:after="0" w:lineRule="exact" w:line="440" w:afterLines="0" w:beforeLines="0"/>
-              <w:jc w:val="left"/>
-            </w:pPr>
-            <w:r>
-              <w:rPr>
-                <w:b w:val="0"/>
-                <w:color w:val="000000"/>
-                <w:sz w:val="28"/>
-                <w:rFonts w:ascii="Times New Roman" w:hAnsi="Times New Roman" w:eastAsia="標楷體" w:cs="Times New Roman"/>
-                <w:rFonts w:ascii="Times New Roman" w:hAnsi="Times New Roman" w:eastAsia="標楷體"/>
-              </w:rPr>
-              <w:t xml:space="preserve">        child: Container( // 繪製停留點圓形視覺圖示容器</w:t>
-            </w:r>
-          </w:p>
-          <w:p>
-            <w:pPr>
-              <w:spacing w:before="0" w:after="0" w:lineRule="exact" w:line="440" w:afterLines="0" w:beforeLines="0"/>
-              <w:jc w:val="left"/>
-            </w:pPr>
-            <w:r>
-              <w:rPr>
-                <w:b w:val="0"/>
-                <w:color w:val="000000"/>
-                <w:sz w:val="28"/>
-                <w:rFonts w:ascii="Times New Roman" w:hAnsi="Times New Roman" w:eastAsia="標楷體" w:cs="Times New Roman"/>
-                <w:rFonts w:ascii="Times New Roman" w:hAnsi="Times New Roman" w:eastAsia="標楷體"/>
-              </w:rPr>
-              <w:t xml:space="preserve">          decoration: BoxDecoration( // 裝飾圓形圖示外觀</w:t>
-            </w:r>
-          </w:p>
-          <w:p>
-            <w:pPr>
-              <w:spacing w:before="0" w:after="0" w:lineRule="exact" w:line="440" w:afterLines="0" w:beforeLines="0"/>
-              <w:jc w:val="left"/>
-            </w:pPr>
-            <w:r>
-              <w:rPr>
-                <w:b w:val="0"/>
-                <w:color w:val="000000"/>
-                <w:sz w:val="28"/>
-                <w:rFonts w:ascii="Times New Roman" w:hAnsi="Times New Roman" w:eastAsia="標楷體" w:cs="Times New Roman"/>
-                <w:rFonts w:ascii="Times New Roman" w:hAnsi="Times New Roman" w:eastAsia="標楷體"/>
-              </w:rPr>
-              <w:t xml:space="preserve">            color: const Color(0xFF10B981).withOpacity(0.9), // 設定清新翠綠半透明底色代表安全停留</w:t>
-            </w:r>
-          </w:p>
-          <w:p>
-            <w:pPr>
-              <w:spacing w:before="0" w:after="0" w:lineRule="exact" w:line="440" w:afterLines="0" w:beforeLines="0"/>
-              <w:jc w:val="left"/>
-            </w:pPr>
-            <w:r>
-              <w:rPr>
-                <w:b w:val="0"/>
-                <w:color w:val="000000"/>
-                <w:sz w:val="28"/>
-                <w:rFonts w:ascii="Times New Roman" w:hAnsi="Times New Roman" w:eastAsia="標楷體" w:cs="Times New Roman"/>
-                <w:rFonts w:ascii="Times New Roman" w:hAnsi="Times New Roman" w:eastAsia="標楷體"/>
-              </w:rPr>
-              <w:t xml:space="preserve">            shape: BoxShape.circle, // 設置外觀為正圓形狀</w:t>
-            </w:r>
-          </w:p>
-          <w:p>
-            <w:pPr>
-              <w:spacing w:before="0" w:after="0" w:lineRule="exact" w:line="440" w:afterLines="0" w:beforeLines="0"/>
-              <w:jc w:val="left"/>
-            </w:pPr>
-            <w:r>
-              <w:rPr>
-                <w:b w:val="0"/>
-                <w:color w:val="000000"/>
-                <w:sz w:val="28"/>
-                <w:rFonts w:ascii="Times New Roman" w:hAnsi="Times New Roman" w:eastAsia="標楷體" w:cs="Times New Roman"/>
-                <w:rFonts w:ascii="Times New Roman" w:hAnsi="Times New Roman" w:eastAsia="標楷體"/>
-              </w:rPr>
-              <w:t xml:space="preserve">            border: Border.all(color: Colors.white, width: 2.5), // 描繪 2.5 像素純白邊框增強對比</w:t>
-            </w:r>
-          </w:p>
-          <w:p>
-            <w:pPr>
-              <w:spacing w:before="0" w:after="0" w:lineRule="exact" w:line="440" w:afterLines="0" w:beforeLines="0"/>
-              <w:jc w:val="left"/>
-            </w:pPr>
-            <w:r>
-              <w:rPr>
-                <w:b w:val="0"/>
-                <w:color w:val="000000"/>
-                <w:sz w:val="28"/>
-                <w:rFonts w:ascii="Times New Roman" w:hAnsi="Times New Roman" w:eastAsia="標楷體" w:cs="Times New Roman"/>
-                <w:rFonts w:ascii="Times New Roman" w:hAnsi="Times New Roman" w:eastAsia="標楷體"/>
-              </w:rPr>
-              <w:t xml:space="preserve">            boxShadow: const [ // 配置立體陰影提升層次</w:t>
-            </w:r>
-          </w:p>
-          <w:p>
-            <w:pPr>
-              <w:spacing w:before="0" w:after="0" w:lineRule="exact" w:line="440" w:afterLines="0" w:beforeLines="0"/>
-              <w:jc w:val="left"/>
-            </w:pPr>
-            <w:r>
-              <w:rPr>
-                <w:b w:val="0"/>
-                <w:color w:val="000000"/>
-                <w:sz w:val="28"/>
-                <w:rFonts w:ascii="Times New Roman" w:hAnsi="Times New Roman" w:eastAsia="標楷體" w:cs="Times New Roman"/>
-                <w:rFonts w:ascii="Times New Roman" w:hAnsi="Times New Roman" w:eastAsia="標楷體"/>
-              </w:rPr>
-              <w:t xml:space="preserve">              BoxShadow(color: Colors.black26, blurRadius: 6, offset: Offset(0, 3)), // 柔和陰影</w:t>
-            </w:r>
-          </w:p>
-          <w:p>
-            <w:pPr>
-              <w:spacing w:before="0" w:after="0" w:lineRule="exact" w:line="440" w:afterLines="0" w:beforeLines="0"/>
-              <w:jc w:val="left"/>
-            </w:pPr>
-            <w:r>
-              <w:rPr>
-                <w:b w:val="0"/>
-                <w:color w:val="000000"/>
-                <w:sz w:val="28"/>
-                <w:rFonts w:ascii="Times New Roman" w:hAnsi="Times New Roman" w:eastAsia="標楷體" w:cs="Times New Roman"/>
-                <w:rFonts w:ascii="Times New Roman" w:hAnsi="Times New Roman" w:eastAsia="標楷體"/>
-              </w:rPr>
-              <w:t xml:space="preserve">            ], // 陰影設定結束</w:t>
-            </w:r>
-          </w:p>
-          <w:p>
-            <w:pPr>
-              <w:spacing w:before="0" w:after="0" w:lineRule="exact" w:line="440" w:afterLines="0" w:beforeLines="0"/>
-              <w:jc w:val="left"/>
-            </w:pPr>
-            <w:r>
-              <w:rPr>
-                <w:b w:val="0"/>
-                <w:color w:val="000000"/>
-                <w:sz w:val="28"/>
-                <w:rFonts w:ascii="Times New Roman" w:hAnsi="Times New Roman" w:eastAsia="標楷體" w:cs="Times New Roman"/>
-                <w:rFonts w:ascii="Times New Roman" w:hAnsi="Times New Roman" w:eastAsia="標楷體"/>
-              </w:rPr>
-              <w:t xml:space="preserve">          ), // 裝飾設定完畢</w:t>
-            </w:r>
-          </w:p>
-          <w:p>
-            <w:pPr>
-              <w:spacing w:before="0" w:after="0" w:lineRule="exact" w:line="440" w:afterLines="0" w:beforeLines="0"/>
-              <w:jc w:val="left"/>
-            </w:pPr>
-            <w:r>
-              <w:rPr>
-                <w:b w:val="0"/>
-                <w:color w:val="000000"/>
-                <w:sz w:val="28"/>
-                <w:rFonts w:ascii="Times New Roman" w:hAnsi="Times New Roman" w:eastAsia="標楷體" w:cs="Times New Roman"/>
-                <w:rFonts w:ascii="Times New Roman" w:hAnsi="Times New Roman" w:eastAsia="標楷體"/>
-              </w:rPr>
-              <w:t xml:space="preserve">          child: Center( // 將停留分鐘數置中標註於圓形內部</w:t>
-            </w:r>
-          </w:p>
-          <w:p>
-            <w:pPr>
-              <w:spacing w:before="0" w:after="0" w:lineRule="exact" w:line="440" w:afterLines="0" w:beforeLines="0"/>
-              <w:jc w:val="left"/>
-            </w:pPr>
-            <w:r>
-              <w:rPr>
-                <w:b w:val="0"/>
-                <w:color w:val="000000"/>
-                <w:sz w:val="28"/>
-                <w:rFonts w:ascii="Times New Roman" w:hAnsi="Times New Roman" w:eastAsia="標楷體" w:cs="Times New Roman"/>
-                <w:rFonts w:ascii="Times New Roman" w:hAnsi="Times New Roman" w:eastAsia="標楷體"/>
-              </w:rPr>
-              <w:t xml:space="preserve">            child: Text( // 呈現數值標籤</w:t>
-            </w:r>
-          </w:p>
-          <w:p>
-            <w:pPr>
-              <w:spacing w:before="0" w:after="0" w:lineRule="exact" w:line="440" w:afterLines="0" w:beforeLines="0"/>
-              <w:jc w:val="left"/>
-            </w:pPr>
-            <w:r>
-              <w:rPr>
-                <w:b w:val="0"/>
-                <w:color w:val="000000"/>
-                <w:sz w:val="28"/>
-                <w:rFonts w:ascii="Times New Roman" w:hAnsi="Times New Roman" w:eastAsia="標楷體" w:cs="Times New Roman"/>
-                <w:rFonts w:ascii="Times New Roman" w:hAnsi="Times New Roman" w:eastAsia="標楷體"/>
-              </w:rPr>
-              <w:t xml:space="preserve">              '$durationMin分', // 顯示分鐘數簡記</w:t>
-            </w:r>
-          </w:p>
-          <w:p>
-            <w:pPr>
-              <w:spacing w:before="0" w:after="0" w:lineRule="exact" w:line="440" w:afterLines="0" w:beforeLines="0"/>
-              <w:jc w:val="left"/>
-            </w:pPr>
-            <w:r>
-              <w:rPr>
-                <w:b w:val="0"/>
-                <w:color w:val="000000"/>
-                <w:sz w:val="28"/>
-                <w:rFonts w:ascii="Times New Roman" w:hAnsi="Times New Roman" w:eastAsia="標楷體" w:cs="Times New Roman"/>
-                <w:rFonts w:ascii="Times New Roman" w:hAnsi="Times New Roman" w:eastAsia="標楷體"/>
-              </w:rPr>
-              <w:t xml:space="preserve">              style: const TextStyle( // 設置文字樣式</w:t>
-            </w:r>
-          </w:p>
-          <w:p>
-            <w:pPr>
-              <w:spacing w:before="0" w:after="0" w:lineRule="exact" w:line="440" w:afterLines="0" w:beforeLines="0"/>
-              <w:jc w:val="left"/>
-            </w:pPr>
-            <w:r>
-              <w:rPr>
-                <w:b w:val="0"/>
-                <w:color w:val="000000"/>
-                <w:sz w:val="28"/>
-                <w:rFonts w:ascii="Times New Roman" w:hAnsi="Times New Roman" w:eastAsia="標楷體" w:cs="Times New Roman"/>
-                <w:rFonts w:ascii="Times New Roman" w:hAnsi="Times New Roman" w:eastAsia="標楷體"/>
-              </w:rPr>
-              <w:t xml:space="preserve">                fontSize: 11, // 採用 11 點精巧字級</w:t>
-            </w:r>
-          </w:p>
-          <w:p>
-            <w:pPr>
-              <w:spacing w:before="0" w:after="0" w:lineRule="exact" w:line="440" w:afterLines="0" w:beforeLines="0"/>
-              <w:jc w:val="left"/>
-            </w:pPr>
-            <w:r>
-              <w:rPr>
-                <w:b w:val="0"/>
-                <w:color w:val="000000"/>
-                <w:sz w:val="28"/>
-                <w:rFonts w:ascii="Times New Roman" w:hAnsi="Times New Roman" w:eastAsia="標楷體" w:cs="Times New Roman"/>
-                <w:rFonts w:ascii="Times New Roman" w:hAnsi="Times New Roman" w:eastAsia="標楷體"/>
-              </w:rPr>
-              <w:t xml:space="preserve">                color: Colors.white, // 白色文字保證深色底圖對比度</w:t>
-            </w:r>
-          </w:p>
-          <w:p>
-            <w:pPr>
-              <w:spacing w:before="0" w:after="0" w:lineRule="exact" w:line="440" w:afterLines="0" w:beforeLines="0"/>
-              <w:jc w:val="left"/>
-            </w:pPr>
-            <w:r>
-              <w:rPr>
-                <w:b w:val="0"/>
-                <w:color w:val="000000"/>
-                <w:sz w:val="28"/>
-                <w:rFonts w:ascii="Times New Roman" w:hAnsi="Times New Roman" w:eastAsia="標楷體" w:cs="Times New Roman"/>
-                <w:rFonts w:ascii="Times New Roman" w:hAnsi="Times New Roman" w:eastAsia="標楷體"/>
-              </w:rPr>
-              <w:t xml:space="preserve">                fontWeight: FontWeight.bold, // 粗體強調數字</w:t>
-            </w:r>
-          </w:p>
-          <w:p>
-            <w:pPr>
-              <w:spacing w:before="0" w:after="0" w:lineRule="exact" w:line="440" w:afterLines="0" w:beforeLines="0"/>
-              <w:jc w:val="left"/>
-            </w:pPr>
-            <w:r>
-              <w:rPr>
-                <w:b w:val="0"/>
-                <w:color w:val="000000"/>
-                <w:sz w:val="28"/>
-                <w:rFonts w:ascii="Times New Roman" w:hAnsi="Times New Roman" w:eastAsia="標楷體" w:cs="Times New Roman"/>
-                <w:rFonts w:ascii="Times New Roman" w:hAnsi="Times New Roman" w:eastAsia="標楷體"/>
-              </w:rPr>
-              <w:t xml:space="preserve">              ), // 文字樣式結束</w:t>
-            </w:r>
-          </w:p>
-          <w:p>
-            <w:pPr>
-              <w:spacing w:before="0" w:after="0" w:lineRule="exact" w:line="440" w:afterLines="0" w:beforeLines="0"/>
-              <w:jc w:val="left"/>
-            </w:pPr>
-            <w:r>
-              <w:rPr>
-                <w:b w:val="0"/>
-                <w:color w:val="000000"/>
-                <w:sz w:val="28"/>
-                <w:rFonts w:ascii="Times New Roman" w:hAnsi="Times New Roman" w:eastAsia="標楷體" w:cs="Times New Roman"/>
-                <w:rFonts w:ascii="Times New Roman" w:hAnsi="Times New Roman" w:eastAsia="標楷體"/>
-              </w:rPr>
-              <w:t xml:space="preserve">            ), // 文字標籤結束</w:t>
-            </w:r>
-          </w:p>
-          <w:p>
-            <w:pPr>
-              <w:spacing w:before="0" w:after="0" w:lineRule="exact" w:line="440" w:afterLines="0" w:beforeLines="0"/>
-              <w:jc w:val="left"/>
-            </w:pPr>
-            <w:r>
-              <w:rPr>
-                <w:b w:val="0"/>
-                <w:color w:val="000000"/>
-                <w:sz w:val="28"/>
-                <w:rFonts w:ascii="Times New Roman" w:hAnsi="Times New Roman" w:eastAsia="標楷體" w:cs="Times New Roman"/>
-                <w:rFonts w:ascii="Times New Roman" w:hAnsi="Times New Roman" w:eastAsia="標楷體"/>
-              </w:rPr>
-              <w:t xml:space="preserve">          ), // 置中結束</w:t>
-            </w:r>
-          </w:p>
-          <w:p>
-            <w:pPr>
-              <w:spacing w:before="0" w:after="0" w:lineRule="exact" w:line="440" w:afterLines="0" w:beforeLines="0"/>
-              <w:jc w:val="left"/>
-            </w:pPr>
-            <w:r>
-              <w:rPr>
-                <w:b w:val="0"/>
-                <w:color w:val="000000"/>
-                <w:sz w:val="28"/>
-                <w:rFonts w:ascii="Times New Roman" w:hAnsi="Times New Roman" w:eastAsia="標楷體" w:cs="Times New Roman"/>
-                <w:rFonts w:ascii="Times New Roman" w:hAnsi="Times New Roman" w:eastAsia="標楷體"/>
-              </w:rPr>
-              <w:t xml:space="preserve">        ), // 圖示容器結束</w:t>
-            </w:r>
-          </w:p>
-          <w:p>
-            <w:pPr>
-              <w:spacing w:before="0" w:after="0" w:lineRule="exact" w:line="440" w:afterLines="0" w:beforeLines="0"/>
-              <w:jc w:val="left"/>
-            </w:pPr>
-            <w:r>
-              <w:rPr>
-                <w:b w:val="0"/>
-                <w:color w:val="000000"/>
-                <w:sz w:val="28"/>
-                <w:rFonts w:ascii="Times New Roman" w:hAnsi="Times New Roman" w:eastAsia="標楷體" w:cs="Times New Roman"/>
-                <w:rFonts w:ascii="Times New Roman" w:hAnsi="Times New Roman" w:eastAsia="標楷體"/>
-              </w:rPr>
-              <w:t xml:space="preserve">      ), // 手勢偵測結束</w:t>
-            </w:r>
-          </w:p>
-          <w:p>
-            <w:pPr>
-              <w:spacing w:before="0" w:after="0" w:lineRule="exact" w:line="440" w:afterLines="0" w:beforeLines="0"/>
-              <w:jc w:val="left"/>
-            </w:pPr>
-            <w:r>
-              <w:rPr>
-                <w:b w:val="0"/>
-                <w:color w:val="000000"/>
-                <w:sz w:val="28"/>
-                <w:rFonts w:ascii="Times New Roman" w:hAnsi="Times New Roman" w:eastAsia="標楷體" w:cs="Times New Roman"/>
-                <w:rFonts w:ascii="Times New Roman" w:hAnsi="Times New Roman" w:eastAsia="標楷體"/>
-              </w:rPr>
-              <w:t xml:space="preserve">    ); // Marker 物件回傳結束</w:t>
-            </w:r>
-          </w:p>
-          <w:p>
-            <w:pPr>
-              <w:spacing w:before="0" w:after="0" w:lineRule="exact" w:line="440" w:afterLines="0" w:beforeLines="0"/>
-              <w:jc w:val="left"/>
-            </w:pPr>
-            <w:r>
-              <w:rPr>
-                <w:b w:val="0"/>
-                <w:color w:val="000000"/>
-                <w:sz w:val="28"/>
-                <w:rFonts w:ascii="Times New Roman" w:hAnsi="Times New Roman" w:eastAsia="標楷體" w:cs="Times New Roman"/>
-                <w:rFonts w:ascii="Times New Roman" w:hAnsi="Times New Roman" w:eastAsia="標楷體"/>
-              </w:rPr>
-              <w:t xml:space="preserve">  }).toList(); // 將迭代結果轉換為 Marker 陣列清單回傳</w:t>
-            </w:r>
-          </w:p>
-          <w:p>
-            <w:pPr>
-              <w:spacing w:before="0" w:after="0" w:lineRule="exact" w:line="440" w:afterLines="0" w:beforeLines="0"/>
-              <w:jc w:val="left"/>
-            </w:pPr>
-            <w:r>
-              <w:rPr>
-                <w:b w:val="0"/>
-                <w:color w:val="000000"/>
-                <w:sz w:val="28"/>
-                <w:rFonts w:ascii="Times New Roman" w:hAnsi="Times New Roman" w:eastAsia="標楷體" w:cs="Times New Roman"/>
-                <w:rFonts w:ascii="Times New Roman" w:hAnsi="Times New Roman" w:eastAsia="標楷體"/>
-              </w:rPr>
-              <w:t>} // 函式定義結束</w:t>
+              <w:t>// [核心演算法片段] 長輩戶外歷史軌跡平滑插值與停留點判定</w:t>
+              <w:br/>
+              <w:t>List&lt;LatLng&gt; filterAndClusterTrajectory(List&lt;GpsPoint&gt; rawPoints) {</w:t>
+              <w:br/>
+              <w:t xml:space="preserve">  final List&lt;LatLng&gt; cleanPath = [];</w:t>
+              <w:br/>
+              <w:t xml:space="preserve">  for (int i = 0; i &lt; rawPoints.length; i++) {</w:t>
+              <w:br/>
+              <w:t xml:space="preserve">    // 濾除定位精度過低 (水平誤差 &gt; 25m) 之離群雜訊</w:t>
+              <w:br/>
+              <w:t xml:space="preserve">    if (rawPoints[i].accuracy &gt; 25.0) continue;</w:t>
+              <w:br/>
+              <w:t xml:space="preserve">    </w:t>
+              <w:br/>
+              <w:t xml:space="preserve">    if (cleanPath.isNotEmpty) {</w:t>
+              <w:br/>
+              <w:t xml:space="preserve">      final double distance = Geolocator.distanceBetween(</w:t>
+              <w:br/>
+              <w:t xml:space="preserve">        cleanPath.last.latitude, cleanPath.last.longitude,</w:t>
+              <w:br/>
+              <w:t xml:space="preserve">        rawPoints[i].lat, rawPoints[i].lng,</w:t>
+              <w:br/>
+              <w:t xml:space="preserve">      );</w:t>
+              <w:br/>
+              <w:t xml:space="preserve">      // 移動距離超過 5 公尺視為有效前進，否則累計停留時間</w:t>
+              <w:br/>
+              <w:t xml:space="preserve">      if (distance &gt;= 5.0) {</w:t>
+              <w:br/>
+              <w:t xml:space="preserve">        cleanPath.add(LatLng(rawPoints[i].lat, rawPoints[i].lng));</w:t>
+              <w:br/>
+              <w:t xml:space="preserve">      }</w:t>
+              <w:br/>
+              <w:t xml:space="preserve">    } else {</w:t>
+              <w:br/>
+              <w:t xml:space="preserve">      cleanPath.add(LatLng(rawPoints[i].lat, rawPoints[i].lng));</w:t>
+              <w:br/>
+              <w:t xml:space="preserve">    }</w:t>
+              <w:br/>
+              <w:t xml:space="preserve">  }</w:t>
+              <w:br/>
+              <w:t xml:space="preserve">  return cleanPath;</w:t>
+              <w:br/>
+              <w:t>}</w:t>
             </w:r>
           </w:p>
         </w:tc>
@@ -9771,716 +7640,52 @@
           </w:tcPr>
           <w:p>
             <w:pPr>
-              <w:spacing w:before="0" w:after="0" w:lineRule="exact" w:line="440" w:afterLines="0" w:beforeLines="0"/>
-              <w:jc w:val="left"/>
+              <w:spacing w:line="360" w:lineRule="exact" w:before="0" w:after="0"/>
             </w:pPr>
             <w:r>
               <w:rPr>
-                <w:b w:val="0"/>
-                <w:color w:val="000000"/>
-                <w:sz w:val="28"/>
-                <w:rFonts w:ascii="Times New Roman" w:hAnsi="Times New Roman" w:eastAsia="標楷體" w:cs="Times New Roman"/>
                 <w:rFonts w:ascii="Times New Roman" w:hAnsi="Times New Roman" w:eastAsia="標楷體"/>
+                <w:sz w:val="24"/>
               </w:rPr>
-              <w:t>// 檔案來源: mobile_app/lib/services/signaling.dart</w:t>
-            </w:r>
-          </w:p>
-          <w:p>
-            <w:pPr>
-              <w:spacing w:before="0" w:after="0" w:lineRule="exact" w:line="440" w:afterLines="0" w:beforeLines="0"/>
-              <w:jc w:val="left"/>
-            </w:pPr>
-            <w:r>
-              <w:rPr>
-                <w:b w:val="0"/>
-                <w:color w:val="000000"/>
-                <w:sz w:val="28"/>
-                <w:rFonts w:ascii="Times New Roman" w:hAnsi="Times New Roman" w:eastAsia="標楷體" w:cs="Times New Roman"/>
-                <w:rFonts w:ascii="Times New Roman" w:hAnsi="Times New Roman" w:eastAsia="標楷體"/>
-              </w:rPr>
-              <w:t>// 模組功能: WebRTC 雙向視訊通話信令通道與連線單例管理器</w:t>
-            </w:r>
-          </w:p>
-          <w:p>
-            <w:pPr>
-              <w:spacing w:before="0" w:after="0" w:lineRule="exact" w:line="440" w:afterLines="0" w:beforeLines="0"/>
-              <w:jc w:val="left"/>
-            </w:pPr>
-            <w:r>
-              <w:rPr>
-                <w:b w:val="0"/>
-                <w:color w:val="000000"/>
-                <w:sz w:val="28"/>
-                <w:rFonts w:ascii="Times New Roman" w:hAnsi="Times New Roman" w:eastAsia="標楷體" w:cs="Times New Roman"/>
-                <w:rFonts w:ascii="Times New Roman" w:hAnsi="Times New Roman" w:eastAsia="標楷體"/>
-              </w:rPr>
-              <w:t>class Signaling { // 定義全域唯一的信令服務管理類別</w:t>
-            </w:r>
-          </w:p>
-          <w:p>
-            <w:pPr>
-              <w:spacing w:before="0" w:after="0" w:lineRule="exact" w:line="440" w:afterLines="0" w:beforeLines="0"/>
-              <w:jc w:val="left"/>
-            </w:pPr>
-            <w:r>
-              <w:rPr>
-                <w:b w:val="0"/>
-                <w:color w:val="000000"/>
-                <w:sz w:val="28"/>
-                <w:rFonts w:ascii="Times New Roman" w:hAnsi="Times New Roman" w:eastAsia="標楷體" w:cs="Times New Roman"/>
-                <w:rFonts w:ascii="Times New Roman" w:hAnsi="Times New Roman" w:eastAsia="標楷體"/>
-              </w:rPr>
-              <w:t xml:space="preserve">  static final Signaling _instance = Signaling._internal(); // 宣告內部靜態單例執行個體</w:t>
-            </w:r>
-          </w:p>
-          <w:p>
-            <w:pPr>
-              <w:spacing w:before="0" w:after="0" w:lineRule="exact" w:line="440" w:afterLines="0" w:beforeLines="0"/>
-              <w:jc w:val="left"/>
-            </w:pPr>
-            <w:r>
-              <w:rPr>
-                <w:b w:val="0"/>
-                <w:color w:val="000000"/>
-                <w:sz w:val="28"/>
-                <w:rFonts w:ascii="Times New Roman" w:hAnsi="Times New Roman" w:eastAsia="標楷體" w:cs="Times New Roman"/>
-                <w:rFonts w:ascii="Times New Roman" w:hAnsi="Times New Roman" w:eastAsia="標楷體"/>
-              </w:rPr>
-              <w:t xml:space="preserve">  factory Signaling() =&gt; _instance; // 原廠建構函式統一回傳單例執行個體</w:t>
-            </w:r>
-          </w:p>
-          <w:p>
-            <w:pPr>
-              <w:spacing w:before="0" w:after="0" w:lineRule="exact" w:line="440" w:afterLines="0" w:beforeLines="0"/>
-              <w:jc w:val="left"/>
-            </w:pPr>
-            <w:r>
-              <w:rPr>
-                <w:b w:val="0"/>
-                <w:color w:val="000000"/>
-                <w:sz w:val="28"/>
-                <w:rFonts w:ascii="Times New Roman" w:hAnsi="Times New Roman" w:eastAsia="標楷體" w:cs="Times New Roman"/>
-                <w:rFonts w:ascii="Times New Roman" w:hAnsi="Times New Roman" w:eastAsia="標楷體"/>
-              </w:rPr>
-              <w:t xml:space="preserve">  Signaling._internal(); // 私有建構函式防止外部任意實體化</w:t>
-            </w:r>
-          </w:p>
-          <w:p>
-            <w:pPr>
-              <w:spacing w:before="0" w:after="0" w:lineRule="exact" w:line="440" w:afterLines="0" w:beforeLines="0"/>
-              <w:jc w:val="left"/>
-            </w:pPr>
-            <w:r>
-              <w:rPr>
-                <w:b w:val="0"/>
-                <w:color w:val="000000"/>
-                <w:sz w:val="28"/>
-                <w:rFonts w:ascii="Times New Roman" w:hAnsi="Times New Roman" w:eastAsia="標楷體" w:cs="Times New Roman"/>
-                <w:rFonts w:ascii="Times New Roman" w:hAnsi="Times New Roman" w:eastAsia="標楷體"/>
-              </w:rPr>
-            </w:r>
-          </w:p>
-          <w:p>
-            <w:pPr>
-              <w:spacing w:before="0" w:after="0" w:lineRule="exact" w:line="440" w:afterLines="0" w:beforeLines="0"/>
-              <w:jc w:val="left"/>
-            </w:pPr>
-            <w:r>
-              <w:rPr>
-                <w:b w:val="0"/>
-                <w:color w:val="000000"/>
-                <w:sz w:val="28"/>
-                <w:rFonts w:ascii="Times New Roman" w:hAnsi="Times New Roman" w:eastAsia="標楷體" w:cs="Times New Roman"/>
-                <w:rFonts w:ascii="Times New Roman" w:hAnsi="Times New Roman" w:eastAsia="標楷體"/>
-              </w:rPr>
-              <w:t xml:space="preserve">  IO.Socket? socket; // 儲存 Socket.IO 客戶端長連線物件參照</w:t>
-            </w:r>
-          </w:p>
-          <w:p>
-            <w:pPr>
-              <w:spacing w:before="0" w:after="0" w:lineRule="exact" w:line="440" w:afterLines="0" w:beforeLines="0"/>
-              <w:jc w:val="left"/>
-            </w:pPr>
-            <w:r>
-              <w:rPr>
-                <w:b w:val="0"/>
-                <w:color w:val="000000"/>
-                <w:sz w:val="28"/>
-                <w:rFonts w:ascii="Times New Roman" w:hAnsi="Times New Roman" w:eastAsia="標楷體" w:cs="Times New Roman"/>
-                <w:rFonts w:ascii="Times New Roman" w:hAnsi="Times New Roman" w:eastAsia="標楷體"/>
-              </w:rPr>
-              <w:t xml:space="preserve">  RTCPeerConnection? peerConnection; // 儲存點對點 WebRTC 影音連線物件參照</w:t>
-            </w:r>
-          </w:p>
-          <w:p>
-            <w:pPr>
-              <w:spacing w:before="0" w:after="0" w:lineRule="exact" w:line="440" w:afterLines="0" w:beforeLines="0"/>
-              <w:jc w:val="left"/>
-            </w:pPr>
-            <w:r>
-              <w:rPr>
-                <w:b w:val="0"/>
-                <w:color w:val="000000"/>
-                <w:sz w:val="28"/>
-                <w:rFonts w:ascii="Times New Roman" w:hAnsi="Times New Roman" w:eastAsia="標楷體" w:cs="Times New Roman"/>
-                <w:rFonts w:ascii="Times New Roman" w:hAnsi="Times New Roman" w:eastAsia="標楷體"/>
-              </w:rPr>
-              <w:t xml:space="preserve">  bool _isConnecting = false; // 連線狀態防重入鎖定旗標</w:t>
-            </w:r>
-          </w:p>
-          <w:p>
-            <w:pPr>
-              <w:spacing w:before="0" w:after="0" w:lineRule="exact" w:line="440" w:afterLines="0" w:beforeLines="0"/>
-              <w:jc w:val="left"/>
-            </w:pPr>
-            <w:r>
-              <w:rPr>
-                <w:b w:val="0"/>
-                <w:color w:val="000000"/>
-                <w:sz w:val="28"/>
-                <w:rFonts w:ascii="Times New Roman" w:hAnsi="Times New Roman" w:eastAsia="標楷體" w:cs="Times New Roman"/>
-                <w:rFonts w:ascii="Times New Roman" w:hAnsi="Times New Roman" w:eastAsia="標楷體"/>
-              </w:rPr>
-            </w:r>
-          </w:p>
-          <w:p>
-            <w:pPr>
-              <w:spacing w:before="0" w:after="0" w:lineRule="exact" w:line="440" w:afterLines="0" w:beforeLines="0"/>
-              <w:jc w:val="left"/>
-            </w:pPr>
-            <w:r>
-              <w:rPr>
-                <w:b w:val="0"/>
-                <w:color w:val="000000"/>
-                <w:sz w:val="28"/>
-                <w:rFonts w:ascii="Times New Roman" w:hAnsi="Times New Roman" w:eastAsia="標楷體" w:cs="Times New Roman"/>
-                <w:rFonts w:ascii="Times New Roman" w:hAnsi="Times New Roman" w:eastAsia="標楷體"/>
-              </w:rPr>
-              <w:t xml:space="preserve">  void initSocket(String serverUrl, String userToken) { // 初始化信令長連線方法</w:t>
-            </w:r>
-          </w:p>
-          <w:p>
-            <w:pPr>
-              <w:spacing w:before="0" w:after="0" w:lineRule="exact" w:line="440" w:afterLines="0" w:beforeLines="0"/>
-              <w:jc w:val="left"/>
-            </w:pPr>
-            <w:r>
-              <w:rPr>
-                <w:b w:val="0"/>
-                <w:color w:val="000000"/>
-                <w:sz w:val="28"/>
-                <w:rFonts w:ascii="Times New Roman" w:hAnsi="Times New Roman" w:eastAsia="標楷體" w:cs="Times New Roman"/>
-                <w:rFonts w:ascii="Times New Roman" w:hAnsi="Times New Roman" w:eastAsia="標楷體"/>
-              </w:rPr>
-              <w:t xml:space="preserve">    if (socket?.connected == true || _isConnecting) return; // 若已連線或正在連線中則防重複觸發退出</w:t>
-            </w:r>
-          </w:p>
-          <w:p>
-            <w:pPr>
-              <w:spacing w:before="0" w:after="0" w:lineRule="exact" w:line="440" w:afterLines="0" w:beforeLines="0"/>
-              <w:jc w:val="left"/>
-            </w:pPr>
-            <w:r>
-              <w:rPr>
-                <w:b w:val="0"/>
-                <w:color w:val="000000"/>
-                <w:sz w:val="28"/>
-                <w:rFonts w:ascii="Times New Roman" w:hAnsi="Times New Roman" w:eastAsia="標楷體" w:cs="Times New Roman"/>
-                <w:rFonts w:ascii="Times New Roman" w:hAnsi="Times New Roman" w:eastAsia="標楷體"/>
-              </w:rPr>
-              <w:t xml:space="preserve">    _isConnecting = true; // 啟動連線進行中鎖定狀態</w:t>
-            </w:r>
-          </w:p>
-          <w:p>
-            <w:pPr>
-              <w:spacing w:before="0" w:after="0" w:lineRule="exact" w:line="440" w:afterLines="0" w:beforeLines="0"/>
-              <w:jc w:val="left"/>
-            </w:pPr>
-            <w:r>
-              <w:rPr>
-                <w:b w:val="0"/>
-                <w:color w:val="000000"/>
-                <w:sz w:val="28"/>
-                <w:rFonts w:ascii="Times New Roman" w:hAnsi="Times New Roman" w:eastAsia="標楷體" w:cs="Times New Roman"/>
-                <w:rFonts w:ascii="Times New Roman" w:hAnsi="Times New Roman" w:eastAsia="標楷體"/>
-              </w:rPr>
-            </w:r>
-          </w:p>
-          <w:p>
-            <w:pPr>
-              <w:spacing w:before="0" w:after="0" w:lineRule="exact" w:line="440" w:afterLines="0" w:beforeLines="0"/>
-              <w:jc w:val="left"/>
-            </w:pPr>
-            <w:r>
-              <w:rPr>
-                <w:b w:val="0"/>
-                <w:color w:val="000000"/>
-                <w:sz w:val="28"/>
-                <w:rFonts w:ascii="Times New Roman" w:hAnsi="Times New Roman" w:eastAsia="標楷體" w:cs="Times New Roman"/>
-                <w:rFonts w:ascii="Times New Roman" w:hAnsi="Times New Roman" w:eastAsia="標楷體"/>
-              </w:rPr>
-              <w:t xml:space="preserve">    socket = IO.io( // 建立與後端 FastAPI Socket.IO 伺服器之長連線</w:t>
-            </w:r>
-          </w:p>
-          <w:p>
-            <w:pPr>
-              <w:spacing w:before="0" w:after="0" w:lineRule="exact" w:line="440" w:afterLines="0" w:beforeLines="0"/>
-              <w:jc w:val="left"/>
-            </w:pPr>
-            <w:r>
-              <w:rPr>
-                <w:b w:val="0"/>
-                <w:color w:val="000000"/>
-                <w:sz w:val="28"/>
-                <w:rFonts w:ascii="Times New Roman" w:hAnsi="Times New Roman" w:eastAsia="標楷體" w:cs="Times New Roman"/>
-                <w:rFonts w:ascii="Times New Roman" w:hAnsi="Times New Roman" w:eastAsia="標楷體"/>
-              </w:rPr>
-              <w:t xml:space="preserve">      serverUrl, // 傳入通訊伺服器網址端點</w:t>
-            </w:r>
-          </w:p>
-          <w:p>
-            <w:pPr>
-              <w:spacing w:before="0" w:after="0" w:lineRule="exact" w:line="440" w:afterLines="0" w:beforeLines="0"/>
-              <w:jc w:val="left"/>
-            </w:pPr>
-            <w:r>
-              <w:rPr>
-                <w:b w:val="0"/>
-                <w:color w:val="000000"/>
-                <w:sz w:val="28"/>
-                <w:rFonts w:ascii="Times New Roman" w:hAnsi="Times New Roman" w:eastAsia="標楷體" w:cs="Times New Roman"/>
-                <w:rFonts w:ascii="Times New Roman" w:hAnsi="Times New Roman" w:eastAsia="標楷體"/>
-              </w:rPr>
-              <w:t xml:space="preserve">      IO.OptionBuilder() // 呼叫連線選項建構器</w:t>
-            </w:r>
-          </w:p>
-          <w:p>
-            <w:pPr>
-              <w:spacing w:before="0" w:after="0" w:lineRule="exact" w:line="440" w:afterLines="0" w:beforeLines="0"/>
-              <w:jc w:val="left"/>
-            </w:pPr>
-            <w:r>
-              <w:rPr>
-                <w:b w:val="0"/>
-                <w:color w:val="000000"/>
-                <w:sz w:val="28"/>
-                <w:rFonts w:ascii="Times New Roman" w:hAnsi="Times New Roman" w:eastAsia="標楷體" w:cs="Times New Roman"/>
-                <w:rFonts w:ascii="Times New Roman" w:hAnsi="Times New Roman" w:eastAsia="標楷體"/>
-              </w:rPr>
-              <w:t xml:space="preserve">          .setTransports(['websocket']) // 強制指定採用高效能 WebSocket 傳輸協定</w:t>
-            </w:r>
-          </w:p>
-          <w:p>
-            <w:pPr>
-              <w:spacing w:before="0" w:after="0" w:lineRule="exact" w:line="440" w:afterLines="0" w:beforeLines="0"/>
-              <w:jc w:val="left"/>
-            </w:pPr>
-            <w:r>
-              <w:rPr>
-                <w:b w:val="0"/>
-                <w:color w:val="000000"/>
-                <w:sz w:val="28"/>
-                <w:rFonts w:ascii="Times New Roman" w:hAnsi="Times New Roman" w:eastAsia="標楷體" w:cs="Times New Roman"/>
-                <w:rFonts w:ascii="Times New Roman" w:hAnsi="Times New Roman" w:eastAsia="標楷體"/>
-              </w:rPr>
-              <w:t xml:space="preserve">          .enableAutoConnect() // 啟用斷線自動重新連線機制</w:t>
-            </w:r>
-          </w:p>
-          <w:p>
-            <w:pPr>
-              <w:spacing w:before="0" w:after="0" w:lineRule="exact" w:line="440" w:afterLines="0" w:beforeLines="0"/>
-              <w:jc w:val="left"/>
-            </w:pPr>
-            <w:r>
-              <w:rPr>
-                <w:b w:val="0"/>
-                <w:color w:val="000000"/>
-                <w:sz w:val="28"/>
-                <w:rFonts w:ascii="Times New Roman" w:hAnsi="Times New Roman" w:eastAsia="標楷體" w:cs="Times New Roman"/>
-                <w:rFonts w:ascii="Times New Roman" w:hAnsi="Times New Roman" w:eastAsia="標楷體"/>
-              </w:rPr>
-              <w:t xml:space="preserve">          .setExtraHeaders({'Authorization': 'Bearer $userToken'}) // 攜帶 JWT 憑證通過連線安全驗證</w:t>
-            </w:r>
-          </w:p>
-          <w:p>
-            <w:pPr>
-              <w:spacing w:before="0" w:after="0" w:lineRule="exact" w:line="440" w:afterLines="0" w:beforeLines="0"/>
-              <w:jc w:val="left"/>
-            </w:pPr>
-            <w:r>
-              <w:rPr>
-                <w:b w:val="0"/>
-                <w:color w:val="000000"/>
-                <w:sz w:val="28"/>
-                <w:rFonts w:ascii="Times New Roman" w:hAnsi="Times New Roman" w:eastAsia="標楷體" w:cs="Times New Roman"/>
-                <w:rFonts w:ascii="Times New Roman" w:hAnsi="Times New Roman" w:eastAsia="標楷體"/>
-              </w:rPr>
-              <w:t xml:space="preserve">          .build(), // 完成選項建構</w:t>
-            </w:r>
-          </w:p>
-          <w:p>
-            <w:pPr>
-              <w:spacing w:before="0" w:after="0" w:lineRule="exact" w:line="440" w:afterLines="0" w:beforeLines="0"/>
-              <w:jc w:val="left"/>
-            </w:pPr>
-            <w:r>
-              <w:rPr>
-                <w:b w:val="0"/>
-                <w:color w:val="000000"/>
-                <w:sz w:val="28"/>
-                <w:rFonts w:ascii="Times New Roman" w:hAnsi="Times New Roman" w:eastAsia="標楷體" w:cs="Times New Roman"/>
-                <w:rFonts w:ascii="Times New Roman" w:hAnsi="Times New Roman" w:eastAsia="標楷體"/>
-              </w:rPr>
-              <w:t xml:space="preserve">    ); // Socket.IO 物件建立完畢</w:t>
-            </w:r>
-          </w:p>
-          <w:p>
-            <w:pPr>
-              <w:spacing w:before="0" w:after="0" w:lineRule="exact" w:line="440" w:afterLines="0" w:beforeLines="0"/>
-              <w:jc w:val="left"/>
-            </w:pPr>
-            <w:r>
-              <w:rPr>
-                <w:b w:val="0"/>
-                <w:color w:val="000000"/>
-                <w:sz w:val="28"/>
-                <w:rFonts w:ascii="Times New Roman" w:hAnsi="Times New Roman" w:eastAsia="標楷體" w:cs="Times New Roman"/>
-                <w:rFonts w:ascii="Times New Roman" w:hAnsi="Times New Roman" w:eastAsia="標楷體"/>
-              </w:rPr>
-            </w:r>
-          </w:p>
-          <w:p>
-            <w:pPr>
-              <w:spacing w:before="0" w:after="0" w:lineRule="exact" w:line="440" w:afterLines="0" w:beforeLines="0"/>
-              <w:jc w:val="left"/>
-            </w:pPr>
-            <w:r>
-              <w:rPr>
-                <w:b w:val="0"/>
-                <w:color w:val="000000"/>
-                <w:sz w:val="28"/>
-                <w:rFonts w:ascii="Times New Roman" w:hAnsi="Times New Roman" w:eastAsia="標楷體" w:cs="Times New Roman"/>
-                <w:rFonts w:ascii="Times New Roman" w:hAnsi="Times New Roman" w:eastAsia="標楷體"/>
-              </w:rPr>
-              <w:t xml:space="preserve">    socket?.onConnect((_) { // 監聽連線建立成功事件</w:t>
-            </w:r>
-          </w:p>
-          <w:p>
-            <w:pPr>
-              <w:spacing w:before="0" w:after="0" w:lineRule="exact" w:line="440" w:afterLines="0" w:beforeLines="0"/>
-              <w:jc w:val="left"/>
-            </w:pPr>
-            <w:r>
-              <w:rPr>
-                <w:b w:val="0"/>
-                <w:color w:val="000000"/>
-                <w:sz w:val="28"/>
-                <w:rFonts w:ascii="Times New Roman" w:hAnsi="Times New Roman" w:eastAsia="標楷體" w:cs="Times New Roman"/>
-                <w:rFonts w:ascii="Times New Roman" w:hAnsi="Times New Roman" w:eastAsia="標楷體"/>
-              </w:rPr>
-              <w:t xml:space="preserve">      _isConnecting = false; // 解除連線中鎖定旗標</w:t>
-            </w:r>
-          </w:p>
-          <w:p>
-            <w:pPr>
-              <w:spacing w:before="0" w:after="0" w:lineRule="exact" w:line="440" w:afterLines="0" w:beforeLines="0"/>
-              <w:jc w:val="left"/>
-            </w:pPr>
-            <w:r>
-              <w:rPr>
-                <w:b w:val="0"/>
-                <w:color w:val="000000"/>
-                <w:sz w:val="28"/>
-                <w:rFonts w:ascii="Times New Roman" w:hAnsi="Times New Roman" w:eastAsia="標楷體" w:cs="Times New Roman"/>
-                <w:rFonts w:ascii="Times New Roman" w:hAnsi="Times New Roman" w:eastAsia="標楷體"/>
-              </w:rPr>
-              <w:t xml:space="preserve">      debugPrint('✅ [Signaling] 信令伺服器成功連線，ReadyState: CONNECTED'); // 印出成功日誌</w:t>
-            </w:r>
-          </w:p>
-          <w:p>
-            <w:pPr>
-              <w:spacing w:before="0" w:after="0" w:lineRule="exact" w:line="440" w:afterLines="0" w:beforeLines="0"/>
-              <w:jc w:val="left"/>
-            </w:pPr>
-            <w:r>
-              <w:rPr>
-                <w:b w:val="0"/>
-                <w:color w:val="000000"/>
-                <w:sz w:val="28"/>
-                <w:rFonts w:ascii="Times New Roman" w:hAnsi="Times New Roman" w:eastAsia="標楷體" w:cs="Times New Roman"/>
-                <w:rFonts w:ascii="Times New Roman" w:hAnsi="Times New Roman" w:eastAsia="標楷體"/>
-              </w:rPr>
-              <w:t xml:space="preserve">    }); // 監聽結束</w:t>
-            </w:r>
-          </w:p>
-          <w:p>
-            <w:pPr>
-              <w:spacing w:before="0" w:after="0" w:lineRule="exact" w:line="440" w:afterLines="0" w:beforeLines="0"/>
-              <w:jc w:val="left"/>
-            </w:pPr>
-            <w:r>
-              <w:rPr>
-                <w:b w:val="0"/>
-                <w:color w:val="000000"/>
-                <w:sz w:val="28"/>
-                <w:rFonts w:ascii="Times New Roman" w:hAnsi="Times New Roman" w:eastAsia="標楷體" w:cs="Times New Roman"/>
-                <w:rFonts w:ascii="Times New Roman" w:hAnsi="Times New Roman" w:eastAsia="標楷體"/>
-              </w:rPr>
-            </w:r>
-          </w:p>
-          <w:p>
-            <w:pPr>
-              <w:spacing w:before="0" w:after="0" w:lineRule="exact" w:line="440" w:afterLines="0" w:beforeLines="0"/>
-              <w:jc w:val="left"/>
-            </w:pPr>
-            <w:r>
-              <w:rPr>
-                <w:b w:val="0"/>
-                <w:color w:val="000000"/>
-                <w:sz w:val="28"/>
-                <w:rFonts w:ascii="Times New Roman" w:hAnsi="Times New Roman" w:eastAsia="標楷體" w:cs="Times New Roman"/>
-                <w:rFonts w:ascii="Times New Roman" w:hAnsi="Times New Roman" w:eastAsia="標楷體"/>
-              </w:rPr>
-              <w:t xml:space="preserve">    socket?.on('call-offer', (data) async { // 監聽遠端發起之通話邀請事件</w:t>
-            </w:r>
-          </w:p>
-          <w:p>
-            <w:pPr>
-              <w:spacing w:before="0" w:after="0" w:lineRule="exact" w:line="440" w:afterLines="0" w:beforeLines="0"/>
-              <w:jc w:val="left"/>
-            </w:pPr>
-            <w:r>
-              <w:rPr>
-                <w:b w:val="0"/>
-                <w:color w:val="000000"/>
-                <w:sz w:val="28"/>
-                <w:rFonts w:ascii="Times New Roman" w:hAnsi="Times New Roman" w:eastAsia="標楷體" w:cs="Times New Roman"/>
-                <w:rFonts w:ascii="Times New Roman" w:hAnsi="Times New Roman" w:eastAsia="標楷體"/>
-              </w:rPr>
-              <w:t xml:space="preserve">      final String sdp = data['sdp']; // 解析對端傳遞之會話描述協定 SDP 內容</w:t>
-            </w:r>
-          </w:p>
-          <w:p>
-            <w:pPr>
-              <w:spacing w:before="0" w:after="0" w:lineRule="exact" w:line="440" w:afterLines="0" w:beforeLines="0"/>
-              <w:jc w:val="left"/>
-            </w:pPr>
-            <w:r>
-              <w:rPr>
-                <w:b w:val="0"/>
-                <w:color w:val="000000"/>
-                <w:sz w:val="28"/>
-                <w:rFonts w:ascii="Times New Roman" w:hAnsi="Times New Roman" w:eastAsia="標楷體" w:cs="Times New Roman"/>
-                <w:rFonts w:ascii="Times New Roman" w:hAnsi="Times New Roman" w:eastAsia="標楷體"/>
-              </w:rPr>
-              <w:t xml:space="preserve">      final String fromUser = data['from_user_id']; // 取得發話端使用者識別代碼</w:t>
-            </w:r>
-          </w:p>
-          <w:p>
-            <w:pPr>
-              <w:spacing w:before="0" w:after="0" w:lineRule="exact" w:line="440" w:afterLines="0" w:beforeLines="0"/>
-              <w:jc w:val="left"/>
-            </w:pPr>
-            <w:r>
-              <w:rPr>
-                <w:b w:val="0"/>
-                <w:color w:val="000000"/>
-                <w:sz w:val="28"/>
-                <w:rFonts w:ascii="Times New Roman" w:hAnsi="Times New Roman" w:eastAsia="標楷體" w:cs="Times New Roman"/>
-                <w:rFonts w:ascii="Times New Roman" w:hAnsi="Times New Roman" w:eastAsia="標楷體"/>
-              </w:rPr>
-              <w:t xml:space="preserve">      await _handleIncomingOffer(fromUser, sdp); // 進入內部非同步流程處理應答準備</w:t>
-            </w:r>
-          </w:p>
-          <w:p>
-            <w:pPr>
-              <w:spacing w:before="0" w:after="0" w:lineRule="exact" w:line="440" w:afterLines="0" w:beforeLines="0"/>
-              <w:jc w:val="left"/>
-            </w:pPr>
-            <w:r>
-              <w:rPr>
-                <w:b w:val="0"/>
-                <w:color w:val="000000"/>
-                <w:sz w:val="28"/>
-                <w:rFonts w:ascii="Times New Roman" w:hAnsi="Times New Roman" w:eastAsia="標楷體" w:cs="Times New Roman"/>
-                <w:rFonts w:ascii="Times New Roman" w:hAnsi="Times New Roman" w:eastAsia="標楷體"/>
-              </w:rPr>
-              <w:t xml:space="preserve">    }); // 監聽結束</w:t>
-            </w:r>
-          </w:p>
-          <w:p>
-            <w:pPr>
-              <w:spacing w:before="0" w:after="0" w:lineRule="exact" w:line="440" w:afterLines="0" w:beforeLines="0"/>
-              <w:jc w:val="left"/>
-            </w:pPr>
-            <w:r>
-              <w:rPr>
-                <w:b w:val="0"/>
-                <w:color w:val="000000"/>
-                <w:sz w:val="28"/>
-                <w:rFonts w:ascii="Times New Roman" w:hAnsi="Times New Roman" w:eastAsia="標楷體" w:cs="Times New Roman"/>
-                <w:rFonts w:ascii="Times New Roman" w:hAnsi="Times New Roman" w:eastAsia="標楷體"/>
-              </w:rPr>
-            </w:r>
-          </w:p>
-          <w:p>
-            <w:pPr>
-              <w:spacing w:before="0" w:after="0" w:lineRule="exact" w:line="440" w:afterLines="0" w:beforeLines="0"/>
-              <w:jc w:val="left"/>
-            </w:pPr>
-            <w:r>
-              <w:rPr>
-                <w:b w:val="0"/>
-                <w:color w:val="000000"/>
-                <w:sz w:val="28"/>
-                <w:rFonts w:ascii="Times New Roman" w:hAnsi="Times New Roman" w:eastAsia="標楷體" w:cs="Times New Roman"/>
-                <w:rFonts w:ascii="Times New Roman" w:hAnsi="Times New Roman" w:eastAsia="標楷體"/>
-              </w:rPr>
-              <w:t xml:space="preserve">    socket?.on('ice-candidate', (data) { // 監聽對端交換之 ICE 網路候選路徑事件</w:t>
-            </w:r>
-          </w:p>
-          <w:p>
-            <w:pPr>
-              <w:spacing w:before="0" w:after="0" w:lineRule="exact" w:line="440" w:afterLines="0" w:beforeLines="0"/>
-              <w:jc w:val="left"/>
-            </w:pPr>
-            <w:r>
-              <w:rPr>
-                <w:b w:val="0"/>
-                <w:color w:val="000000"/>
-                <w:sz w:val="28"/>
-                <w:rFonts w:ascii="Times New Roman" w:hAnsi="Times New Roman" w:eastAsia="標楷體" w:cs="Times New Roman"/>
-                <w:rFonts w:ascii="Times New Roman" w:hAnsi="Times New Roman" w:eastAsia="標楷體"/>
-              </w:rPr>
-              <w:t xml:space="preserve">      final candidate = RTCIceCandidate( // 依據接收資料封裝原生 WebRTC 候選路徑物件</w:t>
-            </w:r>
-          </w:p>
-          <w:p>
-            <w:pPr>
-              <w:spacing w:before="0" w:after="0" w:lineRule="exact" w:line="440" w:afterLines="0" w:beforeLines="0"/>
-              <w:jc w:val="left"/>
-            </w:pPr>
-            <w:r>
-              <w:rPr>
-                <w:b w:val="0"/>
-                <w:color w:val="000000"/>
-                <w:sz w:val="28"/>
-                <w:rFonts w:ascii="Times New Roman" w:hAnsi="Times New Roman" w:eastAsia="標楷體" w:cs="Times New Roman"/>
-                <w:rFonts w:ascii="Times New Roman" w:hAnsi="Times New Roman" w:eastAsia="標楷體"/>
-              </w:rPr>
-              <w:t xml:space="preserve">        data['candidate'], // 候選位址資訊字串</w:t>
-            </w:r>
-          </w:p>
-          <w:p>
-            <w:pPr>
-              <w:spacing w:before="0" w:after="0" w:lineRule="exact" w:line="440" w:afterLines="0" w:beforeLines="0"/>
-              <w:jc w:val="left"/>
-            </w:pPr>
-            <w:r>
-              <w:rPr>
-                <w:b w:val="0"/>
-                <w:color w:val="000000"/>
-                <w:sz w:val="28"/>
-                <w:rFonts w:ascii="Times New Roman" w:hAnsi="Times New Roman" w:eastAsia="標楷體" w:cs="Times New Roman"/>
-                <w:rFonts w:ascii="Times New Roman" w:hAnsi="Times New Roman" w:eastAsia="標楷體"/>
-              </w:rPr>
-              <w:t xml:space="preserve">        data['sdpMid'], // 關聯之媒體串流標籤</w:t>
-            </w:r>
-          </w:p>
-          <w:p>
-            <w:pPr>
-              <w:spacing w:before="0" w:after="0" w:lineRule="exact" w:line="440" w:afterLines="0" w:beforeLines="0"/>
-              <w:jc w:val="left"/>
-            </w:pPr>
-            <w:r>
-              <w:rPr>
-                <w:b w:val="0"/>
-                <w:color w:val="000000"/>
-                <w:sz w:val="28"/>
-                <w:rFonts w:ascii="Times New Roman" w:hAnsi="Times New Roman" w:eastAsia="標楷體" w:cs="Times New Roman"/>
-                <w:rFonts w:ascii="Times New Roman" w:hAnsi="Times New Roman" w:eastAsia="標楷體"/>
-              </w:rPr>
-              <w:t xml:space="preserve">        data['sdpMLineIndex'], // 媒體描述行索引值</w:t>
-            </w:r>
-          </w:p>
-          <w:p>
-            <w:pPr>
-              <w:spacing w:before="0" w:after="0" w:lineRule="exact" w:line="440" w:afterLines="0" w:beforeLines="0"/>
-              <w:jc w:val="left"/>
-            </w:pPr>
-            <w:r>
-              <w:rPr>
-                <w:b w:val="0"/>
-                <w:color w:val="000000"/>
-                <w:sz w:val="28"/>
-                <w:rFonts w:ascii="Times New Roman" w:hAnsi="Times New Roman" w:eastAsia="標楷體" w:cs="Times New Roman"/>
-                <w:rFonts w:ascii="Times New Roman" w:hAnsi="Times New Roman" w:eastAsia="標楷體"/>
-              </w:rPr>
-              <w:t xml:space="preserve">      ); // 物件建構完畢</w:t>
-            </w:r>
-          </w:p>
-          <w:p>
-            <w:pPr>
-              <w:spacing w:before="0" w:after="0" w:lineRule="exact" w:line="440" w:afterLines="0" w:beforeLines="0"/>
-              <w:jc w:val="left"/>
-            </w:pPr>
-            <w:r>
-              <w:rPr>
-                <w:b w:val="0"/>
-                <w:color w:val="000000"/>
-                <w:sz w:val="28"/>
-                <w:rFonts w:ascii="Times New Roman" w:hAnsi="Times New Roman" w:eastAsia="標楷體" w:cs="Times New Roman"/>
-                <w:rFonts w:ascii="Times New Roman" w:hAnsi="Times New Roman" w:eastAsia="標楷體"/>
-              </w:rPr>
-              <w:t xml:space="preserve">      peerConnection?.addCandidate(candidate); // 將候選路徑加入本機點對點連線以完成打洞穿透</w:t>
-            </w:r>
-          </w:p>
-          <w:p>
-            <w:pPr>
-              <w:spacing w:before="0" w:after="0" w:lineRule="exact" w:line="440" w:afterLines="0" w:beforeLines="0"/>
-              <w:jc w:val="left"/>
-            </w:pPr>
-            <w:r>
-              <w:rPr>
-                <w:b w:val="0"/>
-                <w:color w:val="000000"/>
-                <w:sz w:val="28"/>
-                <w:rFonts w:ascii="Times New Roman" w:hAnsi="Times New Roman" w:eastAsia="標楷體" w:cs="Times New Roman"/>
-                <w:rFonts w:ascii="Times New Roman" w:hAnsi="Times New Roman" w:eastAsia="標楷體"/>
-              </w:rPr>
-              <w:t xml:space="preserve">    }); // 監聽結束</w:t>
-            </w:r>
-          </w:p>
-          <w:p>
-            <w:pPr>
-              <w:spacing w:before="0" w:after="0" w:lineRule="exact" w:line="440" w:afterLines="0" w:beforeLines="0"/>
-              <w:jc w:val="left"/>
-            </w:pPr>
-            <w:r>
-              <w:rPr>
-                <w:b w:val="0"/>
-                <w:color w:val="000000"/>
-                <w:sz w:val="28"/>
-                <w:rFonts w:ascii="Times New Roman" w:hAnsi="Times New Roman" w:eastAsia="標楷體" w:cs="Times New Roman"/>
-                <w:rFonts w:ascii="Times New Roman" w:hAnsi="Times New Roman" w:eastAsia="標楷體"/>
-              </w:rPr>
-              <w:t xml:space="preserve">  } // initSocket 函式實作完畢</w:t>
-            </w:r>
-          </w:p>
-          <w:p>
-            <w:pPr>
-              <w:spacing w:before="0" w:after="0" w:lineRule="exact" w:line="440" w:afterLines="0" w:beforeLines="0"/>
-              <w:jc w:val="left"/>
-            </w:pPr>
-            <w:r>
-              <w:rPr>
-                <w:b w:val="0"/>
-                <w:color w:val="000000"/>
-                <w:sz w:val="28"/>
-                <w:rFonts w:ascii="Times New Roman" w:hAnsi="Times New Roman" w:eastAsia="標楷體" w:cs="Times New Roman"/>
-                <w:rFonts w:ascii="Times New Roman" w:hAnsi="Times New Roman" w:eastAsia="標楷體"/>
-              </w:rPr>
-              <w:t>} // Signaling 類別宣告完畢</w:t>
+              <w:t>// [核心演算法片段] WebRTC 雙向視訊信令協商與 ICE 候選連線建立</w:t>
+              <w:br/>
+              <w:t>Future&lt;void&gt; handleRemoteSdpNegotiation(Map&lt;String, dynamic&gt; payload) async {</w:t>
+              <w:br/>
+              <w:t xml:space="preserve">  final String sdpType = payload['type'];</w:t>
+              <w:br/>
+              <w:t xml:space="preserve">  final String sdpDescription = payload['sdp'];</w:t>
+              <w:br/>
+              <w:t xml:space="preserve">  </w:t>
+              <w:br/>
+              <w:t xml:space="preserve">  await _peerConnection?.setRemoteDescription(</w:t>
+              <w:br/>
+              <w:t xml:space="preserve">    RTCSessionDescription(sdpDescription, sdpType),</w:t>
+              <w:br/>
+              <w:t xml:space="preserve">  );</w:t>
+              <w:br/>
+              <w:t xml:space="preserve">  </w:t>
+              <w:br/>
+              <w:t xml:space="preserve">  if (sdpType == 'offer') {</w:t>
+              <w:br/>
+              <w:t xml:space="preserve">    final RTCSessionDescription answer = await _peerConnection!.createAnswer();</w:t>
+              <w:br/>
+              <w:t xml:space="preserve">    await _peerConnection!.setLocalDescription(answer);</w:t>
+              <w:br/>
+              <w:t xml:space="preserve">    _socketService.emit('answer_call', {</w:t>
+              <w:br/>
+              <w:t xml:space="preserve">      'target_id': payload['caller_id'],</w:t>
+              <w:br/>
+              <w:t xml:space="preserve">      'sdp': answer.sdp,</w:t>
+              <w:br/>
+              <w:t xml:space="preserve">    });</w:t>
+              <w:br/>
+              <w:t xml:space="preserve">  }</w:t>
+              <w:br/>
+              <w:t xml:space="preserve">  // 依序排空暫存之 ICE Candidate 候選路徑</w:t>
+              <w:br/>
+              <w:t xml:space="preserve">  _drainPendingIceCandidates();</w:t>
+              <w:br/>
+              <w:t>}</w:t>
             </w:r>
           </w:p>
         </w:tc>
@@ -10786,683 +7991,42 @@
           </w:tcPr>
           <w:p>
             <w:pPr>
-              <w:spacing w:before="0" w:after="0" w:lineRule="exact" w:line="440" w:afterLines="0" w:beforeLines="0"/>
-              <w:jc w:val="left"/>
+              <w:spacing w:line="360" w:lineRule="exact" w:before="0" w:after="0"/>
             </w:pPr>
             <w:r>
               <w:rPr>
-                <w:b w:val="0"/>
-                <w:color w:val="000000"/>
-                <w:sz w:val="28"/>
-                <w:rFonts w:ascii="Times New Roman" w:hAnsi="Times New Roman" w:eastAsia="標楷體" w:cs="Times New Roman"/>
                 <w:rFonts w:ascii="Times New Roman" w:hAnsi="Times New Roman" w:eastAsia="標楷體"/>
+                <w:sz w:val="24"/>
               </w:rPr>
-              <w:t># 檔案來源: uban-api/yolo_alert_dispatcher.py</w:t>
-            </w:r>
-          </w:p>
-          <w:p>
-            <w:pPr>
-              <w:spacing w:before="0" w:after="0" w:lineRule="exact" w:line="440" w:afterLines="0" w:beforeLines="0"/>
-              <w:jc w:val="left"/>
-            </w:pPr>
-            <w:r>
-              <w:rPr>
-                <w:b w:val="0"/>
-                <w:color w:val="000000"/>
-                <w:sz w:val="28"/>
-                <w:rFonts w:ascii="Times New Roman" w:hAnsi="Times New Roman" w:eastAsia="標楷體" w:cs="Times New Roman"/>
-                <w:rFonts w:ascii="Times New Roman" w:hAnsi="Times New Roman" w:eastAsia="標楷體"/>
-              </w:rPr>
-              <w:t># 模組功能: YOLO 人體姿態骨架跌倒事件判定與 FCM 高優先權警報派發器</w:t>
-            </w:r>
-          </w:p>
-          <w:p>
-            <w:pPr>
-              <w:spacing w:before="0" w:after="0" w:lineRule="exact" w:line="440" w:afterLines="0" w:beforeLines="0"/>
-              <w:jc w:val="left"/>
-            </w:pPr>
-            <w:r>
-              <w:rPr>
-                <w:b w:val="0"/>
-                <w:color w:val="000000"/>
-                <w:sz w:val="28"/>
-                <w:rFonts w:ascii="Times New Roman" w:hAnsi="Times New Roman" w:eastAsia="標楷體" w:cs="Times New Roman"/>
-                <w:rFonts w:ascii="Times New Roman" w:hAnsi="Times New Roman" w:eastAsia="標楷體"/>
-              </w:rPr>
-              <w:t>import time # 匯入系統時間處理模組</w:t>
-            </w:r>
-          </w:p>
-          <w:p>
-            <w:pPr>
-              <w:spacing w:before="0" w:after="0" w:lineRule="exact" w:line="440" w:afterLines="0" w:beforeLines="0"/>
-              <w:jc w:val="left"/>
-            </w:pPr>
-            <w:r>
-              <w:rPr>
-                <w:b w:val="0"/>
-                <w:color w:val="000000"/>
-                <w:sz w:val="28"/>
-                <w:rFonts w:ascii="Times New Roman" w:hAnsi="Times New Roman" w:eastAsia="標楷體" w:cs="Times New Roman"/>
-                <w:rFonts w:ascii="Times New Roman" w:hAnsi="Times New Roman" w:eastAsia="標楷體"/>
-              </w:rPr>
-              <w:t>import logging # 匯入日誌記錄模組</w:t>
-            </w:r>
-          </w:p>
-          <w:p>
-            <w:pPr>
-              <w:spacing w:before="0" w:after="0" w:lineRule="exact" w:line="440" w:afterLines="0" w:beforeLines="0"/>
-              <w:jc w:val="left"/>
-            </w:pPr>
-            <w:r>
-              <w:rPr>
-                <w:b w:val="0"/>
-                <w:color w:val="000000"/>
-                <w:sz w:val="28"/>
-                <w:rFonts w:ascii="Times New Roman" w:hAnsi="Times New Roman" w:eastAsia="標楷體" w:cs="Times New Roman"/>
-                <w:rFonts w:ascii="Times New Roman" w:hAnsi="Times New Roman" w:eastAsia="標楷體"/>
-              </w:rPr>
-              <w:t>from database import get_db_context # 匯入資料庫連線上下文管理器</w:t>
-            </w:r>
-          </w:p>
-          <w:p>
-            <w:pPr>
-              <w:spacing w:before="0" w:after="0" w:lineRule="exact" w:line="440" w:afterLines="0" w:beforeLines="0"/>
-              <w:jc w:val="left"/>
-            </w:pPr>
-            <w:r>
-              <w:rPr>
-                <w:b w:val="0"/>
-                <w:color w:val="000000"/>
-                <w:sz w:val="28"/>
-                <w:rFonts w:ascii="Times New Roman" w:hAnsi="Times New Roman" w:eastAsia="標楷體" w:cs="Times New Roman"/>
-                <w:rFonts w:ascii="Times New Roman" w:hAnsi="Times New Roman" w:eastAsia="標楷體"/>
-              </w:rPr>
-              <w:t>from services.fcm_service import send_urgent_push # 匯入 FCM 緊急推播發送服務</w:t>
-            </w:r>
-          </w:p>
-          <w:p>
-            <w:pPr>
-              <w:spacing w:before="0" w:after="0" w:lineRule="exact" w:line="440" w:afterLines="0" w:beforeLines="0"/>
-              <w:jc w:val="left"/>
-            </w:pPr>
-            <w:r>
-              <w:rPr>
-                <w:b w:val="0"/>
-                <w:color w:val="000000"/>
-                <w:sz w:val="28"/>
-                <w:rFonts w:ascii="Times New Roman" w:hAnsi="Times New Roman" w:eastAsia="標楷體" w:cs="Times New Roman"/>
-                <w:rFonts w:ascii="Times New Roman" w:hAnsi="Times New Roman" w:eastAsia="標楷體"/>
-              </w:rPr>
-            </w:r>
-          </w:p>
-          <w:p>
-            <w:pPr>
-              <w:spacing w:before="0" w:after="0" w:lineRule="exact" w:line="440" w:afterLines="0" w:beforeLines="0"/>
-              <w:jc w:val="left"/>
-            </w:pPr>
-            <w:r>
-              <w:rPr>
-                <w:b w:val="0"/>
-                <w:color w:val="000000"/>
-                <w:sz w:val="28"/>
-                <w:rFonts w:ascii="Times New Roman" w:hAnsi="Times New Roman" w:eastAsia="標楷體" w:cs="Times New Roman"/>
-                <w:rFonts w:ascii="Times New Roman" w:hAnsi="Times New Roman" w:eastAsia="標楷體"/>
-              </w:rPr>
-              <w:t>logger = logging.getLogger('YoloAlertDispatcher') # 初始化警報派發專用日誌記錄器</w:t>
-            </w:r>
-          </w:p>
-          <w:p>
-            <w:pPr>
-              <w:spacing w:before="0" w:after="0" w:lineRule="exact" w:line="440" w:afterLines="0" w:beforeLines="0"/>
-              <w:jc w:val="left"/>
-            </w:pPr>
-            <w:r>
-              <w:rPr>
-                <w:b w:val="0"/>
-                <w:color w:val="000000"/>
-                <w:sz w:val="28"/>
-                <w:rFonts w:ascii="Times New Roman" w:hAnsi="Times New Roman" w:eastAsia="標楷體" w:cs="Times New Roman"/>
-                <w:rFonts w:ascii="Times New Roman" w:hAnsi="Times New Roman" w:eastAsia="標楷體"/>
-              </w:rPr>
-            </w:r>
-          </w:p>
-          <w:p>
-            <w:pPr>
-              <w:spacing w:before="0" w:after="0" w:lineRule="exact" w:line="440" w:afterLines="0" w:beforeLines="0"/>
-              <w:jc w:val="left"/>
-            </w:pPr>
-            <w:r>
-              <w:rPr>
-                <w:b w:val="0"/>
-                <w:color w:val="000000"/>
-                <w:sz w:val="28"/>
-                <w:rFonts w:ascii="Times New Roman" w:hAnsi="Times New Roman" w:eastAsia="標楷體" w:cs="Times New Roman"/>
-                <w:rFonts w:ascii="Times New Roman" w:hAnsi="Times New Roman" w:eastAsia="標楷體"/>
-              </w:rPr>
-              <w:t>class YoloAlertDispatcher: # 定義跌倒警報派發器核心類別</w:t>
-            </w:r>
-          </w:p>
-          <w:p>
-            <w:pPr>
-              <w:spacing w:before="0" w:after="0" w:lineRule="exact" w:line="440" w:afterLines="0" w:beforeLines="0"/>
-              <w:jc w:val="left"/>
-            </w:pPr>
-            <w:r>
-              <w:rPr>
-                <w:b w:val="0"/>
-                <w:color w:val="000000"/>
-                <w:sz w:val="28"/>
-                <w:rFonts w:ascii="Times New Roman" w:hAnsi="Times New Roman" w:eastAsia="標楷體" w:cs="Times New Roman"/>
-                <w:rFonts w:ascii="Times New Roman" w:hAnsi="Times New Roman" w:eastAsia="標楷體"/>
-              </w:rPr>
-              <w:t xml:space="preserve">    def __init__(self, debounce_seconds: int = 15): # 建構函式並設定防抖時間門檻為 15 秒</w:t>
-            </w:r>
-          </w:p>
-          <w:p>
-            <w:pPr>
-              <w:spacing w:before="0" w:after="0" w:lineRule="exact" w:line="440" w:afterLines="0" w:beforeLines="0"/>
-              <w:jc w:val="left"/>
-            </w:pPr>
-            <w:r>
-              <w:rPr>
-                <w:b w:val="0"/>
-                <w:color w:val="000000"/>
-                <w:sz w:val="28"/>
-                <w:rFonts w:ascii="Times New Roman" w:hAnsi="Times New Roman" w:eastAsia="標楷體" w:cs="Times New Roman"/>
-                <w:rFonts w:ascii="Times New Roman" w:hAnsi="Times New Roman" w:eastAsia="標楷體"/>
-              </w:rPr>
-              <w:t xml:space="preserve">        self.debounce_seconds = debounce_seconds # 記錄防抖時間以防止同一事件短時間重複派發</w:t>
-            </w:r>
-          </w:p>
-          <w:p>
-            <w:pPr>
-              <w:spacing w:before="0" w:after="0" w:lineRule="exact" w:line="440" w:afterLines="0" w:beforeLines="0"/>
-              <w:jc w:val="left"/>
-            </w:pPr>
-            <w:r>
-              <w:rPr>
-                <w:b w:val="0"/>
-                <w:color w:val="000000"/>
-                <w:sz w:val="28"/>
-                <w:rFonts w:ascii="Times New Roman" w:hAnsi="Times New Roman" w:eastAsia="標楷體" w:cs="Times New Roman"/>
-                <w:rFonts w:ascii="Times New Roman" w:hAnsi="Times New Roman" w:eastAsia="標楷體"/>
-              </w:rPr>
-              <w:t xml:space="preserve">        self._last_alert_time = {} # 記錄各長者最近發布警報時間戳記之雜湊對應表</w:t>
-            </w:r>
-          </w:p>
-          <w:p>
-            <w:pPr>
-              <w:spacing w:before="0" w:after="0" w:lineRule="exact" w:line="440" w:afterLines="0" w:beforeLines="0"/>
-              <w:jc w:val="left"/>
-            </w:pPr>
-            <w:r>
-              <w:rPr>
-                <w:b w:val="0"/>
-                <w:color w:val="000000"/>
-                <w:sz w:val="28"/>
-                <w:rFonts w:ascii="Times New Roman" w:hAnsi="Times New Roman" w:eastAsia="標楷體" w:cs="Times New Roman"/>
-                <w:rFonts w:ascii="Times New Roman" w:hAnsi="Times New Roman" w:eastAsia="標楷體"/>
-              </w:rPr>
-            </w:r>
-          </w:p>
-          <w:p>
-            <w:pPr>
-              <w:spacing w:before="0" w:after="0" w:lineRule="exact" w:line="440" w:afterLines="0" w:beforeLines="0"/>
-              <w:jc w:val="left"/>
-            </w:pPr>
-            <w:r>
-              <w:rPr>
-                <w:b w:val="0"/>
-                <w:color w:val="000000"/>
-                <w:sz w:val="28"/>
-                <w:rFonts w:ascii="Times New Roman" w:hAnsi="Times New Roman" w:eastAsia="標楷體" w:cs="Times New Roman"/>
-                <w:rFonts w:ascii="Times New Roman" w:hAnsi="Times New Roman" w:eastAsia="標楷體"/>
-              </w:rPr>
-              <w:t xml:space="preserve">    async def dispatch_fall_event(self, elder_id: int, camera_id: str, snapshot_path: str, confidence: float): # 派發跌倒事件非同步函式</w:t>
-            </w:r>
-          </w:p>
-          <w:p>
-            <w:pPr>
-              <w:spacing w:before="0" w:after="0" w:lineRule="exact" w:line="440" w:afterLines="0" w:beforeLines="0"/>
-              <w:jc w:val="left"/>
-            </w:pPr>
-            <w:r>
-              <w:rPr>
-                <w:b w:val="0"/>
-                <w:color w:val="000000"/>
-                <w:sz w:val="28"/>
-                <w:rFonts w:ascii="Times New Roman" w:hAnsi="Times New Roman" w:eastAsia="標楷體" w:cs="Times New Roman"/>
-                <w:rFonts w:ascii="Times New Roman" w:hAnsi="Times New Roman" w:eastAsia="標楷體"/>
-              </w:rPr>
-              <w:t xml:space="preserve">        current_time = time.time() # 取得當前時間戳記</w:t>
-            </w:r>
-          </w:p>
-          <w:p>
-            <w:pPr>
-              <w:spacing w:before="0" w:after="0" w:lineRule="exact" w:line="440" w:afterLines="0" w:beforeLines="0"/>
-              <w:jc w:val="left"/>
-            </w:pPr>
-            <w:r>
-              <w:rPr>
-                <w:b w:val="0"/>
-                <w:color w:val="000000"/>
-                <w:sz w:val="28"/>
-                <w:rFonts w:ascii="Times New Roman" w:hAnsi="Times New Roman" w:eastAsia="標楷體" w:cs="Times New Roman"/>
-                <w:rFonts w:ascii="Times New Roman" w:hAnsi="Times New Roman" w:eastAsia="標楷體"/>
-              </w:rPr>
-              <w:t xml:space="preserve">        last_time = self._last_alert_time.get(elder_id, 0) # 查詢該長者上次觸發警報之時間</w:t>
-            </w:r>
-          </w:p>
-          <w:p>
-            <w:pPr>
-              <w:spacing w:before="0" w:after="0" w:lineRule="exact" w:line="440" w:afterLines="0" w:beforeLines="0"/>
-              <w:jc w:val="left"/>
-            </w:pPr>
-            <w:r>
-              <w:rPr>
-                <w:b w:val="0"/>
-                <w:color w:val="000000"/>
-                <w:sz w:val="28"/>
-                <w:rFonts w:ascii="Times New Roman" w:hAnsi="Times New Roman" w:eastAsia="標楷體" w:cs="Times New Roman"/>
-                <w:rFonts w:ascii="Times New Roman" w:hAnsi="Times New Roman" w:eastAsia="標楷體"/>
-              </w:rPr>
-            </w:r>
-          </w:p>
-          <w:p>
-            <w:pPr>
-              <w:spacing w:before="0" w:after="0" w:lineRule="exact" w:line="440" w:afterLines="0" w:beforeLines="0"/>
-              <w:jc w:val="left"/>
-            </w:pPr>
-            <w:r>
-              <w:rPr>
-                <w:b w:val="0"/>
-                <w:color w:val="000000"/>
-                <w:sz w:val="28"/>
-                <w:rFonts w:ascii="Times New Roman" w:hAnsi="Times New Roman" w:eastAsia="標楷體" w:cs="Times New Roman"/>
-                <w:rFonts w:ascii="Times New Roman" w:hAnsi="Times New Roman" w:eastAsia="標楷體"/>
-              </w:rPr>
-              <w:t xml:space="preserve">        if current_time - last_time &lt; self.debounce_seconds: # 比對是否在防抖抑制冷卻期內</w:t>
-            </w:r>
-          </w:p>
-          <w:p>
-            <w:pPr>
-              <w:spacing w:before="0" w:after="0" w:lineRule="exact" w:line="440" w:afterLines="0" w:beforeLines="0"/>
-              <w:jc w:val="left"/>
-            </w:pPr>
-            <w:r>
-              <w:rPr>
-                <w:b w:val="0"/>
-                <w:color w:val="000000"/>
-                <w:sz w:val="28"/>
-                <w:rFonts w:ascii="Times New Roman" w:hAnsi="Times New Roman" w:eastAsia="標楷體" w:cs="Times New Roman"/>
-                <w:rFonts w:ascii="Times New Roman" w:hAnsi="Times New Roman" w:eastAsia="標楷體"/>
-              </w:rPr>
-              <w:t xml:space="preserve">            logger.info(f'長者 {elder_id} 跌倒警報處於冷卻抑制狀態，略過重複派送') # 記錄日誌</w:t>
-            </w:r>
-          </w:p>
-          <w:p>
-            <w:pPr>
-              <w:spacing w:before="0" w:after="0" w:lineRule="exact" w:line="440" w:afterLines="0" w:beforeLines="0"/>
-              <w:jc w:val="left"/>
-            </w:pPr>
-            <w:r>
-              <w:rPr>
-                <w:b w:val="0"/>
-                <w:color w:val="000000"/>
-                <w:sz w:val="28"/>
-                <w:rFonts w:ascii="Times New Roman" w:hAnsi="Times New Roman" w:eastAsia="標楷體" w:cs="Times New Roman"/>
-                <w:rFonts w:ascii="Times New Roman" w:hAnsi="Times New Roman" w:eastAsia="標楷體"/>
-              </w:rPr>
-              <w:t xml:space="preserve">            return False # 抑制派發直接回傳失敗</w:t>
-            </w:r>
-          </w:p>
-          <w:p>
-            <w:pPr>
-              <w:spacing w:before="0" w:after="0" w:lineRule="exact" w:line="440" w:afterLines="0" w:beforeLines="0"/>
-              <w:jc w:val="left"/>
-            </w:pPr>
-            <w:r>
-              <w:rPr>
-                <w:b w:val="0"/>
-                <w:color w:val="000000"/>
-                <w:sz w:val="28"/>
-                <w:rFonts w:ascii="Times New Roman" w:hAnsi="Times New Roman" w:eastAsia="標楷體" w:cs="Times New Roman"/>
-                <w:rFonts w:ascii="Times New Roman" w:hAnsi="Times New Roman" w:eastAsia="標楷體"/>
-              </w:rPr>
-            </w:r>
-          </w:p>
-          <w:p>
-            <w:pPr>
-              <w:spacing w:before="0" w:after="0" w:lineRule="exact" w:line="440" w:afterLines="0" w:beforeLines="0"/>
-              <w:jc w:val="left"/>
-            </w:pPr>
-            <w:r>
-              <w:rPr>
-                <w:b w:val="0"/>
-                <w:color w:val="000000"/>
-                <w:sz w:val="28"/>
-                <w:rFonts w:ascii="Times New Roman" w:hAnsi="Times New Roman" w:eastAsia="標楷體" w:cs="Times New Roman"/>
-                <w:rFonts w:ascii="Times New Roman" w:hAnsi="Times New Roman" w:eastAsia="標楷體"/>
-              </w:rPr>
-              <w:t xml:space="preserve">        self._last_alert_time[elder_id] = current_time # 更新該長者最新警報派發時間點</w:t>
-            </w:r>
-          </w:p>
-          <w:p>
-            <w:pPr>
-              <w:spacing w:before="0" w:after="0" w:lineRule="exact" w:line="440" w:afterLines="0" w:beforeLines="0"/>
-              <w:jc w:val="left"/>
-            </w:pPr>
-            <w:r>
-              <w:rPr>
-                <w:b w:val="0"/>
-                <w:color w:val="000000"/>
-                <w:sz w:val="28"/>
-                <w:rFonts w:ascii="Times New Roman" w:hAnsi="Times New Roman" w:eastAsia="標楷體" w:cs="Times New Roman"/>
-                <w:rFonts w:ascii="Times New Roman" w:hAnsi="Times New Roman" w:eastAsia="標楷體"/>
-              </w:rPr>
-              <w:t xml:space="preserve">        logger.warning(f'⚠️ [緊急] 偵測到長者 {elder_id} 跌倒！攝影機: {camera_id}, 置信度: {confidence:.2f}') # 輸出警告</w:t>
-            </w:r>
-          </w:p>
-          <w:p>
-            <w:pPr>
-              <w:spacing w:before="0" w:after="0" w:lineRule="exact" w:line="440" w:afterLines="0" w:beforeLines="0"/>
-              <w:jc w:val="left"/>
-            </w:pPr>
-            <w:r>
-              <w:rPr>
-                <w:b w:val="0"/>
-                <w:color w:val="000000"/>
-                <w:sz w:val="28"/>
-                <w:rFonts w:ascii="Times New Roman" w:hAnsi="Times New Roman" w:eastAsia="標楷體" w:cs="Times New Roman"/>
-                <w:rFonts w:ascii="Times New Roman" w:hAnsi="Times New Roman" w:eastAsia="標楷體"/>
-              </w:rPr>
-            </w:r>
-          </w:p>
-          <w:p>
-            <w:pPr>
-              <w:spacing w:before="0" w:after="0" w:lineRule="exact" w:line="440" w:afterLines="0" w:beforeLines="0"/>
-              <w:jc w:val="left"/>
-            </w:pPr>
-            <w:r>
-              <w:rPr>
-                <w:b w:val="0"/>
-                <w:color w:val="000000"/>
-                <w:sz w:val="28"/>
-                <w:rFonts w:ascii="Times New Roman" w:hAnsi="Times New Roman" w:eastAsia="標楷體" w:cs="Times New Roman"/>
-                <w:rFonts w:ascii="Times New Roman" w:hAnsi="Times New Roman" w:eastAsia="標楷體"/>
-              </w:rPr>
-              <w:t xml:space="preserve">        async with get_db_context() as session: # 進入非同步資料庫操作上下文</w:t>
-            </w:r>
-          </w:p>
-          <w:p>
-            <w:pPr>
-              <w:spacing w:before="0" w:after="0" w:lineRule="exact" w:line="440" w:afterLines="0" w:beforeLines="0"/>
-              <w:jc w:val="left"/>
-            </w:pPr>
-            <w:r>
-              <w:rPr>
-                <w:b w:val="0"/>
-                <w:color w:val="000000"/>
-                <w:sz w:val="28"/>
-                <w:rFonts w:ascii="Times New Roman" w:hAnsi="Times New Roman" w:eastAsia="標楷體" w:cs="Times New Roman"/>
-                <w:rFonts w:ascii="Times New Roman" w:hAnsi="Times New Roman" w:eastAsia="標楷體"/>
-              </w:rPr>
-              <w:t xml:space="preserve">            alert_record = await session.create_alert_log( # 將異常事件寫入警報紀錄資料表</w:t>
-            </w:r>
-          </w:p>
-          <w:p>
-            <w:pPr>
-              <w:spacing w:before="0" w:after="0" w:lineRule="exact" w:line="440" w:afterLines="0" w:beforeLines="0"/>
-              <w:jc w:val="left"/>
-            </w:pPr>
-            <w:r>
-              <w:rPr>
-                <w:b w:val="0"/>
-                <w:color w:val="000000"/>
-                <w:sz w:val="28"/>
-                <w:rFonts w:ascii="Times New Roman" w:hAnsi="Times New Roman" w:eastAsia="標楷體" w:cs="Times New Roman"/>
-                <w:rFonts w:ascii="Times New Roman" w:hAnsi="Times New Roman" w:eastAsia="標楷體"/>
-              </w:rPr>
-              <w:t xml:space="preserve">                elder_id=elder_id, # 綁定受害長者編號</w:t>
-            </w:r>
-          </w:p>
-          <w:p>
-            <w:pPr>
-              <w:spacing w:before="0" w:after="0" w:lineRule="exact" w:line="440" w:afterLines="0" w:beforeLines="0"/>
-              <w:jc w:val="left"/>
-            </w:pPr>
-            <w:r>
-              <w:rPr>
-                <w:b w:val="0"/>
-                <w:color w:val="000000"/>
-                <w:sz w:val="28"/>
-                <w:rFonts w:ascii="Times New Roman" w:hAnsi="Times New Roman" w:eastAsia="標楷體" w:cs="Times New Roman"/>
-                <w:rFonts w:ascii="Times New Roman" w:hAnsi="Times New Roman" w:eastAsia="標楷體"/>
-              </w:rPr>
-              <w:t xml:space="preserve">                alert_type='fall_detected', # 標註警報類別為跌倒偵測事件</w:t>
-            </w:r>
-          </w:p>
-          <w:p>
-            <w:pPr>
-              <w:spacing w:before="0" w:after="0" w:lineRule="exact" w:line="440" w:afterLines="0" w:beforeLines="0"/>
-              <w:jc w:val="left"/>
-            </w:pPr>
-            <w:r>
-              <w:rPr>
-                <w:b w:val="0"/>
-                <w:color w:val="000000"/>
-                <w:sz w:val="28"/>
-                <w:rFonts w:ascii="Times New Roman" w:hAnsi="Times New Roman" w:eastAsia="標楷體" w:cs="Times New Roman"/>
-                <w:rFonts w:ascii="Times New Roman" w:hAnsi="Times New Roman" w:eastAsia="標楷體"/>
-              </w:rPr>
-              <w:t xml:space="preserve">                severity='critical', # 設置威脅嚴重度為最高等級 critical</w:t>
-            </w:r>
-          </w:p>
-          <w:p>
-            <w:pPr>
-              <w:spacing w:before="0" w:after="0" w:lineRule="exact" w:line="440" w:afterLines="0" w:beforeLines="0"/>
-              <w:jc w:val="left"/>
-            </w:pPr>
-            <w:r>
-              <w:rPr>
-                <w:b w:val="0"/>
-                <w:color w:val="000000"/>
-                <w:sz w:val="28"/>
-                <w:rFonts w:ascii="Times New Roman" w:hAnsi="Times New Roman" w:eastAsia="標楷體" w:cs="Times New Roman"/>
-                <w:rFonts w:ascii="Times New Roman" w:hAnsi="Times New Roman" w:eastAsia="標楷體"/>
-              </w:rPr>
-              <w:t xml:space="preserve">                device_name=camera_id, # 標註觸發警報之監控鏡頭名稱</w:t>
-            </w:r>
-          </w:p>
-          <w:p>
-            <w:pPr>
-              <w:spacing w:before="0" w:after="0" w:lineRule="exact" w:line="440" w:afterLines="0" w:beforeLines="0"/>
-              <w:jc w:val="left"/>
-            </w:pPr>
-            <w:r>
-              <w:rPr>
-                <w:b w:val="0"/>
-                <w:color w:val="000000"/>
-                <w:sz w:val="28"/>
-                <w:rFonts w:ascii="Times New Roman" w:hAnsi="Times New Roman" w:eastAsia="標楷體" w:cs="Times New Roman"/>
-                <w:rFonts w:ascii="Times New Roman" w:hAnsi="Times New Roman" w:eastAsia="標楷體"/>
-              </w:rPr>
-              <w:t xml:space="preserve">                snapshot_url=snapshot_path, # 儲存現場現場抓拍照片之檔案路徑</w:t>
-            </w:r>
-          </w:p>
-          <w:p>
-            <w:pPr>
-              <w:spacing w:before="0" w:after="0" w:lineRule="exact" w:line="440" w:afterLines="0" w:beforeLines="0"/>
-              <w:jc w:val="left"/>
-            </w:pPr>
-            <w:r>
-              <w:rPr>
-                <w:b w:val="0"/>
-                <w:color w:val="000000"/>
-                <w:sz w:val="28"/>
-                <w:rFonts w:ascii="Times New Roman" w:hAnsi="Times New Roman" w:eastAsia="標楷體" w:cs="Times New Roman"/>
-                <w:rFonts w:ascii="Times New Roman" w:hAnsi="Times New Roman" w:eastAsia="標楷體"/>
-              </w:rPr>
-              <w:t xml:space="preserve">                is_processed=False # 初始標記為未處理狀態待家屬確認</w:t>
-            </w:r>
-          </w:p>
-          <w:p>
-            <w:pPr>
-              <w:spacing w:before="0" w:after="0" w:lineRule="exact" w:line="440" w:afterLines="0" w:beforeLines="0"/>
-              <w:jc w:val="left"/>
-            </w:pPr>
-            <w:r>
-              <w:rPr>
-                <w:b w:val="0"/>
-                <w:color w:val="000000"/>
-                <w:sz w:val="28"/>
-                <w:rFonts w:ascii="Times New Roman" w:hAnsi="Times New Roman" w:eastAsia="標楷體" w:cs="Times New Roman"/>
-                <w:rFonts w:ascii="Times New Roman" w:hAnsi="Times New Roman" w:eastAsia="標楷體"/>
-              </w:rPr>
-              <w:t xml:space="preserve">            ) # 資料庫寫入完畢</w:t>
-            </w:r>
-          </w:p>
-          <w:p>
-            <w:pPr>
-              <w:spacing w:before="0" w:after="0" w:lineRule="exact" w:line="440" w:afterLines="0" w:beforeLines="0"/>
-              <w:jc w:val="left"/>
-            </w:pPr>
-            <w:r>
-              <w:rPr>
-                <w:b w:val="0"/>
-                <w:color w:val="000000"/>
-                <w:sz w:val="28"/>
-                <w:rFonts w:ascii="Times New Roman" w:hAnsi="Times New Roman" w:eastAsia="標楷體" w:cs="Times New Roman"/>
-                <w:rFonts w:ascii="Times New Roman" w:hAnsi="Times New Roman" w:eastAsia="標楷體"/>
-              </w:rPr>
-            </w:r>
-          </w:p>
-          <w:p>
-            <w:pPr>
-              <w:spacing w:before="0" w:after="0" w:lineRule="exact" w:line="440" w:afterLines="0" w:beforeLines="0"/>
-              <w:jc w:val="left"/>
-            </w:pPr>
-            <w:r>
-              <w:rPr>
-                <w:b w:val="0"/>
-                <w:color w:val="000000"/>
-                <w:sz w:val="28"/>
-                <w:rFonts w:ascii="Times New Roman" w:hAnsi="Times New Roman" w:eastAsia="標楷體" w:cs="Times New Roman"/>
-                <w:rFonts w:ascii="Times New Roman" w:hAnsi="Times New Roman" w:eastAsia="標楷體"/>
-              </w:rPr>
-              <w:t xml:space="preserve">        # 透過 FCM 向全體綁定家屬發送最高優先權喚醒通知</w:t>
-            </w:r>
-          </w:p>
-          <w:p>
-            <w:pPr>
-              <w:spacing w:before="0" w:after="0" w:lineRule="exact" w:line="440" w:afterLines="0" w:beforeLines="0"/>
-              <w:jc w:val="left"/>
-            </w:pPr>
-            <w:r>
-              <w:rPr>
-                <w:b w:val="0"/>
-                <w:color w:val="000000"/>
-                <w:sz w:val="28"/>
-                <w:rFonts w:ascii="Times New Roman" w:hAnsi="Times New Roman" w:eastAsia="標楷體" w:cs="Times New Roman"/>
-                <w:rFonts w:ascii="Times New Roman" w:hAnsi="Times New Roman" w:eastAsia="標楷體"/>
-              </w:rPr>
-              <w:t xml:space="preserve">        await send_urgent_push( # 呼叫緊急推播函式</w:t>
-            </w:r>
-          </w:p>
-          <w:p>
-            <w:pPr>
-              <w:spacing w:before="0" w:after="0" w:lineRule="exact" w:line="440" w:afterLines="0" w:beforeLines="0"/>
-              <w:jc w:val="left"/>
-            </w:pPr>
-            <w:r>
-              <w:rPr>
-                <w:b w:val="0"/>
-                <w:color w:val="000000"/>
-                <w:sz w:val="28"/>
-                <w:rFonts w:ascii="Times New Roman" w:hAnsi="Times New Roman" w:eastAsia="標楷體" w:cs="Times New Roman"/>
-                <w:rFonts w:ascii="Times New Roman" w:hAnsi="Times New Roman" w:eastAsia="標楷體"/>
-              </w:rPr>
-              <w:t xml:space="preserve">            elder_id=elder_id, # 指定目標長者關聯之家屬清單</w:t>
-            </w:r>
-          </w:p>
-          <w:p>
-            <w:pPr>
-              <w:spacing w:before="0" w:after="0" w:lineRule="exact" w:line="440" w:afterLines="0" w:beforeLines="0"/>
-              <w:jc w:val="left"/>
-            </w:pPr>
-            <w:r>
-              <w:rPr>
-                <w:b w:val="0"/>
-                <w:color w:val="000000"/>
-                <w:sz w:val="28"/>
-                <w:rFonts w:ascii="Times New Roman" w:hAnsi="Times New Roman" w:eastAsia="標楷體" w:cs="Times New Roman"/>
-                <w:rFonts w:ascii="Times New Roman" w:hAnsi="Times New Roman" w:eastAsia="標楷體"/>
-              </w:rPr>
-              <w:t xml:space="preserve">            title='🚨 緊急跌倒警報通知', # 推播大標題</w:t>
-            </w:r>
-          </w:p>
-          <w:p>
-            <w:pPr>
-              <w:spacing w:before="0" w:after="0" w:lineRule="exact" w:line="440" w:afterLines="0" w:beforeLines="0"/>
-              <w:jc w:val="left"/>
-            </w:pPr>
-            <w:r>
-              <w:rPr>
-                <w:b w:val="0"/>
-                <w:color w:val="000000"/>
-                <w:sz w:val="28"/>
-                <w:rFonts w:ascii="Times New Roman" w:hAnsi="Times New Roman" w:eastAsia="標楷體" w:cs="Times New Roman"/>
-                <w:rFonts w:ascii="Times New Roman" w:hAnsi="Times New Roman" w:eastAsia="標楷體"/>
-              </w:rPr>
-              <w:t xml:space="preserve">            body=f'AI 監控設備偵測到長者在 {camera_id} 疑似跌倒，請立即確認！', # 推播內文</w:t>
-            </w:r>
-          </w:p>
-          <w:p>
-            <w:pPr>
-              <w:spacing w:before="0" w:after="0" w:lineRule="exact" w:line="440" w:afterLines="0" w:beforeLines="0"/>
-              <w:jc w:val="left"/>
-            </w:pPr>
-            <w:r>
-              <w:rPr>
-                <w:b w:val="0"/>
-                <w:color w:val="000000"/>
-                <w:sz w:val="28"/>
-                <w:rFonts w:ascii="Times New Roman" w:hAnsi="Times New Roman" w:eastAsia="標楷體" w:cs="Times New Roman"/>
-                <w:rFonts w:ascii="Times New Roman" w:hAnsi="Times New Roman" w:eastAsia="標楷體"/>
-              </w:rPr>
-              <w:t xml:space="preserve">            data={'alert_id': str(alert_record.id), 'type': 'fall', 'img': snapshot_path} # 附帶資料</w:t>
-            </w:r>
-          </w:p>
-          <w:p>
-            <w:pPr>
-              <w:spacing w:before="0" w:after="0" w:lineRule="exact" w:line="440" w:afterLines="0" w:beforeLines="0"/>
-              <w:jc w:val="left"/>
-            </w:pPr>
-            <w:r>
-              <w:rPr>
-                <w:b w:val="0"/>
-                <w:color w:val="000000"/>
-                <w:sz w:val="28"/>
-                <w:rFonts w:ascii="Times New Roman" w:hAnsi="Times New Roman" w:eastAsia="標楷體" w:cs="Times New Roman"/>
-                <w:rFonts w:ascii="Times New Roman" w:hAnsi="Times New Roman" w:eastAsia="標楷體"/>
-              </w:rPr>
-              <w:t xml:space="preserve">        ) # 推播發送完畢</w:t>
-            </w:r>
-          </w:p>
-          <w:p>
-            <w:pPr>
-              <w:spacing w:before="0" w:after="0" w:lineRule="exact" w:line="440" w:afterLines="0" w:beforeLines="0"/>
-              <w:jc w:val="left"/>
-            </w:pPr>
-            <w:r>
-              <w:rPr>
-                <w:b w:val="0"/>
-                <w:color w:val="000000"/>
-                <w:sz w:val="28"/>
-                <w:rFonts w:ascii="Times New Roman" w:hAnsi="Times New Roman" w:eastAsia="標楷體" w:cs="Times New Roman"/>
-                <w:rFonts w:ascii="Times New Roman" w:hAnsi="Times New Roman" w:eastAsia="標楷體"/>
-              </w:rPr>
-              <w:t xml:space="preserve">        return True # 派發成功回傳 True</w:t>
+              <w:t># [核心演算法片段] YOLOv8 人體姿態骨架關節角度跌倒快速判定演算法</w:t>
+              <w:br/>
+              <w:t>def evaluate_fall_posture(keypoints: np.ndarray, bbox: list) -&gt; bool:</w:t>
+              <w:br/>
+              <w:t xml:space="preserve">  x1, y1, x2, y2 = bbox</w:t>
+              <w:br/>
+              <w:t xml:space="preserve">  aspect_ratio = (x2 - x1) / max((y2 - y1), 1e-5)</w:t>
+              <w:br/>
+              <w:t xml:space="preserve">  head_y = keypoints[0][1]  # 鼻子/頭部 Y 座標</w:t>
+              <w:br/>
+              <w:t xml:space="preserve">  hip_y = (keypoints[11][1] + keypoints[12][1]) / 2.0  # 左右臀部中心 Y</w:t>
+              <w:br/>
+              <w:br/>
+              <w:t xml:space="preserve">  # 條件一：外接矩形寬高比異常水平化 (跌倒躺臥長寬比 &gt; 1.25)</w:t>
+              <w:br/>
+              <w:t xml:space="preserve">  is_horizontal = aspect_ratio &gt; 1.25</w:t>
+              <w:br/>
+              <w:t xml:space="preserve">  # 條件二：頭部垂直高度與軀幹重心落差驟降</w:t>
+              <w:br/>
+              <w:t xml:space="preserve">  vertical_drop = abs(head_y - hip_y) &lt; 35.0</w:t>
+              <w:br/>
+              <w:br/>
+              <w:t xml:space="preserve">  if is_horizontal and vertical_drop:</w:t>
+              <w:br/>
+              <w:t xml:space="preserve">    logger.warning("人體跌倒特徵觸發：姿勢水平且重心垂直距離過低")</w:t>
+              <w:br/>
+              <w:t xml:space="preserve">    return True</w:t>
+              <w:br/>
+              <w:t xml:space="preserve">  return False</w:t>
             </w:r>
           </w:p>
         </w:tc>
@@ -11768,479 +8332,50 @@
           </w:tcPr>
           <w:p>
             <w:pPr>
-              <w:spacing w:before="0" w:after="0" w:lineRule="exact" w:line="440" w:afterLines="0" w:beforeLines="0"/>
-              <w:jc w:val="left"/>
+              <w:spacing w:line="360" w:lineRule="exact" w:before="0" w:after="0"/>
             </w:pPr>
             <w:r>
               <w:rPr>
-                <w:b w:val="0"/>
-                <w:color w:val="000000"/>
-                <w:sz w:val="28"/>
-                <w:rFonts w:ascii="Times New Roman" w:hAnsi="Times New Roman" w:eastAsia="標楷體" w:cs="Times New Roman"/>
                 <w:rFonts w:ascii="Times New Roman" w:hAnsi="Times New Roman" w:eastAsia="標楷體"/>
+                <w:sz w:val="24"/>
               </w:rPr>
-              <w:t># 檔案來源: uban-api/indoor_position.py</w:t>
-            </w:r>
-          </w:p>
-          <w:p>
-            <w:pPr>
-              <w:spacing w:before="0" w:after="0" w:lineRule="exact" w:line="440" w:afterLines="0" w:beforeLines="0"/>
-              <w:jc w:val="left"/>
-            </w:pPr>
-            <w:r>
-              <w:rPr>
-                <w:b w:val="0"/>
-                <w:color w:val="000000"/>
-                <w:sz w:val="28"/>
-                <w:rFonts w:ascii="Times New Roman" w:hAnsi="Times New Roman" w:eastAsia="標楷體" w:cs="Times New Roman"/>
-                <w:rFonts w:ascii="Times New Roman" w:hAnsi="Times New Roman" w:eastAsia="標楷體"/>
-              </w:rPr>
-              <w:t># 模組功能: 腳底空間座標射線法室內區域多邊形定位計算引擎</w:t>
-            </w:r>
-          </w:p>
-          <w:p>
-            <w:pPr>
-              <w:spacing w:before="0" w:after="0" w:lineRule="exact" w:line="440" w:afterLines="0" w:beforeLines="0"/>
-              <w:jc w:val="left"/>
-            </w:pPr>
-            <w:r>
-              <w:rPr>
-                <w:b w:val="0"/>
-                <w:color w:val="000000"/>
-                <w:sz w:val="28"/>
-                <w:rFonts w:ascii="Times New Roman" w:hAnsi="Times New Roman" w:eastAsia="標楷體" w:cs="Times New Roman"/>
-                <w:rFonts w:ascii="Times New Roman" w:hAnsi="Times New Roman" w:eastAsia="標楷體"/>
-              </w:rPr>
-              <w:t>from typing import List, Tuple, Optional, Dict # 匯入靜態型別標註工具</w:t>
-            </w:r>
-          </w:p>
-          <w:p>
-            <w:pPr>
-              <w:spacing w:before="0" w:after="0" w:lineRule="exact" w:line="440" w:afterLines="0" w:beforeLines="0"/>
-              <w:jc w:val="left"/>
-            </w:pPr>
-            <w:r>
-              <w:rPr>
-                <w:b w:val="0"/>
-                <w:color w:val="000000"/>
-                <w:sz w:val="28"/>
-                <w:rFonts w:ascii="Times New Roman" w:hAnsi="Times New Roman" w:eastAsia="標楷體" w:cs="Times New Roman"/>
-                <w:rFonts w:ascii="Times New Roman" w:hAnsi="Times New Roman" w:eastAsia="標楷體"/>
-              </w:rPr>
-            </w:r>
-          </w:p>
-          <w:p>
-            <w:pPr>
-              <w:spacing w:before="0" w:after="0" w:lineRule="exact" w:line="440" w:afterLines="0" w:beforeLines="0"/>
-              <w:jc w:val="left"/>
-            </w:pPr>
-            <w:r>
-              <w:rPr>
-                <w:b w:val="0"/>
-                <w:color w:val="000000"/>
-                <w:sz w:val="28"/>
-                <w:rFonts w:ascii="Times New Roman" w:hAnsi="Times New Roman" w:eastAsia="標楷體" w:cs="Times New Roman"/>
-                <w:rFonts w:ascii="Times New Roman" w:hAnsi="Times New Roman" w:eastAsia="標楷體"/>
-              </w:rPr>
-              <w:t>class IndoorPositionService: # 定義室內空間幾何定位服務類別</w:t>
-            </w:r>
-          </w:p>
-          <w:p>
-            <w:pPr>
-              <w:spacing w:before="0" w:after="0" w:lineRule="exact" w:line="440" w:afterLines="0" w:beforeLines="0"/>
-              <w:jc w:val="left"/>
-            </w:pPr>
-            <w:r>
-              <w:rPr>
-                <w:b w:val="0"/>
-                <w:color w:val="000000"/>
-                <w:sz w:val="28"/>
-                <w:rFonts w:ascii="Times New Roman" w:hAnsi="Times New Roman" w:eastAsia="標楷體" w:cs="Times New Roman"/>
-                <w:rFonts w:ascii="Times New Roman" w:hAnsi="Times New Roman" w:eastAsia="標楷體"/>
-              </w:rPr>
-              <w:t xml:space="preserve">    @staticmethod # 宣告為靜態方法以提供純函式幾何運算</w:t>
-            </w:r>
-          </w:p>
-          <w:p>
-            <w:pPr>
-              <w:spacing w:before="0" w:after="0" w:lineRule="exact" w:line="440" w:afterLines="0" w:beforeLines="0"/>
-              <w:jc w:val="left"/>
-            </w:pPr>
-            <w:r>
-              <w:rPr>
-                <w:b w:val="0"/>
-                <w:color w:val="000000"/>
-                <w:sz w:val="28"/>
-                <w:rFonts w:ascii="Times New Roman" w:hAnsi="Times New Roman" w:eastAsia="標楷體" w:cs="Times New Roman"/>
-                <w:rFonts w:ascii="Times New Roman" w:hAnsi="Times New Roman" w:eastAsia="標楷體"/>
-              </w:rPr>
-              <w:t xml:space="preserve">    def is_point_in_polygon(point: Tuple[float, float], polygon: List[Tuple[float, float]]) -&gt; bool: # 射線判定函式</w:t>
-            </w:r>
-          </w:p>
-          <w:p>
-            <w:pPr>
-              <w:spacing w:before="0" w:after="0" w:lineRule="exact" w:line="440" w:afterLines="0" w:beforeLines="0"/>
-              <w:jc w:val="left"/>
-            </w:pPr>
-            <w:r>
-              <w:rPr>
-                <w:b w:val="0"/>
-                <w:color w:val="000000"/>
-                <w:sz w:val="28"/>
-                <w:rFonts w:ascii="Times New Roman" w:hAnsi="Times New Roman" w:eastAsia="標楷體" w:cs="Times New Roman"/>
-                <w:rFonts w:ascii="Times New Roman" w:hAnsi="Times New Roman" w:eastAsia="標楷體"/>
-              </w:rPr>
-              <w:t xml:space="preserve">        x, y = point # 解構長者腳底接觸點之 (X, Y) 座標</w:t>
-            </w:r>
-          </w:p>
-          <w:p>
-            <w:pPr>
-              <w:spacing w:before="0" w:after="0" w:lineRule="exact" w:line="440" w:afterLines="0" w:beforeLines="0"/>
-              <w:jc w:val="left"/>
-            </w:pPr>
-            <w:r>
-              <w:rPr>
-                <w:b w:val="0"/>
-                <w:color w:val="000000"/>
-                <w:sz w:val="28"/>
-                <w:rFonts w:ascii="Times New Roman" w:hAnsi="Times New Roman" w:eastAsia="標楷體" w:cs="Times New Roman"/>
-                <w:rFonts w:ascii="Times New Roman" w:hAnsi="Times New Roman" w:eastAsia="標楷體"/>
-              </w:rPr>
-              <w:t xml:space="preserve">        n = len(polygon) # 取得房間幾何多邊形頂點總數</w:t>
-            </w:r>
-          </w:p>
-          <w:p>
-            <w:pPr>
-              <w:spacing w:before="0" w:after="0" w:lineRule="exact" w:line="440" w:afterLines="0" w:beforeLines="0"/>
-              <w:jc w:val="left"/>
-            </w:pPr>
-            <w:r>
-              <w:rPr>
-                <w:b w:val="0"/>
-                <w:color w:val="000000"/>
-                <w:sz w:val="28"/>
-                <w:rFonts w:ascii="Times New Roman" w:hAnsi="Times New Roman" w:eastAsia="標楷體" w:cs="Times New Roman"/>
-                <w:rFonts w:ascii="Times New Roman" w:hAnsi="Times New Roman" w:eastAsia="標楷體"/>
-              </w:rPr>
-              <w:t xml:space="preserve">        inside = False # 初始預設交集狀態為外部 False</w:t>
-            </w:r>
-          </w:p>
-          <w:p>
-            <w:pPr>
-              <w:spacing w:before="0" w:after="0" w:lineRule="exact" w:line="440" w:afterLines="0" w:beforeLines="0"/>
-              <w:jc w:val="left"/>
-            </w:pPr>
-            <w:r>
-              <w:rPr>
-                <w:b w:val="0"/>
-                <w:color w:val="000000"/>
-                <w:sz w:val="28"/>
-                <w:rFonts w:ascii="Times New Roman" w:hAnsi="Times New Roman" w:eastAsia="標楷體" w:cs="Times New Roman"/>
-                <w:rFonts w:ascii="Times New Roman" w:hAnsi="Times New Roman" w:eastAsia="標楷體"/>
-              </w:rPr>
-            </w:r>
-          </w:p>
-          <w:p>
-            <w:pPr>
-              <w:spacing w:before="0" w:after="0" w:lineRule="exact" w:line="440" w:afterLines="0" w:beforeLines="0"/>
-              <w:jc w:val="left"/>
-            </w:pPr>
-            <w:r>
-              <w:rPr>
-                <w:b w:val="0"/>
-                <w:color w:val="000000"/>
-                <w:sz w:val="28"/>
-                <w:rFonts w:ascii="Times New Roman" w:hAnsi="Times New Roman" w:eastAsia="標楷體" w:cs="Times New Roman"/>
-                <w:rFonts w:ascii="Times New Roman" w:hAnsi="Times New Roman" w:eastAsia="標楷體"/>
-              </w:rPr>
-              <w:t xml:space="preserve">        p1_x, p1_y = polygon[0] # 取出多邊形起始邊的第一個端點座標</w:t>
-            </w:r>
-          </w:p>
-          <w:p>
-            <w:pPr>
-              <w:spacing w:before="0" w:after="0" w:lineRule="exact" w:line="440" w:afterLines="0" w:beforeLines="0"/>
-              <w:jc w:val="left"/>
-            </w:pPr>
-            <w:r>
-              <w:rPr>
-                <w:b w:val="0"/>
-                <w:color w:val="000000"/>
-                <w:sz w:val="28"/>
-                <w:rFonts w:ascii="Times New Roman" w:hAnsi="Times New Roman" w:eastAsia="標楷體" w:cs="Times New Roman"/>
-                <w:rFonts w:ascii="Times New Roman" w:hAnsi="Times New Roman" w:eastAsia="標楷體"/>
-              </w:rPr>
-              <w:t xml:space="preserve">        for i in range(1, n + 1): # 逐一歷遍多邊形的所有封閉線段</w:t>
-            </w:r>
-          </w:p>
-          <w:p>
-            <w:pPr>
-              <w:spacing w:before="0" w:after="0" w:lineRule="exact" w:line="440" w:afterLines="0" w:beforeLines="0"/>
-              <w:jc w:val="left"/>
-            </w:pPr>
-            <w:r>
-              <w:rPr>
-                <w:b w:val="0"/>
-                <w:color w:val="000000"/>
-                <w:sz w:val="28"/>
-                <w:rFonts w:ascii="Times New Roman" w:hAnsi="Times New Roman" w:eastAsia="標楷體" w:cs="Times New Roman"/>
-                <w:rFonts w:ascii="Times New Roman" w:hAnsi="Times New Roman" w:eastAsia="標楷體"/>
-              </w:rPr>
-              <w:t xml:space="preserve">            p2_x, p2_y = polygon[i % n] # 取出該線段的第二個端點座標（循環索引）</w:t>
-            </w:r>
-          </w:p>
-          <w:p>
-            <w:pPr>
-              <w:spacing w:before="0" w:after="0" w:lineRule="exact" w:line="440" w:afterLines="0" w:beforeLines="0"/>
-              <w:jc w:val="left"/>
-            </w:pPr>
-            <w:r>
-              <w:rPr>
-                <w:b w:val="0"/>
-                <w:color w:val="000000"/>
-                <w:sz w:val="28"/>
-                <w:rFonts w:ascii="Times New Roman" w:hAnsi="Times New Roman" w:eastAsia="標楷體" w:cs="Times New Roman"/>
-                <w:rFonts w:ascii="Times New Roman" w:hAnsi="Times New Roman" w:eastAsia="標楷體"/>
-              </w:rPr>
-              <w:t xml:space="preserve">            # 判定測試點之 Y 座標是否落在線段垂直跨度範圍內</w:t>
-            </w:r>
-          </w:p>
-          <w:p>
-            <w:pPr>
-              <w:spacing w:before="0" w:after="0" w:lineRule="exact" w:line="440" w:afterLines="0" w:beforeLines="0"/>
-              <w:jc w:val="left"/>
-            </w:pPr>
-            <w:r>
-              <w:rPr>
-                <w:b w:val="0"/>
-                <w:color w:val="000000"/>
-                <w:sz w:val="28"/>
-                <w:rFonts w:ascii="Times New Roman" w:hAnsi="Times New Roman" w:eastAsia="標楷體" w:cs="Times New Roman"/>
-                <w:rFonts w:ascii="Times New Roman" w:hAnsi="Times New Roman" w:eastAsia="標楷體"/>
-              </w:rPr>
-              <w:t xml:space="preserve">            if min(p1_y, p2_y) &lt; y &lt;= max(p1_y, p2_y): # 垂直區間交集檢查</w:t>
-            </w:r>
-          </w:p>
-          <w:p>
-            <w:pPr>
-              <w:spacing w:before="0" w:after="0" w:lineRule="exact" w:line="440" w:afterLines="0" w:beforeLines="0"/>
-              <w:jc w:val="left"/>
-            </w:pPr>
-            <w:r>
-              <w:rPr>
-                <w:b w:val="0"/>
-                <w:color w:val="000000"/>
-                <w:sz w:val="28"/>
-                <w:rFonts w:ascii="Times New Roman" w:hAnsi="Times New Roman" w:eastAsia="標楷體" w:cs="Times New Roman"/>
-                <w:rFonts w:ascii="Times New Roman" w:hAnsi="Times New Roman" w:eastAsia="標楷體"/>
-              </w:rPr>
-              <w:t xml:space="preserve">                # 計算水平向右射線與該線段交點之 X 座標</w:t>
-            </w:r>
-          </w:p>
-          <w:p>
-            <w:pPr>
-              <w:spacing w:before="0" w:after="0" w:lineRule="exact" w:line="440" w:afterLines="0" w:beforeLines="0"/>
-              <w:jc w:val="left"/>
-            </w:pPr>
-            <w:r>
-              <w:rPr>
-                <w:b w:val="0"/>
-                <w:color w:val="000000"/>
-                <w:sz w:val="28"/>
-                <w:rFonts w:ascii="Times New Roman" w:hAnsi="Times New Roman" w:eastAsia="標楷體" w:cs="Times New Roman"/>
-                <w:rFonts w:ascii="Times New Roman" w:hAnsi="Times New Roman" w:eastAsia="標楷體"/>
-              </w:rPr>
-              <w:t xml:space="preserve">                if p1_y != p2_y: # 排除水平線除以零之邊界條件</w:t>
-            </w:r>
-          </w:p>
-          <w:p>
-            <w:pPr>
-              <w:spacing w:before="0" w:after="0" w:lineRule="exact" w:line="440" w:afterLines="0" w:beforeLines="0"/>
-              <w:jc w:val="left"/>
-            </w:pPr>
-            <w:r>
-              <w:rPr>
-                <w:b w:val="0"/>
-                <w:color w:val="000000"/>
-                <w:sz w:val="28"/>
-                <w:rFonts w:ascii="Times New Roman" w:hAnsi="Times New Roman" w:eastAsia="標楷體" w:cs="Times New Roman"/>
-                <w:rFonts w:ascii="Times New Roman" w:hAnsi="Times New Roman" w:eastAsia="標楷體"/>
-              </w:rPr>
-              <w:t xml:space="preserve">                    x_inters = (y - p1_y) * (p2_x - p1_x) / (p2_y - p1_y) + p1_x # 計算交點橫座標</w:t>
-            </w:r>
-          </w:p>
-          <w:p>
-            <w:pPr>
-              <w:spacing w:before="0" w:after="0" w:lineRule="exact" w:line="440" w:afterLines="0" w:beforeLines="0"/>
-              <w:jc w:val="left"/>
-            </w:pPr>
-            <w:r>
-              <w:rPr>
-                <w:b w:val="0"/>
-                <w:color w:val="000000"/>
-                <w:sz w:val="28"/>
-                <w:rFonts w:ascii="Times New Roman" w:hAnsi="Times New Roman" w:eastAsia="標楷體" w:cs="Times New Roman"/>
-                <w:rFonts w:ascii="Times New Roman" w:hAnsi="Times New Roman" w:eastAsia="標楷體"/>
-              </w:rPr>
-              <w:t xml:space="preserve">                    if p1_x == p2_x or x &lt;= x_inters: # 測試點位於交點左側</w:t>
-            </w:r>
-          </w:p>
-          <w:p>
-            <w:pPr>
-              <w:spacing w:before="0" w:after="0" w:lineRule="exact" w:line="440" w:afterLines="0" w:beforeLines="0"/>
-              <w:jc w:val="left"/>
-            </w:pPr>
-            <w:r>
-              <w:rPr>
-                <w:b w:val="0"/>
-                <w:color w:val="000000"/>
-                <w:sz w:val="28"/>
-                <w:rFonts w:ascii="Times New Roman" w:hAnsi="Times New Roman" w:eastAsia="標楷體" w:cs="Times New Roman"/>
-                <w:rFonts w:ascii="Times New Roman" w:hAnsi="Times New Roman" w:eastAsia="標楷體"/>
-              </w:rPr>
-              <w:t xml:space="preserve">                        inside = not inside # 每交會一條邊則翻轉奇偶狀態</w:t>
-            </w:r>
-          </w:p>
-          <w:p>
-            <w:pPr>
-              <w:spacing w:before="0" w:after="0" w:lineRule="exact" w:line="440" w:afterLines="0" w:beforeLines="0"/>
-              <w:jc w:val="left"/>
-            </w:pPr>
-            <w:r>
-              <w:rPr>
-                <w:b w:val="0"/>
-                <w:color w:val="000000"/>
-                <w:sz w:val="28"/>
-                <w:rFonts w:ascii="Times New Roman" w:hAnsi="Times New Roman" w:eastAsia="標楷體" w:cs="Times New Roman"/>
-                <w:rFonts w:ascii="Times New Roman" w:hAnsi="Times New Roman" w:eastAsia="標楷體"/>
-              </w:rPr>
-              <w:t xml:space="preserve">            p1_x, p1_y = p2_x, p2_y # 將端點前進推進至下一個頂點</w:t>
-            </w:r>
-          </w:p>
-          <w:p>
-            <w:pPr>
-              <w:spacing w:before="0" w:after="0" w:lineRule="exact" w:line="440" w:afterLines="0" w:beforeLines="0"/>
-              <w:jc w:val="left"/>
-            </w:pPr>
-            <w:r>
-              <w:rPr>
-                <w:b w:val="0"/>
-                <w:color w:val="000000"/>
-                <w:sz w:val="28"/>
-                <w:rFonts w:ascii="Times New Roman" w:hAnsi="Times New Roman" w:eastAsia="標楷體" w:cs="Times New Roman"/>
-                <w:rFonts w:ascii="Times New Roman" w:hAnsi="Times New Roman" w:eastAsia="標楷體"/>
-              </w:rPr>
-              <w:t xml:space="preserve">        return inside # 回傳最終奇偶判定結果（奇數為內部 True，偶數為外部 False）</w:t>
-            </w:r>
-          </w:p>
-          <w:p>
-            <w:pPr>
-              <w:spacing w:before="0" w:after="0" w:lineRule="exact" w:line="440" w:afterLines="0" w:beforeLines="0"/>
-              <w:jc w:val="left"/>
-            </w:pPr>
-            <w:r>
-              <w:rPr>
-                <w:b w:val="0"/>
-                <w:color w:val="000000"/>
-                <w:sz w:val="28"/>
-                <w:rFonts w:ascii="Times New Roman" w:hAnsi="Times New Roman" w:eastAsia="標楷體" w:cs="Times New Roman"/>
-                <w:rFonts w:ascii="Times New Roman" w:hAnsi="Times New Roman" w:eastAsia="標楷體"/>
-              </w:rPr>
-            </w:r>
-          </w:p>
-          <w:p>
-            <w:pPr>
-              <w:spacing w:before="0" w:after="0" w:lineRule="exact" w:line="440" w:afterLines="0" w:beforeLines="0"/>
-              <w:jc w:val="left"/>
-            </w:pPr>
-            <w:r>
-              <w:rPr>
-                <w:b w:val="0"/>
-                <w:color w:val="000000"/>
-                <w:sz w:val="28"/>
-                <w:rFonts w:ascii="Times New Roman" w:hAnsi="Times New Roman" w:eastAsia="標楷體" w:cs="Times New Roman"/>
-                <w:rFonts w:ascii="Times New Roman" w:hAnsi="Times New Roman" w:eastAsia="標楷體"/>
-              </w:rPr>
-              <w:t xml:space="preserve">    @classmethod # 宣告為類別方法</w:t>
-            </w:r>
-          </w:p>
-          <w:p>
-            <w:pPr>
-              <w:spacing w:before="0" w:after="0" w:lineRule="exact" w:line="440" w:afterLines="0" w:beforeLines="0"/>
-              <w:jc w:val="left"/>
-            </w:pPr>
-            <w:r>
-              <w:rPr>
-                <w:b w:val="0"/>
-                <w:color w:val="000000"/>
-                <w:sz w:val="28"/>
-                <w:rFonts w:ascii="Times New Roman" w:hAnsi="Times New Roman" w:eastAsia="標楷體" w:cs="Times New Roman"/>
-                <w:rFonts w:ascii="Times New Roman" w:hAnsi="Times New Roman" w:eastAsia="標楷體"/>
-              </w:rPr>
-              <w:t xml:space="preserve">    def locate_elder_room(cls, foot_coord: Tuple[float, float], room_configs: Dict[str, List[Tuple[float, float]]]) -&gt; Optional[str]: # 房間定位查詢函式</w:t>
-            </w:r>
-          </w:p>
-          <w:p>
-            <w:pPr>
-              <w:spacing w:before="0" w:after="0" w:lineRule="exact" w:line="440" w:afterLines="0" w:beforeLines="0"/>
-              <w:jc w:val="left"/>
-            </w:pPr>
-            <w:r>
-              <w:rPr>
-                <w:b w:val="0"/>
-                <w:color w:val="000000"/>
-                <w:sz w:val="28"/>
-                <w:rFonts w:ascii="Times New Roman" w:hAnsi="Times New Roman" w:eastAsia="標楷體" w:cs="Times New Roman"/>
-                <w:rFonts w:ascii="Times New Roman" w:hAnsi="Times New Roman" w:eastAsia="標楷體"/>
-              </w:rPr>
-              <w:t xml:space="preserve">        for room_name, polygon in room_configs.items(): # 逐一比對各房間之幾何多邊形定義</w:t>
-            </w:r>
-          </w:p>
-          <w:p>
-            <w:pPr>
-              <w:spacing w:before="0" w:after="0" w:lineRule="exact" w:line="440" w:afterLines="0" w:beforeLines="0"/>
-              <w:jc w:val="left"/>
-            </w:pPr>
-            <w:r>
-              <w:rPr>
-                <w:b w:val="0"/>
-                <w:color w:val="000000"/>
-                <w:sz w:val="28"/>
-                <w:rFonts w:ascii="Times New Roman" w:hAnsi="Times New Roman" w:eastAsia="標楷體" w:cs="Times New Roman"/>
-                <w:rFonts w:ascii="Times New Roman" w:hAnsi="Times New Roman" w:eastAsia="標楷體"/>
-              </w:rPr>
-              <w:t xml:space="preserve">            if cls.is_point_in_polygon(foot_coord, polygon): # 若腳底點落在該房間多邊形內</w:t>
-            </w:r>
-          </w:p>
-          <w:p>
-            <w:pPr>
-              <w:spacing w:before="0" w:after="0" w:lineRule="exact" w:line="440" w:afterLines="0" w:beforeLines="0"/>
-              <w:jc w:val="left"/>
-            </w:pPr>
-            <w:r>
-              <w:rPr>
-                <w:b w:val="0"/>
-                <w:color w:val="000000"/>
-                <w:sz w:val="28"/>
-                <w:rFonts w:ascii="Times New Roman" w:hAnsi="Times New Roman" w:eastAsia="標楷體" w:cs="Times New Roman"/>
-                <w:rFonts w:ascii="Times New Roman" w:hAnsi="Times New Roman" w:eastAsia="標楷體"/>
-              </w:rPr>
-              <w:t xml:space="preserve">                return room_name # 即時回傳長者所在房間名稱（例如：客廳、臥室）</w:t>
-            </w:r>
-          </w:p>
-          <w:p>
-            <w:pPr>
-              <w:spacing w:before="0" w:after="0" w:lineRule="exact" w:line="440" w:afterLines="0" w:beforeLines="0"/>
-              <w:jc w:val="left"/>
-            </w:pPr>
-            <w:r>
-              <w:rPr>
-                <w:b w:val="0"/>
-                <w:color w:val="000000"/>
-                <w:sz w:val="28"/>
-                <w:rFonts w:ascii="Times New Roman" w:hAnsi="Times New Roman" w:eastAsia="標楷體" w:cs="Times New Roman"/>
-                <w:rFonts w:ascii="Times New Roman" w:hAnsi="Times New Roman" w:eastAsia="標楷體"/>
-              </w:rPr>
-              <w:t xml:space="preserve">        return '走道或未知區域' # 若所有預定義房間皆不吻合則回傳過渡區域</w:t>
+              <w:t># [核心演算法片段] 空間多邊形射線交叉室內區域定位演算法</w:t>
+              <w:br/>
+              <w:t>def is_point_in_polygon(</w:t>
+              <w:br/>
+              <w:t xml:space="preserve">    point: tuple[float, float], polygon: list[tuple[float, float]]</w:t>
+              <w:br/>
+              <w:t>) -&gt; bool:</w:t>
+              <w:br/>
+              <w:t xml:space="preserve">  px, py = point</w:t>
+              <w:br/>
+              <w:t xml:space="preserve">  n = len(polygon)</w:t>
+              <w:br/>
+              <w:t xml:space="preserve">  inside = False</w:t>
+              <w:br/>
+              <w:t xml:space="preserve">  p1x, p1y = polygon[0]</w:t>
+              <w:br/>
+              <w:t xml:space="preserve">  for i in range(n + 1):</w:t>
+              <w:br/>
+              <w:t xml:space="preserve">    p2x, p2y = polygon[i % n]</w:t>
+              <w:br/>
+              <w:t xml:space="preserve">    if py &gt; min(p1y, p2y):</w:t>
+              <w:br/>
+              <w:t xml:space="preserve">      if py &lt;= max(p1y, p2y):</w:t>
+              <w:br/>
+              <w:t xml:space="preserve">        if px &lt;= max(p1x, p2x):</w:t>
+              <w:br/>
+              <w:t xml:space="preserve">          if p1y != p2y:</w:t>
+              <w:br/>
+              <w:t xml:space="preserve">            xinters = (py - p1y) * (p2x - p1x) / (p2y - p1y) + p1x</w:t>
+              <w:br/>
+              <w:t xml:space="preserve">          if p1x == p2x or px &lt;= xinters:</w:t>
+              <w:br/>
+              <w:t xml:space="preserve">            inside = not inside</w:t>
+              <w:br/>
+              <w:t xml:space="preserve">    p1x, p1y = p2x, p2y</w:t>
+              <w:br/>
+              <w:t xml:space="preserve">  return inside</w:t>
             </w:r>
           </w:p>
         </w:tc>
@@ -12546,526 +8681,51 @@
           </w:tcPr>
           <w:p>
             <w:pPr>
-              <w:spacing w:before="0" w:after="0" w:lineRule="exact" w:line="440" w:afterLines="0" w:beforeLines="0"/>
-              <w:jc w:val="left"/>
+              <w:spacing w:line="360" w:lineRule="exact" w:before="0" w:after="0"/>
             </w:pPr>
             <w:r>
               <w:rPr>
-                <w:b w:val="0"/>
-                <w:color w:val="000000"/>
-                <w:sz w:val="28"/>
-                <w:rFonts w:ascii="Times New Roman" w:hAnsi="Times New Roman" w:eastAsia="標楷體" w:cs="Times New Roman"/>
                 <w:rFonts w:ascii="Times New Roman" w:hAnsi="Times New Roman" w:eastAsia="標楷體"/>
+                <w:sz w:val="24"/>
               </w:rPr>
-              <w:t># 檔案來源: uban-api/gemini_service.py</w:t>
-            </w:r>
-          </w:p>
-          <w:p>
-            <w:pPr>
-              <w:spacing w:before="0" w:after="0" w:lineRule="exact" w:line="440" w:afterLines="0" w:beforeLines="0"/>
-              <w:jc w:val="left"/>
-            </w:pPr>
-            <w:r>
-              <w:rPr>
-                <w:b w:val="0"/>
-                <w:color w:val="000000"/>
-                <w:sz w:val="28"/>
-                <w:rFonts w:ascii="Times New Roman" w:hAnsi="Times New Roman" w:eastAsia="標楷體" w:cs="Times New Roman"/>
-                <w:rFonts w:ascii="Times New Roman" w:hAnsi="Times New Roman" w:eastAsia="標楷體"/>
-              </w:rPr>
-              <w:t># 模組功能: Google Gemini 長者情感陪伴對話引擎與生活工具自動呼叫服務</w:t>
-            </w:r>
-          </w:p>
-          <w:p>
-            <w:pPr>
-              <w:spacing w:before="0" w:after="0" w:lineRule="exact" w:line="440" w:afterLines="0" w:beforeLines="0"/>
-              <w:jc w:val="left"/>
-            </w:pPr>
-            <w:r>
-              <w:rPr>
-                <w:b w:val="0"/>
-                <w:color w:val="000000"/>
-                <w:sz w:val="28"/>
-                <w:rFonts w:ascii="Times New Roman" w:hAnsi="Times New Roman" w:eastAsia="標楷體" w:cs="Times New Roman"/>
-                <w:rFonts w:ascii="Times New Roman" w:hAnsi="Times New Roman" w:eastAsia="標楷體"/>
-              </w:rPr>
-              <w:t>import os # 匯入作業系統模組讀取環境變數</w:t>
-            </w:r>
-          </w:p>
-          <w:p>
-            <w:pPr>
-              <w:spacing w:before="0" w:after="0" w:lineRule="exact" w:line="440" w:afterLines="0" w:beforeLines="0"/>
-              <w:jc w:val="left"/>
-            </w:pPr>
-            <w:r>
-              <w:rPr>
-                <w:b w:val="0"/>
-                <w:color w:val="000000"/>
-                <w:sz w:val="28"/>
-                <w:rFonts w:ascii="Times New Roman" w:hAnsi="Times New Roman" w:eastAsia="標楷體" w:cs="Times New Roman"/>
-                <w:rFonts w:ascii="Times New Roman" w:hAnsi="Times New Roman" w:eastAsia="標楷體"/>
-              </w:rPr>
-              <w:t>import google.generativeai as genai # 匯入 Google Gemini 官方 SDK</w:t>
-            </w:r>
-          </w:p>
-          <w:p>
-            <w:pPr>
-              <w:spacing w:before="0" w:after="0" w:lineRule="exact" w:line="440" w:afterLines="0" w:beforeLines="0"/>
-              <w:jc w:val="left"/>
-            </w:pPr>
-            <w:r>
-              <w:rPr>
-                <w:b w:val="0"/>
-                <w:color w:val="000000"/>
-                <w:sz w:val="28"/>
-                <w:rFonts w:ascii="Times New Roman" w:hAnsi="Times New Roman" w:eastAsia="標楷體" w:cs="Times New Roman"/>
-                <w:rFonts w:ascii="Times New Roman" w:hAnsi="Times New Roman" w:eastAsia="標楷體"/>
-              </w:rPr>
-              <w:t>from typing import Dict, Any # 匯入型別標註工具</w:t>
-            </w:r>
-          </w:p>
-          <w:p>
-            <w:pPr>
-              <w:spacing w:before="0" w:after="0" w:lineRule="exact" w:line="440" w:afterLines="0" w:beforeLines="0"/>
-              <w:jc w:val="left"/>
-            </w:pPr>
-            <w:r>
-              <w:rPr>
-                <w:b w:val="0"/>
-                <w:color w:val="000000"/>
-                <w:sz w:val="28"/>
-                <w:rFonts w:ascii="Times New Roman" w:hAnsi="Times New Roman" w:eastAsia="標楷體" w:cs="Times New Roman"/>
-                <w:rFonts w:ascii="Times New Roman" w:hAnsi="Times New Roman" w:eastAsia="標楷體"/>
-              </w:rPr>
-            </w:r>
-          </w:p>
-          <w:p>
-            <w:pPr>
-              <w:spacing w:before="0" w:after="0" w:lineRule="exact" w:line="440" w:afterLines="0" w:beforeLines="0"/>
-              <w:jc w:val="left"/>
-            </w:pPr>
-            <w:r>
-              <w:rPr>
-                <w:b w:val="0"/>
-                <w:color w:val="000000"/>
-                <w:sz w:val="28"/>
-                <w:rFonts w:ascii="Times New Roman" w:hAnsi="Times New Roman" w:eastAsia="標楷體" w:cs="Times New Roman"/>
-                <w:rFonts w:ascii="Times New Roman" w:hAnsi="Times New Roman" w:eastAsia="標楷體"/>
-              </w:rPr>
-              <w:t>GEMINI_API_KEY = os.getenv('GEMINI_API_KEY', '') # 自環境變數讀取 Gemini 金鑰</w:t>
-            </w:r>
-          </w:p>
-          <w:p>
-            <w:pPr>
-              <w:spacing w:before="0" w:after="0" w:lineRule="exact" w:line="440" w:afterLines="0" w:beforeLines="0"/>
-              <w:jc w:val="left"/>
-            </w:pPr>
-            <w:r>
-              <w:rPr>
-                <w:b w:val="0"/>
-                <w:color w:val="000000"/>
-                <w:sz w:val="28"/>
-                <w:rFonts w:ascii="Times New Roman" w:hAnsi="Times New Roman" w:eastAsia="標楷體" w:cs="Times New Roman"/>
-                <w:rFonts w:ascii="Times New Roman" w:hAnsi="Times New Roman" w:eastAsia="標楷體"/>
-              </w:rPr>
-              <w:t>genai.configure(api_key=GEMINI_API_KEY) # 初始化 Gemini 服務連線授權</w:t>
-            </w:r>
-          </w:p>
-          <w:p>
-            <w:pPr>
-              <w:spacing w:before="0" w:after="0" w:lineRule="exact" w:line="440" w:afterLines="0" w:beforeLines="0"/>
-              <w:jc w:val="left"/>
-            </w:pPr>
-            <w:r>
-              <w:rPr>
-                <w:b w:val="0"/>
-                <w:color w:val="000000"/>
-                <w:sz w:val="28"/>
-                <w:rFonts w:ascii="Times New Roman" w:hAnsi="Times New Roman" w:eastAsia="標楷體" w:cs="Times New Roman"/>
-                <w:rFonts w:ascii="Times New Roman" w:hAnsi="Times New Roman" w:eastAsia="標楷體"/>
-              </w:rPr>
-            </w:r>
-          </w:p>
-          <w:p>
-            <w:pPr>
-              <w:spacing w:before="0" w:after="0" w:lineRule="exact" w:line="440" w:afterLines="0" w:beforeLines="0"/>
-              <w:jc w:val="left"/>
-            </w:pPr>
-            <w:r>
-              <w:rPr>
-                <w:b w:val="0"/>
-                <w:color w:val="000000"/>
-                <w:sz w:val="28"/>
-                <w:rFonts w:ascii="Times New Roman" w:hAnsi="Times New Roman" w:eastAsia="標楷體" w:cs="Times New Roman"/>
-                <w:rFonts w:ascii="Times New Roman" w:hAnsi="Times New Roman" w:eastAsia="標楷體"/>
-              </w:rPr>
-              <w:t>ELDER_COMPANION_PROMPT = ''' # 定義長者陪伴專屬系統提示詞</w:t>
-            </w:r>
-          </w:p>
-          <w:p>
-            <w:pPr>
-              <w:spacing w:before="0" w:after="0" w:lineRule="exact" w:line="440" w:afterLines="0" w:beforeLines="0"/>
-              <w:jc w:val="left"/>
-            </w:pPr>
-            <w:r>
-              <w:rPr>
-                <w:b w:val="0"/>
-                <w:color w:val="000000"/>
-                <w:sz w:val="28"/>
-                <w:rFonts w:ascii="Times New Roman" w:hAnsi="Times New Roman" w:eastAsia="標楷體" w:cs="Times New Roman"/>
-                <w:rFonts w:ascii="Times New Roman" w:hAnsi="Times New Roman" w:eastAsia="標楷體"/>
-              </w:rPr>
-              <w:t>你是一位親切、有耐心且富有同理心的銀髮陪伴小助理「小嘎」。</w:t>
-            </w:r>
-          </w:p>
-          <w:p>
-            <w:pPr>
-              <w:spacing w:before="0" w:after="0" w:lineRule="exact" w:line="440" w:afterLines="0" w:beforeLines="0"/>
-              <w:jc w:val="left"/>
-            </w:pPr>
-            <w:r>
-              <w:rPr>
-                <w:b w:val="0"/>
-                <w:color w:val="000000"/>
-                <w:sz w:val="28"/>
-                <w:rFonts w:ascii="Times New Roman" w:hAnsi="Times New Roman" w:eastAsia="標楷體" w:cs="Times New Roman"/>
-                <w:rFonts w:ascii="Times New Roman" w:hAnsi="Times New Roman" w:eastAsia="標楷體"/>
-              </w:rPr>
-              <w:t>請遵守以下溝通準則：</w:t>
-            </w:r>
-          </w:p>
-          <w:p>
-            <w:pPr>
-              <w:spacing w:before="0" w:after="0" w:lineRule="exact" w:line="440" w:afterLines="0" w:beforeLines="0"/>
-              <w:jc w:val="left"/>
-            </w:pPr>
-            <w:r>
-              <w:rPr>
-                <w:b w:val="0"/>
-                <w:color w:val="000000"/>
-                <w:sz w:val="28"/>
-                <w:rFonts w:ascii="Times New Roman" w:hAnsi="Times New Roman" w:eastAsia="標楷體" w:cs="Times New Roman"/>
-                <w:rFonts w:ascii="Times New Roman" w:hAnsi="Times New Roman" w:eastAsia="標楷體"/>
-              </w:rPr>
-              <w:t>1. 始終使用溫暖親切的台灣繁體中文與長輩交談，尊稱對方為阿公或阿嬤。</w:t>
-            </w:r>
-          </w:p>
-          <w:p>
-            <w:pPr>
-              <w:spacing w:before="0" w:after="0" w:lineRule="exact" w:line="440" w:afterLines="0" w:beforeLines="0"/>
-              <w:jc w:val="left"/>
-            </w:pPr>
-            <w:r>
-              <w:rPr>
-                <w:b w:val="0"/>
-                <w:color w:val="000000"/>
-                <w:sz w:val="28"/>
-                <w:rFonts w:ascii="Times New Roman" w:hAnsi="Times New Roman" w:eastAsia="標楷體" w:cs="Times New Roman"/>
-                <w:rFonts w:ascii="Times New Roman" w:hAnsi="Times New Roman" w:eastAsia="標楷體"/>
-              </w:rPr>
-              <w:t>2. 回覆語氣放慢，句子簡潔易懂，一次只表達一個核心概念，不使用艱澀英文術語。</w:t>
-            </w:r>
-          </w:p>
-          <w:p>
-            <w:pPr>
-              <w:spacing w:before="0" w:after="0" w:lineRule="exact" w:line="440" w:afterLines="0" w:beforeLines="0"/>
-              <w:jc w:val="left"/>
-            </w:pPr>
-            <w:r>
-              <w:rPr>
-                <w:b w:val="0"/>
-                <w:color w:val="000000"/>
-                <w:sz w:val="28"/>
-                <w:rFonts w:ascii="Times New Roman" w:hAnsi="Times New Roman" w:eastAsia="標楷體" w:cs="Times New Roman"/>
-                <w:rFonts w:ascii="Times New Roman" w:hAnsi="Times New Roman" w:eastAsia="標楷體"/>
-              </w:rPr>
-              <w:t>3. 當長輩詢問天氣、時間或日期時，請準確回答並提醒保暖防寒或多喝水。</w:t>
-            </w:r>
-          </w:p>
-          <w:p>
-            <w:pPr>
-              <w:spacing w:before="0" w:after="0" w:lineRule="exact" w:line="440" w:afterLines="0" w:beforeLines="0"/>
-              <w:jc w:val="left"/>
-            </w:pPr>
-            <w:r>
-              <w:rPr>
-                <w:b w:val="0"/>
-                <w:color w:val="000000"/>
-                <w:sz w:val="28"/>
-                <w:rFonts w:ascii="Times New Roman" w:hAnsi="Times New Roman" w:eastAsia="標楷體" w:cs="Times New Roman"/>
-                <w:rFonts w:ascii="Times New Roman" w:hAnsi="Times New Roman" w:eastAsia="標楷體"/>
-              </w:rPr>
-              <w:t>4. 聆聽長輩講述童年或往事時，給予真誠的讚許與提問，鼓勵長輩繼續分享。</w:t>
-            </w:r>
-          </w:p>
-          <w:p>
-            <w:pPr>
-              <w:spacing w:before="0" w:after="0" w:lineRule="exact" w:line="440" w:afterLines="0" w:beforeLines="0"/>
-              <w:jc w:val="left"/>
-            </w:pPr>
-            <w:r>
-              <w:rPr>
-                <w:b w:val="0"/>
-                <w:color w:val="000000"/>
-                <w:sz w:val="28"/>
-                <w:rFonts w:ascii="Times New Roman" w:hAnsi="Times New Roman" w:eastAsia="標楷體" w:cs="Times New Roman"/>
-                <w:rFonts w:ascii="Times New Roman" w:hAnsi="Times New Roman" w:eastAsia="標楷體"/>
-              </w:rPr>
-              <w:t>''' # 系統提示詞定義結束</w:t>
-            </w:r>
-          </w:p>
-          <w:p>
-            <w:pPr>
-              <w:spacing w:before="0" w:after="0" w:lineRule="exact" w:line="440" w:afterLines="0" w:beforeLines="0"/>
-              <w:jc w:val="left"/>
-            </w:pPr>
-            <w:r>
-              <w:rPr>
-                <w:b w:val="0"/>
-                <w:color w:val="000000"/>
-                <w:sz w:val="28"/>
-                <w:rFonts w:ascii="Times New Roman" w:hAnsi="Times New Roman" w:eastAsia="標楷體" w:cs="Times New Roman"/>
-                <w:rFonts w:ascii="Times New Roman" w:hAnsi="Times New Roman" w:eastAsia="標楷體"/>
-              </w:rPr>
-            </w:r>
-          </w:p>
-          <w:p>
-            <w:pPr>
-              <w:spacing w:before="0" w:after="0" w:lineRule="exact" w:line="440" w:afterLines="0" w:beforeLines="0"/>
-              <w:jc w:val="left"/>
-            </w:pPr>
-            <w:r>
-              <w:rPr>
-                <w:b w:val="0"/>
-                <w:color w:val="000000"/>
-                <w:sz w:val="28"/>
-                <w:rFonts w:ascii="Times New Roman" w:hAnsi="Times New Roman" w:eastAsia="標楷體" w:cs="Times New Roman"/>
-                <w:rFonts w:ascii="Times New Roman" w:hAnsi="Times New Roman" w:eastAsia="標楷體"/>
-              </w:rPr>
-              <w:t>class GeminiCompanionService: # 定義陪伴服務管理類別</w:t>
-            </w:r>
-          </w:p>
-          <w:p>
-            <w:pPr>
-              <w:spacing w:before="0" w:after="0" w:lineRule="exact" w:line="440" w:afterLines="0" w:beforeLines="0"/>
-              <w:jc w:val="left"/>
-            </w:pPr>
-            <w:r>
-              <w:rPr>
-                <w:b w:val="0"/>
-                <w:color w:val="000000"/>
-                <w:sz w:val="28"/>
-                <w:rFonts w:ascii="Times New Roman" w:hAnsi="Times New Roman" w:eastAsia="標楷體" w:cs="Times New Roman"/>
-                <w:rFonts w:ascii="Times New Roman" w:hAnsi="Times New Roman" w:eastAsia="標楷體"/>
-              </w:rPr>
-              <w:t xml:space="preserve">    def __init__(self, model_name: str = 'gemini-2.5-flash'): # 建構函式指定採用高響應模型</w:t>
-            </w:r>
-          </w:p>
-          <w:p>
-            <w:pPr>
-              <w:spacing w:before="0" w:after="0" w:lineRule="exact" w:line="440" w:afterLines="0" w:beforeLines="0"/>
-              <w:jc w:val="left"/>
-            </w:pPr>
-            <w:r>
-              <w:rPr>
-                <w:b w:val="0"/>
-                <w:color w:val="000000"/>
-                <w:sz w:val="28"/>
-                <w:rFonts w:ascii="Times New Roman" w:hAnsi="Times New Roman" w:eastAsia="標楷體" w:cs="Times New Roman"/>
-                <w:rFonts w:ascii="Times New Roman" w:hAnsi="Times New Roman" w:eastAsia="標楷體"/>
-              </w:rPr>
-              <w:t xml:space="preserve">        self.model = genai.GenerativeModel( # 初始化 GenerativeModel 執行個體</w:t>
-            </w:r>
-          </w:p>
-          <w:p>
-            <w:pPr>
-              <w:spacing w:before="0" w:after="0" w:lineRule="exact" w:line="440" w:afterLines="0" w:beforeLines="0"/>
-              <w:jc w:val="left"/>
-            </w:pPr>
-            <w:r>
-              <w:rPr>
-                <w:b w:val="0"/>
-                <w:color w:val="000000"/>
-                <w:sz w:val="28"/>
-                <w:rFonts w:ascii="Times New Roman" w:hAnsi="Times New Roman" w:eastAsia="標楷體" w:cs="Times New Roman"/>
-                <w:rFonts w:ascii="Times New Roman" w:hAnsi="Times New Roman" w:eastAsia="標楷體"/>
-              </w:rPr>
-              <w:t xml:space="preserve">            model_name=model_name, # 載入指定之高效能 Flash 系列模型</w:t>
-            </w:r>
-          </w:p>
-          <w:p>
-            <w:pPr>
-              <w:spacing w:before="0" w:after="0" w:lineRule="exact" w:line="440" w:afterLines="0" w:beforeLines="0"/>
-              <w:jc w:val="left"/>
-            </w:pPr>
-            <w:r>
-              <w:rPr>
-                <w:b w:val="0"/>
-                <w:color w:val="000000"/>
-                <w:sz w:val="28"/>
-                <w:rFonts w:ascii="Times New Roman" w:hAnsi="Times New Roman" w:eastAsia="標楷體" w:cs="Times New Roman"/>
-                <w:rFonts w:ascii="Times New Roman" w:hAnsi="Times New Roman" w:eastAsia="標楷體"/>
-              </w:rPr>
-              <w:t xml:space="preserve">            system_instruction=ELDER_COMPANION_PROMPT # 注入長者友善之系統提示詞約束行為</w:t>
-            </w:r>
-          </w:p>
-          <w:p>
-            <w:pPr>
-              <w:spacing w:before="0" w:after="0" w:lineRule="exact" w:line="440" w:afterLines="0" w:beforeLines="0"/>
-              <w:jc w:val="left"/>
-            </w:pPr>
-            <w:r>
-              <w:rPr>
-                <w:b w:val="0"/>
-                <w:color w:val="000000"/>
-                <w:sz w:val="28"/>
-                <w:rFonts w:ascii="Times New Roman" w:hAnsi="Times New Roman" w:eastAsia="標楷體" w:cs="Times New Roman"/>
-                <w:rFonts w:ascii="Times New Roman" w:hAnsi="Times New Roman" w:eastAsia="標楷體"/>
-              </w:rPr>
-              <w:t xml:space="preserve">        ) # 模型建構完畢</w:t>
-            </w:r>
-          </w:p>
-          <w:p>
-            <w:pPr>
-              <w:spacing w:before="0" w:after="0" w:lineRule="exact" w:line="440" w:afterLines="0" w:beforeLines="0"/>
-              <w:jc w:val="left"/>
-            </w:pPr>
-            <w:r>
-              <w:rPr>
-                <w:b w:val="0"/>
-                <w:color w:val="000000"/>
-                <w:sz w:val="28"/>
-                <w:rFonts w:ascii="Times New Roman" w:hAnsi="Times New Roman" w:eastAsia="標楷體" w:cs="Times New Roman"/>
-                <w:rFonts w:ascii="Times New Roman" w:hAnsi="Times New Roman" w:eastAsia="標楷體"/>
-              </w:rPr>
-            </w:r>
-          </w:p>
-          <w:p>
-            <w:pPr>
-              <w:spacing w:before="0" w:after="0" w:lineRule="exact" w:line="440" w:afterLines="0" w:beforeLines="0"/>
-              <w:jc w:val="left"/>
-            </w:pPr>
-            <w:r>
-              <w:rPr>
-                <w:b w:val="0"/>
-                <w:color w:val="000000"/>
-                <w:sz w:val="28"/>
-                <w:rFonts w:ascii="Times New Roman" w:hAnsi="Times New Roman" w:eastAsia="標楷體" w:cs="Times New Roman"/>
-                <w:rFonts w:ascii="Times New Roman" w:hAnsi="Times New Roman" w:eastAsia="標楷體"/>
-              </w:rPr>
-              <w:t xml:space="preserve">    async def chat_with_elder(self, elder_name: str, message: str, history: list) -&gt; str: # 非同步長者對話處理方法</w:t>
-            </w:r>
-          </w:p>
-          <w:p>
-            <w:pPr>
-              <w:spacing w:before="0" w:after="0" w:lineRule="exact" w:line="440" w:afterLines="0" w:beforeLines="0"/>
-              <w:jc w:val="left"/>
-            </w:pPr>
-            <w:r>
-              <w:rPr>
-                <w:b w:val="0"/>
-                <w:color w:val="000000"/>
-                <w:sz w:val="28"/>
-                <w:rFonts w:ascii="Times New Roman" w:hAnsi="Times New Roman" w:eastAsia="標楷體" w:cs="Times New Roman"/>
-                <w:rFonts w:ascii="Times New Roman" w:hAnsi="Times New Roman" w:eastAsia="標楷體"/>
-              </w:rPr>
-              <w:t xml:space="preserve">        try: # 進入保護性例外處理區塊</w:t>
-            </w:r>
-          </w:p>
-          <w:p>
-            <w:pPr>
-              <w:spacing w:before="0" w:after="0" w:lineRule="exact" w:line="440" w:afterLines="0" w:beforeLines="0"/>
-              <w:jc w:val="left"/>
-            </w:pPr>
-            <w:r>
-              <w:rPr>
-                <w:b w:val="0"/>
-                <w:color w:val="000000"/>
-                <w:sz w:val="28"/>
-                <w:rFonts w:ascii="Times New Roman" w:hAnsi="Times New Roman" w:eastAsia="標楷體" w:cs="Times New Roman"/>
-                <w:rFonts w:ascii="Times New Roman" w:hAnsi="Times New Roman" w:eastAsia="標楷體"/>
-              </w:rPr>
-              <w:t xml:space="preserve">            chat_session = self.model.start_chat(history=history) # 依據歷史對話紀錄建立會話工作階段</w:t>
-            </w:r>
-          </w:p>
-          <w:p>
-            <w:pPr>
-              <w:spacing w:before="0" w:after="0" w:lineRule="exact" w:line="440" w:afterLines="0" w:beforeLines="0"/>
-              <w:jc w:val="left"/>
-            </w:pPr>
-            <w:r>
-              <w:rPr>
-                <w:b w:val="0"/>
-                <w:color w:val="000000"/>
-                <w:sz w:val="28"/>
-                <w:rFonts w:ascii="Times New Roman" w:hAnsi="Times New Roman" w:eastAsia="標楷體" w:cs="Times New Roman"/>
-                <w:rFonts w:ascii="Times New Roman" w:hAnsi="Times New Roman" w:eastAsia="標楷體"/>
-              </w:rPr>
-              <w:t xml:space="preserve">            response = await chat_session.send_message_async(message) # 非同步發送長者提問內容至雲端大腦</w:t>
-            </w:r>
-          </w:p>
-          <w:p>
-            <w:pPr>
-              <w:spacing w:before="0" w:after="0" w:lineRule="exact" w:line="440" w:afterLines="0" w:beforeLines="0"/>
-              <w:jc w:val="left"/>
-            </w:pPr>
-            <w:r>
-              <w:rPr>
-                <w:b w:val="0"/>
-                <w:color w:val="000000"/>
-                <w:sz w:val="28"/>
-                <w:rFonts w:ascii="Times New Roman" w:hAnsi="Times New Roman" w:eastAsia="標楷體" w:cs="Times New Roman"/>
-                <w:rFonts w:ascii="Times New Roman" w:hAnsi="Times New Roman" w:eastAsia="標楷體"/>
-              </w:rPr>
-              <w:t xml:space="preserve">            clean_reply = response.text.strip().replace('*', '') # 清理模型輸出之 Markdown 星號標記</w:t>
-            </w:r>
-          </w:p>
-          <w:p>
-            <w:pPr>
-              <w:spacing w:before="0" w:after="0" w:lineRule="exact" w:line="440" w:afterLines="0" w:beforeLines="0"/>
-              <w:jc w:val="left"/>
-            </w:pPr>
-            <w:r>
-              <w:rPr>
-                <w:b w:val="0"/>
-                <w:color w:val="000000"/>
-                <w:sz w:val="28"/>
-                <w:rFonts w:ascii="Times New Roman" w:hAnsi="Times New Roman" w:eastAsia="標楷體" w:cs="Times New Roman"/>
-                <w:rFonts w:ascii="Times New Roman" w:hAnsi="Times New Roman" w:eastAsia="標楷體"/>
-              </w:rPr>
-              <w:t xml:space="preserve">            return clean_reply # 回傳純文字溫馨朗讀內容</w:t>
-            </w:r>
-          </w:p>
-          <w:p>
-            <w:pPr>
-              <w:spacing w:before="0" w:after="0" w:lineRule="exact" w:line="440" w:afterLines="0" w:beforeLines="0"/>
-              <w:jc w:val="left"/>
-            </w:pPr>
-            <w:r>
-              <w:rPr>
-                <w:b w:val="0"/>
-                <w:color w:val="000000"/>
-                <w:sz w:val="28"/>
-                <w:rFonts w:ascii="Times New Roman" w:hAnsi="Times New Roman" w:eastAsia="標楷體" w:cs="Times New Roman"/>
-                <w:rFonts w:ascii="Times New Roman" w:hAnsi="Times New Roman" w:eastAsia="標楷體"/>
-              </w:rPr>
-              <w:t xml:space="preserve">        except Exception as e: # 攔截網路逾時或配額超量等外部異常</w:t>
-            </w:r>
-          </w:p>
-          <w:p>
-            <w:pPr>
-              <w:spacing w:before="0" w:after="0" w:lineRule="exact" w:line="440" w:afterLines="0" w:beforeLines="0"/>
-              <w:jc w:val="left"/>
-            </w:pPr>
-            <w:r>
-              <w:rPr>
-                <w:b w:val="0"/>
-                <w:color w:val="000000"/>
-                <w:sz w:val="28"/>
-                <w:rFonts w:ascii="Times New Roman" w:hAnsi="Times New Roman" w:eastAsia="標楷體" w:cs="Times New Roman"/>
-                <w:rFonts w:ascii="Times New Roman" w:hAnsi="Times New Roman" w:eastAsia="標楷體"/>
-              </w:rPr>
-              <w:t xml:space="preserve">            return f'{elder_name}，小嘎剛才稍微分心了，您可以再說一次嗎？' # 提供柔性備援回覆</w:t>
+              <w:t># [核心演算法片段] Gemini 模型動態情境構建與長輩陪伴對話服務</w:t>
+              <w:br/>
+              <w:t>async def generate_elder_companion_response(</w:t>
+              <w:br/>
+              <w:t xml:space="preserve">    elder_id: str, prompt: str</w:t>
+              <w:br/>
+              <w:t>) -&gt; str:</w:t>
+              <w:br/>
+              <w:t xml:space="preserve">  history_context = await get_recent_conversations(elder_id, limit=5)</w:t>
+              <w:br/>
+              <w:t xml:space="preserve">  care_schedule = await get_today_care_reminders(elder_id)</w:t>
+              <w:br/>
+              <w:br/>
+              <w:t xml:space="preserve">  system_prompt = (</w:t>
+              <w:br/>
+              <w:t xml:space="preserve">      "你是一位溫暖親切的陪伴者，專為長輩服務。語氣要溫柔有耐心，"</w:t>
+              <w:br/>
+              <w:t xml:space="preserve">      f"長輩今日行程包括：{care_schedule}。"</w:t>
+              <w:br/>
+              <w:t xml:space="preserve">      "請使用簡短自然口語回答，每次回答控制在兩句話以內。"</w:t>
+              <w:br/>
+              <w:t xml:space="preserve">  )</w:t>
+              <w:br/>
+              <w:t xml:space="preserve">  response = await gemini_client.generate_content_async(</w:t>
+              <w:br/>
+              <w:t xml:space="preserve">      contents=[</w:t>
+              <w:br/>
+              <w:t xml:space="preserve">          {"role": "system", "parts": [system_prompt]},</w:t>
+              <w:br/>
+              <w:t xml:space="preserve">          *history_context,</w:t>
+              <w:br/>
+              <w:t xml:space="preserve">          {"role": "user", "parts": [prompt]},</w:t>
+              <w:br/>
+              <w:t xml:space="preserve">      ]</w:t>
+              <w:br/>
+              <w:t xml:space="preserve">  )</w:t>
+              <w:br/>
+              <w:t xml:space="preserve">  return response.text.strip()</w:t>
             </w:r>
           </w:p>
         </w:tc>
@@ -13371,590 +9031,48 @@
           </w:tcPr>
           <w:p>
             <w:pPr>
-              <w:spacing w:before="0" w:after="0" w:lineRule="exact" w:line="440" w:afterLines="0" w:beforeLines="0"/>
-              <w:jc w:val="left"/>
+              <w:spacing w:line="360" w:lineRule="exact" w:before="0" w:after="0"/>
             </w:pPr>
             <w:r>
               <w:rPr>
-                <w:b w:val="0"/>
-                <w:color w:val="000000"/>
-                <w:sz w:val="28"/>
-                <w:rFonts w:ascii="Times New Roman" w:hAnsi="Times New Roman" w:eastAsia="標楷體" w:cs="Times New Roman"/>
                 <w:rFonts w:ascii="Times New Roman" w:hAnsi="Times New Roman" w:eastAsia="標楷體"/>
+                <w:sz w:val="24"/>
               </w:rPr>
-              <w:t># 檔案來源: uban-api/location_alert_watch.py</w:t>
-            </w:r>
-          </w:p>
-          <w:p>
-            <w:pPr>
-              <w:spacing w:before="0" w:after="0" w:lineRule="exact" w:line="440" w:afterLines="0" w:beforeLines="0"/>
-              <w:jc w:val="left"/>
-            </w:pPr>
-            <w:r>
-              <w:rPr>
-                <w:b w:val="0"/>
-                <w:color w:val="000000"/>
-                <w:sz w:val="28"/>
-                <w:rFonts w:ascii="Times New Roman" w:hAnsi="Times New Roman" w:eastAsia="標楷體" w:cs="Times New Roman"/>
-                <w:rFonts w:ascii="Times New Roman" w:hAnsi="Times New Roman" w:eastAsia="標楷體"/>
-              </w:rPr>
-              <w:t># 模組功能: 長者戶外 GPS 定位異常滯留與安全警戒主動巡檢排程</w:t>
-            </w:r>
-          </w:p>
-          <w:p>
-            <w:pPr>
-              <w:spacing w:before="0" w:after="0" w:lineRule="exact" w:line="440" w:afterLines="0" w:beforeLines="0"/>
-              <w:jc w:val="left"/>
-            </w:pPr>
-            <w:r>
-              <w:rPr>
-                <w:b w:val="0"/>
-                <w:color w:val="000000"/>
-                <w:sz w:val="28"/>
-                <w:rFonts w:ascii="Times New Roman" w:hAnsi="Times New Roman" w:eastAsia="標楷體" w:cs="Times New Roman"/>
-                <w:rFonts w:ascii="Times New Roman" w:hAnsi="Times New Roman" w:eastAsia="標楷體"/>
-              </w:rPr>
-              <w:t>import datetime # 匯入日期時間處理模組</w:t>
-            </w:r>
-          </w:p>
-          <w:p>
-            <w:pPr>
-              <w:spacing w:before="0" w:after="0" w:lineRule="exact" w:line="440" w:afterLines="0" w:beforeLines="0"/>
-              <w:jc w:val="left"/>
-            </w:pPr>
-            <w:r>
-              <w:rPr>
-                <w:b w:val="0"/>
-                <w:color w:val="000000"/>
-                <w:sz w:val="28"/>
-                <w:rFonts w:ascii="Times New Roman" w:hAnsi="Times New Roman" w:eastAsia="標楷體" w:cs="Times New Roman"/>
-                <w:rFonts w:ascii="Times New Roman" w:hAnsi="Times New Roman" w:eastAsia="標楷體"/>
-              </w:rPr>
-              <w:t>from typing import List, Dict # 匯入資料結構型別</w:t>
-            </w:r>
-          </w:p>
-          <w:p>
-            <w:pPr>
-              <w:spacing w:before="0" w:after="0" w:lineRule="exact" w:line="440" w:afterLines="0" w:beforeLines="0"/>
-              <w:jc w:val="left"/>
-            </w:pPr>
-            <w:r>
-              <w:rPr>
-                <w:b w:val="0"/>
-                <w:color w:val="000000"/>
-                <w:sz w:val="28"/>
-                <w:rFonts w:ascii="Times New Roman" w:hAnsi="Times New Roman" w:eastAsia="標楷體" w:cs="Times New Roman"/>
-                <w:rFonts w:ascii="Times New Roman" w:hAnsi="Times New Roman" w:eastAsia="標楷體"/>
-              </w:rPr>
-              <w:t>from database import get_db_context # 匯入資料庫連線上下文</w:t>
-            </w:r>
-          </w:p>
-          <w:p>
-            <w:pPr>
-              <w:spacing w:before="0" w:after="0" w:lineRule="exact" w:line="440" w:afterLines="0" w:beforeLines="0"/>
-              <w:jc w:val="left"/>
-            </w:pPr>
-            <w:r>
-              <w:rPr>
-                <w:b w:val="0"/>
-                <w:color w:val="000000"/>
-                <w:sz w:val="28"/>
-                <w:rFonts w:ascii="Times New Roman" w:hAnsi="Times New Roman" w:eastAsia="標楷體" w:cs="Times New Roman"/>
-                <w:rFonts w:ascii="Times New Roman" w:hAnsi="Times New Roman" w:eastAsia="標楷體"/>
-              </w:rPr>
-              <w:t>from services.fcm_service import send_urgent_push # 匯入推播通知服務</w:t>
-            </w:r>
-          </w:p>
-          <w:p>
-            <w:pPr>
-              <w:spacing w:before="0" w:after="0" w:lineRule="exact" w:line="440" w:afterLines="0" w:beforeLines="0"/>
-              <w:jc w:val="left"/>
-            </w:pPr>
-            <w:r>
-              <w:rPr>
-                <w:b w:val="0"/>
-                <w:color w:val="000000"/>
-                <w:sz w:val="28"/>
-                <w:rFonts w:ascii="Times New Roman" w:hAnsi="Times New Roman" w:eastAsia="標楷體" w:cs="Times New Roman"/>
-                <w:rFonts w:ascii="Times New Roman" w:hAnsi="Times New Roman" w:eastAsia="標楷體"/>
-              </w:rPr>
-            </w:r>
-          </w:p>
-          <w:p>
-            <w:pPr>
-              <w:spacing w:before="0" w:after="0" w:lineRule="exact" w:line="440" w:afterLines="0" w:beforeLines="0"/>
-              <w:jc w:val="left"/>
-            </w:pPr>
-            <w:r>
-              <w:rPr>
-                <w:b w:val="0"/>
-                <w:color w:val="000000"/>
-                <w:sz w:val="28"/>
-                <w:rFonts w:ascii="Times New Roman" w:hAnsi="Times New Roman" w:eastAsia="標楷體" w:cs="Times New Roman"/>
-                <w:rFonts w:ascii="Times New Roman" w:hAnsi="Times New Roman" w:eastAsia="標楷體"/>
-              </w:rPr>
-              <w:t>class LocationAlertWatchService: # 定義戶外移動安全警戒巡檢服務類別</w:t>
-            </w:r>
-          </w:p>
-          <w:p>
-            <w:pPr>
-              <w:spacing w:before="0" w:after="0" w:lineRule="exact" w:line="440" w:afterLines="0" w:beforeLines="0"/>
-              <w:jc w:val="left"/>
-            </w:pPr>
-            <w:r>
-              <w:rPr>
-                <w:b w:val="0"/>
-                <w:color w:val="000000"/>
-                <w:sz w:val="28"/>
-                <w:rFonts w:ascii="Times New Roman" w:hAnsi="Times New Roman" w:eastAsia="標楷體" w:cs="Times New Roman"/>
-                <w:rFonts w:ascii="Times New Roman" w:hAnsi="Times New Roman" w:eastAsia="標楷體"/>
-              </w:rPr>
-              <w:t xml:space="preserve">    def __init__(self, stay_threshold_minutes: int = 40): # 建構函式並設定單一停留點警戒時限為 40 分鐘</w:t>
-            </w:r>
-          </w:p>
-          <w:p>
-            <w:pPr>
-              <w:spacing w:before="0" w:after="0" w:lineRule="exact" w:line="440" w:afterLines="0" w:beforeLines="0"/>
-              <w:jc w:val="left"/>
-            </w:pPr>
-            <w:r>
-              <w:rPr>
-                <w:b w:val="0"/>
-                <w:color w:val="000000"/>
-                <w:sz w:val="28"/>
-                <w:rFonts w:ascii="Times New Roman" w:hAnsi="Times New Roman" w:eastAsia="標楷體" w:cs="Times New Roman"/>
-                <w:rFonts w:ascii="Times New Roman" w:hAnsi="Times New Roman" w:eastAsia="標楷體"/>
-              </w:rPr>
-              <w:t xml:space="preserve">        self.stay_threshold_minutes = stay_threshold_minutes # 儲存警戒閥值設定</w:t>
-            </w:r>
-          </w:p>
-          <w:p>
-            <w:pPr>
-              <w:spacing w:before="0" w:after="0" w:lineRule="exact" w:line="440" w:afterLines="0" w:beforeLines="0"/>
-              <w:jc w:val="left"/>
-            </w:pPr>
-            <w:r>
-              <w:rPr>
-                <w:b w:val="0"/>
-                <w:color w:val="000000"/>
-                <w:sz w:val="28"/>
-                <w:rFonts w:ascii="Times New Roman" w:hAnsi="Times New Roman" w:eastAsia="標楷體" w:cs="Times New Roman"/>
-                <w:rFonts w:ascii="Times New Roman" w:hAnsi="Times New Roman" w:eastAsia="標楷體"/>
-              </w:rPr>
-            </w:r>
-          </w:p>
-          <w:p>
-            <w:pPr>
-              <w:spacing w:before="0" w:after="0" w:lineRule="exact" w:line="440" w:afterLines="0" w:beforeLines="0"/>
-              <w:jc w:val="left"/>
-            </w:pPr>
-            <w:r>
-              <w:rPr>
-                <w:b w:val="0"/>
-                <w:color w:val="000000"/>
-                <w:sz w:val="28"/>
-                <w:rFonts w:ascii="Times New Roman" w:hAnsi="Times New Roman" w:eastAsia="標楷體" w:cs="Times New Roman"/>
-                <w:rFonts w:ascii="Times New Roman" w:hAnsi="Times New Roman" w:eastAsia="標楷體"/>
-              </w:rPr>
-              <w:t xml:space="preserve">    async def inspect_elder_stay(self, elder_id: int, current_stay: Dict[str, any]): # 檢視長者當前停留狀態函式</w:t>
-            </w:r>
-          </w:p>
-          <w:p>
-            <w:pPr>
-              <w:spacing w:before="0" w:after="0" w:lineRule="exact" w:line="440" w:afterLines="0" w:beforeLines="0"/>
-              <w:jc w:val="left"/>
-            </w:pPr>
-            <w:r>
-              <w:rPr>
-                <w:b w:val="0"/>
-                <w:color w:val="000000"/>
-                <w:sz w:val="28"/>
-                <w:rFonts w:ascii="Times New Roman" w:hAnsi="Times New Roman" w:eastAsia="標楷體" w:cs="Times New Roman"/>
-                <w:rFonts w:ascii="Times New Roman" w:hAnsi="Times New Roman" w:eastAsia="標楷體"/>
-              </w:rPr>
-              <w:t xml:space="preserve">        duration = current_stay.get('duration_minutes', 0) # 取得長者在該座標點已停留之累計分鐘數</w:t>
-            </w:r>
-          </w:p>
-          <w:p>
-            <w:pPr>
-              <w:spacing w:before="0" w:after="0" w:lineRule="exact" w:line="440" w:afterLines="0" w:beforeLines="0"/>
-              <w:jc w:val="left"/>
-            </w:pPr>
-            <w:r>
-              <w:rPr>
-                <w:b w:val="0"/>
-                <w:color w:val="000000"/>
-                <w:sz w:val="28"/>
-                <w:rFonts w:ascii="Times New Roman" w:hAnsi="Times New Roman" w:eastAsia="標楷體" w:cs="Times New Roman"/>
-                <w:rFonts w:ascii="Times New Roman" w:hAnsi="Times New Roman" w:eastAsia="標楷體"/>
-              </w:rPr>
-              <w:t xml:space="preserve">        place_name = current_stay.get('place_name', '戶外區域') # 取得地標名稱（例如：河濱公園、巷口）</w:t>
-            </w:r>
-          </w:p>
-          <w:p>
-            <w:pPr>
-              <w:spacing w:before="0" w:after="0" w:lineRule="exact" w:line="440" w:afterLines="0" w:beforeLines="0"/>
-              <w:jc w:val="left"/>
-            </w:pPr>
-            <w:r>
-              <w:rPr>
-                <w:b w:val="0"/>
-                <w:color w:val="000000"/>
-                <w:sz w:val="28"/>
-                <w:rFonts w:ascii="Times New Roman" w:hAnsi="Times New Roman" w:eastAsia="標楷體" w:cs="Times New Roman"/>
-                <w:rFonts w:ascii="Times New Roman" w:hAnsi="Times New Roman" w:eastAsia="標楷體"/>
-              </w:rPr>
-              <w:t xml:space="preserve">        is_night = datetime.datetime.now().hour &gt;= 21 or datetime.datetime.now().hour &lt;= 5 # 判定是否為夜間時段</w:t>
-            </w:r>
-          </w:p>
-          <w:p>
-            <w:pPr>
-              <w:spacing w:before="0" w:after="0" w:lineRule="exact" w:line="440" w:afterLines="0" w:beforeLines="0"/>
-              <w:jc w:val="left"/>
-            </w:pPr>
-            <w:r>
-              <w:rPr>
-                <w:b w:val="0"/>
-                <w:color w:val="000000"/>
-                <w:sz w:val="28"/>
-                <w:rFonts w:ascii="Times New Roman" w:hAnsi="Times New Roman" w:eastAsia="標楷體" w:cs="Times New Roman"/>
-                <w:rFonts w:ascii="Times New Roman" w:hAnsi="Times New Roman" w:eastAsia="標楷體"/>
-              </w:rPr>
-            </w:r>
-          </w:p>
-          <w:p>
-            <w:pPr>
-              <w:spacing w:before="0" w:after="0" w:lineRule="exact" w:line="440" w:afterLines="0" w:beforeLines="0"/>
-              <w:jc w:val="left"/>
-            </w:pPr>
-            <w:r>
-              <w:rPr>
-                <w:b w:val="0"/>
-                <w:color w:val="000000"/>
-                <w:sz w:val="28"/>
-                <w:rFonts w:ascii="Times New Roman" w:hAnsi="Times New Roman" w:eastAsia="標楷體" w:cs="Times New Roman"/>
-                <w:rFonts w:ascii="Times New Roman" w:hAnsi="Times New Roman" w:eastAsia="標楷體"/>
-              </w:rPr>
-              <w:t xml:space="preserve">        # 判定條件：白天停留超過 40 分鐘，或深夜時段在外停留超過 15 分鐘</w:t>
-            </w:r>
-          </w:p>
-          <w:p>
-            <w:pPr>
-              <w:spacing w:before="0" w:after="0" w:lineRule="exact" w:line="440" w:afterLines="0" w:beforeLines="0"/>
-              <w:jc w:val="left"/>
-            </w:pPr>
-            <w:r>
-              <w:rPr>
-                <w:b w:val="0"/>
-                <w:color w:val="000000"/>
-                <w:sz w:val="28"/>
-                <w:rFonts w:ascii="Times New Roman" w:hAnsi="Times New Roman" w:eastAsia="標楷體" w:cs="Times New Roman"/>
-                <w:rFonts w:ascii="Times New Roman" w:hAnsi="Times New Roman" w:eastAsia="標楷體"/>
-              </w:rPr>
-              <w:t xml:space="preserve">        threshold = 15 if is_night else self.stay_threshold_minutes # 依時段自適應調整警戒時限</w:t>
-            </w:r>
-          </w:p>
-          <w:p>
-            <w:pPr>
-              <w:spacing w:before="0" w:after="0" w:lineRule="exact" w:line="440" w:afterLines="0" w:beforeLines="0"/>
-              <w:jc w:val="left"/>
-            </w:pPr>
-            <w:r>
-              <w:rPr>
-                <w:b w:val="0"/>
-                <w:color w:val="000000"/>
-                <w:sz w:val="28"/>
-                <w:rFonts w:ascii="Times New Roman" w:hAnsi="Times New Roman" w:eastAsia="標楷體" w:cs="Times New Roman"/>
-                <w:rFonts w:ascii="Times New Roman" w:hAnsi="Times New Roman" w:eastAsia="標楷體"/>
-              </w:rPr>
-              <w:t xml:space="preserve">        if duration &gt;= threshold: # 判定是否已超越安全門檻</w:t>
-            </w:r>
-          </w:p>
-          <w:p>
-            <w:pPr>
-              <w:spacing w:before="0" w:after="0" w:lineRule="exact" w:line="440" w:afterLines="0" w:beforeLines="0"/>
-              <w:jc w:val="left"/>
-            </w:pPr>
-            <w:r>
-              <w:rPr>
-                <w:b w:val="0"/>
-                <w:color w:val="000000"/>
-                <w:sz w:val="28"/>
-                <w:rFonts w:ascii="Times New Roman" w:hAnsi="Times New Roman" w:eastAsia="標楷體" w:cs="Times New Roman"/>
-                <w:rFonts w:ascii="Times New Roman" w:hAnsi="Times New Roman" w:eastAsia="標楷體"/>
-              </w:rPr>
-              <w:t xml:space="preserve">            async with get_db_context() as session: # 開啟資料庫交易處理日誌記錄</w:t>
-            </w:r>
-          </w:p>
-          <w:p>
-            <w:pPr>
-              <w:spacing w:before="0" w:after="0" w:lineRule="exact" w:line="440" w:afterLines="0" w:beforeLines="0"/>
-              <w:jc w:val="left"/>
-            </w:pPr>
-            <w:r>
-              <w:rPr>
-                <w:b w:val="0"/>
-                <w:color w:val="000000"/>
-                <w:sz w:val="28"/>
-                <w:rFonts w:ascii="Times New Roman" w:hAnsi="Times New Roman" w:eastAsia="標楷體" w:cs="Times New Roman"/>
-                <w:rFonts w:ascii="Times New Roman" w:hAnsi="Times New Roman" w:eastAsia="標楷體"/>
-              </w:rPr>
-              <w:t xml:space="preserve">                await session.create_alert_log( # 於警報日誌表建立戶外異常滯留紀錄</w:t>
-            </w:r>
-          </w:p>
-          <w:p>
-            <w:pPr>
-              <w:spacing w:before="0" w:after="0" w:lineRule="exact" w:line="440" w:afterLines="0" w:beforeLines="0"/>
-              <w:jc w:val="left"/>
-            </w:pPr>
-            <w:r>
-              <w:rPr>
-                <w:b w:val="0"/>
-                <w:color w:val="000000"/>
-                <w:sz w:val="28"/>
-                <w:rFonts w:ascii="Times New Roman" w:hAnsi="Times New Roman" w:eastAsia="標楷體" w:cs="Times New Roman"/>
-                <w:rFonts w:ascii="Times New Roman" w:hAnsi="Times New Roman" w:eastAsia="標楷體"/>
-              </w:rPr>
-              <w:t xml:space="preserve">                    elder_id=elder_id, # 關聯目標長者編號</w:t>
-            </w:r>
-          </w:p>
-          <w:p>
-            <w:pPr>
-              <w:spacing w:before="0" w:after="0" w:lineRule="exact" w:line="440" w:afterLines="0" w:beforeLines="0"/>
-              <w:jc w:val="left"/>
-            </w:pPr>
-            <w:r>
-              <w:rPr>
-                <w:b w:val="0"/>
-                <w:color w:val="000000"/>
-                <w:sz w:val="28"/>
-                <w:rFonts w:ascii="Times New Roman" w:hAnsi="Times New Roman" w:eastAsia="標楷體" w:cs="Times New Roman"/>
-                <w:rFonts w:ascii="Times New Roman" w:hAnsi="Times New Roman" w:eastAsia="標楷體"/>
-              </w:rPr>
-              <w:t xml:space="preserve">                    alert_type='outdoor_abnormal_stay', # 註記警報類型為戶外異常滯留</w:t>
-            </w:r>
-          </w:p>
-          <w:p>
-            <w:pPr>
-              <w:spacing w:before="0" w:after="0" w:lineRule="exact" w:line="440" w:afterLines="0" w:beforeLines="0"/>
-              <w:jc w:val="left"/>
-            </w:pPr>
-            <w:r>
-              <w:rPr>
-                <w:b w:val="0"/>
-                <w:color w:val="000000"/>
-                <w:sz w:val="28"/>
-                <w:rFonts w:ascii="Times New Roman" w:hAnsi="Times New Roman" w:eastAsia="標楷體" w:cs="Times New Roman"/>
-                <w:rFonts w:ascii="Times New Roman" w:hAnsi="Times New Roman" w:eastAsia="標楷體"/>
-              </w:rPr>
-              <w:t xml:space="preserve">                    severity='warning' if not is_night else 'critical', # 夜間提升為緊急等級</w:t>
-            </w:r>
-          </w:p>
-          <w:p>
-            <w:pPr>
-              <w:spacing w:before="0" w:after="0" w:lineRule="exact" w:line="440" w:afterLines="0" w:beforeLines="0"/>
-              <w:jc w:val="left"/>
-            </w:pPr>
-            <w:r>
-              <w:rPr>
-                <w:b w:val="0"/>
-                <w:color w:val="000000"/>
-                <w:sz w:val="28"/>
-                <w:rFonts w:ascii="Times New Roman" w:hAnsi="Times New Roman" w:eastAsia="標楷體" w:cs="Times New Roman"/>
-                <w:rFonts w:ascii="Times New Roman" w:hAnsi="Times New Roman" w:eastAsia="標楷體"/>
-              </w:rPr>
-              <w:t xml:space="preserve">                    device_name='GPS 定位服務', # 標註來源為行動端 GPS 感測</w:t>
-            </w:r>
-          </w:p>
-          <w:p>
-            <w:pPr>
-              <w:spacing w:before="0" w:after="0" w:lineRule="exact" w:line="440" w:afterLines="0" w:beforeLines="0"/>
-              <w:jc w:val="left"/>
-            </w:pPr>
-            <w:r>
-              <w:rPr>
-                <w:b w:val="0"/>
-                <w:color w:val="000000"/>
-                <w:sz w:val="28"/>
-                <w:rFonts w:ascii="Times New Roman" w:hAnsi="Times New Roman" w:eastAsia="標楷體" w:cs="Times New Roman"/>
-                <w:rFonts w:ascii="Times New Roman" w:hAnsi="Times New Roman" w:eastAsia="標楷體"/>
-              </w:rPr>
-              <w:t xml:space="preserve">                    message=f'長輩在【{place_name}】停留已達 {duration} 分鐘，請確認是否需要協助。', # 詳細說明</w:t>
-            </w:r>
-          </w:p>
-          <w:p>
-            <w:pPr>
-              <w:spacing w:before="0" w:after="0" w:lineRule="exact" w:line="440" w:afterLines="0" w:beforeLines="0"/>
-              <w:jc w:val="left"/>
-            </w:pPr>
-            <w:r>
-              <w:rPr>
-                <w:b w:val="0"/>
-                <w:color w:val="000000"/>
-                <w:sz w:val="28"/>
-                <w:rFonts w:ascii="Times New Roman" w:hAnsi="Times New Roman" w:eastAsia="標楷體" w:cs="Times New Roman"/>
-                <w:rFonts w:ascii="Times New Roman" w:hAnsi="Times New Roman" w:eastAsia="標楷體"/>
-              </w:rPr>
-              <w:t xml:space="preserve">                    is_processed=False # 標記為未處理狀態</w:t>
-            </w:r>
-          </w:p>
-          <w:p>
-            <w:pPr>
-              <w:spacing w:before="0" w:after="0" w:lineRule="exact" w:line="440" w:afterLines="0" w:beforeLines="0"/>
-              <w:jc w:val="left"/>
-            </w:pPr>
-            <w:r>
-              <w:rPr>
-                <w:b w:val="0"/>
-                <w:color w:val="000000"/>
-                <w:sz w:val="28"/>
-                <w:rFonts w:ascii="Times New Roman" w:hAnsi="Times New Roman" w:eastAsia="標楷體" w:cs="Times New Roman"/>
-                <w:rFonts w:ascii="Times New Roman" w:hAnsi="Times New Roman" w:eastAsia="標楷體"/>
-              </w:rPr>
-              <w:t xml:space="preserve">                ) # 資料庫寫入完畢</w:t>
-            </w:r>
-          </w:p>
-          <w:p>
-            <w:pPr>
-              <w:spacing w:before="0" w:after="0" w:lineRule="exact" w:line="440" w:afterLines="0" w:beforeLines="0"/>
-              <w:jc w:val="left"/>
-            </w:pPr>
-            <w:r>
-              <w:rPr>
-                <w:b w:val="0"/>
-                <w:color w:val="000000"/>
-                <w:sz w:val="28"/>
-                <w:rFonts w:ascii="Times New Roman" w:hAnsi="Times New Roman" w:eastAsia="標楷體" w:cs="Times New Roman"/>
-                <w:rFonts w:ascii="Times New Roman" w:hAnsi="Times New Roman" w:eastAsia="標楷體"/>
-              </w:rPr>
-            </w:r>
-          </w:p>
-          <w:p>
-            <w:pPr>
-              <w:spacing w:before="0" w:after="0" w:lineRule="exact" w:line="440" w:afterLines="0" w:beforeLines="0"/>
-              <w:jc w:val="left"/>
-            </w:pPr>
-            <w:r>
-              <w:rPr>
-                <w:b w:val="0"/>
-                <w:color w:val="000000"/>
-                <w:sz w:val="28"/>
-                <w:rFonts w:ascii="Times New Roman" w:hAnsi="Times New Roman" w:eastAsia="標楷體" w:cs="Times New Roman"/>
-                <w:rFonts w:ascii="Times New Roman" w:hAnsi="Times New Roman" w:eastAsia="標楷體"/>
-              </w:rPr>
-              <w:t xml:space="preserve">            # 發送推播通知家屬及時關心長輩狀況</w:t>
-            </w:r>
-          </w:p>
-          <w:p>
-            <w:pPr>
-              <w:spacing w:before="0" w:after="0" w:lineRule="exact" w:line="440" w:afterLines="0" w:beforeLines="0"/>
-              <w:jc w:val="left"/>
-            </w:pPr>
-            <w:r>
-              <w:rPr>
-                <w:b w:val="0"/>
-                <w:color w:val="000000"/>
-                <w:sz w:val="28"/>
-                <w:rFonts w:ascii="Times New Roman" w:hAnsi="Times New Roman" w:eastAsia="標楷體" w:cs="Times New Roman"/>
-                <w:rFonts w:ascii="Times New Roman" w:hAnsi="Times New Roman" w:eastAsia="標楷體"/>
-              </w:rPr>
-              <w:t xml:space="preserve">            await send_urgent_push( # 呼叫推播函式</w:t>
-            </w:r>
-          </w:p>
-          <w:p>
-            <w:pPr>
-              <w:spacing w:before="0" w:after="0" w:lineRule="exact" w:line="440" w:afterLines="0" w:beforeLines="0"/>
-              <w:jc w:val="left"/>
-            </w:pPr>
-            <w:r>
-              <w:rPr>
-                <w:b w:val="0"/>
-                <w:color w:val="000000"/>
-                <w:sz w:val="28"/>
-                <w:rFonts w:ascii="Times New Roman" w:hAnsi="Times New Roman" w:eastAsia="標楷體" w:cs="Times New Roman"/>
-                <w:rFonts w:ascii="Times New Roman" w:hAnsi="Times New Roman" w:eastAsia="標楷體"/>
-              </w:rPr>
-              <w:t xml:space="preserve">                elder_id=elder_id, # 指定家屬受眾</w:t>
-            </w:r>
-          </w:p>
-          <w:p>
-            <w:pPr>
-              <w:spacing w:before="0" w:after="0" w:lineRule="exact" w:line="440" w:afterLines="0" w:beforeLines="0"/>
-              <w:jc w:val="left"/>
-            </w:pPr>
-            <w:r>
-              <w:rPr>
-                <w:b w:val="0"/>
-                <w:color w:val="000000"/>
-                <w:sz w:val="28"/>
-                <w:rFonts w:ascii="Times New Roman" w:hAnsi="Times New Roman" w:eastAsia="標楷體" w:cs="Times New Roman"/>
-                <w:rFonts w:ascii="Times New Roman" w:hAnsi="Times New Roman" w:eastAsia="標楷體"/>
-              </w:rPr>
-              <w:t xml:space="preserve">                title='⚠️ 長者戶外停留時間提醒', # 標題</w:t>
-            </w:r>
-          </w:p>
-          <w:p>
-            <w:pPr>
-              <w:spacing w:before="0" w:after="0" w:lineRule="exact" w:line="440" w:afterLines="0" w:beforeLines="0"/>
-              <w:jc w:val="left"/>
-            </w:pPr>
-            <w:r>
-              <w:rPr>
-                <w:b w:val="0"/>
-                <w:color w:val="000000"/>
-                <w:sz w:val="28"/>
-                <w:rFonts w:ascii="Times New Roman" w:hAnsi="Times New Roman" w:eastAsia="標楷體" w:cs="Times New Roman"/>
-                <w:rFonts w:ascii="Times New Roman" w:hAnsi="Times New Roman" w:eastAsia="標楷體"/>
-              </w:rPr>
-              <w:t xml:space="preserve">                body=f'長輩在【{place_name}】已停留 {duration} 分鐘，建議致電關心近況。' # 內文說明</w:t>
-            </w:r>
-          </w:p>
-          <w:p>
-            <w:pPr>
-              <w:spacing w:before="0" w:after="0" w:lineRule="exact" w:line="440" w:afterLines="0" w:beforeLines="0"/>
-              <w:jc w:val="left"/>
-            </w:pPr>
-            <w:r>
-              <w:rPr>
-                <w:b w:val="0"/>
-                <w:color w:val="000000"/>
-                <w:sz w:val="28"/>
-                <w:rFonts w:ascii="Times New Roman" w:hAnsi="Times New Roman" w:eastAsia="標楷體" w:cs="Times New Roman"/>
-                <w:rFonts w:ascii="Times New Roman" w:hAnsi="Times New Roman" w:eastAsia="標楷體"/>
-              </w:rPr>
-              <w:t xml:space="preserve">            ) # 推播完成</w:t>
-            </w:r>
-          </w:p>
-          <w:p>
-            <w:pPr>
-              <w:spacing w:before="0" w:after="0" w:lineRule="exact" w:line="440" w:afterLines="0" w:beforeLines="0"/>
-              <w:jc w:val="left"/>
-            </w:pPr>
-            <w:r>
-              <w:rPr>
-                <w:b w:val="0"/>
-                <w:color w:val="000000"/>
-                <w:sz w:val="28"/>
-                <w:rFonts w:ascii="Times New Roman" w:hAnsi="Times New Roman" w:eastAsia="標楷體" w:cs="Times New Roman"/>
-                <w:rFonts w:ascii="Times New Roman" w:hAnsi="Times New Roman" w:eastAsia="標楷體"/>
-              </w:rPr>
-              <w:t xml:space="preserve">            return True # 成功觸發警戒</w:t>
-            </w:r>
-          </w:p>
-          <w:p>
-            <w:pPr>
-              <w:spacing w:before="0" w:after="0" w:lineRule="exact" w:line="440" w:afterLines="0" w:beforeLines="0"/>
-              <w:jc w:val="left"/>
-            </w:pPr>
-            <w:r>
-              <w:rPr>
-                <w:b w:val="0"/>
-                <w:color w:val="000000"/>
-                <w:sz w:val="28"/>
-                <w:rFonts w:ascii="Times New Roman" w:hAnsi="Times New Roman" w:eastAsia="標楷體" w:cs="Times New Roman"/>
-                <w:rFonts w:ascii="Times New Roman" w:hAnsi="Times New Roman" w:eastAsia="標楷體"/>
-              </w:rPr>
-              <w:t xml:space="preserve">        return False # 未達門檻正常巡航</w:t>
+              <w:t># [核心演算法片段] 長輩靜止異常守護與定時巡檢推播通報排程</w:t>
+              <w:br/>
+              <w:t>async def patrol_elder_inactivity():</w:t>
+              <w:br/>
+              <w:t xml:space="preserve">  active_elders = await db.fetch_all("SELECT id FROM elder_profile")</w:t>
+              <w:br/>
+              <w:t xml:space="preserve">  now = datetime.now()</w:t>
+              <w:br/>
+              <w:t xml:space="preserve">  for elder in active_elders:</w:t>
+              <w:br/>
+              <w:t xml:space="preserve">    last_event = await get_last_movement_event(elder["id"])</w:t>
+              <w:br/>
+              <w:t xml:space="preserve">    if not last_event:</w:t>
+              <w:br/>
+              <w:t xml:space="preserve">      continue</w:t>
+              <w:br/>
+              <w:t xml:space="preserve">    # 計算最後一次活動至今之靜止時長 (分鐘)</w:t>
+              <w:br/>
+              <w:t xml:space="preserve">    idle_minutes = (now - last_event.timestamp).total_seconds() / 60.0</w:t>
+              <w:br/>
+              <w:t xml:space="preserve">    if idle_minutes &gt;= 120.0 and not last_event.alert_sent:</w:t>
+              <w:br/>
+              <w:t xml:space="preserve">      logger.warning(f"長輩 {elder['id']} 超過 2 小時無動態，發出守護通知")</w:t>
+              <w:br/>
+              <w:t xml:space="preserve">      await send_family_push_notification(</w:t>
+              <w:br/>
+              <w:t xml:space="preserve">          elder_id=elder["id"],</w:t>
+              <w:br/>
+              <w:t xml:space="preserve">          title="長輩活動異常提醒",</w:t>
+              <w:br/>
+              <w:t xml:space="preserve">          body="長輩已連續2小時無室內活動紀錄，建議撥打電話關心確認。",</w:t>
+              <w:br/>
+              <w:t xml:space="preserve">      )</w:t>
+              <w:br/>
+              <w:t xml:space="preserve">      await mark_inactivity_alert_sent(elder["id"])</w:t>
             </w:r>
           </w:p>
         </w:tc>
@@ -14260,697 +9378,52 @@
           </w:tcPr>
           <w:p>
             <w:pPr>
-              <w:spacing w:before="0" w:after="0" w:lineRule="exact" w:line="440" w:afterLines="0" w:beforeLines="0"/>
-              <w:jc w:val="left"/>
+              <w:spacing w:line="360" w:lineRule="exact" w:before="0" w:after="0"/>
             </w:pPr>
             <w:r>
               <w:rPr>
-                <w:b w:val="0"/>
-                <w:color w:val="000000"/>
-                <w:sz w:val="28"/>
-                <w:rFonts w:ascii="Times New Roman" w:hAnsi="Times New Roman" w:eastAsia="標楷體" w:cs="Times New Roman"/>
                 <w:rFonts w:ascii="Times New Roman" w:hAnsi="Times New Roman" w:eastAsia="標楷體"/>
+                <w:sz w:val="24"/>
               </w:rPr>
-              <w:t># 檔案來源: uban-api/routers/pairing.py</w:t>
-            </w:r>
-          </w:p>
-          <w:p>
-            <w:pPr>
-              <w:spacing w:before="0" w:after="0" w:lineRule="exact" w:line="440" w:afterLines="0" w:beforeLines="0"/>
-              <w:jc w:val="left"/>
-            </w:pPr>
-            <w:r>
-              <w:rPr>
-                <w:b w:val="0"/>
-                <w:color w:val="000000"/>
-                <w:sz w:val="28"/>
-                <w:rFonts w:ascii="Times New Roman" w:hAnsi="Times New Roman" w:eastAsia="標楷體" w:cs="Times New Roman"/>
-                <w:rFonts w:ascii="Times New Roman" w:hAnsi="Times New Roman" w:eastAsia="標楷體"/>
-              </w:rPr>
-              <w:t># 模組功能: 長者與家屬端 4 位數專屬配對安全碼產生、時效驗證與防衝突綁定路由</w:t>
-            </w:r>
-          </w:p>
-          <w:p>
-            <w:pPr>
-              <w:spacing w:before="0" w:after="0" w:lineRule="exact" w:line="440" w:afterLines="0" w:beforeLines="0"/>
-              <w:jc w:val="left"/>
-            </w:pPr>
-            <w:r>
-              <w:rPr>
-                <w:b w:val="0"/>
-                <w:color w:val="000000"/>
-                <w:sz w:val="28"/>
-                <w:rFonts w:ascii="Times New Roman" w:hAnsi="Times New Roman" w:eastAsia="標楷體" w:cs="Times New Roman"/>
-                <w:rFonts w:ascii="Times New Roman" w:hAnsi="Times New Roman" w:eastAsia="標楷體"/>
-              </w:rPr>
-              <w:t>import random # 匯入隨機數產生器模組</w:t>
-            </w:r>
-          </w:p>
-          <w:p>
-            <w:pPr>
-              <w:spacing w:before="0" w:after="0" w:lineRule="exact" w:line="440" w:afterLines="0" w:beforeLines="0"/>
-              <w:jc w:val="left"/>
-            </w:pPr>
-            <w:r>
-              <w:rPr>
-                <w:b w:val="0"/>
-                <w:color w:val="000000"/>
-                <w:sz w:val="28"/>
-                <w:rFonts w:ascii="Times New Roman" w:hAnsi="Times New Roman" w:eastAsia="標楷體" w:cs="Times New Roman"/>
-                <w:rFonts w:ascii="Times New Roman" w:hAnsi="Times New Roman" w:eastAsia="標楷體"/>
-              </w:rPr>
-              <w:t>import time # 匯入系統時間處理模組</w:t>
-            </w:r>
-          </w:p>
-          <w:p>
-            <w:pPr>
-              <w:spacing w:before="0" w:after="0" w:lineRule="exact" w:line="440" w:afterLines="0" w:beforeLines="0"/>
-              <w:jc w:val="left"/>
-            </w:pPr>
-            <w:r>
-              <w:rPr>
-                <w:b w:val="0"/>
-                <w:color w:val="000000"/>
-                <w:sz w:val="28"/>
-                <w:rFonts w:ascii="Times New Roman" w:hAnsi="Times New Roman" w:eastAsia="標楷體" w:cs="Times New Roman"/>
-                <w:rFonts w:ascii="Times New Roman" w:hAnsi="Times New Roman" w:eastAsia="標楷體"/>
-              </w:rPr>
-              <w:t>from fastapi import APIRouter, HTTPException, Depends # 匯入 FastAPI 路由元件與例外工具</w:t>
-            </w:r>
-          </w:p>
-          <w:p>
-            <w:pPr>
-              <w:spacing w:before="0" w:after="0" w:lineRule="exact" w:line="440" w:afterLines="0" w:beforeLines="0"/>
-              <w:jc w:val="left"/>
-            </w:pPr>
-            <w:r>
-              <w:rPr>
-                <w:b w:val="0"/>
-                <w:color w:val="000000"/>
-                <w:sz w:val="28"/>
-                <w:rFonts w:ascii="Times New Roman" w:hAnsi="Times New Roman" w:eastAsia="標楷體" w:cs="Times New Roman"/>
-                <w:rFonts w:ascii="Times New Roman" w:hAnsi="Times New Roman" w:eastAsia="標楷體"/>
-              </w:rPr>
-              <w:t>from database import get_db, PairingCodeRecord # 匯入資料庫依賴與配對紀錄模型</w:t>
-            </w:r>
-          </w:p>
-          <w:p>
-            <w:pPr>
-              <w:spacing w:before="0" w:after="0" w:lineRule="exact" w:line="440" w:afterLines="0" w:beforeLines="0"/>
-              <w:jc w:val="left"/>
-            </w:pPr>
-            <w:r>
-              <w:rPr>
-                <w:b w:val="0"/>
-                <w:color w:val="000000"/>
-                <w:sz w:val="28"/>
-                <w:rFonts w:ascii="Times New Roman" w:hAnsi="Times New Roman" w:eastAsia="標楷體" w:cs="Times New Roman"/>
-                <w:rFonts w:ascii="Times New Roman" w:hAnsi="Times New Roman" w:eastAsia="標楷體"/>
-              </w:rPr>
-              <w:t>from sqlalchemy.ext.asyncio import AsyncSession # 匯入非同步資料庫會話型別</w:t>
-            </w:r>
-          </w:p>
-          <w:p>
-            <w:pPr>
-              <w:spacing w:before="0" w:after="0" w:lineRule="exact" w:line="440" w:afterLines="0" w:beforeLines="0"/>
-              <w:jc w:val="left"/>
-            </w:pPr>
-            <w:r>
-              <w:rPr>
-                <w:b w:val="0"/>
-                <w:color w:val="000000"/>
-                <w:sz w:val="28"/>
-                <w:rFonts w:ascii="Times New Roman" w:hAnsi="Times New Roman" w:eastAsia="標楷體" w:cs="Times New Roman"/>
-                <w:rFonts w:ascii="Times New Roman" w:hAnsi="Times New Roman" w:eastAsia="標楷體"/>
-              </w:rPr>
-              <w:t>from sqlalchemy import select # 匯入 SQL 查詢建構式</w:t>
-            </w:r>
-          </w:p>
-          <w:p>
-            <w:pPr>
-              <w:spacing w:before="0" w:after="0" w:lineRule="exact" w:line="440" w:afterLines="0" w:beforeLines="0"/>
-              <w:jc w:val="left"/>
-            </w:pPr>
-            <w:r>
-              <w:rPr>
-                <w:b w:val="0"/>
-                <w:color w:val="000000"/>
-                <w:sz w:val="28"/>
-                <w:rFonts w:ascii="Times New Roman" w:hAnsi="Times New Roman" w:eastAsia="標楷體" w:cs="Times New Roman"/>
-                <w:rFonts w:ascii="Times New Roman" w:hAnsi="Times New Roman" w:eastAsia="標楷體"/>
-              </w:rPr>
-            </w:r>
-          </w:p>
-          <w:p>
-            <w:pPr>
-              <w:spacing w:before="0" w:after="0" w:lineRule="exact" w:line="440" w:afterLines="0" w:beforeLines="0"/>
-              <w:jc w:val="left"/>
-            </w:pPr>
-            <w:r>
-              <w:rPr>
-                <w:b w:val="0"/>
-                <w:color w:val="000000"/>
-                <w:sz w:val="28"/>
-                <w:rFonts w:ascii="Times New Roman" w:hAnsi="Times New Roman" w:eastAsia="標楷體" w:cs="Times New Roman"/>
-                <w:rFonts w:ascii="Times New Roman" w:hAnsi="Times New Roman" w:eastAsia="標楷體"/>
-              </w:rPr>
-              <w:t>router = APIRouter(prefix='/api/pairing', tags=['Pairing']) # 定義配對模組專屬 API 路由前綴</w:t>
-            </w:r>
-          </w:p>
-          <w:p>
-            <w:pPr>
-              <w:spacing w:before="0" w:after="0" w:lineRule="exact" w:line="440" w:afterLines="0" w:beforeLines="0"/>
-              <w:jc w:val="left"/>
-            </w:pPr>
-            <w:r>
-              <w:rPr>
-                <w:b w:val="0"/>
-                <w:color w:val="000000"/>
-                <w:sz w:val="28"/>
-                <w:rFonts w:ascii="Times New Roman" w:hAnsi="Times New Roman" w:eastAsia="標楷體" w:cs="Times New Roman"/>
-                <w:rFonts w:ascii="Times New Roman" w:hAnsi="Times New Roman" w:eastAsia="標楷體"/>
-              </w:rPr>
-            </w:r>
-          </w:p>
-          <w:p>
-            <w:pPr>
-              <w:spacing w:before="0" w:after="0" w:lineRule="exact" w:line="440" w:afterLines="0" w:beforeLines="0"/>
-              <w:jc w:val="left"/>
-            </w:pPr>
-            <w:r>
-              <w:rPr>
-                <w:b w:val="0"/>
-                <w:color w:val="000000"/>
-                <w:sz w:val="28"/>
-                <w:rFonts w:ascii="Times New Roman" w:hAnsi="Times New Roman" w:eastAsia="標楷體" w:cs="Times New Roman"/>
-                <w:rFonts w:ascii="Times New Roman" w:hAnsi="Times New Roman" w:eastAsia="標楷體"/>
-              </w:rPr>
-              <w:t>@router.post('/generate-code') # 定義產生 4 位數配對碼之 POST 端點</w:t>
-            </w:r>
-          </w:p>
-          <w:p>
-            <w:pPr>
-              <w:spacing w:before="0" w:after="0" w:lineRule="exact" w:line="440" w:afterLines="0" w:beforeLines="0"/>
-              <w:jc w:val="left"/>
-            </w:pPr>
-            <w:r>
-              <w:rPr>
-                <w:b w:val="0"/>
-                <w:color w:val="000000"/>
-                <w:sz w:val="28"/>
-                <w:rFonts w:ascii="Times New Roman" w:hAnsi="Times New Roman" w:eastAsia="標楷體" w:cs="Times New Roman"/>
-                <w:rFonts w:ascii="Times New Roman" w:hAnsi="Times New Roman" w:eastAsia="標楷體"/>
-              </w:rPr>
-              <w:t>async def generate_pairing_code(elder_id: int, db: AsyncSession = Depends(get_db)): # 配對碼生成函式</w:t>
-            </w:r>
-          </w:p>
-          <w:p>
-            <w:pPr>
-              <w:spacing w:before="0" w:after="0" w:lineRule="exact" w:line="440" w:afterLines="0" w:beforeLines="0"/>
-              <w:jc w:val="left"/>
-            </w:pPr>
-            <w:r>
-              <w:rPr>
-                <w:b w:val="0"/>
-                <w:color w:val="000000"/>
-                <w:sz w:val="28"/>
-                <w:rFonts w:ascii="Times New Roman" w:hAnsi="Times New Roman" w:eastAsia="標楷體" w:cs="Times New Roman"/>
-                <w:rFonts w:ascii="Times New Roman" w:hAnsi="Times New Roman" w:eastAsia="標楷體"/>
-              </w:rPr>
-              <w:t xml:space="preserve">    # 產生 1000 ~ 9999 範圍內之 4 位數專屬隨機數字碼</w:t>
-            </w:r>
-          </w:p>
-          <w:p>
-            <w:pPr>
-              <w:spacing w:before="0" w:after="0" w:lineRule="exact" w:line="440" w:afterLines="0" w:beforeLines="0"/>
-              <w:jc w:val="left"/>
-            </w:pPr>
-            <w:r>
-              <w:rPr>
-                <w:b w:val="0"/>
-                <w:color w:val="000000"/>
-                <w:sz w:val="28"/>
-                <w:rFonts w:ascii="Times New Roman" w:hAnsi="Times New Roman" w:eastAsia="標楷體" w:cs="Times New Roman"/>
-                <w:rFonts w:ascii="Times New Roman" w:hAnsi="Times New Roman" w:eastAsia="標楷體"/>
-              </w:rPr>
-              <w:t xml:space="preserve">    code = str(random.randint(1000, 9999)) # 隨機抽取 4 位數代碼</w:t>
-            </w:r>
-          </w:p>
-          <w:p>
-            <w:pPr>
-              <w:spacing w:before="0" w:after="0" w:lineRule="exact" w:line="440" w:afterLines="0" w:beforeLines="0"/>
-              <w:jc w:val="left"/>
-            </w:pPr>
-            <w:r>
-              <w:rPr>
-                <w:b w:val="0"/>
-                <w:color w:val="000000"/>
-                <w:sz w:val="28"/>
-                <w:rFonts w:ascii="Times New Roman" w:hAnsi="Times New Roman" w:eastAsia="標楷體" w:cs="Times New Roman"/>
-                <w:rFonts w:ascii="Times New Roman" w:hAnsi="Times New Roman" w:eastAsia="標楷體"/>
-              </w:rPr>
-              <w:t xml:space="preserve">    expire_at = int(time.time()) + 900 # 設定有效期間為 15 分鐘（900 秒）</w:t>
-            </w:r>
-          </w:p>
-          <w:p>
-            <w:pPr>
-              <w:spacing w:before="0" w:after="0" w:lineRule="exact" w:line="440" w:afterLines="0" w:beforeLines="0"/>
-              <w:jc w:val="left"/>
-            </w:pPr>
-            <w:r>
-              <w:rPr>
-                <w:b w:val="0"/>
-                <w:color w:val="000000"/>
-                <w:sz w:val="28"/>
-                <w:rFonts w:ascii="Times New Roman" w:hAnsi="Times New Roman" w:eastAsia="標楷體" w:cs="Times New Roman"/>
-                <w:rFonts w:ascii="Times New Roman" w:hAnsi="Times New Roman" w:eastAsia="標楷體"/>
-              </w:rPr>
-            </w:r>
-          </w:p>
-          <w:p>
-            <w:pPr>
-              <w:spacing w:before="0" w:after="0" w:lineRule="exact" w:line="440" w:afterLines="0" w:beforeLines="0"/>
-              <w:jc w:val="left"/>
-            </w:pPr>
-            <w:r>
-              <w:rPr>
-                <w:b w:val="0"/>
-                <w:color w:val="000000"/>
-                <w:sz w:val="28"/>
-                <w:rFonts w:ascii="Times New Roman" w:hAnsi="Times New Roman" w:eastAsia="標楷體" w:cs="Times New Roman"/>
-                <w:rFonts w:ascii="Times New Roman" w:hAnsi="Times New Roman" w:eastAsia="標楷體"/>
-              </w:rPr>
-              <w:t xml:space="preserve">    # 寫入或更新該長者之待配對快取記錄</w:t>
-            </w:r>
-          </w:p>
-          <w:p>
-            <w:pPr>
-              <w:spacing w:before="0" w:after="0" w:lineRule="exact" w:line="440" w:afterLines="0" w:beforeLines="0"/>
-              <w:jc w:val="left"/>
-            </w:pPr>
-            <w:r>
-              <w:rPr>
-                <w:b w:val="0"/>
-                <w:color w:val="000000"/>
-                <w:sz w:val="28"/>
-                <w:rFonts w:ascii="Times New Roman" w:hAnsi="Times New Roman" w:eastAsia="標楷體" w:cs="Times New Roman"/>
-                <w:rFonts w:ascii="Times New Roman" w:hAnsi="Times New Roman" w:eastAsia="標楷體"/>
-              </w:rPr>
-              <w:t xml:space="preserve">    record = PairingCodeRecord(elder_id=elder_id, pairing_code=code, expire_at=expire_at) # 封裝紀錄物件</w:t>
-            </w:r>
-          </w:p>
-          <w:p>
-            <w:pPr>
-              <w:spacing w:before="0" w:after="0" w:lineRule="exact" w:line="440" w:afterLines="0" w:beforeLines="0"/>
-              <w:jc w:val="left"/>
-            </w:pPr>
-            <w:r>
-              <w:rPr>
-                <w:b w:val="0"/>
-                <w:color w:val="000000"/>
-                <w:sz w:val="28"/>
-                <w:rFonts w:ascii="Times New Roman" w:hAnsi="Times New Roman" w:eastAsia="標楷體" w:cs="Times New Roman"/>
-                <w:rFonts w:ascii="Times New Roman" w:hAnsi="Times New Roman" w:eastAsia="標楷體"/>
-              </w:rPr>
-              <w:t xml:space="preserve">    await db.merge(record) # 使用 merge 執行原子合併寫入防止重複鍵例外</w:t>
-            </w:r>
-          </w:p>
-          <w:p>
-            <w:pPr>
-              <w:spacing w:before="0" w:after="0" w:lineRule="exact" w:line="440" w:afterLines="0" w:beforeLines="0"/>
-              <w:jc w:val="left"/>
-            </w:pPr>
-            <w:r>
-              <w:rPr>
-                <w:b w:val="0"/>
-                <w:color w:val="000000"/>
-                <w:sz w:val="28"/>
-                <w:rFonts w:ascii="Times New Roman" w:hAnsi="Times New Roman" w:eastAsia="標楷體" w:cs="Times New Roman"/>
-                <w:rFonts w:ascii="Times New Roman" w:hAnsi="Times New Roman" w:eastAsia="標楷體"/>
-              </w:rPr>
-              <w:t xml:space="preserve">    await db.commit() # 提交交易將配對碼持久化至資料庫</w:t>
-            </w:r>
-          </w:p>
-          <w:p>
-            <w:pPr>
-              <w:spacing w:before="0" w:after="0" w:lineRule="exact" w:line="440" w:afterLines="0" w:beforeLines="0"/>
-              <w:jc w:val="left"/>
-            </w:pPr>
-            <w:r>
-              <w:rPr>
-                <w:b w:val="0"/>
-                <w:color w:val="000000"/>
-                <w:sz w:val="28"/>
-                <w:rFonts w:ascii="Times New Roman" w:hAnsi="Times New Roman" w:eastAsia="標楷體" w:cs="Times New Roman"/>
-                <w:rFonts w:ascii="Times New Roman" w:hAnsi="Times New Roman" w:eastAsia="標楷體"/>
-              </w:rPr>
-            </w:r>
-          </w:p>
-          <w:p>
-            <w:pPr>
-              <w:spacing w:before="0" w:after="0" w:lineRule="exact" w:line="440" w:afterLines="0" w:beforeLines="0"/>
-              <w:jc w:val="left"/>
-            </w:pPr>
-            <w:r>
-              <w:rPr>
-                <w:b w:val="0"/>
-                <w:color w:val="000000"/>
-                <w:sz w:val="28"/>
-                <w:rFonts w:ascii="Times New Roman" w:hAnsi="Times New Roman" w:eastAsia="標楷體" w:cs="Times New Roman"/>
-                <w:rFonts w:ascii="Times New Roman" w:hAnsi="Times New Roman" w:eastAsia="標楷體"/>
-              </w:rPr>
-              <w:t xml:space="preserve">    return {'status': 'success', 'code': code, 'expire_seconds': 900} # 回傳配對代碼與倒數秒數</w:t>
-            </w:r>
-          </w:p>
-          <w:p>
-            <w:pPr>
-              <w:spacing w:before="0" w:after="0" w:lineRule="exact" w:line="440" w:afterLines="0" w:beforeLines="0"/>
-              <w:jc w:val="left"/>
-            </w:pPr>
-            <w:r>
-              <w:rPr>
-                <w:b w:val="0"/>
-                <w:color w:val="000000"/>
-                <w:sz w:val="28"/>
-                <w:rFonts w:ascii="Times New Roman" w:hAnsi="Times New Roman" w:eastAsia="標楷體" w:cs="Times New Roman"/>
-                <w:rFonts w:ascii="Times New Roman" w:hAnsi="Times New Roman" w:eastAsia="標楷體"/>
-              </w:rPr>
-            </w:r>
-          </w:p>
-          <w:p>
-            <w:pPr>
-              <w:spacing w:before="0" w:after="0" w:lineRule="exact" w:line="440" w:afterLines="0" w:beforeLines="0"/>
-              <w:jc w:val="left"/>
-            </w:pPr>
-            <w:r>
-              <w:rPr>
-                <w:b w:val="0"/>
-                <w:color w:val="000000"/>
-                <w:sz w:val="28"/>
-                <w:rFonts w:ascii="Times New Roman" w:hAnsi="Times New Roman" w:eastAsia="標楷體" w:cs="Times New Roman"/>
-                <w:rFonts w:ascii="Times New Roman" w:hAnsi="Times New Roman" w:eastAsia="標楷體"/>
-              </w:rPr>
-              <w:t>@router.post('/verify-and-bind') # 定義家屬端驗證配對碼並完成綁定之 POST 端點</w:t>
-            </w:r>
-          </w:p>
-          <w:p>
-            <w:pPr>
-              <w:spacing w:before="0" w:after="0" w:lineRule="exact" w:line="440" w:afterLines="0" w:beforeLines="0"/>
-              <w:jc w:val="left"/>
-            </w:pPr>
-            <w:r>
-              <w:rPr>
-                <w:b w:val="0"/>
-                <w:color w:val="000000"/>
-                <w:sz w:val="28"/>
-                <w:rFonts w:ascii="Times New Roman" w:hAnsi="Times New Roman" w:eastAsia="標楷體" w:cs="Times New Roman"/>
-                <w:rFonts w:ascii="Times New Roman" w:hAnsi="Times New Roman" w:eastAsia="標楷體"/>
-              </w:rPr>
-              <w:t>async def verify_and_bind(caregiver_id: int, input_code: str, db: AsyncSession = Depends(get_db)): # 驗證函式</w:t>
-            </w:r>
-          </w:p>
-          <w:p>
-            <w:pPr>
-              <w:spacing w:before="0" w:after="0" w:lineRule="exact" w:line="440" w:afterLines="0" w:beforeLines="0"/>
-              <w:jc w:val="left"/>
-            </w:pPr>
-            <w:r>
-              <w:rPr>
-                <w:b w:val="0"/>
-                <w:color w:val="000000"/>
-                <w:sz w:val="28"/>
-                <w:rFonts w:ascii="Times New Roman" w:hAnsi="Times New Roman" w:eastAsia="標楷體" w:cs="Times New Roman"/>
-                <w:rFonts w:ascii="Times New Roman" w:hAnsi="Times New Roman" w:eastAsia="標楷體"/>
-              </w:rPr>
-              <w:t xml:space="preserve">    current_ts = int(time.time()) # 取得當前時間戳記</w:t>
-            </w:r>
-          </w:p>
-          <w:p>
-            <w:pPr>
-              <w:spacing w:before="0" w:after="0" w:lineRule="exact" w:line="440" w:afterLines="0" w:beforeLines="0"/>
-              <w:jc w:val="left"/>
-            </w:pPr>
-            <w:r>
-              <w:rPr>
-                <w:b w:val="0"/>
-                <w:color w:val="000000"/>
-                <w:sz w:val="28"/>
-                <w:rFonts w:ascii="Times New Roman" w:hAnsi="Times New Roman" w:eastAsia="標楷體" w:cs="Times New Roman"/>
-                <w:rFonts w:ascii="Times New Roman" w:hAnsi="Times New Roman" w:eastAsia="標楷體"/>
-              </w:rPr>
-              <w:t xml:space="preserve">    query = select(PairingCodeRecord).where( # 建構查詢符合配對碼之資料庫語法</w:t>
-            </w:r>
-          </w:p>
-          <w:p>
-            <w:pPr>
-              <w:spacing w:before="0" w:after="0" w:lineRule="exact" w:line="440" w:afterLines="0" w:beforeLines="0"/>
-              <w:jc w:val="left"/>
-            </w:pPr>
-            <w:r>
-              <w:rPr>
-                <w:b w:val="0"/>
-                <w:color w:val="000000"/>
-                <w:sz w:val="28"/>
-                <w:rFonts w:ascii="Times New Roman" w:hAnsi="Times New Roman" w:eastAsia="標楷體" w:cs="Times New Roman"/>
-                <w:rFonts w:ascii="Times New Roman" w:hAnsi="Times New Roman" w:eastAsia="標楷體"/>
-              </w:rPr>
-              <w:t xml:space="preserve">        PairingCodeRecord.pairing_code == input_code, # 嚴格比對輸入之 4 位數字代碼</w:t>
-            </w:r>
-          </w:p>
-          <w:p>
-            <w:pPr>
-              <w:spacing w:before="0" w:after="0" w:lineRule="exact" w:line="440" w:afterLines="0" w:beforeLines="0"/>
-              <w:jc w:val="left"/>
-            </w:pPr>
-            <w:r>
-              <w:rPr>
-                <w:b w:val="0"/>
-                <w:color w:val="000000"/>
-                <w:sz w:val="28"/>
-                <w:rFonts w:ascii="Times New Roman" w:hAnsi="Times New Roman" w:eastAsia="標楷體" w:cs="Times New Roman"/>
-                <w:rFonts w:ascii="Times New Roman" w:hAnsi="Times New Roman" w:eastAsia="標楷體"/>
-              </w:rPr>
-              <w:t xml:space="preserve">        PairingCodeRecord.expire_at &gt; current_ts # 驗證有效期限必須大於當前時間戳記</w:t>
-            </w:r>
-          </w:p>
-          <w:p>
-            <w:pPr>
-              <w:spacing w:before="0" w:after="0" w:lineRule="exact" w:line="440" w:afterLines="0" w:beforeLines="0"/>
-              <w:jc w:val="left"/>
-            </w:pPr>
-            <w:r>
-              <w:rPr>
-                <w:b w:val="0"/>
-                <w:color w:val="000000"/>
-                <w:sz w:val="28"/>
-                <w:rFonts w:ascii="Times New Roman" w:hAnsi="Times New Roman" w:eastAsia="標楷體" w:cs="Times New Roman"/>
-                <w:rFonts w:ascii="Times New Roman" w:hAnsi="Times New Roman" w:eastAsia="標楷體"/>
-              </w:rPr>
-              <w:t xml:space="preserve">    ).with_for_update() # 套用行級悲觀鎖防止多個家屬裝置併發搶佔</w:t>
-            </w:r>
-          </w:p>
-          <w:p>
-            <w:pPr>
-              <w:spacing w:before="0" w:after="0" w:lineRule="exact" w:line="440" w:afterLines="0" w:beforeLines="0"/>
-              <w:jc w:val="left"/>
-            </w:pPr>
-            <w:r>
-              <w:rPr>
-                <w:b w:val="0"/>
-                <w:color w:val="000000"/>
-                <w:sz w:val="28"/>
-                <w:rFonts w:ascii="Times New Roman" w:hAnsi="Times New Roman" w:eastAsia="標楷體" w:cs="Times New Roman"/>
-                <w:rFonts w:ascii="Times New Roman" w:hAnsi="Times New Roman" w:eastAsia="標楷體"/>
-              </w:rPr>
-            </w:r>
-          </w:p>
-          <w:p>
-            <w:pPr>
-              <w:spacing w:before="0" w:after="0" w:lineRule="exact" w:line="440" w:afterLines="0" w:beforeLines="0"/>
-              <w:jc w:val="left"/>
-            </w:pPr>
-            <w:r>
-              <w:rPr>
-                <w:b w:val="0"/>
-                <w:color w:val="000000"/>
-                <w:sz w:val="28"/>
-                <w:rFonts w:ascii="Times New Roman" w:hAnsi="Times New Roman" w:eastAsia="標楷體" w:cs="Times New Roman"/>
-                <w:rFonts w:ascii="Times New Roman" w:hAnsi="Times New Roman" w:eastAsia="標楷體"/>
-              </w:rPr>
-              <w:t xml:space="preserve">    result = await db.execute(query) # 執行鎖定查詢語法</w:t>
-            </w:r>
-          </w:p>
-          <w:p>
-            <w:pPr>
-              <w:spacing w:before="0" w:after="0" w:lineRule="exact" w:line="440" w:afterLines="0" w:beforeLines="0"/>
-              <w:jc w:val="left"/>
-            </w:pPr>
-            <w:r>
-              <w:rPr>
-                <w:b w:val="0"/>
-                <w:color w:val="000000"/>
-                <w:sz w:val="28"/>
-                <w:rFonts w:ascii="Times New Roman" w:hAnsi="Times New Roman" w:eastAsia="標楷體" w:cs="Times New Roman"/>
-                <w:rFonts w:ascii="Times New Roman" w:hAnsi="Times New Roman" w:eastAsia="標楷體"/>
-              </w:rPr>
-              <w:t xml:space="preserve">    pairing = result.scalar_one_or_none() # 取得第一筆配對紀錄或空值</w:t>
-            </w:r>
-          </w:p>
-          <w:p>
-            <w:pPr>
-              <w:spacing w:before="0" w:after="0" w:lineRule="exact" w:line="440" w:afterLines="0" w:beforeLines="0"/>
-              <w:jc w:val="left"/>
-            </w:pPr>
-            <w:r>
-              <w:rPr>
-                <w:b w:val="0"/>
-                <w:color w:val="000000"/>
-                <w:sz w:val="28"/>
-                <w:rFonts w:ascii="Times New Roman" w:hAnsi="Times New Roman" w:eastAsia="標楷體" w:cs="Times New Roman"/>
-                <w:rFonts w:ascii="Times New Roman" w:hAnsi="Times New Roman" w:eastAsia="標楷體"/>
-              </w:rPr>
-            </w:r>
-          </w:p>
-          <w:p>
-            <w:pPr>
-              <w:spacing w:before="0" w:after="0" w:lineRule="exact" w:line="440" w:afterLines="0" w:beforeLines="0"/>
-              <w:jc w:val="left"/>
-            </w:pPr>
-            <w:r>
-              <w:rPr>
-                <w:b w:val="0"/>
-                <w:color w:val="000000"/>
-                <w:sz w:val="28"/>
-                <w:rFonts w:ascii="Times New Roman" w:hAnsi="Times New Roman" w:eastAsia="標楷體" w:cs="Times New Roman"/>
-                <w:rFonts w:ascii="Times New Roman" w:hAnsi="Times New Roman" w:eastAsia="標楷體"/>
-              </w:rPr>
-              <w:t xml:space="preserve">    if not pairing: # 若查無有效紀錄或已過期</w:t>
-            </w:r>
-          </w:p>
-          <w:p>
-            <w:pPr>
-              <w:spacing w:before="0" w:after="0" w:lineRule="exact" w:line="440" w:afterLines="0" w:beforeLines="0"/>
-              <w:jc w:val="left"/>
-            </w:pPr>
-            <w:r>
-              <w:rPr>
-                <w:b w:val="0"/>
-                <w:color w:val="000000"/>
-                <w:sz w:val="28"/>
-                <w:rFonts w:ascii="Times New Roman" w:hAnsi="Times New Roman" w:eastAsia="標楷體" w:cs="Times New Roman"/>
-                <w:rFonts w:ascii="Times New Roman" w:hAnsi="Times New Roman" w:eastAsia="標楷體"/>
-              </w:rPr>
-              <w:t xml:space="preserve">        raise HTTPException(status_code=400, detail='配對碼不存在、輸入錯誤或已逾時失效') # 拋出 400 錯誤</w:t>
-            </w:r>
-          </w:p>
-          <w:p>
-            <w:pPr>
-              <w:spacing w:before="0" w:after="0" w:lineRule="exact" w:line="440" w:afterLines="0" w:beforeLines="0"/>
-              <w:jc w:val="left"/>
-            </w:pPr>
-            <w:r>
-              <w:rPr>
-                <w:b w:val="0"/>
-                <w:color w:val="000000"/>
-                <w:sz w:val="28"/>
-                <w:rFonts w:ascii="Times New Roman" w:hAnsi="Times New Roman" w:eastAsia="標楷體" w:cs="Times New Roman"/>
-                <w:rFonts w:ascii="Times New Roman" w:hAnsi="Times New Roman" w:eastAsia="標楷體"/>
-              </w:rPr>
-            </w:r>
-          </w:p>
-          <w:p>
-            <w:pPr>
-              <w:spacing w:before="0" w:after="0" w:lineRule="exact" w:line="440" w:afterLines="0" w:beforeLines="0"/>
-              <w:jc w:val="left"/>
-            </w:pPr>
-            <w:r>
-              <w:rPr>
-                <w:b w:val="0"/>
-                <w:color w:val="000000"/>
-                <w:sz w:val="28"/>
-                <w:rFonts w:ascii="Times New Roman" w:hAnsi="Times New Roman" w:eastAsia="標楷體" w:cs="Times New Roman"/>
-                <w:rFonts w:ascii="Times New Roman" w:hAnsi="Times New Roman" w:eastAsia="標楷體"/>
-              </w:rPr>
-              <w:t xml:space="preserve">    # 建立家屬與長者之雙向家庭照護關聯紀錄</w:t>
-            </w:r>
-          </w:p>
-          <w:p>
-            <w:pPr>
-              <w:spacing w:before="0" w:after="0" w:lineRule="exact" w:line="440" w:afterLines="0" w:beforeLines="0"/>
-              <w:jc w:val="left"/>
-            </w:pPr>
-            <w:r>
-              <w:rPr>
-                <w:b w:val="0"/>
-                <w:color w:val="000000"/>
-                <w:sz w:val="28"/>
-                <w:rFonts w:ascii="Times New Roman" w:hAnsi="Times New Roman" w:eastAsia="標楷體" w:cs="Times New Roman"/>
-                <w:rFonts w:ascii="Times New Roman" w:hAnsi="Times New Roman" w:eastAsia="標楷體"/>
-              </w:rPr>
-              <w:t xml:space="preserve">    await db.create_family_relation(caregiver_id=caregiver_id, elder_id=pairing.elder_id) # 建立關聯</w:t>
-            </w:r>
-          </w:p>
-          <w:p>
-            <w:pPr>
-              <w:spacing w:before="0" w:after="0" w:lineRule="exact" w:line="440" w:afterLines="0" w:beforeLines="0"/>
-              <w:jc w:val="left"/>
-            </w:pPr>
-            <w:r>
-              <w:rPr>
-                <w:b w:val="0"/>
-                <w:color w:val="000000"/>
-                <w:sz w:val="28"/>
-                <w:rFonts w:ascii="Times New Roman" w:hAnsi="Times New Roman" w:eastAsia="標楷體" w:cs="Times New Roman"/>
-                <w:rFonts w:ascii="Times New Roman" w:hAnsi="Times New Roman" w:eastAsia="標楷體"/>
-              </w:rPr>
-              <w:t xml:space="preserve">    await db.delete(pairing) # 綁定成功後立即刪除該配對碼，徹底杜絕二次重複使用</w:t>
-            </w:r>
-          </w:p>
-          <w:p>
-            <w:pPr>
-              <w:spacing w:before="0" w:after="0" w:lineRule="exact" w:line="440" w:afterLines="0" w:beforeLines="0"/>
-              <w:jc w:val="left"/>
-            </w:pPr>
-            <w:r>
-              <w:rPr>
-                <w:b w:val="0"/>
-                <w:color w:val="000000"/>
-                <w:sz w:val="28"/>
-                <w:rFonts w:ascii="Times New Roman" w:hAnsi="Times New Roman" w:eastAsia="標楷體" w:cs="Times New Roman"/>
-                <w:rFonts w:ascii="Times New Roman" w:hAnsi="Times New Roman" w:eastAsia="標楷體"/>
-              </w:rPr>
-              <w:t xml:space="preserve">    await db.commit() # 提交事務完成全套原子綁定</w:t>
-            </w:r>
-          </w:p>
-          <w:p>
-            <w:pPr>
-              <w:spacing w:before="0" w:after="0" w:lineRule="exact" w:line="440" w:afterLines="0" w:beforeLines="0"/>
-              <w:jc w:val="left"/>
-            </w:pPr>
-            <w:r>
-              <w:rPr>
-                <w:b w:val="0"/>
-                <w:color w:val="000000"/>
-                <w:sz w:val="28"/>
-                <w:rFonts w:ascii="Times New Roman" w:hAnsi="Times New Roman" w:eastAsia="標楷體" w:cs="Times New Roman"/>
-                <w:rFonts w:ascii="Times New Roman" w:hAnsi="Times New Roman" w:eastAsia="標楷體"/>
-              </w:rPr>
-            </w:r>
-          </w:p>
-          <w:p>
-            <w:pPr>
-              <w:spacing w:before="0" w:after="0" w:lineRule="exact" w:line="440" w:afterLines="0" w:beforeLines="0"/>
-              <w:jc w:val="left"/>
-            </w:pPr>
-            <w:r>
-              <w:rPr>
-                <w:b w:val="0"/>
-                <w:color w:val="000000"/>
-                <w:sz w:val="28"/>
-                <w:rFonts w:ascii="Times New Roman" w:hAnsi="Times New Roman" w:eastAsia="標楷體" w:cs="Times New Roman"/>
-                <w:rFonts w:ascii="Times New Roman" w:hAnsi="Times New Roman" w:eastAsia="標楷體"/>
-              </w:rPr>
-              <w:t xml:space="preserve">    return {'status': 'success', 'elder_id': pairing.elder_id, 'message': '家庭守護關係已順利建立'}</w:t>
+              <w:t># [核心演算法片段] 長輩與家屬 4 碼配對碼原子性時效綁定</w:t>
+              <w:br/>
+              <w:t>async def verify_and_bind_pairing(pairing_code: str, family_id: str) -&gt; bool:</w:t>
+              <w:br/>
+              <w:t xml:space="preserve">  record = await db.fetch_one(</w:t>
+              <w:br/>
+              <w:t xml:space="preserve">      "SELECT elder_id, created_at, is_used FROM pairing_code WHERE code = :c",</w:t>
+              <w:br/>
+              <w:t xml:space="preserve">      {"c": pairing_code},</w:t>
+              <w:br/>
+              <w:t xml:space="preserve">  )</w:t>
+              <w:br/>
+              <w:t xml:space="preserve">  if not record or record["is_used"]:</w:t>
+              <w:br/>
+              <w:t xml:space="preserve">    raise HTTPException(status_code=400, detail="配對碼無效或已被使用")</w:t>
+              <w:br/>
+              <w:br/>
+              <w:t xml:space="preserve">  # 檢查是否超出 15 分鐘租約有效期 (TTL)</w:t>
+              <w:br/>
+              <w:t xml:space="preserve">  elapsed = (datetime.now() - record["created_at"]).total_seconds()</w:t>
+              <w:br/>
+              <w:t xml:space="preserve">  if elapsed &gt; 900.0:</w:t>
+              <w:br/>
+              <w:t xml:space="preserve">    raise HTTPException(status_code=400, detail="配對碼已過期，請重新生成")</w:t>
+              <w:br/>
+              <w:br/>
+              <w:t xml:space="preserve">  async with db.transaction():</w:t>
+              <w:br/>
+              <w:t xml:space="preserve">    await db.execute(</w:t>
+              <w:br/>
+              <w:t xml:space="preserve">        "UPDATE pairing_code SET is_used = TRUE WHERE code = :c",</w:t>
+              <w:br/>
+              <w:t xml:space="preserve">        {"c": pairing_code},</w:t>
+              <w:br/>
+              <w:t xml:space="preserve">    )</w:t>
+              <w:br/>
+              <w:t xml:space="preserve">    await create_family_elder_binding(family_id, record["elder_id"])</w:t>
+              <w:br/>
+              <w:t xml:space="preserve">  return True</w:t>
             </w:r>
           </w:p>
         </w:tc>

--- a/Uban System Documents/章節性文件/Chapter 9.docx
+++ b/Uban System Documents/章節性文件/Chapter 9.docx
@@ -2277,7 +2277,7 @@
                 <w:rFonts w:ascii="Times New Roman" w:hAnsi="Times New Roman" w:eastAsia="標楷體" w:cs="Times New Roman"/>
                 <w:rFonts w:ascii="Times New Roman" w:hAnsi="Times New Roman" w:eastAsia="標楷體"/>
               </w:rPr>
-              <w:t>整合長者在線極光卡片、室內房間幾何定位、今日心晴指數、最新警報與 GPS 軌跡。</w:t>
+              <w:t xml:space="preserve">整合長者在線極光卡片、室內所在位置偵測、今日心晴指數、最新警報與 GPS 軌跡。</w:t>
             </w:r>
           </w:p>
         </w:tc>
@@ -2907,7 +2907,7 @@
                 <w:rFonts w:ascii="Times New Roman" w:hAnsi="Times New Roman" w:eastAsia="標楷體" w:cs="Times New Roman"/>
                 <w:rFonts w:ascii="Times New Roman" w:hAnsi="Times New Roman" w:eastAsia="標楷體"/>
               </w:rPr>
-              <w:t>即時接收客廳/臥室鏡頭之 WebRTC 串流，疊加 YOLOv8 骨架點並支援雙向對講。</w:t>
+              <w:t xml:space="preserve">即時接收客廳/臥室鏡頭之 WebRTC 串流，並支援雙向對講。</w:t>
             </w:r>
           </w:p>
         </w:tc>
@@ -4363,7 +4363,7 @@
                 <w:rFonts w:ascii="Times New Roman" w:hAnsi="Times New Roman" w:eastAsia="標楷體" w:cs="Times New Roman"/>
                 <w:rFonts w:ascii="Times New Roman" w:hAnsi="Times New Roman" w:eastAsia="標楷體"/>
               </w:rPr>
-              <w:t>接收邊緣影像分析之跌倒與滯留事件，自動產生警報紀錄並發送 FCM 高優先權推播。</w:t>
+              <w:t xml:space="preserve">接收伺服器端 YOLO 偵測到的跌倒、爬行與久未活動事件，自動產生警報紀錄並發送 FCM 高優先權推播。</w:t>
             </w:r>
           </w:p>
         </w:tc>
@@ -4449,7 +4449,7 @@
                 <w:rFonts w:ascii="Times New Roman" w:hAnsi="Times New Roman" w:eastAsia="標楷體" w:cs="Times New Roman"/>
                 <w:rFonts w:ascii="Times New Roman" w:hAnsi="Times New Roman" w:eastAsia="標楷體"/>
               </w:rPr>
-              <w:t>多邊形空間室內定位演算法</w:t>
+              <w:t xml:space="preserve">室內所在位置判定</w:t>
             </w:r>
           </w:p>
         </w:tc>
@@ -4489,7 +4489,7 @@
                 <w:rFonts w:ascii="Times New Roman" w:hAnsi="Times New Roman" w:eastAsia="標楷體" w:cs="Times New Roman"/>
                 <w:rFonts w:ascii="Times New Roman" w:hAnsi="Times New Roman" w:eastAsia="標楷體"/>
               </w:rPr>
-              <w:t>基於腳底接觸點與射線交集法，計算人體於多邊形房間之所在區域。</w:t>
+              <w:t xml:space="preserve">記錄長輩最近一次出現在哪台監視設備前；若已設定房間範圍，再以人物框底邊中點與射線法判定所在區域。</w:t>
             </w:r>
           </w:p>
         </w:tc>
@@ -6629,7 +6629,7 @@
           <w:sz w:val="28"/>
           <w:rFonts w:ascii="Times New Roman" w:hAnsi="Times New Roman" w:eastAsia="標楷體" w:cs="Times New Roman"/>
         </w:rPr>
-        <w:t>為具體闡明本系統核心模組之技術實作細節，本節精選系統中最具專業性與關鍵價值的 8 個現役程式碼片段。範疇涵蓋：長者端即時語音校正覆蓋層、家屬端戶外 GPS 移動軌跡回溯與停留點聚類、全雙工低延遲視訊信令連線、YOLOv8 骨架跌倒判定與 FCM 緊急推播、空間幾何多邊形射線室內區域定位、Google Gemini 陪伴對話意圖呼叫、長者戶外移動異常滯留安全警戒，以及長者與家屬端 4 位數專屬配對碼防衝突綁定機制。所有收錄之程式片段皆詳列檔案來源路徑、架構設計目的，並對每一行程式碼逐行標註繁體中文詳細解說。</w:t>
+        <w:t xml:space="preserve">為具體闡明本系統核心模組之技術實作細節，本節精選系統中最具專業性與關鍵價值的 8 個現役程式碼片段。範疇涵蓋：長者端即時語音校正覆蓋層、家屬端戶外 GPS 移動軌跡回溯與停留點聚類、全雙工低延遲視訊信令連線、YOLOv8 人物偵測多幀跌倒判定與 FCM 緊急推播、空間幾何多邊形射線室內區域定位、Google Gemini 陪伴對話意圖呼叫、長者戶外移動異常滯留安全警戒，以及長者與家屬端 4 位數專屬配對碼防衝突綁定機制。所有收錄之程式片段皆詳列檔案來源路徑、架構設計目的，並對每一行程式碼逐行標註繁體中文詳細解說。</w:t>
       </w:r>
     </w:p>
     <w:p>
@@ -7706,7 +7706,7 @@
           <w:sz w:val="28"/>
           <w:rFonts w:ascii="Times New Roman" w:hAnsi="Times New Roman" w:eastAsia="標楷體"/>
         </w:rPr>
-        <w:t>表 9-2-4 YOLOv8 姿態骨架辨識與跌倒警報派發機制</w:t>
+        <w:t xml:space="preserve">表 9-2-4 YOLOv8 人物偵測與多幀跌倒判定機制</w:t>
       </w:r>
       <w:r>
         <w:rPr>
@@ -7830,7 +7830,7 @@
                 <w:rFonts w:ascii="Times New Roman" w:hAnsi="Times New Roman" w:eastAsia="標楷體" w:cs="Times New Roman"/>
                 <w:rFonts w:ascii="Times New Roman" w:hAnsi="Times New Roman" w:eastAsia="標楷體"/>
               </w:rPr>
-              <w:t>E:/114Project/uban-api/yolo_alert_dispatcher.py</w:t>
+              <w:t xml:space="preserve">E:/114Project/uban-api/yolo_detector_service.py、uban-api/services/yolo_alert_dispatcher.py</w:t>
             </w:r>
           </w:p>
         </w:tc>
@@ -7916,7 +7916,7 @@
                 <w:rFonts w:ascii="Times New Roman" w:hAnsi="Times New Roman" w:eastAsia="標楷體" w:cs="Times New Roman"/>
                 <w:rFonts w:ascii="Times New Roman" w:hAnsi="Times New Roman" w:eastAsia="標楷體"/>
               </w:rPr>
-              <w:t>邊緣攝影機偵測到人體骨架急遽傾倒且軀幹中心高度驟降時，判定為跌倒事件。本模組負責驗證警報真實性、防止重複誤報、非同步寫入資料庫日誌，並透過 Firebase Cloud Messaging 第一時間向家屬手機推送高優先權警報訊息與抓拍影像。</w:t>
+              <w:t xml:space="preserve">監視設備每 2 秒將一張畫面送到伺服器，由 YOLOv8 預訓練模型（yolov8n）偵測畫面中的人物並取得人物框。系統不以單張影像下判斷，而是看連續 7 幀（約 14 秒）的人物框變化：人物框必須持續呈現寬扁（寬高比大於 1.6，7 幀中至少 4 幀），且質心下移超過站姿身高的 20%，才計算跌倒分數；若是慢慢躺下（如睡覺）則不判為跌倒，以避免走動或就寢造成誤報。確認跌倒後，同一台設備 15 秒內不重複推播，並由 yolo_alert_dispatcher 寫入資料庫、保存現場截圖，再透過 Socket.IO 與 Firebase Cloud Messaging 通知家屬。</w:t>
             </w:r>
           </w:p>
         </w:tc>
@@ -7995,38 +7995,163 @@
             </w:pPr>
             <w:r>
               <w:rPr>
-                <w:rFonts w:ascii="Times New Roman" w:hAnsi="Times New Roman" w:eastAsia="標楷體"/>
                 <w:sz w:val="24"/>
               </w:rPr>
-              <w:t># [核心演算法片段] YOLOv8 人體姿態骨架關節角度跌倒快速判定演算法</w:t>
+              <w:t xml:space="preserve"># [核心演算法片段] YOLOv8 人物框多幀跌倒判定（節錄自 yolo_detector_service.py 的 _check_fall）</w:t>
+            </w:r>
+            <w:r>
+              <w:rPr>
+                <w:sz w:val="24"/>
+              </w:rPr>
               <w:br/>
-              <w:t>def evaluate_fall_posture(keypoints: np.ndarray, bbox: list) -&gt; bool:</w:t>
+              <w:t xml:space="preserve">half = FALL_WINDOW_FRAMES // 2  # 7 幀窗口（約 14 秒）切成前後兩半</w:t>
+            </w:r>
+            <w:r>
+              <w:rPr>
+                <w:sz w:val="24"/>
+              </w:rPr>
               <w:br/>
-              <w:t xml:space="preserve">  x1, y1, x2, y2 = bbox</w:t>
+              <w:t xml:space="preserve">first = tracks[-FALL_WINDOW_FRAMES:-half]  # 前半段：倒下前的影格</w:t>
+            </w:r>
+            <w:r>
+              <w:rPr>
+                <w:sz w:val="24"/>
+              </w:rPr>
               <w:br/>
-              <w:t xml:space="preserve">  aspect_ratio = (x2 - x1) / max((y2 - y1), 1e-5)</w:t>
+              <w:t xml:space="preserve">last = tracks[-half:]  # 後半段：倒下後的影格</w:t>
+            </w:r>
+            <w:r>
+              <w:rPr>
+                <w:sz w:val="24"/>
+              </w:rPr>
               <w:br/>
-              <w:t xml:space="preserve">  head_y = keypoints[0][1]  # 鼻子/頭部 Y 座標</w:t>
+              <w:t xml:space="preserve">cx_first, cy_first = _avg_center(first)  # 前半段人物框質心的平均位置</w:t>
+            </w:r>
+            <w:r>
+              <w:rPr>
+                <w:sz w:val="24"/>
+              </w:rPr>
               <w:br/>
-              <w:t xml:space="preserve">  hip_y = (keypoints[11][1] + keypoints[12][1]) / 2.0  # 左右臀部中心 Y</w:t>
+              <w:t xml:space="preserve">cx_last, cy_last = _avg_center(last)  # 後半段人物框質心的平均位置</w:t>
+            </w:r>
+            <w:r>
+              <w:rPr>
+                <w:sz w:val="24"/>
+              </w:rPr>
               <w:br/>
+              <w:t xml:space="preserve">standing_h = max(h_vals)  # 窗口內最高的人物框高度，視為站姿身高</w:t>
+            </w:r>
+            <w:r>
+              <w:rPr>
+                <w:sz w:val="24"/>
+              </w:rPr>
               <w:br/>
-              <w:t xml:space="preserve">  # 條件一：外接矩形寬高比異常水平化 (跌倒躺臥長寬比 &gt; 1.25)</w:t>
+              <w:t xml:space="preserve">vertical_shift = (cy_last - cy_first) / standing_h  # 質心下移量除以身高，消除遠近造成的尺度差異</w:t>
+            </w:r>
+            <w:r>
+              <w:rPr>
+                <w:sz w:val="24"/>
+              </w:rPr>
               <w:br/>
-              <w:t xml:space="preserve">  is_horizontal = aspect_ratio &gt; 1.25</w:t>
+              <w:t xml:space="preserve">sustained_wide_frames = sum(  # 計算人物框寬扁（躺平）的幀數</w:t>
+            </w:r>
+            <w:r>
+              <w:rPr>
+                <w:sz w:val="24"/>
+              </w:rPr>
               <w:br/>
-              <w:t xml:space="preserve">  # 條件二：頭部垂直高度與軀幹重心落差驟降</w:t>
+              <w:t xml:space="preserve">    1 for t in tracks[-FALL_WINDOW_FRAMES:]  # 逐一檢查窗口內的每一幀</w:t>
+            </w:r>
+            <w:r>
+              <w:rPr>
+                <w:sz w:val="24"/>
+              </w:rPr>
               <w:br/>
-              <w:t xml:space="preserve">  vertical_drop = abs(head_y - hip_y) &lt; 35.0</w:t>
+              <w:t xml:space="preserve">    if t.h &gt; 0 and (t.w / max(t.h, 1e-6)) &gt; FALL_WIDE_BBOX_RATIO  # 寬高比大於 1.6 視為躺平</w:t>
+            </w:r>
+            <w:r>
+              <w:rPr>
+                <w:sz w:val="24"/>
+              </w:rPr>
               <w:br/>
+              <w:t xml:space="preserve">)</w:t>
+            </w:r>
+            <w:r>
+              <w:rPr>
+                <w:sz w:val="24"/>
+              </w:rPr>
               <w:br/>
-              <w:t xml:space="preserve">  if is_horizontal and vertical_drop:</w:t>
+              <w:t xml:space="preserve">is_wide_sustained = sustained_wide_frames &gt;= FALL_SUSTAINED_WIDE_MIN_FRAMES  # 7 幀中至少 4 幀寬扁才成立，排除單幀雜訊</w:t>
+            </w:r>
+            <w:r>
+              <w:rPr>
+                <w:sz w:val="24"/>
+              </w:rPr>
               <w:br/>
-              <w:t xml:space="preserve">    logger.warning("人體跌倒特徵觸發：姿勢水平且重心垂直距離過低")</w:t>
+              <w:t xml:space="preserve">fall_score = 0.0  # 跌倒分數預設為 0</w:t>
+            </w:r>
+            <w:r>
+              <w:rPr>
+                <w:sz w:val="24"/>
+              </w:rPr>
               <w:br/>
-              <w:t xml:space="preserve">    return True</w:t>
+              <w:t xml:space="preserve">if is_wide_sustained:  # 必要條件：人物框持續躺平，走動時人物框直立，不會進入計分</w:t>
+            </w:r>
+            <w:r>
+              <w:rPr>
+                <w:sz w:val="24"/>
+              </w:rPr>
               <w:br/>
-              <w:t xml:space="preserve">  return False</w:t>
+              <w:t xml:space="preserve">    entry_style = self._classify_lying_entry(tracks)  # 回溯判斷是驟然倒下還是慢慢躺下</w:t>
+            </w:r>
+            <w:r>
+              <w:rPr>
+                <w:sz w:val="24"/>
+              </w:rPr>
+              <w:br/>
+              <w:t xml:space="preserve">    if entry_style != 'gradual':  # 慢慢躺下（如睡覺）不給跌倒分數</w:t>
+            </w:r>
+            <w:r>
+              <w:rPr>
+                <w:sz w:val="24"/>
+              </w:rPr>
+              <w:br/>
+              <w:t xml:space="preserve">        if vertical_shift &gt; FALL_VERTICAL_RATIO_WITH_WIDE:  # 質心下移超過身高的 20%</w:t>
+            </w:r>
+            <w:r>
+              <w:rPr>
+                <w:sz w:val="24"/>
+              </w:rPr>
+              <w:br/>
+              <w:t xml:space="preserve">            fall_score = 0.7  # 中信心跌倒</w:t>
+            </w:r>
+            <w:r>
+              <w:rPr>
+                <w:sz w:val="24"/>
+              </w:rPr>
+              <w:br/>
+              <w:t xml:space="preserve">        if vertical_shift &gt; FALL_VERTICAL_RATIO:  # 質心下移超過身高的 30%</w:t>
+            </w:r>
+            <w:r>
+              <w:rPr>
+                <w:sz w:val="24"/>
+              </w:rPr>
+              <w:br/>
+              <w:t xml:space="preserve">            fall_score = max(fall_score, min(1.0, vertical_shift * 2.0))  # 高信心，下移越多分數越高</w:t>
+            </w:r>
+            <w:r>
+              <w:rPr>
+                <w:sz w:val="24"/>
+              </w:rPr>
+              <w:br/>
+              <w:t xml:space="preserve">if fall_score &lt; 0.55:  # 未達警報門檻</w:t>
+            </w:r>
+            <w:r>
+              <w:rPr>
+                <w:sz w:val="24"/>
+              </w:rPr>
+              <w:br/>
+              <w:t xml:space="preserve">    return None  # 不發出跌倒警報</w:t>
             </w:r>
           </w:p>
         </w:tc>
@@ -8257,7 +8382,7 @@
                 <w:rFonts w:ascii="Times New Roman" w:hAnsi="Times New Roman" w:eastAsia="標楷體" w:cs="Times New Roman"/>
                 <w:rFonts w:ascii="Times New Roman" w:hAnsi="Times New Roman" w:eastAsia="標楷體"/>
               </w:rPr>
-              <w:t>為了讓遠端家屬確切知曉長者在家中哪一個房間活動，本系統拋棄穿戴式藍牙定位標籤，改採視覺幾何定位演算法。依據人體框底部中心提取腳底二維座標，利用射線交集法判定該點位於客廳、臥室或走廊等自訂凸/凹多邊形室內空間內部，計算極為精確高效。</w:t>
+              <w:t xml:space="preserve">家屬需要知道長輩目前在家中的位置。本系統沿用監視設備的 YOLO 偵測結果，不需額外配戴定位裝置：只要某台監視設備偵測到人物，就更新長輩出現在該設備前的時間，家屬端據此標示長輩所在位置。若已為鏡頭畫面設定房間範圍，系統再以人物框底邊中點作為腳點，以射線法判定腳點落在哪個房間範圍內，並以連續多幀平滑判定，避免在房間交界處來回跳動。</w:t>
             </w:r>
           </w:p>
         </w:tc>
@@ -8336,46 +8461,135 @@
             </w:pPr>
             <w:r>
               <w:rPr>
-                <w:rFonts w:ascii="Times New Roman" w:hAnsi="Times New Roman" w:eastAsia="標楷體"/>
                 <w:sz w:val="24"/>
               </w:rPr>
-              <w:t># [核心演算法片段] 空間多邊形射線交叉室內區域定位演算法</w:t>
+              <w:t xml:space="preserve"># [核心演算法片段] 射線法判定腳點是否落在房間範圍內（節錄自 services/indoor_position.py 的 point_in_polygon）</w:t>
+            </w:r>
+            <w:r>
+              <w:rPr>
+                <w:sz w:val="24"/>
+              </w:rPr>
               <w:br/>
-              <w:t>def is_point_in_polygon(</w:t>
+              <w:t xml:space="preserve">def point_in_polygon(pt: Tuple[float, float], polygon: List[List[float]]) -&gt; bool:</w:t>
+            </w:r>
+            <w:r>
+              <w:rPr>
+                <w:sz w:val="24"/>
+              </w:rPr>
               <w:br/>
-              <w:t xml:space="preserve">    point: tuple[float, float], polygon: list[tuple[float, float]]</w:t>
+              <w:t xml:space="preserve">    if not polygon or len(polygon) &lt; 3:  # 頂點不足 3 個圍不出範圍，視為無效</w:t>
+            </w:r>
+            <w:r>
+              <w:rPr>
+                <w:sz w:val="24"/>
+              </w:rPr>
               <w:br/>
-              <w:t>) -&gt; bool:</w:t>
+              <w:t xml:space="preserve">        return False</w:t>
+            </w:r>
+            <w:r>
+              <w:rPr>
+                <w:sz w:val="24"/>
+              </w:rPr>
               <w:br/>
-              <w:t xml:space="preserve">  px, py = point</w:t>
+              <w:t xml:space="preserve">    x, y = pt  # 腳點座標（已正規化到 0~1）</w:t>
+            </w:r>
+            <w:r>
+              <w:rPr>
+                <w:sz w:val="24"/>
+              </w:rPr>
               <w:br/>
-              <w:t xml:space="preserve">  n = len(polygon)</w:t>
+              <w:t xml:space="preserve">    inside = False  # 射線與邊界交點數為奇數時代表在範圍內</w:t>
+            </w:r>
+            <w:r>
+              <w:rPr>
+                <w:sz w:val="24"/>
+              </w:rPr>
               <w:br/>
-              <w:t xml:space="preserve">  inside = False</w:t>
+              <w:t xml:space="preserve">    n = len(polygon)  # 房間範圍的頂點數</w:t>
+            </w:r>
+            <w:r>
+              <w:rPr>
+                <w:sz w:val="24"/>
+              </w:rPr>
               <w:br/>
-              <w:t xml:space="preserve">  p1x, p1y = polygon[0]</w:t>
+              <w:t xml:space="preserve">    x1, y1 = polygon[0]  # 從第一個頂點開始逐邊檢查</w:t>
+            </w:r>
+            <w:r>
+              <w:rPr>
+                <w:sz w:val="24"/>
+              </w:rPr>
               <w:br/>
-              <w:t xml:space="preserve">  for i in range(n + 1):</w:t>
+              <w:t xml:space="preserve">    for i in range(1, n + 1):  # 走訪每一條邊（最後一條邊回到起點）</w:t>
+            </w:r>
+            <w:r>
+              <w:rPr>
+                <w:sz w:val="24"/>
+              </w:rPr>
               <w:br/>
-              <w:t xml:space="preserve">    p2x, p2y = polygon[i % n]</w:t>
+              <w:t xml:space="preserve">        x2, y2 = polygon[i % n]  # 這條邊的另一個頂點</w:t>
+            </w:r>
+            <w:r>
+              <w:rPr>
+                <w:sz w:val="24"/>
+              </w:rPr>
               <w:br/>
-              <w:t xml:space="preserve">    if py &gt; min(p1y, p2y):</w:t>
+              <w:t xml:space="preserve">        if y &gt; min(y1, y2) and y &lt;= max(y1, y2) and x &lt;= max(x1, x2):  # 往 +x 方向的水平射線可能與這條邊相交</w:t>
+            </w:r>
+            <w:r>
+              <w:rPr>
+                <w:sz w:val="24"/>
+              </w:rPr>
               <w:br/>
-              <w:t xml:space="preserve">      if py &lt;= max(p1y, p2y):</w:t>
+              <w:t xml:space="preserve">            if y1 != y2:  # 非水平邊才需要計算交點</w:t>
+            </w:r>
+            <w:r>
+              <w:rPr>
+                <w:sz w:val="24"/>
+              </w:rPr>
               <w:br/>
-              <w:t xml:space="preserve">        if px &lt;= max(p1x, p2x):</w:t>
+              <w:t xml:space="preserve">                x_intersect = (y - y1) * (x2 - x1) / (y2 - y1) + x1  # 射線與邊的交點 x 座標</w:t>
+            </w:r>
+            <w:r>
+              <w:rPr>
+                <w:sz w:val="24"/>
+              </w:rPr>
               <w:br/>
-              <w:t xml:space="preserve">          if p1y != p2y:</w:t>
+              <w:t xml:space="preserve">            else:</w:t>
+            </w:r>
+            <w:r>
+              <w:rPr>
+                <w:sz w:val="24"/>
+              </w:rPr>
               <w:br/>
-              <w:t xml:space="preserve">            xinters = (py - p1y) * (p2x - p1x) / (p2y - p1y) + p1x</w:t>
+              <w:t xml:space="preserve">                x_intersect = x1</w:t>
+            </w:r>
+            <w:r>
+              <w:rPr>
+                <w:sz w:val="24"/>
+              </w:rPr>
               <w:br/>
-              <w:t xml:space="preserve">          if p1x == p2x or px &lt;= xinters:</w:t>
+              <w:t xml:space="preserve">            if x1 == x2 or x &lt;= x_intersect:  # 交點在腳點右側</w:t>
+            </w:r>
+            <w:r>
+              <w:rPr>
+                <w:sz w:val="24"/>
+              </w:rPr>
               <w:br/>
-              <w:t xml:space="preserve">            inside = not inside</w:t>
+              <w:t xml:space="preserve">                inside = not inside  # 每穿過一條邊就切換一次內外</w:t>
+            </w:r>
+            <w:r>
+              <w:rPr>
+                <w:sz w:val="24"/>
+              </w:rPr>
               <w:br/>
-              <w:t xml:space="preserve">    p1x, p1y = p2x, p2y</w:t>
+              <w:t xml:space="preserve">        x1, y1 = x2, y2  # 移到下一條邊</w:t>
+            </w:r>
+            <w:r>
+              <w:rPr>
+                <w:sz w:val="24"/>
+              </w:rPr>
               <w:br/>
-              <w:t xml:space="preserve">  return inside</w:t>
+              <w:t xml:space="preserve">    return inside  # 回傳腳點是否在房間範圍內</w:t>
             </w:r>
           </w:p>
         </w:tc>
@@ -11842,7 +12056,7 @@
                 <w:rFonts w:ascii="Times New Roman" w:hAnsi="Times New Roman" w:eastAsia="標楷體" w:cs="Times New Roman"/>
                 <w:rFonts w:ascii="Times New Roman" w:hAnsi="Times New Roman" w:eastAsia="標楷體"/>
               </w:rPr>
-              <w:t>^8.3.0</w:t>
+              <w:t xml:space="preserve">&gt;=8.4.105</w:t>
             </w:r>
           </w:p>
         </w:tc>
@@ -11882,7 +12096,7 @@
                 <w:rFonts w:ascii="Times New Roman" w:hAnsi="Times New Roman" w:eastAsia="標楷體" w:cs="Times New Roman"/>
                 <w:rFonts w:ascii="Times New Roman" w:hAnsi="Times New Roman" w:eastAsia="標楷體"/>
               </w:rPr>
-              <w:t>YOLOv8 深度學習框架，執行人體 17 個關節點骨架姿態推論與跌倒判定。</w:t>
+              <w:t xml:space="preserve">YOLOv8 物件偵測框架，載入 yolov8n 預訓練模型偵測畫面中的人物，作為跌倒判定與室內位置偵測的依據。</w:t>
             </w:r>
           </w:p>
         </w:tc>
@@ -12261,132 +12475,6 @@
                 <w:rFonts w:ascii="Times New Roman" w:hAnsi="Times New Roman" w:eastAsia="標楷體"/>
               </w:rPr>
               <w:t>資料結構模型驗證與型別轉換工具，保障 API 輸入與輸出資料完整性。</w:t>
-            </w:r>
-          </w:p>
-        </w:tc>
-      </w:tr>
-      <w:tr>
-        <w:trPr>
-          <w:cantSplit/>
-          <w:cantSplit/>
-        </w:trPr>
-        <w:tc>
-          <w:tcPr>
-            <w:tcMar>
-              <w:top w:w="60" w:type="dxa"/>
-              <w:bottom w:w="60" w:type="dxa"/>
-              <w:left w:w="80" w:type="dxa"/>
-              <w:right w:w="80" w:type="dxa"/>
-            </w:tcMar>
-            <w:vAlign w:val="center"/>
-            <w:tcBorders>
-              <w:top w:val="single" w:sz="8" w:space="0" w:color="000000"/>
-              <w:left w:val="single" w:sz="8" w:space="0" w:color="000000"/>
-              <w:bottom w:val="single" w:sz="8" w:space="0" w:color="000000"/>
-              <w:right w:val="single" w:sz="8" w:space="0" w:color="000000"/>
-            </w:tcBorders>
-            <w:tcW w:w="3401" w:type="dxa"/>
-            <w:tcMar>
-              <w:top w:w="30" w:type="dxa"/>
-              <w:bottom w:w="30" w:type="dxa"/>
-              <w:left w:w="50" w:type="dxa"/>
-              <w:right w:w="50" w:type="dxa"/>
-            </w:tcMar>
-          </w:tcPr>
-          <w:p>
-            <w:pPr>
-              <w:spacing w:before="0" w:after="0" w:lineRule="exact" w:line="440" w:afterLines="0" w:beforeLines="0"/>
-              <w:jc w:val="center"/>
-            </w:pPr>
-            <w:r>
-              <w:rPr>
-                <w:b w:val="0"/>
-                <w:color w:val="000000"/>
-                <w:sz w:val="28"/>
-                <w:rFonts w:ascii="Times New Roman" w:hAnsi="Times New Roman" w:eastAsia="標楷體" w:cs="Times New Roman"/>
-                <w:rFonts w:ascii="Times New Roman" w:hAnsi="Times New Roman" w:eastAsia="標楷體"/>
-              </w:rPr>
-              <w:t>shapely</w:t>
-            </w:r>
-          </w:p>
-        </w:tc>
-        <w:tc>
-          <w:tcPr>
-            <w:tcMar>
-              <w:top w:w="60" w:type="dxa"/>
-              <w:bottom w:w="60" w:type="dxa"/>
-              <w:left w:w="80" w:type="dxa"/>
-              <w:right w:w="80" w:type="dxa"/>
-            </w:tcMar>
-            <w:vAlign w:val="center"/>
-            <w:tcBorders>
-              <w:top w:val="single" w:sz="8" w:space="0" w:color="000000"/>
-              <w:left w:val="single" w:sz="8" w:space="0" w:color="000000"/>
-              <w:bottom w:val="single" w:sz="8" w:space="0" w:color="000000"/>
-              <w:right w:val="single" w:sz="8" w:space="0" w:color="000000"/>
-            </w:tcBorders>
-            <w:tcW w:w="3401" w:type="dxa"/>
-            <w:tcMar>
-              <w:top w:w="30" w:type="dxa"/>
-              <w:bottom w:w="30" w:type="dxa"/>
-              <w:left w:w="50" w:type="dxa"/>
-              <w:right w:w="50" w:type="dxa"/>
-            </w:tcMar>
-          </w:tcPr>
-          <w:p>
-            <w:pPr>
-              <w:spacing w:before="0" w:after="0" w:lineRule="exact" w:line="440" w:afterLines="0" w:beforeLines="0"/>
-              <w:jc w:val="center"/>
-            </w:pPr>
-            <w:r>
-              <w:rPr>
-                <w:b w:val="0"/>
-                <w:color w:val="000000"/>
-                <w:sz w:val="28"/>
-                <w:rFonts w:ascii="Times New Roman" w:hAnsi="Times New Roman" w:eastAsia="標楷體" w:cs="Times New Roman"/>
-                <w:rFonts w:ascii="Times New Roman" w:hAnsi="Times New Roman" w:eastAsia="標楷體"/>
-              </w:rPr>
-              <w:t>^2.0.6</w:t>
-            </w:r>
-          </w:p>
-        </w:tc>
-        <w:tc>
-          <w:tcPr>
-            <w:tcMar>
-              <w:top w:w="60" w:type="dxa"/>
-              <w:bottom w:w="60" w:type="dxa"/>
-              <w:left w:w="80" w:type="dxa"/>
-              <w:right w:w="80" w:type="dxa"/>
-            </w:tcMar>
-            <w:vAlign w:val="center"/>
-            <w:tcBorders>
-              <w:top w:val="single" w:sz="8" w:space="0" w:color="000000"/>
-              <w:left w:val="single" w:sz="8" w:space="0" w:color="000000"/>
-              <w:bottom w:val="single" w:sz="8" w:space="0" w:color="000000"/>
-              <w:right w:val="single" w:sz="8" w:space="0" w:color="000000"/>
-            </w:tcBorders>
-            <w:tcW w:w="3402" w:type="dxa"/>
-            <w:tcMar>
-              <w:top w:w="30" w:type="dxa"/>
-              <w:bottom w:w="30" w:type="dxa"/>
-              <w:left w:w="50" w:type="dxa"/>
-              <w:right w:w="50" w:type="dxa"/>
-            </w:tcMar>
-          </w:tcPr>
-          <w:p>
-            <w:pPr>
-              <w:spacing w:before="0" w:after="0" w:lineRule="exact" w:line="440" w:afterLines="0" w:beforeLines="0"/>
-              <w:jc w:val="center"/>
-            </w:pPr>
-            <w:r>
-              <w:rPr>
-                <w:b w:val="0"/>
-                <w:color w:val="000000"/>
-                <w:sz w:val="28"/>
-                <w:rFonts w:ascii="Times New Roman" w:hAnsi="Times New Roman" w:eastAsia="標楷體" w:cs="Times New Roman"/>
-                <w:rFonts w:ascii="Times New Roman" w:hAnsi="Times New Roman" w:eastAsia="標楷體"/>
-              </w:rPr>
-              <w:t>計算幾何運算套件，提供多邊形射線交集運算與室內空間拓撲判斷。</w:t>
             </w:r>
           </w:p>
         </w:tc>

--- a/Uban System Documents/章節性文件/Chapter 9.docx
+++ b/Uban System Documents/章節性文件/Chapter 9.docx
@@ -1441,7 +1441,7 @@
                 <w:rFonts w:ascii="Times New Roman" w:hAnsi="Times New Roman" w:eastAsia="標楷體" w:cs="Times New Roman"/>
                 <w:rFonts w:ascii="Times New Roman" w:hAnsi="Times New Roman" w:eastAsia="標楷體"/>
               </w:rPr>
-              <w:t>screens/elder_tabs/elder_chat_tab.dart</w:t>
+              <w:t xml:space="preserve">screens/elder_chat_screen.dart</w:t>
             </w:r>
           </w:p>
         </w:tc>
@@ -1521,7 +1521,7 @@
                 <w:rFonts w:ascii="Times New Roman" w:hAnsi="Times New Roman" w:eastAsia="標楷體" w:cs="Times New Roman"/>
                 <w:rFonts w:ascii="Times New Roman" w:hAnsi="Times New Roman" w:eastAsia="標楷體"/>
               </w:rPr>
-              <w:t>搭載國台雙語語音辨識與 Google Gemini 情感陪伴助理，呈現波紋視覺回饋。</w:t>
+              <w:t xml:space="preserve">國語語音辨識、回答可選台語朗讀，由 AI 小嘎（Ollama Gemma 4，Gemini 備援）陪伴對話。</w:t>
             </w:r>
           </w:p>
         </w:tc>
@@ -1693,7 +1693,7 @@
                 <w:rFonts w:ascii="Times New Roman" w:hAnsi="Times New Roman" w:eastAsia="標楷體" w:cs="Times New Roman"/>
                 <w:rFonts w:ascii="Times New Roman" w:hAnsi="Times New Roman" w:eastAsia="標楷體"/>
               </w:rPr>
-              <w:t>screens/widgets/google_assistant_overlay.dart</w:t>
+              <w:t xml:space="preserve">widgets/google_assistant_overlay.dart</w:t>
             </w:r>
           </w:p>
         </w:tc>
@@ -1819,7 +1819,7 @@
                 <w:rFonts w:ascii="Times New Roman" w:hAnsi="Times New Roman" w:eastAsia="標楷體" w:cs="Times New Roman"/>
                 <w:rFonts w:ascii="Times New Roman" w:hAnsi="Times New Roman" w:eastAsia="標楷體"/>
               </w:rPr>
-              <w:t>screens/widgets/global_assistant_button.dart</w:t>
+              <w:t xml:space="preserve">widgets/global_assistant_button.dart</w:t>
             </w:r>
           </w:p>
         </w:tc>
@@ -5417,7 +5417,7 @@
                 <w:rFonts w:ascii="Times New Roman" w:hAnsi="Times New Roman" w:eastAsia="標楷體" w:cs="Times New Roman"/>
                 <w:rFonts w:ascii="Times New Roman" w:hAnsi="Times New Roman" w:eastAsia="標楷體"/>
               </w:rPr>
-              <w:t>routers/memoir.py</w:t>
+              <w:t xml:space="preserve">routers/daily_question.py</w:t>
             </w:r>
           </w:p>
         </w:tc>
@@ -5457,7 +5457,7 @@
                 <w:rFonts w:ascii="Times New Roman" w:hAnsi="Times New Roman" w:eastAsia="標楷體" w:cs="Times New Roman"/>
                 <w:rFonts w:ascii="Times New Roman" w:hAnsi="Times New Roman" w:eastAsia="標楷體"/>
               </w:rPr>
-              <w:t>人生回憶錄故事典藏路由</w:t>
+              <w:t xml:space="preserve">每日一問與回憶錄路由</w:t>
             </w:r>
           </w:p>
         </w:tc>
@@ -5497,7 +5497,7 @@
                 <w:rFonts w:ascii="Times New Roman" w:hAnsi="Times New Roman" w:eastAsia="標楷體" w:cs="Times New Roman"/>
                 <w:rFonts w:ascii="Times New Roman" w:hAnsi="Times New Roman" w:eastAsia="標楷體"/>
               </w:rPr>
-              <w:t>儲存與檢索長者人生自傳篇章，支援年代主題分類、老照片附件關聯與語音重播。</w:t>
+              <w:t xml:space="preserve">指派每日回憶提問、保存長輩的文字或語音回答，並提供家屬查詢歷史回答（回憶錄）。</w:t>
             </w:r>
           </w:p>
         </w:tc>
@@ -5583,7 +5583,7 @@
                 <w:rFonts w:ascii="Times New Roman" w:hAnsi="Times New Roman" w:eastAsia="標楷體" w:cs="Times New Roman"/>
                 <w:rFonts w:ascii="Times New Roman" w:hAnsi="Times New Roman" w:eastAsia="標楷體"/>
               </w:rPr>
-              <w:t>資料庫連線與 ORM 模型映射</w:t>
+              <w:t xml:space="preserve">資料庫連線管理</w:t>
             </w:r>
           </w:p>
         </w:tc>
@@ -5623,7 +5623,7 @@
                 <w:rFonts w:ascii="Times New Roman" w:hAnsi="Times New Roman" w:eastAsia="標楷體" w:cs="Times New Roman"/>
                 <w:rFonts w:ascii="Times New Roman" w:hAnsi="Times New Roman" w:eastAsia="標楷體"/>
               </w:rPr>
-              <w:t>建立 SQLAlchemy 資料庫引擎，配置連線池參數並管理各資料表之模型結構宣告。</w:t>
+              <w:t xml:space="preserve">以 mysql-connector 建立連線池，提供 db_cursor 執行參數化查詢（不使用 ORM），並支援以本機 SQLite 作為備援。</w:t>
             </w:r>
           </w:p>
         </w:tc>
@@ -5989,7 +5989,7 @@
                 <w:rFonts w:ascii="Times New Roman" w:hAnsi="Times New Roman" w:eastAsia="標楷體" w:cs="Times New Roman"/>
                 <w:rFonts w:ascii="Times New Roman" w:hAnsi="Times New Roman" w:eastAsia="標楷體"/>
               </w:rPr>
-              <w:t>src/pages/Overview.tsx</w:t>
+              <w:t xml:space="preserve">src/pages/OverviewPage.tsx</w:t>
             </w:r>
           </w:p>
         </w:tc>
@@ -6030,7 +6030,7 @@
                 <w:rFonts w:ascii="Times New Roman" w:hAnsi="Times New Roman" w:eastAsia="標楷體" w:cs="Times New Roman"/>
                 <w:rFonts w:ascii="Times New Roman" w:hAnsi="Times New Roman" w:eastAsia="標楷體"/>
               </w:rPr>
-              <w:t>系統運作即時監控儀表板</w:t>
+              <w:t xml:space="preserve">平台統計儀表板</w:t>
             </w:r>
           </w:p>
         </w:tc>
@@ -6071,7 +6071,7 @@
                 <w:rFonts w:ascii="Times New Roman" w:hAnsi="Times New Roman" w:eastAsia="標楷體" w:cs="Times New Roman"/>
                 <w:rFonts w:ascii="Times New Roman" w:hAnsi="Times New Roman" w:eastAsia="標楷體"/>
               </w:rPr>
-              <w:t>即時展示連線長者總數、在線邊緣監控設備、今日警報統計與各房間活動分布圖。</w:t>
+              <w:t xml:space="preserve">呈現使用者年齡與居住地、緊急警報與緊急通話統計，可切換時間區間。</w:t>
             </w:r>
           </w:p>
         </w:tc>
@@ -6117,7 +6117,7 @@
                 <w:rFonts w:ascii="Times New Roman" w:hAnsi="Times New Roman" w:eastAsia="標楷體" w:cs="Times New Roman"/>
                 <w:rFonts w:ascii="Times New Roman" w:hAnsi="Times New Roman" w:eastAsia="標楷體"/>
               </w:rPr>
-              <w:t>src/pages/ElderList.tsx</w:t>
+              <w:t xml:space="preserve">src/pages/EldersPage.tsx</w:t>
             </w:r>
           </w:p>
         </w:tc>
@@ -6157,7 +6157,7 @@
                 <w:rFonts w:ascii="Times New Roman" w:hAnsi="Times New Roman" w:eastAsia="標楷體" w:cs="Times New Roman"/>
                 <w:rFonts w:ascii="Times New Roman" w:hAnsi="Times New Roman" w:eastAsia="標楷體"/>
               </w:rPr>
-              <w:t>受守護長者名冊清單</w:t>
+              <w:t xml:space="preserve">使用者列表</w:t>
             </w:r>
           </w:p>
         </w:tc>
@@ -6197,7 +6197,7 @@
                 <w:rFonts w:ascii="Times New Roman" w:hAnsi="Times New Roman" w:eastAsia="標楷體" w:cs="Times New Roman"/>
                 <w:rFonts w:ascii="Times New Roman" w:hAnsi="Times New Roman" w:eastAsia="標楷體"/>
               </w:rPr>
-              <w:t>支援長者姓名關鍵字搜尋、年齡與性別篩選、查看關聯家屬帳號與已綁定設備序號。</w:t>
+              <w:t xml:space="preserve">分為長輩與家屬兩個分頁，依互動天數、未接來電與警報次數標示風險等級，可搜尋與排序。</w:t>
             </w:r>
           </w:p>
         </w:tc>
@@ -6243,7 +6243,7 @@
                 <w:rFonts w:ascii="Times New Roman" w:hAnsi="Times New Roman" w:eastAsia="標楷體" w:cs="Times New Roman"/>
                 <w:rFonts w:ascii="Times New Roman" w:hAnsi="Times New Roman" w:eastAsia="標楷體"/>
               </w:rPr>
-              <w:t>src/pages/ElderDetail.tsx</w:t>
+              <w:t xml:space="preserve">src/pages/ElderDetailPage.tsx</w:t>
             </w:r>
           </w:p>
         </w:tc>
@@ -6283,7 +6283,7 @@
                 <w:rFonts w:ascii="Times New Roman" w:hAnsi="Times New Roman" w:eastAsia="標楷體" w:cs="Times New Roman"/>
                 <w:rFonts w:ascii="Times New Roman" w:hAnsi="Times New Roman" w:eastAsia="標楷體"/>
               </w:rPr>
-              <w:t>長者個別生活歷程詳情</w:t>
+              <w:t xml:space="preserve">長輩個案詳情</w:t>
             </w:r>
           </w:p>
         </w:tc>
@@ -6323,7 +6323,7 @@
                 <w:rFonts w:ascii="Times New Roman" w:hAnsi="Times New Roman" w:eastAsia="標楷體" w:cs="Times New Roman"/>
                 <w:rFonts w:ascii="Times New Roman" w:hAnsi="Times New Roman" w:eastAsia="標楷體"/>
               </w:rPr>
-              <w:t>檢視長者目前所在房間、歷史活動折線圖、用藥排程狀態與 AI 對話陪伴紀錄摘要。</w:t>
+              <w:t xml:space="preserve">檢視與編輯長輩基本資料，查看綁定家屬、AI 與關懷設定及每日步數。</w:t>
             </w:r>
           </w:p>
         </w:tc>
@@ -6369,7 +6369,7 @@
                 <w:rFonts w:ascii="Times New Roman" w:hAnsi="Times New Roman" w:eastAsia="標楷體" w:cs="Times New Roman"/>
                 <w:rFonts w:ascii="Times New Roman" w:hAnsi="Times New Roman" w:eastAsia="標楷體"/>
               </w:rPr>
-              <w:t>src/pages/AlertHistory.tsx</w:t>
+              <w:t xml:space="preserve">src/pages/AlertsPage.tsx</w:t>
             </w:r>
           </w:p>
         </w:tc>
@@ -6409,7 +6409,7 @@
                 <w:rFonts w:ascii="Times New Roman" w:hAnsi="Times New Roman" w:eastAsia="標楷體" w:cs="Times New Roman"/>
                 <w:rFonts w:ascii="Times New Roman" w:hAnsi="Times New Roman" w:eastAsia="標楷體"/>
               </w:rPr>
-              <w:t>安全警報事件處置中心</w:t>
+              <w:t xml:space="preserve">警報中心</w:t>
             </w:r>
           </w:p>
         </w:tc>
@@ -6449,7 +6449,7 @@
                 <w:rFonts w:ascii="Times New Roman" w:hAnsi="Times New Roman" w:eastAsia="標楷體" w:cs="Times New Roman"/>
                 <w:rFonts w:ascii="Times New Roman" w:hAnsi="Times New Roman" w:eastAsia="標楷體"/>
               </w:rPr>
-              <w:t>列出全系統跌倒與滯留告警日誌，展示現場即時抓拍影像並支援管理員簽核處置備註。</w:t>
+              <w:t xml:space="preserve">列出全體使用者的跌倒與異常爬行事件，開發者可選擇再次通知家屬、建議報警或結案。</w:t>
             </w:r>
           </w:p>
         </w:tc>
@@ -6495,7 +6495,7 @@
                 <w:rFonts w:ascii="Times New Roman" w:hAnsi="Times New Roman" w:eastAsia="標楷體" w:cs="Times New Roman"/>
                 <w:rFonts w:ascii="Times New Roman" w:hAnsi="Times New Roman" w:eastAsia="標楷體"/>
               </w:rPr>
-              <w:t>src/pages/DataAnalytics.tsx</w:t>
+              <w:t xml:space="preserve">src/pages/BugReportsPage.tsx</w:t>
             </w:r>
           </w:p>
         </w:tc>
@@ -6535,7 +6535,7 @@
                 <w:rFonts w:ascii="Times New Roman" w:hAnsi="Times New Roman" w:eastAsia="標楷體" w:cs="Times New Roman"/>
                 <w:rFonts w:ascii="Times New Roman" w:hAnsi="Times New Roman" w:eastAsia="標楷體"/>
               </w:rPr>
-              <w:t>活動力趨勢與空間熱點分析</w:t>
+              <w:t xml:space="preserve">BUG 回饋管理</w:t>
             </w:r>
           </w:p>
         </w:tc>
@@ -6575,7 +6575,7 @@
                 <w:rFonts w:ascii="Times New Roman" w:hAnsi="Times New Roman" w:eastAsia="標楷體" w:cs="Times New Roman"/>
                 <w:rFonts w:ascii="Times New Roman" w:hAnsi="Times New Roman" w:eastAsia="標楷體"/>
               </w:rPr>
-              <w:t>運用 ECharts 繪製長者日常活動力趨勢圖、睡眠時段分析長條圖與房間停留比例圓餅圖。</w:t>
+              <w:t xml:space="preserve">列出家屬與長輩 App 提交的問題回報，可依標題關鍵字搜尋。</w:t>
             </w:r>
           </w:p>
         </w:tc>
@@ -6629,7 +6629,7 @@
           <w:sz w:val="28"/>
           <w:rFonts w:ascii="Times New Roman" w:hAnsi="Times New Roman" w:eastAsia="標楷體" w:cs="Times New Roman"/>
         </w:rPr>
-        <w:t xml:space="preserve">為具體闡明本系統核心模組之技術實作細節，本節精選系統中最具專業性與關鍵價值的 8 個現役程式碼片段。範疇涵蓋：長者端即時語音校正覆蓋層、家屬端戶外 GPS 移動軌跡回溯與停留點聚類、全雙工低延遲視訊信令連線、YOLOv8 人物偵測多幀跌倒判定與 FCM 緊急推播、空間幾何多邊形射線室內區域定位、Google Gemini 陪伴對話意圖呼叫、長者戶外移動異常滯留安全警戒，以及長者與家屬端 4 位數專屬配對碼防衝突綁定機制。所有收錄之程式片段皆詳列檔案來源路徑、架構設計目的，並對每一行程式碼逐行標註繁體中文詳細解說。</w:t>
+        <w:t xml:space="preserve">為具體闡明本系統核心模組之技術實作細節，本節精選系統中最具專業性與關鍵價值的 8 個現役程式碼片段。範疇涵蓋：長者端即時語音校正覆蓋層、戶外 GPS 定位點清洗、全雙工低延遲視訊信令連線、YOLOv8 人物偵測多幀跌倒判定與 FCM 緊急推播、空間幾何多邊形射線室內區域定位、Google Gemini 備援對話與模型輪替、戶外安心提醒判斷，以及長者與家屬端 4 位數專屬配對碼防衝突綁定機制。所有收錄之程式片段皆詳列檔案來源路徑、架構設計目的，並對每一行程式碼逐行標註繁體中文詳細解說。</w:t>
       </w:r>
     </w:p>
     <w:p>
@@ -6771,7 +6771,7 @@
                 <w:rFonts w:ascii="Times New Roman" w:hAnsi="Times New Roman" w:eastAsia="標楷體" w:cs="Times New Roman"/>
                 <w:rFonts w:ascii="Times New Roman" w:hAnsi="Times New Roman" w:eastAsia="標楷體"/>
               </w:rPr>
-              <w:t>E:/114Project/Uban/mobile_app/lib/screens/widgets/google_assistant_overlay.dart</w:t>
+              <w:t xml:space="preserve">E:/114Project/Uban/mobile_app/lib/widgets/google_assistant_overlay.dart</w:t>
             </w:r>
           </w:p>
         </w:tc>
@@ -6857,7 +6857,7 @@
                 <w:rFonts w:ascii="Times New Roman" w:hAnsi="Times New Roman" w:eastAsia="標楷體" w:cs="Times New Roman"/>
                 <w:rFonts w:ascii="Times New Roman" w:hAnsi="Times New Roman" w:eastAsia="標楷體"/>
               </w:rPr>
-              <w:t>長者使用語音對話功能時，容易因環境雜音或發音模糊造成系統誤判。本模組在畫面頂部彈出大字體半透明覆蓋層，即時渲染語音辨識文字，並提供顯眼的「確認送出」與「取消重說」雙按鈕，確保指令精準無誤後才派發至核心助理大腦。</w:t>
+              <w:t xml:space="preserve">長輩說話時，容易因環境雜音或發音不清造成語音辨識錯誤。本模組在長輩說完後不直接送出，而是先把辨識出的文字顯示在確認區塊：長輩按「送出」才交給 AI 小嘎，按「重新說一次」則清除文字、重新收音，避免 AI 依錯誤的文字回答或執行動作。</w:t>
             </w:r>
           </w:p>
         </w:tc>
@@ -6936,50 +6936,198 @@
             </w:pPr>
             <w:r>
               <w:rPr>
-                <w:rFonts w:ascii="Times New Roman" w:hAnsi="Times New Roman" w:eastAsia="標楷體"/>
                 <w:sz w:val="24"/>
               </w:rPr>
-              <w:t>// [核心演算法片段] 語音即時收音狀態機與對話確認回呼控制</w:t>
+              <w:t xml:space="preserve">// [核心演算法片段] 語音辨識結果先讓長輩確認再送出（節錄自 widgets/google_assistant_overlay.dart）</w:t>
+            </w:r>
+            <w:r>
+              <w:rPr>
+                <w:sz w:val="24"/>
+              </w:rPr>
               <w:br/>
-              <w:t>Future&lt;void&gt; _handleVoiceInputPipeline() async {</w:t>
+              <w:t xml:space="preserve">Future&lt;void&gt; _stopListeningForConfirm() async {  // 長輩說完話、停止收音時呼叫</w:t>
+            </w:r>
+            <w:r>
+              <w:rPr>
+                <w:sz w:val="24"/>
+              </w:rPr>
               <w:br/>
-              <w:t xml:space="preserve">  if (!_speechToText.isAvailable) return;</w:t>
+              <w:t xml:space="preserve">  if (_isListening) {  // 若麥克風仍在收音</w:t>
+            </w:r>
+            <w:r>
+              <w:rPr>
+                <w:sz w:val="24"/>
+              </w:rPr>
               <w:br/>
-              <w:t xml:space="preserve">  </w:t>
+              <w:t xml:space="preserve">    await _speechToText.stop();  // 停止語音辨識</w:t>
+            </w:r>
+            <w:r>
+              <w:rPr>
+                <w:sz w:val="24"/>
+              </w:rPr>
               <w:br/>
-              <w:t xml:space="preserve">  setState(() =&gt; _isListening = true);</w:t>
+              <w:t xml:space="preserve">    if (mounted) setState(() =&gt; _isListening = false);  // 畫面切回非收音狀態</w:t>
+            </w:r>
+            <w:r>
+              <w:rPr>
+                <w:sz w:val="24"/>
+              </w:rPr>
               <w:br/>
-              <w:t xml:space="preserve">  await _speechToText.listen(</w:t>
+              <w:t xml:space="preserve">  }</w:t>
+            </w:r>
+            <w:r>
+              <w:rPr>
+                <w:sz w:val="24"/>
+              </w:rPr>
               <w:br/>
-              <w:t xml:space="preserve">    onResult: (result) {</w:t>
+              <w:t xml:space="preserve">  _enterVoiceConfirm();  // 不直接送出，先進入確認區塊</w:t>
+            </w:r>
+            <w:r>
+              <w:rPr>
+                <w:sz w:val="24"/>
+              </w:rPr>
               <w:br/>
-              <w:t xml:space="preserve">      setState(() {</w:t>
+              <w:t xml:space="preserve">}</w:t>
+            </w:r>
+            <w:r>
+              <w:rPr>
+                <w:sz w:val="24"/>
+              </w:rPr>
               <w:br/>
-              <w:t xml:space="preserve">        _lastWords = result.recognizedWords;</w:t>
+              <w:t xml:space="preserve">void _enterVoiceConfirm() {</w:t>
+            </w:r>
+            <w:r>
+              <w:rPr>
+                <w:sz w:val="24"/>
+              </w:rPr>
               <w:br/>
-              <w:t xml:space="preserve">        _confidenceLevel = result.confidence;</w:t>
+              <w:t xml:space="preserve">  if (!mounted) return;  // 畫面已關閉則不處理</w:t>
+            </w:r>
+            <w:r>
+              <w:rPr>
+                <w:sz w:val="24"/>
+              </w:rPr>
               <w:br/>
-              <w:t xml:space="preserve">      });</w:t>
+              <w:t xml:space="preserve">  final text = _textController.text.trim();  // 取得辨識出的文字</w:t>
+            </w:r>
+            <w:r>
+              <w:rPr>
+                <w:sz w:val="24"/>
+              </w:rPr>
               <w:br/>
-              <w:t xml:space="preserve">      // 辨識信心度高於門檻且為最終語意時觸發確認</w:t>
+              <w:t xml:space="preserve">  if (text.isEmpty || _isThinking) return;  // 沒有內容或 AI 正在回答時不進入確認</w:t>
+            </w:r>
+            <w:r>
+              <w:rPr>
+                <w:sz w:val="24"/>
+              </w:rPr>
               <w:br/>
-              <w:t xml:space="preserve">      if (result.finalResult &amp;&amp; _confidenceLevel &gt;= 0.75) {</w:t>
+              <w:t xml:space="preserve">  setState(() =&gt; _awaitingVoiceConfirm = true);  // 顯示「送出／重新說一次」確認區塊</w:t>
+            </w:r>
+            <w:r>
+              <w:rPr>
+                <w:sz w:val="24"/>
+              </w:rPr>
               <w:br/>
-              <w:t xml:space="preserve">        _dispatchAssistantPrompt(_lastWords);</w:t>
+              <w:t xml:space="preserve">}</w:t>
+            </w:r>
+            <w:r>
+              <w:rPr>
+                <w:sz w:val="24"/>
+              </w:rPr>
               <w:br/>
-              <w:t xml:space="preserve">      }</w:t>
+              <w:t xml:space="preserve">void _confirmVoiceInput() {  // 長輩按下「送出」</w:t>
+            </w:r>
+            <w:r>
+              <w:rPr>
+                <w:sz w:val="24"/>
+              </w:rPr>
               <w:br/>
-              <w:t xml:space="preserve">    },</w:t>
+              <w:t xml:space="preserve">  final text = _textController.text.trim();  // 取得確認後的文字</w:t>
+            </w:r>
+            <w:r>
+              <w:rPr>
+                <w:sz w:val="24"/>
+              </w:rPr>
               <w:br/>
-              <w:t xml:space="preserve">    listenFor: const Duration(seconds: 15),</w:t>
+              <w:t xml:space="preserve">  setState(() =&gt; _awaitingVoiceConfirm = false);  // 收起確認區塊</w:t>
+            </w:r>
+            <w:r>
+              <w:rPr>
+                <w:sz w:val="24"/>
+              </w:rPr>
               <w:br/>
-              <w:t xml:space="preserve">    pauseFor: const Duration(seconds: 3),</w:t>
+              <w:t xml:space="preserve">  if (text.isNotEmpty) {</w:t>
+            </w:r>
+            <w:r>
+              <w:rPr>
+                <w:sz w:val="24"/>
+              </w:rPr>
               <w:br/>
-              <w:t xml:space="preserve">    localeId: "zh_TW",</w:t>
+              <w:t xml:space="preserve">    _processUserQuery(text);  // 確認無誤後才真正送給 AI 小嘎</w:t>
+            </w:r>
+            <w:r>
+              <w:rPr>
+                <w:sz w:val="24"/>
+              </w:rPr>
               <w:br/>
-              <w:t xml:space="preserve">  );</w:t>
+              <w:t xml:space="preserve">  }</w:t>
+            </w:r>
+            <w:r>
+              <w:rPr>
+                <w:sz w:val="24"/>
+              </w:rPr>
               <w:br/>
-              <w:t>}</w:t>
+              <w:t xml:space="preserve">}</w:t>
+            </w:r>
+            <w:r>
+              <w:rPr>
+                <w:sz w:val="24"/>
+              </w:rPr>
+              <w:br/>
+              <w:t xml:space="preserve">Future&lt;void&gt; _retryVoiceInput() async {  // 長輩按下「重新說一次」</w:t>
+            </w:r>
+            <w:r>
+              <w:rPr>
+                <w:sz w:val="24"/>
+              </w:rPr>
+              <w:br/>
+              <w:t xml:space="preserve">  setState(() {</w:t>
+            </w:r>
+            <w:r>
+              <w:rPr>
+                <w:sz w:val="24"/>
+              </w:rPr>
+              <w:br/>
+              <w:t xml:space="preserve">    _awaitingVoiceConfirm = false;  // 收起確認區塊</w:t>
+            </w:r>
+            <w:r>
+              <w:rPr>
+                <w:sz w:val="24"/>
+              </w:rPr>
+              <w:br/>
+              <w:t xml:space="preserve">    _textController.clear();  // 清除辨識錯誤的文字</w:t>
+            </w:r>
+            <w:r>
+              <w:rPr>
+                <w:sz w:val="24"/>
+              </w:rPr>
+              <w:br/>
+              <w:t xml:space="preserve">  });</w:t>
+            </w:r>
+            <w:r>
+              <w:rPr>
+                <w:sz w:val="24"/>
+              </w:rPr>
+              <w:br/>
+              <w:t xml:space="preserve">  await _startListening();  // 重新開始收音</w:t>
+            </w:r>
+            <w:r>
+              <w:rPr>
+                <w:sz w:val="24"/>
+              </w:rPr>
+              <w:br/>
+              <w:t xml:space="preserve">}</w:t>
             </w:r>
           </w:p>
         </w:tc>
@@ -7000,7 +7148,7 @@
           <w:sz w:val="28"/>
           <w:rFonts w:ascii="Times New Roman" w:hAnsi="Times New Roman" w:eastAsia="標楷體"/>
         </w:rPr>
-        <w:t>表 9-2-2 家屬端戶外 GPS 移動軌跡回溯與停留點標記演算法</w:t>
+        <w:t xml:space="preserve">表 9-2-2 戶外 GPS 定位點清洗演算法</w:t>
       </w:r>
       <w:r>
         <w:rPr>
@@ -7124,7 +7272,7 @@
                 <w:rFonts w:ascii="Times New Roman" w:hAnsi="Times New Roman" w:eastAsia="標楷體" w:cs="Times New Roman"/>
                 <w:rFonts w:ascii="Times New Roman" w:hAnsi="Times New Roman" w:eastAsia="標楷體"/>
               </w:rPr>
-              <w:t>E:/114Project/Uban/mobile_app/lib/screens/family/elder_location_map_screen.dart</w:t>
+              <w:t xml:space="preserve">E:/114Project/uban-api/services/location_summary.py</w:t>
             </w:r>
           </w:p>
         </w:tc>
@@ -7210,7 +7358,7 @@
                 <w:rFonts w:ascii="Times New Roman" w:hAnsi="Times New Roman" w:eastAsia="標楷體" w:cs="Times New Roman"/>
                 <w:rFonts w:ascii="Times New Roman" w:hAnsi="Times New Roman" w:eastAsia="標楷體"/>
               </w:rPr>
-              <w:t>家屬外出時需要隨時掌握長輩戶外活動足跡。本模組自伺服器撈取長者一日定位座標，將經緯度數值即時繪製為折線軌跡，並對時空停留點進行聚類渲染，精準呈現長輩在公園、市場之停留時長，為防走失照護提供關鍵圖資。</w:t>
+              <w:t xml:space="preserve">GPS 定位常因訊號反射產生跳點，若直接畫在地圖上，軌跡會出現不合理的折返或瞬間移動，也會讓外出距離與安心提醒判斷失準。本模組在計算每日外出摘要前先清洗定位點：依時間排序後，先以速度過濾掉換算速度超過每秒 40 公尺的跳點（最多連續剔除 3 點，避免把真正的長距離移動全部刪掉），再剔除「去程與回程都超過 80 公尺、頭尾距離卻不到其中一段一半」的尖刺點。</w:t>
             </w:r>
           </w:p>
         </w:tc>
@@ -7289,52 +7437,247 @@
             </w:pPr>
             <w:r>
               <w:rPr>
-                <w:rFonts w:ascii="Times New Roman" w:hAnsi="Times New Roman" w:eastAsia="標楷體"/>
                 <w:sz w:val="24"/>
               </w:rPr>
-              <w:t>// [核心演算法片段] 長輩戶外歷史軌跡平滑插值與停留點判定</w:t>
+              <w:t xml:space="preserve"># [核心演算法片段] GPS 定位點清洗（節錄自 services/location_summary.py，略去型別標註）</w:t>
+            </w:r>
+            <w:r>
+              <w:rPr>
+                <w:sz w:val="24"/>
+              </w:rPr>
               <w:br/>
-              <w:t>List&lt;LatLng&gt; filterAndClusterTrajectory(List&lt;GpsPoint&gt; rawPoints) {</w:t>
+              <w:t xml:space="preserve">def _speed_filter(points):  # 第一道：速度過濾</w:t>
+            </w:r>
+            <w:r>
+              <w:rPr>
+                <w:sz w:val="24"/>
+              </w:rPr>
               <w:br/>
-              <w:t xml:space="preserve">  final List&lt;LatLng&gt; cleanPath = [];</w:t>
+              <w:t xml:space="preserve">    kept = []  # 保留下來的定位點</w:t>
+            </w:r>
+            <w:r>
+              <w:rPr>
+                <w:sz w:val="24"/>
+              </w:rPr>
               <w:br/>
-              <w:t xml:space="preserve">  for (int i = 0; i &lt; rawPoints.length; i++) {</w:t>
+              <w:t xml:space="preserve">    drops = 0  # 目前連續剔除的點數</w:t>
+            </w:r>
+            <w:r>
+              <w:rPr>
+                <w:sz w:val="24"/>
+              </w:rPr>
               <w:br/>
-              <w:t xml:space="preserve">    // 濾除定位精度過低 (水平誤差 &gt; 25m) 之離群雜訊</w:t>
+              <w:t xml:space="preserve">    for p in points:  # 依時間順序檢查每個定位點</w:t>
+            </w:r>
+            <w:r>
+              <w:rPr>
+                <w:sz w:val="24"/>
+              </w:rPr>
               <w:br/>
-              <w:t xml:space="preserve">    if (rawPoints[i].accuracy &gt; 25.0) continue;</w:t>
+              <w:t xml:space="preserve">        if not kept:  # 第一個點直接保留</w:t>
+            </w:r>
+            <w:r>
+              <w:rPr>
+                <w:sz w:val="24"/>
+              </w:rPr>
               <w:br/>
-              <w:t xml:space="preserve">    </w:t>
+              <w:t xml:space="preserve">            kept.append(p)</w:t>
+            </w:r>
+            <w:r>
+              <w:rPr>
+                <w:sz w:val="24"/>
+              </w:rPr>
               <w:br/>
-              <w:t xml:space="preserve">    if (cleanPath.isNotEmpty) {</w:t>
+              <w:t xml:space="preserve">            continue</w:t>
+            </w:r>
+            <w:r>
+              <w:rPr>
+                <w:sz w:val="24"/>
+              </w:rPr>
               <w:br/>
-              <w:t xml:space="preserve">      final double distance = Geolocator.distanceBetween(</w:t>
+              <w:t xml:space="preserve">        last = kept[-1]  # 上一個保留的點</w:t>
+            </w:r>
+            <w:r>
+              <w:rPr>
+                <w:sz w:val="24"/>
+              </w:rPr>
               <w:br/>
-              <w:t xml:space="preserve">        cleanPath.last.latitude, cleanPath.last.longitude,</w:t>
+              <w:t xml:space="preserve">        dist = haversine_m(last["latitude"], last["longitude"], p["latitude"], p["longitude"])  # 兩點球面距離（公尺）</w:t>
+            </w:r>
+            <w:r>
+              <w:rPr>
+                <w:sz w:val="24"/>
+              </w:rPr>
               <w:br/>
-              <w:t xml:space="preserve">        rawPoints[i].lat, rawPoints[i].lng,</w:t>
+              <w:t xml:space="preserve">        dt = max((p["recorded_at"] - last["recorded_at"]).total_seconds(), 1.0)  # 時間差，至少 1 秒避免除以零</w:t>
+            </w:r>
+            <w:r>
+              <w:rPr>
+                <w:sz w:val="24"/>
+              </w:rPr>
               <w:br/>
-              <w:t xml:space="preserve">      );</w:t>
+              <w:t xml:space="preserve">        if dist / dt &gt; MAX_SPEED_MPS and drops &lt; MAX_CONSECUTIVE_DROPS:  # 速度超過每秒 40 公尺視為跳點</w:t>
+            </w:r>
+            <w:r>
+              <w:rPr>
+                <w:sz w:val="24"/>
+              </w:rPr>
               <w:br/>
-              <w:t xml:space="preserve">      // 移動距離超過 5 公尺視為有效前進，否則累計停留時間</w:t>
+              <w:t xml:space="preserve">            drops += 1  # 最多連續剔除 3 點</w:t>
+            </w:r>
+            <w:r>
+              <w:rPr>
+                <w:sz w:val="24"/>
+              </w:rPr>
               <w:br/>
-              <w:t xml:space="preserve">      if (distance &gt;= 5.0) {</w:t>
+              <w:t xml:space="preserve">            continue</w:t>
+            </w:r>
+            <w:r>
+              <w:rPr>
+                <w:sz w:val="24"/>
+              </w:rPr>
               <w:br/>
-              <w:t xml:space="preserve">        cleanPath.add(LatLng(rawPoints[i].lat, rawPoints[i].lng));</w:t>
+              <w:t xml:space="preserve">        drops = 0  # 遇到正常點就重設計數</w:t>
+            </w:r>
+            <w:r>
+              <w:rPr>
+                <w:sz w:val="24"/>
+              </w:rPr>
               <w:br/>
-              <w:t xml:space="preserve">      }</w:t>
+              <w:t xml:space="preserve">        kept.append(p)</w:t>
+            </w:r>
+            <w:r>
+              <w:rPr>
+                <w:sz w:val="24"/>
+              </w:rPr>
               <w:br/>
-              <w:t xml:space="preserve">    } else {</w:t>
+              <w:t xml:space="preserve">    return kept</w:t>
+            </w:r>
+            <w:r>
+              <w:rPr>
+                <w:sz w:val="24"/>
+              </w:rPr>
               <w:br/>
-              <w:t xml:space="preserve">      cleanPath.add(LatLng(rawPoints[i].lat, rawPoints[i].lng));</w:t>
+              <w:t xml:space="preserve">def _spike_filter(points):  # 第二道：尖刺點過濾</w:t>
+            </w:r>
+            <w:r>
+              <w:rPr>
+                <w:sz w:val="24"/>
+              </w:rPr>
               <w:br/>
-              <w:t xml:space="preserve">    }</w:t>
+              <w:t xml:space="preserve">    if len(points) &lt; 3:  # 少於 3 點無法判斷</w:t>
+            </w:r>
+            <w:r>
+              <w:rPr>
+                <w:sz w:val="24"/>
+              </w:rPr>
               <w:br/>
-              <w:t xml:space="preserve">  }</w:t>
+              <w:t xml:space="preserve">        return list(points)</w:t>
+            </w:r>
+            <w:r>
+              <w:rPr>
+                <w:sz w:val="24"/>
+              </w:rPr>
               <w:br/>
-              <w:t xml:space="preserve">  return cleanPath;</w:t>
+              <w:t xml:space="preserve">    result = [points[0]]</w:t>
+            </w:r>
+            <w:r>
+              <w:rPr>
+                <w:sz w:val="24"/>
+              </w:rPr>
               <w:br/>
-              <w:t>}</w:t>
+              <w:t xml:space="preserve">    for i in range(1, len(points) - 1):</w:t>
+            </w:r>
+            <w:r>
+              <w:rPr>
+                <w:sz w:val="24"/>
+              </w:rPr>
+              <w:br/>
+              <w:t xml:space="preserve">        a, b, c = result[-1], points[i], points[i + 1]  # 前一點、目前點、下一點</w:t>
+            </w:r>
+            <w:r>
+              <w:rPr>
+                <w:sz w:val="24"/>
+              </w:rPr>
+              <w:br/>
+              <w:t xml:space="preserve">        d_ab = haversine_m(a["latitude"], a["longitude"], b["latitude"], b["longitude"])  # 去程距離</w:t>
+            </w:r>
+            <w:r>
+              <w:rPr>
+                <w:sz w:val="24"/>
+              </w:rPr>
+              <w:br/>
+              <w:t xml:space="preserve">        d_bc = haversine_m(b["latitude"], b["longitude"], c["latitude"], c["longitude"])  # 回程距離</w:t>
+            </w:r>
+            <w:r>
+              <w:rPr>
+                <w:sz w:val="24"/>
+              </w:rPr>
+              <w:br/>
+              <w:t xml:space="preserve">        d_ac = haversine_m(a["latitude"], a["longitude"], c["latitude"], c["longitude"])  # 頭尾距離</w:t>
+            </w:r>
+            <w:r>
+              <w:rPr>
+                <w:sz w:val="24"/>
+              </w:rPr>
+              <w:br/>
+              <w:t xml:space="preserve">        if (</w:t>
+            </w:r>
+            <w:r>
+              <w:rPr>
+                <w:sz w:val="24"/>
+              </w:rPr>
+              <w:br/>
+              <w:t xml:space="preserve">            d_ab &gt; SPIKE_MIN_LEG_M  # 去程超過 80 公尺</w:t>
+            </w:r>
+            <w:r>
+              <w:rPr>
+                <w:sz w:val="24"/>
+              </w:rPr>
+              <w:br/>
+              <w:t xml:space="preserve">            and d_bc &gt; SPIKE_MIN_LEG_M  # 回程也超過 80 公尺</w:t>
+            </w:r>
+            <w:r>
+              <w:rPr>
+                <w:sz w:val="24"/>
+              </w:rPr>
+              <w:br/>
+              <w:t xml:space="preserve">            and d_ac &lt; SPIKE_RETURN_RATIO * min(d_ab, d_bc)  # 頭尾距離卻不到一半：幾乎回到原地</w:t>
+            </w:r>
+            <w:r>
+              <w:rPr>
+                <w:sz w:val="24"/>
+              </w:rPr>
+              <w:br/>
+              <w:t xml:space="preserve">        ):</w:t>
+            </w:r>
+            <w:r>
+              <w:rPr>
+                <w:sz w:val="24"/>
+              </w:rPr>
+              <w:br/>
+              <w:t xml:space="preserve">            continue  # 判定為尖刺點，剔除</w:t>
+            </w:r>
+            <w:r>
+              <w:rPr>
+                <w:sz w:val="24"/>
+              </w:rPr>
+              <w:br/>
+              <w:t xml:space="preserve">        result.append(b)</w:t>
+            </w:r>
+            <w:r>
+              <w:rPr>
+                <w:sz w:val="24"/>
+              </w:rPr>
+              <w:br/>
+              <w:t xml:space="preserve">    result.append(points[-1])  # 最後一點保留</w:t>
+            </w:r>
+            <w:r>
+              <w:rPr>
+                <w:sz w:val="24"/>
+              </w:rPr>
+              <w:br/>
+              <w:t xml:space="preserve">    return result</w:t>
             </w:r>
           </w:p>
         </w:tc>
@@ -7565,7 +7908,7 @@
                 <w:rFonts w:ascii="Times New Roman" w:hAnsi="Times New Roman" w:eastAsia="標楷體" w:cs="Times New Roman"/>
                 <w:rFonts w:ascii="Times New Roman" w:hAnsi="Times New Roman" w:eastAsia="標楷體"/>
               </w:rPr>
-              <w:t>WebRTC 雙向視訊通話依賴信令協商 SDP 與交換 ICE Candidate。本模組以單例模式管理 Socket.IO 連線通道，嚴格防止多重通話執行個體競爭衝突，並在離線或伺服器中斷時自動執行退避重連，保障影音封包毫秒級即時通訊。</w:t>
+              <w:t xml:space="preserve">WebRTC 視訊通話需要先交換 SDP 與 ICE 候選才能建立連線。本模組以單例（factory Signaling）管理唯一的 Socket.IO 連線，避免同時存在多個通話物件互相干擾；接聽時先關閉殘留的舊連線、清空舊的 ICE 候選，再設定對方的 Offer、產生 Answer，並只回傳給發起方，不廣播給房間內其他裝置。</w:t>
             </w:r>
           </w:p>
         </w:tc>
@@ -7644,48 +7987,191 @@
             </w:pPr>
             <w:r>
               <w:rPr>
-                <w:rFonts w:ascii="Times New Roman" w:hAnsi="Times New Roman" w:eastAsia="標楷體"/>
                 <w:sz w:val="24"/>
               </w:rPr>
-              <w:t>// [核心演算法片段] WebRTC 雙向視訊信令協商與 ICE 候選連線建立</w:t>
+              <w:t xml:space="preserve">// [核心演算法片段] 接聽來電：SDP 協商與回應（節錄自 services/signaling.dart 的 _acceptCall）</w:t>
+            </w:r>
+            <w:r>
+              <w:rPr>
+                <w:sz w:val="24"/>
+              </w:rPr>
               <w:br/>
-              <w:t>Future&lt;void&gt; handleRemoteSdpNegotiation(Map&lt;String, dynamic&gt; payload) async {</w:t>
+              <w:t xml:space="preserve">Future&lt;void&gt; _acceptCall(Map&lt;String, dynamic&gt; data, {required bool useLocalStream}) async {</w:t>
+            </w:r>
+            <w:r>
+              <w:rPr>
+                <w:sz w:val="24"/>
+              </w:rPr>
               <w:br/>
-              <w:t xml:space="preserve">  final String sdpType = payload['type'];</w:t>
+              <w:t xml:space="preserve">  if (peerConnection != null) {  // 若有殘留的舊連線</w:t>
+            </w:r>
+            <w:r>
+              <w:rPr>
+                <w:sz w:val="24"/>
+              </w:rPr>
               <w:br/>
-              <w:t xml:space="preserve">  final String sdpDescription = payload['sdp'];</w:t>
+              <w:t xml:space="preserve">    await peerConnection!.close();  // 先關閉，避免兩通電話互相干擾</w:t>
+            </w:r>
+            <w:r>
+              <w:rPr>
+                <w:sz w:val="24"/>
+              </w:rPr>
               <w:br/>
-              <w:t xml:space="preserve">  </w:t>
+              <w:t xml:space="preserve">    peerConnection = null;</w:t>
+            </w:r>
+            <w:r>
+              <w:rPr>
+                <w:sz w:val="24"/>
+              </w:rPr>
               <w:br/>
-              <w:t xml:space="preserve">  await _peerConnection?.setRemoteDescription(</w:t>
+              <w:t xml:space="preserve">  }</w:t>
+            </w:r>
+            <w:r>
+              <w:rPr>
+                <w:sz w:val="24"/>
+              </w:rPr>
               <w:br/>
-              <w:t xml:space="preserve">    RTCSessionDescription(sdpDescription, sdpType),</w:t>
+              <w:t xml:space="preserve">  _candidateQueue.clear();  // 清空上一通殘留的 ICE 候選</w:t>
+            </w:r>
+            <w:r>
+              <w:rPr>
+                <w:sz w:val="24"/>
+              </w:rPr>
               <w:br/>
-              <w:t xml:space="preserve">  );</w:t>
+              <w:t xml:space="preserve">  final bool preferRelay = data['preferRelay'] == true;  // 是否優先走 TURN 中繼</w:t>
+            </w:r>
+            <w:r>
+              <w:rPr>
+                <w:sz w:val="24"/>
+              </w:rPr>
               <w:br/>
-              <w:t xml:space="preserve">  </w:t>
+              <w:t xml:space="preserve">  await _createPeerConnection(useLocalStream: useLocalStream, preferRelay: preferRelay);  // 建立新的點對點連線</w:t>
+            </w:r>
+            <w:r>
+              <w:rPr>
+                <w:sz w:val="24"/>
+              </w:rPr>
               <w:br/>
-              <w:t xml:space="preserve">  if (sdpType == 'offer') {</w:t>
+              <w:t xml:space="preserve">  try {</w:t>
+            </w:r>
+            <w:r>
+              <w:rPr>
+                <w:sz w:val="24"/>
+              </w:rPr>
               <w:br/>
-              <w:t xml:space="preserve">    final RTCSessionDescription answer = await _peerConnection!.createAnswer();</w:t>
+              <w:t xml:space="preserve">    var description = RTCSessionDescription(data['sdp'], data['type']);  // 對方送來的 Offer</w:t>
+            </w:r>
+            <w:r>
+              <w:rPr>
+                <w:sz w:val="24"/>
+              </w:rPr>
               <w:br/>
-              <w:t xml:space="preserve">    await _peerConnection!.setLocalDescription(answer);</w:t>
+              <w:t xml:space="preserve">    await peerConnection?.setRemoteDescription(description);  // 設為遠端描述</w:t>
+            </w:r>
+            <w:r>
+              <w:rPr>
+                <w:sz w:val="24"/>
+              </w:rPr>
               <w:br/>
-              <w:t xml:space="preserve">    _socketService.emit('answer_call', {</w:t>
+              <w:t xml:space="preserve">    await _processCandidateQueue();  // 套用先前暫存的 ICE 候選</w:t>
+            </w:r>
+            <w:r>
+              <w:rPr>
+                <w:sz w:val="24"/>
+              </w:rPr>
               <w:br/>
-              <w:t xml:space="preserve">      'target_id': payload['caller_id'],</w:t>
+              <w:t xml:space="preserve">    var answer = await peerConnection?.createAnswer(_constraints);  // 產生 Answer</w:t>
+            </w:r>
+            <w:r>
+              <w:rPr>
+                <w:sz w:val="24"/>
+              </w:rPr>
               <w:br/>
-              <w:t xml:space="preserve">      'sdp': answer.sdp,</w:t>
+              <w:t xml:space="preserve">    await peerConnection?.setLocalDescription(answer!);  // 設為本地描述</w:t>
+            </w:r>
+            <w:r>
+              <w:rPr>
+                <w:sz w:val="24"/>
+              </w:rPr>
+              <w:br/>
+              <w:t xml:space="preserve">    final targetSocketId = data['senderId'] ?? _peerSocketId;  // 回覆對象：發起通話的那一方</w:t>
+            </w:r>
+            <w:r>
+              <w:rPr>
+                <w:sz w:val="24"/>
+              </w:rPr>
+              <w:br/>
+              <w:t xml:space="preserve">    socket!.emit('answer', {  // 透過 Socket.IO 只回傳給發起方，不廣播</w:t>
+            </w:r>
+            <w:r>
+              <w:rPr>
+                <w:sz w:val="24"/>
+              </w:rPr>
+              <w:br/>
+              <w:t xml:space="preserve">      'room': _currentRoomId,</w:t>
+            </w:r>
+            <w:r>
+              <w:rPr>
+                <w:sz w:val="24"/>
+              </w:rPr>
+              <w:br/>
+              <w:t xml:space="preserve">      'targetId': targetSocketId,</w:t>
+            </w:r>
+            <w:r>
+              <w:rPr>
+                <w:sz w:val="24"/>
+              </w:rPr>
+              <w:br/>
+              <w:t xml:space="preserve">      'type': 'answer',</w:t>
+            </w:r>
+            <w:r>
+              <w:rPr>
+                <w:sz w:val="24"/>
+              </w:rPr>
+              <w:br/>
+              <w:t xml:space="preserve">      'sdp': answer!.sdp,</w:t>
+            </w:r>
+            <w:r>
+              <w:rPr>
+                <w:sz w:val="24"/>
+              </w:rPr>
+              <w:br/>
+              <w:t xml:space="preserve">      'senderId': socket!.id</w:t>
+            </w:r>
+            <w:r>
+              <w:rPr>
+                <w:sz w:val="24"/>
+              </w:rPr>
               <w:br/>
               <w:t xml:space="preserve">    });</w:t>
+            </w:r>
+            <w:r>
+              <w:rPr>
+                <w:sz w:val="24"/>
+              </w:rPr>
+              <w:br/>
+              <w:t xml:space="preserve">  } catch (e) {</w:t>
+            </w:r>
+            <w:r>
+              <w:rPr>
+                <w:sz w:val="24"/>
+              </w:rPr>
+              <w:br/>
+              <w:t xml:space="preserve">    debugPrint("Accept Error: $e");  // 協商失敗時記錄錯誤</w:t>
+            </w:r>
+            <w:r>
+              <w:rPr>
+                <w:sz w:val="24"/>
+              </w:rPr>
               <w:br/>
               <w:t xml:space="preserve">  }</w:t>
+            </w:r>
+            <w:r>
+              <w:rPr>
+                <w:sz w:val="24"/>
+              </w:rPr>
               <w:br/>
-              <w:t xml:space="preserve">  // 依序排空暫存之 ICE Candidate 候選路徑</w:t>
-              <w:br/>
-              <w:t xml:space="preserve">  _drainPendingIceCandidates();</w:t>
-              <w:br/>
-              <w:t>}</w:t>
+              <w:t xml:space="preserve">}</w:t>
             </w:r>
           </w:p>
         </w:tc>
@@ -8296,7 +8782,7 @@
                 <w:rFonts w:ascii="Times New Roman" w:hAnsi="Times New Roman" w:eastAsia="標楷體" w:cs="Times New Roman"/>
                 <w:rFonts w:ascii="Times New Roman" w:hAnsi="Times New Roman" w:eastAsia="標楷體"/>
               </w:rPr>
-              <w:t>E:/114Project/uban-api/indoor_position.py</w:t>
+              <w:t xml:space="preserve">E:/114Project/uban-api/services/indoor_position.py</w:t>
             </w:r>
           </w:p>
         </w:tc>
@@ -8610,7 +9096,7 @@
           <w:sz w:val="28"/>
           <w:rFonts w:ascii="Times New Roman" w:hAnsi="Times New Roman" w:eastAsia="標楷體"/>
         </w:rPr>
-        <w:t>表 9-2-6 Google Gemini 長者日常陪伴對話與意圖理解服務</w:t>
+        <w:t xml:space="preserve">表 9-2-6 Google Gemini 備援對話與模型輪替服務</w:t>
       </w:r>
       <w:r>
         <w:rPr>
@@ -8734,7 +9220,7 @@
                 <w:rFonts w:ascii="Times New Roman" w:hAnsi="Times New Roman" w:eastAsia="標楷體" w:cs="Times New Roman"/>
                 <w:rFonts w:ascii="Times New Roman" w:hAnsi="Times New Roman" w:eastAsia="標楷體"/>
               </w:rPr>
-              <w:t>E:/114Project/uban-api/gemini_service.py</w:t>
+              <w:t xml:space="preserve">uban-api/services/gemini_service.py</w:t>
             </w:r>
           </w:p>
         </w:tc>
@@ -8820,7 +9306,7 @@
                 <w:rFonts w:ascii="Times New Roman" w:hAnsi="Times New Roman" w:eastAsia="標楷體" w:cs="Times New Roman"/>
                 <w:rFonts w:ascii="Times New Roman" w:hAnsi="Times New Roman" w:eastAsia="標楷體"/>
               </w:rPr>
-              <w:t>長者日常陪伴需要具備高度親和力與共情能力。本模組介接 Google Gemini 模型，注入銀髮對話系統提示詞，支援時間與天氣等日常生活工具調用，並在長者聊起過往人生經歷時自動標記回憶錄關鍵字，提供溫暖且不中斷的陪伴互動。</w:t>
+              <w:t xml:space="preserve">小嘎的主要模型是自架的 Ollama Gemma 4；本機 AI 伺服器無法回應時，改由本模組以 Google Gemini 接手。模組讀取長輩設定的語氣與稱呼組合系統提示，並把與 Ollama 相同的工具清單交給 Gemini（使用者編號由伺服器綁定，不讓模型自行填寫）；某個 Gemini 型號呼叫失敗時依序改用下一個型號，在時間預算內都失敗時，回覆長輩一句溫和的說明，不讓對話卡住。</w:t>
             </w:r>
           </w:p>
         </w:tc>
@@ -8899,47 +9385,149 @@
             </w:pPr>
             <w:r>
               <w:rPr>
-                <w:rFonts w:ascii="Times New Roman" w:hAnsi="Times New Roman" w:eastAsia="標楷體"/>
                 <w:sz w:val="24"/>
               </w:rPr>
-              <w:t># [核心演算法片段] Gemini 模型動態情境構建與長輩陪伴對話服務</w:t>
+              <w:t xml:space="preserve"># [核心演算法片段] Gemini 多型號輪替回覆（節錄自 services/gemini_service.py 的 get_response）</w:t>
+            </w:r>
+            <w:r>
+              <w:rPr>
+                <w:sz w:val="24"/>
+              </w:rPr>
               <w:br/>
-              <w:t>async def generate_elder_companion_response(</w:t>
+              <w:t xml:space="preserve">context = AgentTools.get_elder_context(user_id)  # 取得長輩近況作為對話脈絡</w:t>
+            </w:r>
+            <w:r>
+              <w:rPr>
+                <w:sz w:val="24"/>
+              </w:rPr>
               <w:br/>
-              <w:t xml:space="preserve">    elder_id: str, prompt: str</w:t>
+              <w:t xml:space="preserve">instruction = self._build_instruction(profile, context)  # 依長輩語氣與稱呼設定組合系統提示</w:t>
+            </w:r>
+            <w:r>
+              <w:rPr>
+                <w:sz w:val="24"/>
+              </w:rPr>
               <w:br/>
-              <w:t>) -&gt; str:</w:t>
+              <w:t xml:space="preserve">declared_tools, _ = self._build_tools(user_id)  # 與 Ollama 同一套工具，user_id 由伺服器綁定</w:t>
+            </w:r>
+            <w:r>
+              <w:rPr>
+                <w:sz w:val="24"/>
+              </w:rPr>
               <w:br/>
-              <w:t xml:space="preserve">  history_context = await get_recent_conversations(elder_id, limit=5)</w:t>
+              <w:t xml:space="preserve">for model_name in GEMINI_MODELS:  # 依序嘗試多個 Gemini 型號</w:t>
+            </w:r>
+            <w:r>
+              <w:rPr>
+                <w:sz w:val="24"/>
+              </w:rPr>
               <w:br/>
-              <w:t xml:space="preserve">  care_schedule = await get_today_care_reminders(elder_id)</w:t>
+              <w:t xml:space="preserve">    if deadline is not None and time.monotonic() &gt;= deadline:  # 超過時間預算就不再嘗試</w:t>
+            </w:r>
+            <w:r>
+              <w:rPr>
+                <w:sz w:val="24"/>
+              </w:rPr>
               <w:br/>
+              <w:t xml:space="preserve">        break</w:t>
+            </w:r>
+            <w:r>
+              <w:rPr>
+                <w:sz w:val="24"/>
+              </w:rPr>
               <w:br/>
-              <w:t xml:space="preserve">  system_prompt = (</w:t>
+              <w:t xml:space="preserve">    try:</w:t>
+            </w:r>
+            <w:r>
+              <w:rPr>
+                <w:sz w:val="24"/>
+              </w:rPr>
               <w:br/>
-              <w:t xml:space="preserve">      "你是一位溫暖親切的陪伴者，專為長輩服務。語氣要溫柔有耐心，"</w:t>
+              <w:t xml:space="preserve">        model = genai.GenerativeModel(</w:t>
+            </w:r>
+            <w:r>
+              <w:rPr>
+                <w:sz w:val="24"/>
+              </w:rPr>
               <w:br/>
-              <w:t xml:space="preserve">      f"長輩今日行程包括：{care_schedule}。"</w:t>
+              <w:t xml:space="preserve">            model_name=model_name,</w:t>
+            </w:r>
+            <w:r>
+              <w:rPr>
+                <w:sz w:val="24"/>
+              </w:rPr>
               <w:br/>
-              <w:t xml:space="preserve">      "請使用簡短自然口語回答，每次回答控制在兩句話以內。"</w:t>
+              <w:t xml:space="preserve">            tools=declared_tools,  # 宣告可呼叫的工具</w:t>
+            </w:r>
+            <w:r>
+              <w:rPr>
+                <w:sz w:val="24"/>
+              </w:rPr>
               <w:br/>
-              <w:t xml:space="preserve">  )</w:t>
+              <w:t xml:space="preserve">            system_instruction=instruction</w:t>
+            </w:r>
+            <w:r>
+              <w:rPr>
+                <w:sz w:val="24"/>
+              </w:rPr>
               <w:br/>
-              <w:t xml:space="preserve">  response = await gemini_client.generate_content_async(</w:t>
+              <w:t xml:space="preserve">        )</w:t>
+            </w:r>
+            <w:r>
+              <w:rPr>
+                <w:sz w:val="24"/>
+              </w:rPr>
               <w:br/>
-              <w:t xml:space="preserve">      contents=[</w:t>
+              <w:t xml:space="preserve">        chat = model.start_chat(history=self._convert_history(history),  # 帶入歷史對話</w:t>
+            </w:r>
+            <w:r>
+              <w:rPr>
+                <w:sz w:val="24"/>
+              </w:rPr>
               <w:br/>
-              <w:t xml:space="preserve">          {"role": "system", "parts": [system_prompt]},</w:t>
+              <w:t xml:space="preserve">                                enable_automatic_function_calling=True)  # 允許自動呼叫工具</w:t>
+            </w:r>
+            <w:r>
+              <w:rPr>
+                <w:sz w:val="24"/>
+              </w:rPr>
               <w:br/>
-              <w:t xml:space="preserve">          *history_context,</w:t>
+              <w:t xml:space="preserve">        response = chat.send_message(prompt)  # 送出長輩的問題</w:t>
+            </w:r>
+            <w:r>
+              <w:rPr>
+                <w:sz w:val="24"/>
+              </w:rPr>
               <w:br/>
-              <w:t xml:space="preserve">          {"role": "user", "parts": [prompt]},</w:t>
+              <w:t xml:space="preserve">        return response.text  # 成功即回傳</w:t>
+            </w:r>
+            <w:r>
+              <w:rPr>
+                <w:sz w:val="24"/>
+              </w:rPr>
               <w:br/>
-              <w:t xml:space="preserve">      ]</w:t>
+              <w:t xml:space="preserve">    except Exception as e:</w:t>
+            </w:r>
+            <w:r>
+              <w:rPr>
+                <w:sz w:val="24"/>
+              </w:rPr>
               <w:br/>
-              <w:t xml:space="preserve">  )</w:t>
+              <w:t xml:space="preserve">        last_error = e  # 這個型號失敗，記錄後換下一個</w:t>
+            </w:r>
+            <w:r>
+              <w:rPr>
+                <w:sz w:val="24"/>
+              </w:rPr>
               <w:br/>
-              <w:t xml:space="preserve">  return response.text.strip()</w:t>
+              <w:t xml:space="preserve">        continue</w:t>
+            </w:r>
+            <w:r>
+              <w:rPr>
+                <w:sz w:val="24"/>
+              </w:rPr>
+              <w:br/>
+              <w:t xml:space="preserve">return "抱歉，我現在暫時沒辦法回應，麻煩您稍後再試一次，或是請家人幫忙看看。"  # 全部失敗時的溫和回覆</w:t>
             </w:r>
           </w:p>
         </w:tc>
@@ -8960,7 +9548,7 @@
           <w:sz w:val="28"/>
           <w:rFonts w:ascii="Times New Roman" w:hAnsi="Times New Roman" w:eastAsia="標楷體"/>
         </w:rPr>
-        <w:t>表 9-2-7 長者戶外移動安全警戒與異常滯留提醒機制</w:t>
+        <w:t xml:space="preserve">表 9-2-7 長者戶外安心提醒判斷機制</w:t>
       </w:r>
       <w:r>
         <w:rPr>
@@ -9084,7 +9672,7 @@
                 <w:rFonts w:ascii="Times New Roman" w:hAnsi="Times New Roman" w:eastAsia="標楷體" w:cs="Times New Roman"/>
                 <w:rFonts w:ascii="Times New Roman" w:hAnsi="Times New Roman" w:eastAsia="標楷體"/>
               </w:rPr>
-              <w:t>E:/114Project/uban-api/location_alert_watch.py</w:t>
+              <w:t xml:space="preserve">E:/114Project/uban-api/services/location_alert_rules.py、services/location_alert_watch.py</w:t>
             </w:r>
           </w:p>
         </w:tc>
@@ -9170,7 +9758,7 @@
                 <w:rFonts w:ascii="Times New Roman" w:hAnsi="Times New Roman" w:eastAsia="標楷體" w:cs="Times New Roman"/>
                 <w:rFonts w:ascii="Times New Roman" w:hAnsi="Times New Roman" w:eastAsia="標楷體"/>
               </w:rPr>
-              <w:t>長輩單獨外出散步時，可能因迷途或身體突發狀況於偏僻處停留過久。本排程服務每 5 分鐘掃描受守護長者之 GPS 移動軌跡，檢測夜間逗留、活動範圍異常與長時間未位移等危險徵兆，並在達到門檻時主動向家屬通報以防範走失憾事。</w:t>
+              <w:t xml:space="preserve">長輩單獨外出時，家屬最擔心太晚沒回家、手機失聯或走得太遠。排程每 5 分鐘巡檢一次，交給本模組的規則判斷：晚歸（過了家屬設定的時間仍不在家的範圍內）、失聯（在家屬設定的時段內超過設定時數沒收到位置）、遠離家（距離家超過設定公里數）。晚歸與遠離家只採用 30 分鐘內的位置，避免用過期資料誤報；每則提醒附上去重鍵，同一天同一條規則只通知一次。</w:t>
             </w:r>
           </w:p>
         </w:tc>
@@ -9249,44 +9837,191 @@
             </w:pPr>
             <w:r>
               <w:rPr>
-                <w:rFonts w:ascii="Times New Roman" w:hAnsi="Times New Roman" w:eastAsia="標楷體"/>
                 <w:sz w:val="24"/>
               </w:rPr>
-              <w:t># [核心演算法片段] 長輩靜止異常守護與定時巡檢推播通報排程</w:t>
+              <w:t xml:space="preserve"># [核心演算法片段] 安心提醒三條規則（節錄自 services/location_alert_rules.py 的 evaluate，略去訊息文字）</w:t>
+            </w:r>
+            <w:r>
+              <w:rPr>
+                <w:sz w:val="24"/>
+              </w:rPr>
               <w:br/>
-              <w:t>async def patrol_elder_inactivity():</w:t>
+              <w:t xml:space="preserve">cfg = normalize_settings(settings)  # 補齊家屬未設定的預設值</w:t>
+            </w:r>
+            <w:r>
+              <w:rPr>
+                <w:sz w:val="24"/>
+              </w:rPr>
               <w:br/>
-              <w:t xml:space="preserve">  active_elders = await db.fetch_all("SELECT id FROM elder_profile")</w:t>
+              <w:t xml:space="preserve">now = _naive(now_local)</w:t>
+            </w:r>
+            <w:r>
+              <w:rPr>
+                <w:sz w:val="24"/>
+              </w:rPr>
               <w:br/>
-              <w:t xml:space="preserve">  now = datetime.now()</w:t>
+              <w:t xml:space="preserve">alerts = []</w:t>
+            </w:r>
+            <w:r>
+              <w:rPr>
+                <w:sz w:val="24"/>
+              </w:rPr>
               <w:br/>
-              <w:t xml:space="preserve">  for elder in active_elders:</w:t>
+              <w:t xml:space="preserve">ping_age = None</w:t>
+            </w:r>
+            <w:r>
+              <w:rPr>
+                <w:sz w:val="24"/>
+              </w:rPr>
               <w:br/>
-              <w:t xml:space="preserve">    last_event = await get_last_movement_event(elder["id"])</w:t>
+              <w:t xml:space="preserve">if last_ping is not None:</w:t>
+            </w:r>
+            <w:r>
+              <w:rPr>
+                <w:sz w:val="24"/>
+              </w:rPr>
               <w:br/>
-              <w:t xml:space="preserve">    if not last_event:</w:t>
+              <w:t xml:space="preserve">    ping_age = now - _naive(last_ping["recorded_at_local"])  # 最後一筆位置距今多久</w:t>
+            </w:r>
+            <w:r>
+              <w:rPr>
+                <w:sz w:val="24"/>
+              </w:rPr>
               <w:br/>
-              <w:t xml:space="preserve">      continue</w:t>
+              <w:t xml:space="preserve">fresh = ping_age is not None and ping_age &lt;= FRESH_PING_WINDOW  # 30 分鐘內才算新鮮位置</w:t>
+            </w:r>
+            <w:r>
+              <w:rPr>
+                <w:sz w:val="24"/>
+              </w:rPr>
               <w:br/>
-              <w:t xml:space="preserve">    # 計算最後一次活動至今之靜止時長 (分鐘)</w:t>
+              <w:t xml:space="preserve">today = now.date().isoformat()</w:t>
+            </w:r>
+            <w:r>
+              <w:rPr>
+                <w:sz w:val="24"/>
+              </w:rPr>
               <w:br/>
-              <w:t xml:space="preserve">    idle_minutes = (now - last_event.timestamp).total_seconds() / 60.0</w:t>
+              <w:t xml:space="preserve">if cfg["late_return_enabled"] and home is not None and fresh:  # 規則一：晚歸</w:t>
+            </w:r>
+            <w:r>
+              <w:rPr>
+                <w:sz w:val="24"/>
+              </w:rPr>
               <w:br/>
-              <w:t xml:space="preserve">    if idle_minutes &gt;= 120.0 and not last_event.alert_sent:</w:t>
+              <w:t xml:space="preserve">    threshold = parse_hhmm(cfg["late_return_time"])  # 家屬設定的回家時間</w:t>
+            </w:r>
+            <w:r>
+              <w:rPr>
+                <w:sz w:val="24"/>
+              </w:rPr>
               <w:br/>
-              <w:t xml:space="preserve">      logger.warning(f"長輩 {elder['id']} 超過 2 小時無動態，發出守護通知")</w:t>
+              <w:t xml:space="preserve">    if threshold is not None and _minute_of_day(now) &gt;= threshold:  # 已過回家時間</w:t>
+            </w:r>
+            <w:r>
+              <w:rPr>
+                <w:sz w:val="24"/>
+              </w:rPr>
               <w:br/>
-              <w:t xml:space="preserve">      await send_family_push_notification(</w:t>
+              <w:t xml:space="preserve">        radius = float(home.get("radius_m") or 0)</w:t>
+            </w:r>
+            <w:r>
+              <w:rPr>
+                <w:sz w:val="24"/>
+              </w:rPr>
               <w:br/>
-              <w:t xml:space="preserve">          elder_id=elder["id"],</w:t>
+              <w:t xml:space="preserve">        if _distance_to_home_m(last_ping, home) &gt; radius:  # 仍不在家的範圍內</w:t>
+            </w:r>
+            <w:r>
+              <w:rPr>
+                <w:sz w:val="24"/>
+              </w:rPr>
               <w:br/>
-              <w:t xml:space="preserve">          title="長輩活動異常提醒",</w:t>
+              <w:t xml:space="preserve">            alerts.append({"rule": RULE_LATE_RETURN, "dedupe_key": today})  # 同一天只通知一次</w:t>
+            </w:r>
+            <w:r>
+              <w:rPr>
+                <w:sz w:val="24"/>
+              </w:rPr>
               <w:br/>
-              <w:t xml:space="preserve">          body="長輩已連續2小時無室內活動紀錄，建議撥打電話關心確認。",</w:t>
+              <w:t xml:space="preserve">if cfg["no_update_enabled"] and recent_activity and last_ping is not None:  # 規則二：失聯</w:t>
+            </w:r>
+            <w:r>
+              <w:rPr>
+                <w:sz w:val="24"/>
+              </w:rPr>
               <w:br/>
-              <w:t xml:space="preserve">      )</w:t>
+              <w:t xml:space="preserve">    start = parse_hhmm(cfg["no_update_start"])</w:t>
+            </w:r>
+            <w:r>
+              <w:rPr>
+                <w:sz w:val="24"/>
+              </w:rPr>
               <w:br/>
-              <w:t xml:space="preserve">      await mark_inactivity_alert_sent(elder["id"])</w:t>
+              <w:t xml:space="preserve">    end = parse_hhmm(cfg["no_update_end"])</w:t>
+            </w:r>
+            <w:r>
+              <w:rPr>
+                <w:sz w:val="24"/>
+              </w:rPr>
+              <w:br/>
+              <w:t xml:space="preserve">    if start is not None and end is not None and start &lt; end:</w:t>
+            </w:r>
+            <w:r>
+              <w:rPr>
+                <w:sz w:val="24"/>
+              </w:rPr>
+              <w:br/>
+              <w:t xml:space="preserve">        if start &lt;= _minute_of_day(now) &lt; end:  # 在家屬設定的檢查時段內</w:t>
+            </w:r>
+            <w:r>
+              <w:rPr>
+                <w:sz w:val="24"/>
+              </w:rPr>
+              <w:br/>
+              <w:t xml:space="preserve">            if ping_age &gt;= timedelta(hours=cfg["no_update_hours"]):  # 超過設定時數沒收到位置</w:t>
+            </w:r>
+            <w:r>
+              <w:rPr>
+                <w:sz w:val="24"/>
+              </w:rPr>
+              <w:br/>
+              <w:t xml:space="preserve">                alerts.append({"rule": RULE_NO_UPDATE, "dedupe_key": f"ping:{last_ping['id']}"})  # 同一筆位置只通知一次</w:t>
+            </w:r>
+            <w:r>
+              <w:rPr>
+                <w:sz w:val="24"/>
+              </w:rPr>
+              <w:br/>
+              <w:t xml:space="preserve">if cfg["far_enabled"] and home is not None and fresh:  # 規則三：遠離家</w:t>
+            </w:r>
+            <w:r>
+              <w:rPr>
+                <w:sz w:val="24"/>
+              </w:rPr>
+              <w:br/>
+              <w:t xml:space="preserve">    distance_m = _distance_to_home_m(last_ping, home)</w:t>
+            </w:r>
+            <w:r>
+              <w:rPr>
+                <w:sz w:val="24"/>
+              </w:rPr>
+              <w:br/>
+              <w:t xml:space="preserve">    if distance_m &gt; cfg["far_km"] * 1000:  # 超過設定公里數</w:t>
+            </w:r>
+            <w:r>
+              <w:rPr>
+                <w:sz w:val="24"/>
+              </w:rPr>
+              <w:br/>
+              <w:t xml:space="preserve">        alerts.append({"rule": RULE_FAR_FROM_HOME, "dedupe_key": today})</w:t>
+            </w:r>
+            <w:r>
+              <w:rPr>
+                <w:sz w:val="24"/>
+              </w:rPr>
+              <w:br/>
+              <w:t xml:space="preserve">return alerts  # 交給派送器去重後通知家屬</w:t>
             </w:r>
           </w:p>
         </w:tc>
@@ -9517,7 +10252,7 @@
                 <w:rFonts w:ascii="Times New Roman" w:hAnsi="Times New Roman" w:eastAsia="標楷體" w:cs="Times New Roman"/>
                 <w:rFonts w:ascii="Times New Roman" w:hAnsi="Times New Roman" w:eastAsia="標楷體"/>
               </w:rPr>
-              <w:t>長輩與家屬之設備繫結必須兼顧簡便與安全性。本模組在長者端產生直覺好記之 4 位數字專屬配對碼，於後端採用原子操作與 15 分鐘生命週期管理，並設置防併發搶佔鎖，在保障資訊安全的同時徹底杜絕競態衝突與配對混亂。</w:t>
+              <w:t xml:space="preserve">長輩與家屬的綁定必須簡單又不能搞混。請求配對碼時，後端產生 4 位數字碼，並確認這組碼沒有被其他未使用、或 24 小時內的配對碼佔用，重複就重新產生；配對碼 10 分鐘後失效。請求時必須明確指定要綁定哪位既有長輩，或宣告為新長輩註冊，兩者不可同時指定，避免產生無人能管理的幽靈帳號。</w:t>
             </w:r>
           </w:p>
         </w:tc>
@@ -9596,48 +10331,156 @@
             </w:pPr>
             <w:r>
               <w:rPr>
-                <w:rFonts w:ascii="Times New Roman" w:hAnsi="Times New Roman" w:eastAsia="標楷體"/>
                 <w:sz w:val="24"/>
               </w:rPr>
-              <w:t># [核心演算法片段] 長輩與家屬 4 碼配對碼原子性時效綁定</w:t>
+              <w:t xml:space="preserve"># [核心演算法片段] 產生不重複的 4 位數配對碼（節錄自 routers/pairing.py 的 request_code）</w:t>
+            </w:r>
+            <w:r>
+              <w:rPr>
+                <w:sz w:val="24"/>
+              </w:rPr>
               <w:br/>
-              <w:t>async def verify_and_bind_pairing(pairing_code: str, family_id: str) -&gt; bool:</w:t>
+              <w:t xml:space="preserve">if target_elder_id is None and not wants_new_elder:  # 必須說清楚：綁定既有長輩或新長輩註冊</w:t>
+            </w:r>
+            <w:r>
+              <w:rPr>
+                <w:sz w:val="24"/>
+              </w:rPr>
               <w:br/>
-              <w:t xml:space="preserve">  record = await db.fetch_one(</w:t>
+              <w:t xml:space="preserve">    raise HTTPException(status_code=400, detail="request_code 需要 elder_id（綁定既有長輩），或 new_elder=true（新長輩註冊）")</w:t>
+            </w:r>
+            <w:r>
+              <w:rPr>
+                <w:sz w:val="24"/>
+              </w:rPr>
               <w:br/>
-              <w:t xml:space="preserve">      "SELECT elder_id, created_at, is_used FROM pairing_code WHERE code = :c",</w:t>
+              <w:t xml:space="preserve">if target_elder_id is not None and wants_new_elder:  # 兩者不可同時指定</w:t>
+            </w:r>
+            <w:r>
+              <w:rPr>
+                <w:sz w:val="24"/>
+              </w:rPr>
               <w:br/>
-              <w:t xml:space="preserve">      {"c": pairing_code},</w:t>
+              <w:t xml:space="preserve">    raise HTTPException(status_code=400, detail="elder_id 與 new_elder 不可同時指定")</w:t>
+            </w:r>
+            <w:r>
+              <w:rPr>
+                <w:sz w:val="24"/>
+              </w:rPr>
               <w:br/>
-              <w:t xml:space="preserve">  )</w:t>
+              <w:t xml:space="preserve">with db_cursor() as cursor:</w:t>
+            </w:r>
+            <w:r>
+              <w:rPr>
+                <w:sz w:val="24"/>
+              </w:rPr>
               <w:br/>
-              <w:t xml:space="preserve">  if not record or record["is_used"]:</w:t>
+              <w:t xml:space="preserve">    code = generate_random_code(4, alphabet='0123456789')  # 產生 4 位數字碼</w:t>
+            </w:r>
+            <w:r>
+              <w:rPr>
+                <w:sz w:val="24"/>
+              </w:rPr>
               <w:br/>
-              <w:t xml:space="preserve">    raise HTTPException(status_code=400, detail="配對碼無效或已被使用")</w:t>
+              <w:t xml:space="preserve">    while True:</w:t>
+            </w:r>
+            <w:r>
+              <w:rPr>
+                <w:sz w:val="24"/>
+              </w:rPr>
               <w:br/>
+              <w:t xml:space="preserve">        _since = (datetime.utcnow() - timedelta(hours=24)).strftime('%Y-%m-%d %H:%M:%S')</w:t>
+            </w:r>
+            <w:r>
+              <w:rPr>
+                <w:sz w:val="24"/>
+              </w:rPr>
               <w:br/>
-              <w:t xml:space="preserve">  # 檢查是否超出 15 分鐘租約有效期 (TTL)</w:t>
+              <w:t xml:space="preserve">        cursor.execute(</w:t>
+            </w:r>
+            <w:r>
+              <w:rPr>
+                <w:sz w:val="24"/>
+              </w:rPr>
               <w:br/>
-              <w:t xml:space="preserve">  elapsed = (datetime.now() - record["created_at"]).total_seconds()</w:t>
+              <w:t xml:space="preserve">            "SELECT code_id FROM pairing_code WHERE code = %s AND (is_used = 0 OR expires_at &gt;= %s)",  # 參數化查詢，檢查是否撞碼</w:t>
+            </w:r>
+            <w:r>
+              <w:rPr>
+                <w:sz w:val="24"/>
+              </w:rPr>
               <w:br/>
-              <w:t xml:space="preserve">  if elapsed &gt; 900.0:</w:t>
+              <w:t xml:space="preserve">            (int(code), _since),</w:t>
+            </w:r>
+            <w:r>
+              <w:rPr>
+                <w:sz w:val="24"/>
+              </w:rPr>
               <w:br/>
-              <w:t xml:space="preserve">    raise HTTPException(status_code=400, detail="配對碼已過期，請重新生成")</w:t>
+              <w:t xml:space="preserve">        )</w:t>
+            </w:r>
+            <w:r>
+              <w:rPr>
+                <w:sz w:val="24"/>
+              </w:rPr>
               <w:br/>
+              <w:t xml:space="preserve">        if cursor.fetchone():  # 已被未使用或 24 小時內的配對碼佔用</w:t>
+            </w:r>
+            <w:r>
+              <w:rPr>
+                <w:sz w:val="24"/>
+              </w:rPr>
               <w:br/>
-              <w:t xml:space="preserve">  async with db.transaction():</w:t>
+              <w:t xml:space="preserve">            code = generate_random_code(4, alphabet='0123456789')  # 重新產生</w:t>
+            </w:r>
+            <w:r>
+              <w:rPr>
+                <w:sz w:val="24"/>
+              </w:rPr>
               <w:br/>
-              <w:t xml:space="preserve">    await db.execute(</w:t>
+              <w:t xml:space="preserve">        else:</w:t>
+            </w:r>
+            <w:r>
+              <w:rPr>
+                <w:sz w:val="24"/>
+              </w:rPr>
               <w:br/>
-              <w:t xml:space="preserve">        "UPDATE pairing_code SET is_used = TRUE WHERE code = :c",</w:t>
+              <w:t xml:space="preserve">            break</w:t>
+            </w:r>
+            <w:r>
+              <w:rPr>
+                <w:sz w:val="24"/>
+              </w:rPr>
               <w:br/>
-              <w:t xml:space="preserve">        {"c": pairing_code},</w:t>
+              <w:t xml:space="preserve">    expires_at = (datetime.utcnow() + timedelta(minutes=10)).strftime('%Y-%m-%d %H:%M:%S')  # 10 分鐘後失效</w:t>
+            </w:r>
+            <w:r>
+              <w:rPr>
+                <w:sz w:val="24"/>
+              </w:rPr>
+              <w:br/>
+              <w:t xml:space="preserve">    cursor.execute(</w:t>
+            </w:r>
+            <w:r>
+              <w:rPr>
+                <w:sz w:val="24"/>
+              </w:rPr>
+              <w:br/>
+              <w:t xml:space="preserve">        "INSERT INTO pairing_code (creator_id, code, is_used, expires_at) VALUES (%s, %s, 0, %s)",</w:t>
+            </w:r>
+            <w:r>
+              <w:rPr>
+                <w:sz w:val="24"/>
+              </w:rPr>
+              <w:br/>
+              <w:t xml:space="preserve">        (target_elder_id, int(code), expires_at),</w:t>
+            </w:r>
+            <w:r>
+              <w:rPr>
+                <w:sz w:val="24"/>
+              </w:rPr>
               <w:br/>
               <w:t xml:space="preserve">    )</w:t>
-              <w:br/>
-              <w:t xml:space="preserve">    await create_family_elder_binding(family_id, record["elder_id"])</w:t>
-              <w:br/>
-              <w:t xml:space="preserve">  return True</w:t>
             </w:r>
           </w:p>
         </w:tc>
@@ -11230,7 +12073,7 @@
                 <w:rFonts w:ascii="Times New Roman" w:hAnsi="Times New Roman" w:eastAsia="標楷體" w:cs="Times New Roman"/>
                 <w:rFonts w:ascii="Times New Roman" w:hAnsi="Times New Roman" w:eastAsia="標楷體"/>
               </w:rPr>
-              <w:t>^4.2.2</w:t>
+              <w:t xml:space="preserve">^4.2.5</w:t>
             </w:r>
           </w:p>
         </w:tc>
@@ -11356,7 +12199,7 @@
                 <w:rFonts w:ascii="Times New Roman" w:hAnsi="Times New Roman" w:eastAsia="標楷體" w:cs="Times New Roman"/>
                 <w:rFonts w:ascii="Times New Roman" w:hAnsi="Times New Roman" w:eastAsia="標楷體"/>
               </w:rPr>
-              <w:t>^2.5.4</w:t>
+              <w:t xml:space="preserve">^2.2.1</w:t>
             </w:r>
           </w:p>
         </w:tc>
@@ -11674,7 +12517,7 @@
                 <w:rFonts w:ascii="Times New Roman" w:hAnsi="Times New Roman" w:eastAsia="標楷體" w:cs="Times New Roman"/>
                 <w:rFonts w:ascii="Times New Roman" w:hAnsi="Times New Roman" w:eastAsia="標楷體"/>
               </w:rPr>
-              <w:t>^0.115.0</w:t>
+              <w:t xml:space="preserve">&gt;=0.104.0</w:t>
             </w:r>
           </w:p>
         </w:tc>
@@ -11803,7 +12646,7 @@
                 <w:rFonts w:ascii="Times New Roman" w:hAnsi="Times New Roman" w:eastAsia="標楷體" w:cs="Times New Roman"/>
                 <w:rFonts w:ascii="Times New Roman" w:hAnsi="Times New Roman" w:eastAsia="標楷體"/>
               </w:rPr>
-              <w:t>^5.12.0</w:t>
+              <w:t xml:space="preserve">&gt;=5.11.0</w:t>
             </w:r>
           </w:p>
         </w:tc>
@@ -11930,7 +12773,7 @@
                 <w:rFonts w:ascii="Times New Roman" w:hAnsi="Times New Roman" w:eastAsia="標楷體" w:cs="Times New Roman"/>
                 <w:rFonts w:ascii="Times New Roman" w:hAnsi="Times New Roman" w:eastAsia="標楷體"/>
               </w:rPr>
-              <w:t>^0.8.0</w:t>
+              <w:t xml:space="preserve">&gt;=0.3.0</w:t>
             </w:r>
           </w:p>
         </w:tc>
@@ -11970,7 +12813,7 @@
                 <w:rFonts w:ascii="Times New Roman" w:hAnsi="Times New Roman" w:eastAsia="標楷體" w:cs="Times New Roman"/>
                 <w:rFonts w:ascii="Times New Roman" w:hAnsi="Times New Roman" w:eastAsia="標楷體"/>
               </w:rPr>
-              <w:t>Google Gemini 官方 SDK，提供對話意圖分析與自傳回憶錄萃取服務。</w:t>
+              <w:t xml:space="preserve">Google Gemini 官方 SDK，作為本機 Ollama 的雲端備援模型。</w:t>
             </w:r>
           </w:p>
         </w:tc>
@@ -12142,7 +12985,7 @@
                 <w:rFonts w:ascii="Times New Roman" w:hAnsi="Times New Roman" w:eastAsia="標楷體" w:cs="Times New Roman"/>
                 <w:rFonts w:ascii="Times New Roman" w:hAnsi="Times New Roman" w:eastAsia="標楷體"/>
               </w:rPr>
-              <w:t>sqlalchemy</w:t>
+              <w:t xml:space="preserve">mysql-connector-python</w:t>
             </w:r>
           </w:p>
         </w:tc>
@@ -12182,7 +13025,7 @@
                 <w:rFonts w:ascii="Times New Roman" w:hAnsi="Times New Roman" w:eastAsia="標楷體" w:cs="Times New Roman"/>
                 <w:rFonts w:ascii="Times New Roman" w:hAnsi="Times New Roman" w:eastAsia="標楷體"/>
               </w:rPr>
-              <w:t>^2.0.30</w:t>
+              <w:t xml:space="preserve">&gt;=9.0.0</w:t>
             </w:r>
           </w:p>
         </w:tc>
@@ -12222,7 +13065,7 @@
                 <w:rFonts w:ascii="Times New Roman" w:hAnsi="Times New Roman" w:eastAsia="標楷體" w:cs="Times New Roman"/>
                 <w:rFonts w:ascii="Times New Roman" w:hAnsi="Times New Roman" w:eastAsia="標楷體"/>
               </w:rPr>
-              <w:t>Python ORM 資料庫對映工具，支援非同步 async/await 與連線池管理。</w:t>
+              <w:t xml:space="preserve">MySQL 官方驅動程式，以連線池執行參數化查詢（系統不使用 ORM）。</w:t>
             </w:r>
           </w:p>
         </w:tc>
@@ -12308,7 +13151,7 @@
                 <w:rFonts w:ascii="Times New Roman" w:hAnsi="Times New Roman" w:eastAsia="標楷體" w:cs="Times New Roman"/>
                 <w:rFonts w:ascii="Times New Roman" w:hAnsi="Times New Roman" w:eastAsia="標楷體"/>
               </w:rPr>
-              <w:t>^6.5.0</w:t>
+              <w:t xml:space="preserve">&gt;=6.2.0</w:t>
             </w:r>
           </w:p>
         </w:tc>
@@ -12560,7 +13403,7 @@
                 <w:rFonts w:ascii="Times New Roman" w:hAnsi="Times New Roman" w:eastAsia="標楷體" w:cs="Times New Roman"/>
                 <w:rFonts w:ascii="Times New Roman" w:hAnsi="Times New Roman" w:eastAsia="標楷體"/>
               </w:rPr>
-              <w:t>^0.30.0</w:t>
+              <w:t xml:space="preserve">&gt;=0.24.0</w:t>
             </w:r>
           </w:p>
         </w:tc>
@@ -12878,7 +13721,7 @@
                 <w:rFonts w:ascii="Times New Roman" w:hAnsi="Times New Roman" w:eastAsia="標楷體" w:cs="Times New Roman"/>
                 <w:rFonts w:ascii="Times New Roman" w:hAnsi="Times New Roman" w:eastAsia="標楷體"/>
               </w:rPr>
-              <w:t>^18.3.1</w:t>
+              <w:t xml:space="preserve">^19.2.8</w:t>
             </w:r>
           </w:p>
         </w:tc>
@@ -13007,7 +13850,7 @@
                 <w:rFonts w:ascii="Times New Roman" w:hAnsi="Times New Roman" w:eastAsia="標楷體" w:cs="Times New Roman"/>
                 <w:rFonts w:ascii="Times New Roman" w:hAnsi="Times New Roman" w:eastAsia="標楷體"/>
               </w:rPr>
-              <w:t>^5.5.0</w:t>
+              <w:t xml:space="preserve">~6.0.2</w:t>
             </w:r>
           </w:p>
         </w:tc>
@@ -13134,7 +13977,7 @@
                 <w:rFonts w:ascii="Times New Roman" w:hAnsi="Times New Roman" w:eastAsia="標楷體" w:cs="Times New Roman"/>
                 <w:rFonts w:ascii="Times New Roman" w:hAnsi="Times New Roman" w:eastAsia="標楷體"/>
               </w:rPr>
-              <w:t>^5.4.0</w:t>
+              <w:t xml:space="preserve">^8.2.0</w:t>
             </w:r>
           </w:p>
         </w:tc>
@@ -13220,7 +14063,7 @@
                 <w:rFonts w:ascii="Times New Roman" w:hAnsi="Times New Roman" w:eastAsia="標楷體" w:cs="Times New Roman"/>
                 <w:rFonts w:ascii="Times New Roman" w:hAnsi="Times New Roman" w:eastAsia="標楷體"/>
               </w:rPr>
-              <w:t>lucide-react</w:t>
+              <w:t xml:space="preserve">@tanstack/react-query</w:t>
             </w:r>
           </w:p>
         </w:tc>
@@ -13260,7 +14103,7 @@
                 <w:rFonts w:ascii="Times New Roman" w:hAnsi="Times New Roman" w:eastAsia="標楷體" w:cs="Times New Roman"/>
                 <w:rFonts w:ascii="Times New Roman" w:hAnsi="Times New Roman" w:eastAsia="標楷體"/>
               </w:rPr>
-              <w:t>^0.430.0</w:t>
+              <w:t xml:space="preserve">^5.101.4</w:t>
             </w:r>
           </w:p>
         </w:tc>
@@ -13300,7 +14143,7 @@
                 <w:rFonts w:ascii="Times New Roman" w:hAnsi="Times New Roman" w:eastAsia="標楷體" w:cs="Times New Roman"/>
                 <w:rFonts w:ascii="Times New Roman" w:hAnsi="Times New Roman" w:eastAsia="標楷體"/>
               </w:rPr>
-              <w:t>精美一致的向量圖示元件庫，提供現代化儀表板視覺圖形。</w:t>
+              <w:t xml:space="preserve">伺服器資料快取與同步，管理主控台的 API 請求與重新整理。</w:t>
             </w:r>
           </w:p>
         </w:tc>
@@ -13346,7 +14189,7 @@
                 <w:rFonts w:ascii="Times New Roman" w:hAnsi="Times New Roman" w:eastAsia="標楷體" w:cs="Times New Roman"/>
                 <w:rFonts w:ascii="Times New Roman" w:hAnsi="Times New Roman" w:eastAsia="標楷體"/>
               </w:rPr>
-              <w:t>echarts</w:t>
+              <w:t xml:space="preserve">recharts</w:t>
             </w:r>
           </w:p>
         </w:tc>
@@ -13386,7 +14229,7 @@
                 <w:rFonts w:ascii="Times New Roman" w:hAnsi="Times New Roman" w:eastAsia="標楷體" w:cs="Times New Roman"/>
                 <w:rFonts w:ascii="Times New Roman" w:hAnsi="Times New Roman" w:eastAsia="標楷體"/>
               </w:rPr>
-              <w:t>^5.5.0</w:t>
+              <w:t xml:space="preserve">^3.10.1</w:t>
             </w:r>
           </w:p>
         </w:tc>
@@ -13426,7 +14269,7 @@
                 <w:rFonts w:ascii="Times New Roman" w:hAnsi="Times New Roman" w:eastAsia="標楷體" w:cs="Times New Roman"/>
                 <w:rFonts w:ascii="Times New Roman" w:hAnsi="Times New Roman" w:eastAsia="標楷體"/>
               </w:rPr>
-              <w:t>企業級視覺化圖表引擎，繪製長者活動力趨勢圖與室內房間停留熱點比例。</w:t>
+              <w:t xml:space="preserve">React 圖表元件庫，繪製年齡分布、警報與通話統計圖表。</w:t>
             </w:r>
           </w:p>
         </w:tc>
@@ -13472,7 +14315,7 @@
                 <w:rFonts w:ascii="Times New Roman" w:hAnsi="Times New Roman" w:eastAsia="標楷體" w:cs="Times New Roman"/>
                 <w:rFonts w:ascii="Times New Roman" w:hAnsi="Times New Roman" w:eastAsia="標楷體"/>
               </w:rPr>
-              <w:t>tailwindcss</w:t>
+              <w:t xml:space="preserve">react-router-dom</w:t>
             </w:r>
           </w:p>
         </w:tc>
@@ -13512,7 +14355,7 @@
                 <w:rFonts w:ascii="Times New Roman" w:hAnsi="Times New Roman" w:eastAsia="標楷體" w:cs="Times New Roman"/>
                 <w:rFonts w:ascii="Times New Roman" w:hAnsi="Times New Roman" w:eastAsia="標楷體"/>
               </w:rPr>
-              <w:t>^3.4.0</w:t>
+              <w:t xml:space="preserve">^7.18.2</w:t>
             </w:r>
           </w:p>
         </w:tc>
@@ -13552,7 +14395,7 @@
                 <w:rFonts w:ascii="Times New Roman" w:hAnsi="Times New Roman" w:eastAsia="標楷體" w:cs="Times New Roman"/>
                 <w:rFonts w:ascii="Times New Roman" w:hAnsi="Times New Roman" w:eastAsia="標楷體"/>
               </w:rPr>
-              <w:t>原子化實用 CSS 框架，建構一致性高且響應式良好之後台管理介面。</w:t>
+              <w:t xml:space="preserve">主控台頁面路由與登入守門。</w:t>
             </w:r>
           </w:p>
         </w:tc>
@@ -13840,7 +14683,7 @@
                 <w:rFonts w:ascii="Times New Roman" w:hAnsi="Times New Roman" w:eastAsia="標楷體" w:cs="Times New Roman"/>
                 <w:rFonts w:ascii="Times New Roman" w:hAnsi="Times New Roman" w:eastAsia="標楷體"/>
               </w:rPr>
-              <w:t>Google Gemini 2.5 Flash API</w:t>
+              <w:t xml:space="preserve">Google Gemini API（Flash 系列）</w:t>
             </w:r>
           </w:p>
         </w:tc>
@@ -13922,7 +14765,7 @@
                 <w:rFonts w:ascii="Times New Roman" w:hAnsi="Times New Roman" w:eastAsia="標楷體" w:cs="Times New Roman"/>
                 <w:rFonts w:ascii="Times New Roman" w:hAnsi="Times New Roman" w:eastAsia="標楷體"/>
               </w:rPr>
-              <w:t>提供長者端雙語日常陪伴對話、生活工具意圖調用以及數位人生回憶錄自傳章節智慧萃取。</w:t>
+              <w:t xml:space="preserve">作為本機 Ollama Gemma 4 的雲端備援，提供陪伴對話與工具呼叫；多個型號依序輪替。</w:t>
             </w:r>
           </w:p>
         </w:tc>
@@ -14051,7 +14894,7 @@
                 <w:rFonts w:ascii="Times New Roman" w:hAnsi="Times New Roman" w:eastAsia="標楷體" w:cs="Times New Roman"/>
                 <w:rFonts w:ascii="Times New Roman" w:hAnsi="Times New Roman" w:eastAsia="標楷體"/>
               </w:rPr>
-              <w:t>發送最高優先權緊急警報通知，在手機鎖屏休眠狀態下強制喚醒發出蜂鳴與震動。</w:t>
+              <w:t xml:space="preserve">發送高優先權純資料推播：長輩端在 App 關閉時可被喚醒接聽緊急通話，家屬端則在鎖定畫面顯示警報通知。</w:t>
             </w:r>
           </w:p>
         </w:tc>
@@ -14429,7 +15272,7 @@
                 <w:rFonts w:ascii="Times New Roman" w:hAnsi="Times New Roman" w:eastAsia="標楷體" w:cs="Times New Roman"/>
                 <w:rFonts w:ascii="Times New Roman" w:hAnsi="Times New Roman" w:eastAsia="標楷體"/>
               </w:rPr>
-              <w:t>建立邊緣攝影機、FastAPI 伺服器與開發者環境之加密虛擬專網，確保串流絕對安全。</w:t>
+              <w:t xml:space="preserve">建立 FastAPI 伺服器、AI 伺服器與開發者環境之加密虛擬專網，並以 Funnel 提供 HTTPS 對外連線。</w:t>
             </w:r>
           </w:p>
         </w:tc>
